--- a/Báo Cáo BTL.docx
+++ b/Báo Cáo BTL.docx
@@ -1776,7 +1776,7 @@
     <w:p>
       <w:r>
         <w:pict w14:anchorId="38E4717D">
-          <v:rect id="_x0000_i1181" style="width:0;height:1.5pt" o:hrstd="t" o:hr="t" fillcolor="#a0a0a0" stroked="f"/>
+          <v:rect id="_x0000_i1025" style="width:0;height:1.5pt" o:hrstd="t" o:hr="t" fillcolor="#a0a0a0" stroked="f"/>
         </w:pict>
       </w:r>
     </w:p>
@@ -1798,61 +1798,10 @@
         <w:t>DANH MỤC TỪ VIẾT TẮT</w:t>
       </w:r>
     </w:p>
-    <w:p/>
-    <w:p>
-      <w:r>
-        <w:t>3.4 Phân tích hệ thống về chức năng</w:t>
-      </w:r>
-    </w:p>
-    <w:p>
-      <w:r>
-        <w:t>3.4.1 Sơ đồ chức năng hệ thống</w:t>
-      </w:r>
-    </w:p>
-    <w:p>
-      <w:r>
-        <w:t>3.4.2 Use Case hệ thống</w:t>
-      </w:r>
-    </w:p>
-    <w:p>
-      <w:r>
-        <w:t>3.4.3 Mô tả chi tiết các chức năng</w:t>
-      </w:r>
-    </w:p>
-    <w:p>
-      <w:r>
-        <w:t>a. Quản lý dữ liệu giao thông</w:t>
-      </w:r>
-    </w:p>
-    <w:p>
-      <w:r>
-        <w:t>b. Quản lý dân cư</w:t>
-      </w:r>
-    </w:p>
-    <w:p>
-      <w:r>
-        <w:t>c. Quản lý công trình xã hội</w:t>
-      </w:r>
-    </w:p>
-    <w:p>
-      <w:r>
-        <w:t>d. Truy vấn dữ liệu</w:t>
-      </w:r>
-    </w:p>
-    <w:p>
-      <w:r>
-        <w:t>e. Phân tích không gian</w:t>
-      </w:r>
-    </w:p>
-    <w:p>
-      <w:r>
-        <w:t>f. Biên tập bản đồ</w:t>
-      </w:r>
-    </w:p>
     <w:p>
       <w:r>
         <w:pict w14:anchorId="02B72458">
-          <v:rect id="_x0000_i1196" style="width:0;height:1.5pt" o:hrstd="t" o:hr="t" fillcolor="#a0a0a0" stroked="f"/>
+          <v:rect id="_x0000_i1026" style="width:0;height:1.5pt" o:hrstd="t" o:hr="t" fillcolor="#a0a0a0" stroked="f"/>
         </w:pict>
       </w:r>
     </w:p>
@@ -1908,372 +1857,372 @@
     </w:p>
     <w:p>
       <w:r>
+        <w:pict w14:anchorId="46FA0275">
+          <v:rect id="_x0000_i1027" style="width:0;height:1.5pt" o:hrstd="t" o:hr="t" fillcolor="#a0a0a0" stroked="f"/>
+        </w:pict>
+      </w:r>
+    </w:p>
+    <w:p>
+      <w:r>
+        <w:t>3.6 Thiết kế cơ sở dữ liệu không gian</w:t>
+      </w:r>
+    </w:p>
+    <w:p>
+      <w:r>
+        <w:t>3.6.1 Layer ranh giới hành chính</w:t>
+      </w:r>
+    </w:p>
+    <w:p>
+      <w:r>
+        <w:t>3.6.2 Layer giao thông</w:t>
+      </w:r>
+    </w:p>
+    <w:p>
+      <w:r>
+        <w:t>3.6.3 Layer dân cư</w:t>
+      </w:r>
+    </w:p>
+    <w:p>
+      <w:r>
+        <w:t>3.6.4 Layer trường học</w:t>
+      </w:r>
+    </w:p>
+    <w:p>
+      <w:r>
+        <w:t>3.6.5 Layer bệnh viện</w:t>
+      </w:r>
+    </w:p>
+    <w:p>
+      <w:r>
+        <w:t>3.6.6 Layer UBND</w:t>
+      </w:r>
+    </w:p>
+    <w:p>
+      <w:r>
+        <w:t>3.6.7 Layer chợ và siêu thị</w:t>
+      </w:r>
+    </w:p>
+    <w:p>
+      <w:r>
+        <w:t>3.6.8 Layer công trình công cộng</w:t>
+      </w:r>
+    </w:p>
+    <w:p>
+      <w:r>
+        <w:pict w14:anchorId="003D2F15">
+          <v:rect id="_x0000_i1028" style="width:0;height:1.5pt" o:hrstd="t" o:hr="t" fillcolor="#a0a0a0" stroked="f"/>
+        </w:pict>
+      </w:r>
+    </w:p>
+    <w:p>
+      <w:r>
         <w:lastRenderedPageBreak/>
-        <w:pict w14:anchorId="46FA0275">
-          <v:rect id="_x0000_i1197" style="width:0;height:1.5pt" o:hrstd="t" o:hr="t" fillcolor="#a0a0a0" stroked="f"/>
+        <w:t>3.7 Thiết kế dữ liệu phi không gian</w:t>
+      </w:r>
+    </w:p>
+    <w:p>
+      <w:r>
+        <w:t>3.7.1 Bảng thuộc tính giao thông</w:t>
+      </w:r>
+    </w:p>
+    <w:p>
+      <w:r>
+        <w:t xml:space="preserve">Tên đường </w:t>
+      </w:r>
+    </w:p>
+    <w:p>
+      <w:r>
+        <w:t xml:space="preserve">Loại đường </w:t>
+      </w:r>
+    </w:p>
+    <w:p>
+      <w:r>
+        <w:t xml:space="preserve">Chiều rộng </w:t>
+      </w:r>
+    </w:p>
+    <w:p>
+      <w:r>
+        <w:t xml:space="preserve">Tình trạng đường </w:t>
+      </w:r>
+    </w:p>
+    <w:p>
+      <w:r>
+        <w:t>3.7.2 Bảng thuộc tính dân cư</w:t>
+      </w:r>
+    </w:p>
+    <w:p>
+      <w:r>
+        <w:t xml:space="preserve">Dân số </w:t>
+      </w:r>
+    </w:p>
+    <w:p>
+      <w:r>
+        <w:t xml:space="preserve">Mật độ dân số </w:t>
+      </w:r>
+    </w:p>
+    <w:p>
+      <w:r>
+        <w:t xml:space="preserve">Số hộ dân </w:t>
+      </w:r>
+    </w:p>
+    <w:p>
+      <w:r>
+        <w:t>3.7.3 Bảng thuộc tính công trình xã hội</w:t>
+      </w:r>
+    </w:p>
+    <w:p>
+      <w:r>
+        <w:t xml:space="preserve">Tên công trình </w:t>
+      </w:r>
+    </w:p>
+    <w:p>
+      <w:r>
+        <w:t xml:space="preserve">Loại công trình </w:t>
+      </w:r>
+    </w:p>
+    <w:p>
+      <w:r>
+        <w:t xml:space="preserve">Trạng thái hoạt động </w:t>
+      </w:r>
+    </w:p>
+    <w:p>
+      <w:r>
+        <w:pict w14:anchorId="4643E450">
+          <v:rect id="_x0000_i1029" style="width:0;height:1.5pt" o:hrstd="t" o:hr="t" fillcolor="#a0a0a0" stroked="f"/>
         </w:pict>
       </w:r>
     </w:p>
     <w:p>
       <w:r>
-        <w:t>3.6 Thiết kế cơ sở dữ liệu không gian</w:t>
-      </w:r>
-    </w:p>
-    <w:p>
-      <w:r>
-        <w:t>3.6.1 Layer ranh giới hành chính</w:t>
-      </w:r>
-    </w:p>
-    <w:p>
-      <w:r>
-        <w:t>3.6.2 Layer giao thông</w:t>
-      </w:r>
-    </w:p>
-    <w:p>
-      <w:r>
-        <w:t>3.6.3 Layer dân cư</w:t>
-      </w:r>
-    </w:p>
-    <w:p>
-      <w:r>
-        <w:t>3.6.4 Layer trường học</w:t>
-      </w:r>
-    </w:p>
-    <w:p>
-      <w:r>
-        <w:t>3.6.5 Layer bệnh viện</w:t>
-      </w:r>
-    </w:p>
-    <w:p>
-      <w:r>
-        <w:t>3.6.6 Layer UBND</w:t>
-      </w:r>
-    </w:p>
-    <w:p>
-      <w:r>
-        <w:t>3.6.7 Layer chợ và siêu thị</w:t>
-      </w:r>
-    </w:p>
-    <w:p>
-      <w:r>
-        <w:t>3.6.8 Layer công trình công cộng</w:t>
-      </w:r>
-    </w:p>
-    <w:p>
-      <w:r>
-        <w:pict w14:anchorId="003D2F15">
-          <v:rect id="_x0000_i1198" style="width:0;height:1.5pt" o:hrstd="t" o:hr="t" fillcolor="#a0a0a0" stroked="f"/>
+        <w:t>CHƯƠNG IV. XÂY DỰNG VÀ ỨNG DỤNG HỆ THỐNG GIS</w:t>
+      </w:r>
+    </w:p>
+    <w:p>
+      <w:r>
+        <w:t>4.1 Xây dựng cơ sở dữ liệu GIS</w:t>
+      </w:r>
+    </w:p>
+    <w:p>
+      <w:r>
+        <w:t>4.1.1 Thu thập dữ liệu</w:t>
+      </w:r>
+    </w:p>
+    <w:p>
+      <w:r>
+        <w:t>4.1.2 Chuẩn hóa dữ liệu</w:t>
+      </w:r>
+    </w:p>
+    <w:p>
+      <w:r>
+        <w:t>4.1.3 Chuyển đổi hệ tọa độ</w:t>
+      </w:r>
+    </w:p>
+    <w:p>
+      <w:r>
+        <w:t>4.1.4 Số hóa dữ liệu</w:t>
+      </w:r>
+    </w:p>
+    <w:p>
+      <w:r>
+        <w:t>4.1.5 Gắn thuộc tính dữ liệu</w:t>
+      </w:r>
+    </w:p>
+    <w:p>
+      <w:r>
+        <w:pict w14:anchorId="359AA6EF">
+          <v:rect id="_x0000_i1030" style="width:0;height:1.5pt" o:hrstd="t" o:hr="t" fillcolor="#a0a0a0" stroked="f"/>
         </w:pict>
       </w:r>
     </w:p>
     <w:p>
       <w:r>
-        <w:t>3.7 Thiết kế dữ liệu phi không gian</w:t>
-      </w:r>
-    </w:p>
-    <w:p>
-      <w:r>
-        <w:t>3.7.1 Bảng thuộc tính giao thông</w:t>
-      </w:r>
-    </w:p>
-    <w:p>
-      <w:r>
-        <w:t xml:space="preserve">Tên đường </w:t>
-      </w:r>
-    </w:p>
-    <w:p>
-      <w:r>
-        <w:t xml:space="preserve">Loại đường </w:t>
-      </w:r>
-    </w:p>
-    <w:p>
-      <w:r>
-        <w:t xml:space="preserve">Chiều rộng </w:t>
-      </w:r>
-    </w:p>
-    <w:p>
-      <w:r>
-        <w:t xml:space="preserve">Tình trạng đường </w:t>
-      </w:r>
-    </w:p>
-    <w:p>
-      <w:r>
-        <w:t>3.7.2 Bảng thuộc tính dân cư</w:t>
-      </w:r>
-    </w:p>
-    <w:p>
-      <w:r>
-        <w:t xml:space="preserve">Dân số </w:t>
-      </w:r>
-    </w:p>
-    <w:p>
-      <w:r>
-        <w:t xml:space="preserve">Mật độ dân số </w:t>
-      </w:r>
-    </w:p>
-    <w:p>
-      <w:r>
-        <w:t xml:space="preserve">Số hộ dân </w:t>
-      </w:r>
-    </w:p>
-    <w:p>
-      <w:r>
-        <w:t>3.7.3 Bảng thuộc tính công trình xã hội</w:t>
-      </w:r>
-    </w:p>
-    <w:p>
-      <w:r>
-        <w:t xml:space="preserve">Tên công trình </w:t>
-      </w:r>
-    </w:p>
-    <w:p>
-      <w:r>
-        <w:t xml:space="preserve">Loại công trình </w:t>
-      </w:r>
-    </w:p>
-    <w:p>
-      <w:r>
-        <w:t xml:space="preserve">Trạng thái hoạt động </w:t>
-      </w:r>
-    </w:p>
-    <w:p>
-      <w:r>
-        <w:pict w14:anchorId="4643E450">
-          <v:rect id="_x0000_i1199" style="width:0;height:1.5pt" o:hrstd="t" o:hr="t" fillcolor="#a0a0a0" stroked="f"/>
+        <w:t>4.2 Biên tập bản đồ</w:t>
+      </w:r>
+    </w:p>
+    <w:p>
+      <w:r>
+        <w:t>4.2.1 Bản đồ giao thông</w:t>
+      </w:r>
+    </w:p>
+    <w:p>
+      <w:r>
+        <w:t>4.2.2 Bản đồ dân cư</w:t>
+      </w:r>
+    </w:p>
+    <w:p>
+      <w:r>
+        <w:t>4.2.3 Bản đồ trường học</w:t>
+      </w:r>
+    </w:p>
+    <w:p>
+      <w:r>
+        <w:t>4.2.4 Bản đồ y tế</w:t>
+      </w:r>
+    </w:p>
+    <w:p>
+      <w:r>
+        <w:t>4.2.5 Bản đồ hành chính</w:t>
+      </w:r>
+    </w:p>
+    <w:p>
+      <w:r>
+        <w:lastRenderedPageBreak/>
+        <w:t>4.2.6 Bản đồ tổng hợp</w:t>
+      </w:r>
+    </w:p>
+    <w:p>
+      <w:r>
+        <w:pict w14:anchorId="0902E6D6">
+          <v:rect id="_x0000_i1031" style="width:0;height:1.5pt" o:hrstd="t" o:hr="t" fillcolor="#a0a0a0" stroked="f"/>
         </w:pict>
       </w:r>
     </w:p>
     <w:p>
       <w:r>
-        <w:t>CHƯƠNG IV. XÂY DỰNG VÀ ỨNG DỤNG HỆ THỐNG GIS</w:t>
-      </w:r>
-    </w:p>
-    <w:p>
-      <w:r>
-        <w:t>4.1 Xây dựng cơ sở dữ liệu GIS</w:t>
-      </w:r>
-    </w:p>
-    <w:p>
-      <w:r>
-        <w:t>4.1.1 Thu thập dữ liệu</w:t>
+        <w:t>4.3 Phân tích và truy vấn dữ liệu</w:t>
+      </w:r>
+    </w:p>
+    <w:p>
+      <w:r>
+        <w:t>4.3.1 Truy vấn tuyến đường</w:t>
+      </w:r>
+    </w:p>
+    <w:p>
+      <w:r>
+        <w:t>4.3.2 Truy vấn khu vực đông dân cư</w:t>
+      </w:r>
+    </w:p>
+    <w:p>
+      <w:r>
+        <w:t>4.3.3 Truy vấn công trình gần nhất</w:t>
+      </w:r>
+    </w:p>
+    <w:p>
+      <w:r>
+        <w:t>4.3.4 Phân tích vùng đệm giao thông</w:t>
+      </w:r>
+    </w:p>
+    <w:p>
+      <w:r>
+        <w:t>4.3.5 Phân tích mật độ dân cư</w:t>
+      </w:r>
+    </w:p>
+    <w:p>
+      <w:r>
+        <w:t>4.3.6 Phân tích phân bố công trình xã hội</w:t>
+      </w:r>
+    </w:p>
+    <w:p>
+      <w:r>
+        <w:pict w14:anchorId="4F5E4235">
+          <v:rect id="_x0000_i1032" style="width:0;height:1.5pt" o:hrstd="t" o:hr="t" fillcolor="#a0a0a0" stroked="f"/>
+        </w:pict>
+      </w:r>
+    </w:p>
+    <w:p>
+      <w:r>
+        <w:t>4.4 Một số kết quả thống kê và biểu đồ</w:t>
+      </w:r>
+    </w:p>
+    <w:p>
+      <w:r>
+        <w:t>4.4.1 Biểu đồ mật độ dân cư</w:t>
+      </w:r>
+    </w:p>
+    <w:p>
+      <w:r>
+        <w:t>4.4.2 Biểu đồ số lượng công trình xã hội</w:t>
+      </w:r>
+    </w:p>
+    <w:p>
+      <w:r>
+        <w:t>4.4.3 Biểu đồ chiều dài đường giao thông</w:t>
+      </w:r>
+    </w:p>
+    <w:p>
+      <w:r>
+        <w:t>4.4.4 Biểu đồ phân bố dân cư</w:t>
+      </w:r>
+    </w:p>
+    <w:p>
+      <w:r>
+        <w:pict w14:anchorId="6E1EDA5F">
+          <v:rect id="_x0000_i1033" style="width:0;height:1.5pt" o:hrstd="t" o:hr="t" fillcolor="#a0a0a0" stroked="f"/>
+        </w:pict>
+      </w:r>
+    </w:p>
+    <w:p>
+      <w:r>
+        <w:t>4.5 Kiểm thử và đánh giá hệ thống</w:t>
+      </w:r>
+    </w:p>
+    <w:p>
+      <w:r>
+        <w:t>4.5.1 Kiểm thử chức năng</w:t>
+      </w:r>
+    </w:p>
+    <w:p>
+      <w:r>
+        <w:t>4.5.2 Đánh giá hiệu quả hệ thống</w:t>
+      </w:r>
+    </w:p>
+    <w:p>
+      <w:r>
+        <w:t>4.5.3 Đánh giá độ chính xác dữ liệu</w:t>
+      </w:r>
+    </w:p>
+    <w:p>
+      <w:r>
+        <w:t>4.5.4 Đánh giá khả năng mở rộng</w:t>
+      </w:r>
+    </w:p>
+    <w:p>
+      <w:r>
+        <w:pict w14:anchorId="30AC56AA">
+          <v:rect id="_x0000_i1034" style="width:0;height:1.5pt" o:hrstd="t" o:hr="t" fillcolor="#a0a0a0" stroked="f"/>
+        </w:pict>
+      </w:r>
+    </w:p>
+    <w:p>
+      <w:r>
+        <w:t>CHƯƠNG V. KẾT LUẬN VÀ HƯỚNG PHÁT TRIỂN</w:t>
+      </w:r>
+    </w:p>
+    <w:p>
+      <w:r>
+        <w:t>5.1 Kết luận</w:t>
+      </w:r>
+    </w:p>
+    <w:p>
+      <w:r>
+        <w:t>5.1.1 Kết quả đạt được</w:t>
+      </w:r>
+    </w:p>
+    <w:p>
+      <w:r>
+        <w:t>5.1.2 Ý nghĩa thực tiễn</w:t>
+      </w:r>
+    </w:p>
+    <w:p>
+      <w:r>
+        <w:t>5.1.3 Hạn chế của đề tài</w:t>
+      </w:r>
+    </w:p>
+    <w:p>
+      <w:r>
+        <w:pict w14:anchorId="5E857DD0">
+          <v:rect id="_x0000_i1035" style="width:0;height:1.5pt" o:hrstd="t" o:hr="t" fillcolor="#a0a0a0" stroked="f"/>
+        </w:pict>
+      </w:r>
+    </w:p>
+    <w:p>
+      <w:r>
+        <w:t>5.2 Hướng phát triển</w:t>
       </w:r>
     </w:p>
     <w:p>
       <w:r>
         <w:lastRenderedPageBreak/>
-        <w:t>4.1.2 Chuẩn hóa dữ liệu</w:t>
-      </w:r>
-    </w:p>
-    <w:p>
-      <w:r>
-        <w:t>4.1.3 Chuyển đổi hệ tọa độ</w:t>
-      </w:r>
-    </w:p>
-    <w:p>
-      <w:r>
-        <w:t>4.1.4 Số hóa dữ liệu</w:t>
-      </w:r>
-    </w:p>
-    <w:p>
-      <w:r>
-        <w:t>4.1.5 Gắn thuộc tính dữ liệu</w:t>
-      </w:r>
-    </w:p>
-    <w:p>
-      <w:r>
-        <w:pict w14:anchorId="359AA6EF">
-          <v:rect id="_x0000_i1200" style="width:0;height:1.5pt" o:hrstd="t" o:hr="t" fillcolor="#a0a0a0" stroked="f"/>
-        </w:pict>
-      </w:r>
-    </w:p>
-    <w:p>
-      <w:r>
-        <w:t>4.2 Biên tập bản đồ</w:t>
-      </w:r>
-    </w:p>
-    <w:p>
-      <w:r>
-        <w:t>4.2.1 Bản đồ giao thông</w:t>
-      </w:r>
-    </w:p>
-    <w:p>
-      <w:r>
-        <w:t>4.2.2 Bản đồ dân cư</w:t>
-      </w:r>
-    </w:p>
-    <w:p>
-      <w:r>
-        <w:t>4.2.3 Bản đồ trường học</w:t>
-      </w:r>
-    </w:p>
-    <w:p>
-      <w:r>
-        <w:t>4.2.4 Bản đồ y tế</w:t>
-      </w:r>
-    </w:p>
-    <w:p>
-      <w:r>
-        <w:t>4.2.5 Bản đồ hành chính</w:t>
-      </w:r>
-    </w:p>
-    <w:p>
-      <w:r>
-        <w:t>4.2.6 Bản đồ tổng hợp</w:t>
-      </w:r>
-    </w:p>
-    <w:p>
-      <w:r>
-        <w:pict w14:anchorId="0902E6D6">
-          <v:rect id="_x0000_i1201" style="width:0;height:1.5pt" o:hrstd="t" o:hr="t" fillcolor="#a0a0a0" stroked="f"/>
-        </w:pict>
-      </w:r>
-    </w:p>
-    <w:p>
-      <w:r>
-        <w:t>4.3 Phân tích và truy vấn dữ liệu</w:t>
-      </w:r>
-    </w:p>
-    <w:p>
-      <w:r>
-        <w:t>4.3.1 Truy vấn tuyến đường</w:t>
-      </w:r>
-    </w:p>
-    <w:p>
-      <w:r>
-        <w:t>4.3.2 Truy vấn khu vực đông dân cư</w:t>
-      </w:r>
-    </w:p>
-    <w:p>
-      <w:r>
-        <w:t>4.3.3 Truy vấn công trình gần nhất</w:t>
-      </w:r>
-    </w:p>
-    <w:p>
-      <w:r>
-        <w:t>4.3.4 Phân tích vùng đệm giao thông</w:t>
-      </w:r>
-    </w:p>
-    <w:p>
-      <w:r>
-        <w:t>4.3.5 Phân tích mật độ dân cư</w:t>
-      </w:r>
-    </w:p>
-    <w:p>
-      <w:r>
-        <w:t>4.3.6 Phân tích phân bố công trình xã hội</w:t>
-      </w:r>
-    </w:p>
-    <w:p>
-      <w:r>
-        <w:pict w14:anchorId="4F5E4235">
-          <v:rect id="_x0000_i1202" style="width:0;height:1.5pt" o:hrstd="t" o:hr="t" fillcolor="#a0a0a0" stroked="f"/>
-        </w:pict>
-      </w:r>
-    </w:p>
-    <w:p>
-      <w:r>
-        <w:t>4.4 Một số kết quả thống kê và biểu đồ</w:t>
-      </w:r>
-    </w:p>
-    <w:p>
-      <w:r>
-        <w:t>4.4.1 Biểu đồ mật độ dân cư</w:t>
-      </w:r>
-    </w:p>
-    <w:p>
-      <w:r>
-        <w:t>4.4.2 Biểu đồ số lượng công trình xã hội</w:t>
-      </w:r>
-    </w:p>
-    <w:p>
-      <w:r>
-        <w:t>4.4.3 Biểu đồ chiều dài đường giao thông</w:t>
-      </w:r>
-    </w:p>
-    <w:p>
-      <w:r>
-        <w:t>4.4.4 Biểu đồ phân bố dân cư</w:t>
-      </w:r>
-    </w:p>
-    <w:p>
-      <w:r>
-        <w:pict w14:anchorId="6E1EDA5F">
-          <v:rect id="_x0000_i1203" style="width:0;height:1.5pt" o:hrstd="t" o:hr="t" fillcolor="#a0a0a0" stroked="f"/>
-        </w:pict>
-      </w:r>
-    </w:p>
-    <w:p>
-      <w:r>
-        <w:t>4.5 Kiểm thử và đánh giá hệ thống</w:t>
-      </w:r>
-    </w:p>
-    <w:p>
-      <w:r>
-        <w:t>4.5.1 Kiểm thử chức năng</w:t>
-      </w:r>
-    </w:p>
-    <w:p>
-      <w:r>
-        <w:lastRenderedPageBreak/>
-        <w:t>4.5.2 Đánh giá hiệu quả hệ thống</w:t>
-      </w:r>
-    </w:p>
-    <w:p>
-      <w:r>
-        <w:t>4.5.3 Đánh giá độ chính xác dữ liệu</w:t>
-      </w:r>
-    </w:p>
-    <w:p>
-      <w:r>
-        <w:t>4.5.4 Đánh giá khả năng mở rộng</w:t>
-      </w:r>
-    </w:p>
-    <w:p>
-      <w:r>
-        <w:pict w14:anchorId="30AC56AA">
-          <v:rect id="_x0000_i1204" style="width:0;height:1.5pt" o:hrstd="t" o:hr="t" fillcolor="#a0a0a0" stroked="f"/>
-        </w:pict>
-      </w:r>
-    </w:p>
-    <w:p>
-      <w:r>
-        <w:t>CHƯƠNG V. KẾT LUẬN VÀ HƯỚNG PHÁT TRIỂN</w:t>
-      </w:r>
-    </w:p>
-    <w:p>
-      <w:r>
-        <w:t>5.1 Kết luận</w:t>
-      </w:r>
-    </w:p>
-    <w:p>
-      <w:r>
-        <w:t>5.1.1 Kết quả đạt được</w:t>
-      </w:r>
-    </w:p>
-    <w:p>
-      <w:r>
-        <w:t>5.1.2 Ý nghĩa thực tiễn</w:t>
-      </w:r>
-    </w:p>
-    <w:p>
-      <w:r>
-        <w:t>5.1.3 Hạn chế của đề tài</w:t>
-      </w:r>
-    </w:p>
-    <w:p>
-      <w:r>
-        <w:pict w14:anchorId="5E857DD0">
-          <v:rect id="_x0000_i1205" style="width:0;height:1.5pt" o:hrstd="t" o:hr="t" fillcolor="#a0a0a0" stroked="f"/>
-        </w:pict>
-      </w:r>
-    </w:p>
-    <w:p>
-      <w:r>
-        <w:t>5.2 Hướng phát triển</w:t>
-      </w:r>
-    </w:p>
-    <w:p>
-      <w:r>
         <w:t>5.2.1 Xây dựng WebGIS</w:t>
       </w:r>
     </w:p>
@@ -2300,7 +2249,7 @@
     <w:p>
       <w:r>
         <w:pict w14:anchorId="42388E65">
-          <v:rect id="_x0000_i1206" style="width:0;height:1.5pt" o:hrstd="t" o:hr="t" fillcolor="#a0a0a0" stroked="f"/>
+          <v:rect id="_x0000_i1036" style="width:0;height:1.5pt" o:hrstd="t" o:hr="t" fillcolor="#a0a0a0" stroked="f"/>
         </w:pict>
       </w:r>
     </w:p>
@@ -4801,6 +4750,7 @@
       <w:r>
         <w:rPr>
           <w:rFonts w:ascii="Times New Roman" w:hAnsi="Times New Roman" w:cs="Times New Roman"/>
+          <w:noProof/>
           <w:sz w:val="28"/>
           <w:szCs w:val="28"/>
         </w:rPr>
@@ -4972,6 +4922,7 @@
       <w:r>
         <w:rPr>
           <w:rFonts w:ascii="Times New Roman" w:hAnsi="Times New Roman" w:cs="Times New Roman"/>
+          <w:noProof/>
           <w:sz w:val="28"/>
           <w:szCs w:val="28"/>
         </w:rPr>
@@ -7168,6 +7119,7258 @@
           <w:szCs w:val="28"/>
         </w:rPr>
         <w:t>Ngoài ra, OpenStreetMap được sử dụng làm nguồn dữ liệu không gian mở phục vụ cho quá trình xây dựng cơ sở dữ liệu GIS. Dữ liệu từ OpenStreetMap cung cấp thông tin về giao thông, khu dân cư và các công trình công cộng trong khu vực nghiên cứu. Đây là nguồn dữ liệu quan trọng giúp tiết kiệm thời gian thu thập dữ liệu và hỗ trợ xây dựng hệ thống bản đồ số phục vụ đề tài nghiên cứu.</w:t>
+      </w:r>
+    </w:p>
+    <w:p>
+      <w:pPr>
+        <w:pStyle w:val="Heading2"/>
+      </w:pPr>
+      <w:r>
+        <w:t>3.4 Phân tích hệ thống về chức năng</w:t>
+      </w:r>
+    </w:p>
+    <w:p>
+      <w:pPr>
+        <w:pStyle w:val="Heading3"/>
+      </w:pPr>
+      <w:r>
+        <w:t>3.4.1 Sơ đồ chức năng hệ thống</w:t>
+      </w:r>
+    </w:p>
+    <w:p>
+      <w:pPr>
+        <w:spacing w:line="276" w:lineRule="auto"/>
+        <w:ind w:firstLine="720"/>
+        <w:jc w:val="both"/>
+        <w:rPr>
+          <w:rFonts w:ascii="Times New Roman" w:hAnsi="Times New Roman" w:cs="Times New Roman"/>
+          <w:sz w:val="28"/>
+          <w:szCs w:val="28"/>
+        </w:rPr>
+      </w:pPr>
+      <w:r>
+        <w:rPr>
+          <w:rFonts w:ascii="Times New Roman" w:hAnsi="Times New Roman" w:cs="Times New Roman"/>
+          <w:sz w:val="28"/>
+          <w:szCs w:val="28"/>
+        </w:rPr>
+        <w:t>Hệ thống thông tin địa lý phục vụ quản lý hạ tầng giao thông và các yếu tố xã hội tại phường Vĩnh Yên được xây dựng với mục tiêu hỗ trợ quản lý dữ liệu không gian, trực quan hóa thông tin và thực hiện các phân tích phục vụ công tác quản lý đô thị. Về mặt chức năng, hệ thống bao gồm nhiều nhóm chức năng liên kết với nhau nhằm đảm bảo khả năng khai thác và xử lý dữ liệu hiệu quả.</w:t>
+      </w:r>
+    </w:p>
+    <w:p>
+      <w:pPr>
+        <w:spacing w:line="276" w:lineRule="auto"/>
+        <w:ind w:firstLine="720"/>
+        <w:jc w:val="both"/>
+        <w:rPr>
+          <w:rFonts w:ascii="Times New Roman" w:hAnsi="Times New Roman" w:cs="Times New Roman"/>
+          <w:sz w:val="28"/>
+          <w:szCs w:val="28"/>
+        </w:rPr>
+      </w:pPr>
+      <w:r>
+        <w:rPr>
+          <w:rFonts w:ascii="Times New Roman" w:hAnsi="Times New Roman" w:cs="Times New Roman"/>
+          <w:sz w:val="28"/>
+          <w:szCs w:val="28"/>
+        </w:rPr>
+        <w:t>Ở mức tổng quát, hệ thống gồm các nhóm chức năng chính như quản lý dữ liệu giao thông, quản lý dân cư, quản lý công trình xã hội, truy vấn dữ liệu, phân tích không gian và biên tập bản đồ chuyên đề. Các nhóm chức năng này hoạt động trên cùng một cơ sở dữ liệu GIS và được tích hợp trong môi trường phần mềm QGIS.</w:t>
+      </w:r>
+    </w:p>
+    <w:p>
+      <w:pPr>
+        <w:spacing w:line="276" w:lineRule="auto"/>
+        <w:ind w:firstLine="720"/>
+        <w:jc w:val="both"/>
+        <w:rPr>
+          <w:rFonts w:ascii="Times New Roman" w:hAnsi="Times New Roman" w:cs="Times New Roman"/>
+          <w:sz w:val="28"/>
+          <w:szCs w:val="28"/>
+        </w:rPr>
+      </w:pPr>
+      <w:r>
+        <w:rPr>
+          <w:rFonts w:ascii="Times New Roman" w:hAnsi="Times New Roman" w:cs="Times New Roman"/>
+          <w:sz w:val="28"/>
+          <w:szCs w:val="28"/>
+        </w:rPr>
+        <w:t>Chức năng quản lý dữ liệu giao thông cho phép cập nhật, chỉnh sửa và hiển thị các tuyến đường giao thông trong khu vực nghiên cứu. Chức năng quản lý dân cư hỗ trợ lưu trữ và trực quan hóa thông tin phân bố dân cư. Trong khi đó, chức năng quản lý công trình xã hội giúp theo dõi vị trí và thông tin của các trường học, bệnh viện, cơ quan hành chính và công trình công cộng khác.</w:t>
+      </w:r>
+    </w:p>
+    <w:p>
+      <w:pPr>
+        <w:spacing w:line="276" w:lineRule="auto"/>
+        <w:ind w:firstLine="720"/>
+        <w:jc w:val="both"/>
+        <w:rPr>
+          <w:rFonts w:ascii="Times New Roman" w:hAnsi="Times New Roman" w:cs="Times New Roman"/>
+          <w:sz w:val="28"/>
+          <w:szCs w:val="28"/>
+        </w:rPr>
+      </w:pPr>
+      <w:r>
+        <w:rPr>
+          <w:rFonts w:ascii="Times New Roman" w:hAnsi="Times New Roman" w:cs="Times New Roman"/>
+          <w:sz w:val="28"/>
+          <w:szCs w:val="28"/>
+        </w:rPr>
+        <w:t>Ngoài các chức năng quản lý dữ liệu, hệ thống còn hỗ trợ truy vấn dữ liệu nhằm tìm kiếm và khai thác thông tin trên bản đồ số. Các công cụ phân tích không gian giúp đánh giá mối quan hệ giữa các đối tượng địa lý, trong khi chức năng biên tập bản đồ hỗ trợ thiết kế các bản đồ chuyên đề phục vụ báo cáo và quản lý thực tế.</w:t>
+      </w:r>
+    </w:p>
+    <w:p>
+      <w:pPr>
+        <w:spacing w:line="276" w:lineRule="auto"/>
+        <w:ind w:firstLine="720"/>
+        <w:jc w:val="both"/>
+        <w:rPr>
+          <w:rFonts w:ascii="Times New Roman" w:hAnsi="Times New Roman" w:cs="Times New Roman"/>
+          <w:sz w:val="28"/>
+          <w:szCs w:val="28"/>
+        </w:rPr>
+      </w:pPr>
+      <w:r>
+        <w:rPr>
+          <w:rFonts w:ascii="Times New Roman" w:hAnsi="Times New Roman" w:cs="Times New Roman"/>
+          <w:sz w:val="28"/>
+          <w:szCs w:val="28"/>
+        </w:rPr>
+        <w:t>Thông qua sơ đồ chức năng hệ thống, có thể thấy các chức năng đều được tổ chức theo hướng liên kết và hỗ trợ lẫn nhau nhằm đảm bảo khả năng quản lý dữ liệu không gian một cách trực quan và khoa học.</w:t>
+      </w:r>
+    </w:p>
+    <w:p>
+      <w:pPr>
+        <w:pStyle w:val="Heading3"/>
+      </w:pPr>
+      <w:r>
+        <w:lastRenderedPageBreak/>
+        <w:t>3.4.2 Use Case hệ thống</w:t>
+      </w:r>
+    </w:p>
+    <w:p>
+      <w:pPr>
+        <w:spacing w:line="276" w:lineRule="auto"/>
+        <w:ind w:firstLine="720"/>
+        <w:jc w:val="both"/>
+        <w:rPr>
+          <w:rFonts w:ascii="Times New Roman" w:hAnsi="Times New Roman" w:cs="Times New Roman"/>
+          <w:sz w:val="28"/>
+          <w:szCs w:val="28"/>
+        </w:rPr>
+      </w:pPr>
+      <w:r>
+        <w:rPr>
+          <w:rFonts w:ascii="Times New Roman" w:hAnsi="Times New Roman" w:cs="Times New Roman"/>
+          <w:sz w:val="28"/>
+          <w:szCs w:val="28"/>
+        </w:rPr>
+        <w:t>Use Case hệ thống được xây dựng nhằm mô tả mối quan hệ giữa người sử dụng và các chức năng của hệ thống GIS. Trong đề tài nghiên cứu, người sử dụng hệ thống chủ yếu là cán bộ quản lý, người nghiên cứu hoặc người khai thác dữ liệu GIS phục vụ quản lý đô thị.</w:t>
+      </w:r>
+    </w:p>
+    <w:p>
+      <w:pPr>
+        <w:spacing w:line="276" w:lineRule="auto"/>
+        <w:ind w:firstLine="720"/>
+        <w:jc w:val="both"/>
+        <w:rPr>
+          <w:rFonts w:ascii="Times New Roman" w:hAnsi="Times New Roman" w:cs="Times New Roman"/>
+          <w:sz w:val="28"/>
+          <w:szCs w:val="28"/>
+        </w:rPr>
+      </w:pPr>
+      <w:r>
+        <w:rPr>
+          <w:rFonts w:ascii="Times New Roman" w:hAnsi="Times New Roman" w:cs="Times New Roman"/>
+          <w:sz w:val="28"/>
+          <w:szCs w:val="28"/>
+        </w:rPr>
+        <w:t>Người sử dụng có thể thực hiện các thao tác như thêm dữ liệu mới, cập nhật dữ liệu hiện có, hiển thị bản đồ và khai thác thông tin không gian trên hệ thống. Đối với dữ liệu giao thông, người dùng có thể cập nhật tuyến đường, chỉnh sửa thông tin thuộc tính hoặc kiểm tra hiện trạng giao thông trên bản đồ số. Đối với dữ liệu dân cư và công trình xã hội, người dùng có thể quản lý thông tin vị trí, thuộc tính và theo dõi sự phân bố của các đối tượng trong khu vực nghiên cứu.</w:t>
+      </w:r>
+    </w:p>
+    <w:p>
+      <w:pPr>
+        <w:spacing w:line="276" w:lineRule="auto"/>
+        <w:ind w:firstLine="720"/>
+        <w:jc w:val="both"/>
+        <w:rPr>
+          <w:rFonts w:ascii="Times New Roman" w:hAnsi="Times New Roman" w:cs="Times New Roman"/>
+          <w:sz w:val="28"/>
+          <w:szCs w:val="28"/>
+        </w:rPr>
+      </w:pPr>
+      <w:r>
+        <w:rPr>
+          <w:rFonts w:ascii="Times New Roman" w:hAnsi="Times New Roman" w:cs="Times New Roman"/>
+          <w:sz w:val="28"/>
+          <w:szCs w:val="28"/>
+        </w:rPr>
+        <w:t>Ngoài các thao tác quản lý dữ liệu, hệ thống còn cho phép người dùng thực hiện các truy vấn dữ liệu theo thuộc tính hoặc không gian. Ví dụ, người sử dụng có thể tìm kiếm các trường học trong khu vực cụ thể, xác định tuyến đường gần nhất hoặc truy vấn các khu dân cư có mật độ dân số cao.</w:t>
+      </w:r>
+    </w:p>
+    <w:p>
+      <w:pPr>
+        <w:spacing w:line="276" w:lineRule="auto"/>
+        <w:ind w:firstLine="720"/>
+        <w:jc w:val="both"/>
+        <w:rPr>
+          <w:rFonts w:ascii="Times New Roman" w:hAnsi="Times New Roman" w:cs="Times New Roman"/>
+          <w:sz w:val="28"/>
+          <w:szCs w:val="28"/>
+        </w:rPr>
+      </w:pPr>
+      <w:r>
+        <w:rPr>
+          <w:rFonts w:ascii="Times New Roman" w:hAnsi="Times New Roman" w:cs="Times New Roman"/>
+          <w:sz w:val="28"/>
+          <w:szCs w:val="28"/>
+        </w:rPr>
+        <w:t>Bên cạnh đó, hệ thống hỗ trợ các chức năng phân tích không gian như Buffer, Heatmap hoặc Spatial Join nhằm phục vụ cho việc đánh giá hiện trạng đô thị. Người dùng cũng có thể biên tập và xuất bản đồ chuyên đề phục vụ công tác báo cáo hoặc quản lý thực tế.</w:t>
+      </w:r>
+    </w:p>
+    <w:p>
+      <w:pPr>
+        <w:spacing w:line="276" w:lineRule="auto"/>
+        <w:ind w:firstLine="720"/>
+        <w:jc w:val="both"/>
+        <w:rPr>
+          <w:rFonts w:ascii="Times New Roman" w:hAnsi="Times New Roman" w:cs="Times New Roman"/>
+          <w:sz w:val="28"/>
+          <w:szCs w:val="28"/>
+        </w:rPr>
+      </w:pPr>
+      <w:r>
+        <w:rPr>
+          <w:rFonts w:ascii="Times New Roman" w:hAnsi="Times New Roman" w:cs="Times New Roman"/>
+          <w:sz w:val="28"/>
+          <w:szCs w:val="28"/>
+        </w:rPr>
+        <w:t>Việc xây dựng Use Case giúp xác định rõ các chức năng cần thiết của hệ thống, đồng thời hỗ trợ quá trình thiết kế và triển khai hệ thống GIS phù hợp với nhu cầu thực tế của người sử dụng.</w:t>
+      </w:r>
+    </w:p>
+    <w:p>
+      <w:pPr>
+        <w:pStyle w:val="Heading3"/>
+      </w:pPr>
+      <w:r>
+        <w:t>3.4.3 Mô tả chi tiết các chức năng</w:t>
+      </w:r>
+    </w:p>
+    <w:p>
+      <w:pPr>
+        <w:pStyle w:val="Heading4"/>
+      </w:pPr>
+      <w:r>
+        <w:t>a. Quản lý dữ liệu giao thông</w:t>
+      </w:r>
+    </w:p>
+    <w:p>
+      <w:pPr>
+        <w:spacing w:line="276" w:lineRule="auto"/>
+        <w:ind w:firstLine="720"/>
+        <w:jc w:val="both"/>
+        <w:rPr>
+          <w:rFonts w:ascii="Times New Roman" w:hAnsi="Times New Roman" w:cs="Times New Roman"/>
+          <w:sz w:val="28"/>
+          <w:szCs w:val="28"/>
+        </w:rPr>
+      </w:pPr>
+      <w:r>
+        <w:rPr>
+          <w:rFonts w:ascii="Times New Roman" w:hAnsi="Times New Roman" w:cs="Times New Roman"/>
+          <w:sz w:val="28"/>
+          <w:szCs w:val="28"/>
+        </w:rPr>
+        <w:t>Chức năng quản lý dữ liệu giao thông cho phép người sử dụng quản lý toàn bộ thông tin liên quan đến hệ thống giao thông trong khu vực nghiên cứu. Các dữ liệu giao thông bao gồm tuyến đường chính, đường nội bộ, nút giao thông và các công trình hạ tầng liên quan. Hệ thống hỗ trợ hiển thị dữ liệu giao thông trên bản đồ số và cho phép cập nhật, chỉnh sửa hoặc bổ sung dữ liệu mới khi cần thiết.</w:t>
+      </w:r>
+    </w:p>
+    <w:p>
+      <w:pPr>
+        <w:spacing w:line="276" w:lineRule="auto"/>
+        <w:ind w:firstLine="720"/>
+        <w:jc w:val="both"/>
+        <w:rPr>
+          <w:rFonts w:ascii="Times New Roman" w:hAnsi="Times New Roman" w:cs="Times New Roman"/>
+          <w:sz w:val="28"/>
+          <w:szCs w:val="28"/>
+        </w:rPr>
+      </w:pPr>
+      <w:r>
+        <w:rPr>
+          <w:rFonts w:ascii="Times New Roman" w:hAnsi="Times New Roman" w:cs="Times New Roman"/>
+          <w:sz w:val="28"/>
+          <w:szCs w:val="28"/>
+        </w:rPr>
+        <w:t>Ngoài việc quản lý vị trí không gian của các tuyến đường, hệ thống còn hỗ trợ lưu trữ các dữ liệu thuộc tính như tên đường, loại đường hoặc tình trạng sử dụng. Chức năng này giúp hỗ trợ quá trình quản lý giao thông đô thị và phục vụ cho các bài toán phân tích mạng lưới giao thông trong GIS.</w:t>
+      </w:r>
+    </w:p>
+    <w:p>
+      <w:pPr>
+        <w:pStyle w:val="Heading4"/>
+      </w:pPr>
+      <w:r>
+        <w:lastRenderedPageBreak/>
+        <w:t>b. Quản lý dân cư</w:t>
+      </w:r>
+    </w:p>
+    <w:p>
+      <w:pPr>
+        <w:spacing w:line="276" w:lineRule="auto"/>
+        <w:ind w:firstLine="720"/>
+        <w:jc w:val="both"/>
+        <w:rPr>
+          <w:rFonts w:ascii="Times New Roman" w:hAnsi="Times New Roman" w:cs="Times New Roman"/>
+          <w:sz w:val="28"/>
+          <w:szCs w:val="28"/>
+        </w:rPr>
+      </w:pPr>
+      <w:r>
+        <w:rPr>
+          <w:rFonts w:ascii="Times New Roman" w:hAnsi="Times New Roman" w:cs="Times New Roman"/>
+          <w:sz w:val="28"/>
+          <w:szCs w:val="28"/>
+        </w:rPr>
+        <w:t>Chức năng quản lý dân cư được xây dựng nhằm hỗ trợ lưu trữ và trực quan hóa dữ liệu dân cư trong khu vực phường Vĩnh Yên. Hệ thống cho phép quản lý vị trí các khu dân cư và liên kết với các dữ liệu thuộc tính như số dân, mật độ dân cư hoặc phân bố dân số theo từng khu vực.</w:t>
+      </w:r>
+    </w:p>
+    <w:p>
+      <w:pPr>
+        <w:spacing w:line="276" w:lineRule="auto"/>
+        <w:ind w:firstLine="720"/>
+        <w:jc w:val="both"/>
+        <w:rPr>
+          <w:rFonts w:ascii="Times New Roman" w:hAnsi="Times New Roman" w:cs="Times New Roman"/>
+          <w:sz w:val="28"/>
+          <w:szCs w:val="28"/>
+        </w:rPr>
+      </w:pPr>
+      <w:r>
+        <w:rPr>
+          <w:rFonts w:ascii="Times New Roman" w:hAnsi="Times New Roman" w:cs="Times New Roman"/>
+          <w:sz w:val="28"/>
+          <w:szCs w:val="28"/>
+        </w:rPr>
+        <w:t>Thông qua hệ thống GIS, người sử dụng có thể dễ dàng theo dõi sự phân bố dân cư trên bản đồ và đánh giá hiện trạng phát triển đô thị. Chức năng này cũng hỗ trợ việc phân tích mối quan hệ giữa dân cư và hạ tầng xã hội nhằm phục vụ công tác quy hoạch và quản lý đô thị hiệu quả hơn.</w:t>
+      </w:r>
+    </w:p>
+    <w:p>
+      <w:pPr>
+        <w:pStyle w:val="Heading4"/>
+      </w:pPr>
+      <w:r>
+        <w:t>c. Quản lý công trình xã hội</w:t>
+      </w:r>
+    </w:p>
+    <w:p>
+      <w:pPr>
+        <w:spacing w:line="276" w:lineRule="auto"/>
+        <w:ind w:firstLine="720"/>
+        <w:jc w:val="both"/>
+        <w:rPr>
+          <w:rFonts w:ascii="Times New Roman" w:hAnsi="Times New Roman" w:cs="Times New Roman"/>
+          <w:sz w:val="28"/>
+          <w:szCs w:val="28"/>
+        </w:rPr>
+      </w:pPr>
+      <w:r>
+        <w:rPr>
+          <w:rFonts w:ascii="Times New Roman" w:hAnsi="Times New Roman" w:cs="Times New Roman"/>
+          <w:sz w:val="28"/>
+          <w:szCs w:val="28"/>
+        </w:rPr>
+        <w:t>Hệ thống hỗ trợ quản lý các công trình xã hội như trường học, bệnh viện, cơ quan hành chính, chợ, siêu thị và các công trình công cộng khác trên địa bàn phường Vĩnh Yên. Mỗi công trình được quản lý dưới dạng đối tượng không gian và được liên kết với các thông tin thuộc tính như tên công trình, loại hình hoạt động hoặc vị trí địa lý.</w:t>
+      </w:r>
+    </w:p>
+    <w:p>
+      <w:pPr>
+        <w:spacing w:line="276" w:lineRule="auto"/>
+        <w:ind w:firstLine="720"/>
+        <w:jc w:val="both"/>
+        <w:rPr>
+          <w:rFonts w:ascii="Times New Roman" w:hAnsi="Times New Roman" w:cs="Times New Roman"/>
+          <w:sz w:val="28"/>
+          <w:szCs w:val="28"/>
+        </w:rPr>
+      </w:pPr>
+      <w:r>
+        <w:rPr>
+          <w:rFonts w:ascii="Times New Roman" w:hAnsi="Times New Roman" w:cs="Times New Roman"/>
+          <w:sz w:val="28"/>
+          <w:szCs w:val="28"/>
+        </w:rPr>
+        <w:t>Chức năng này giúp người sử dụng dễ dàng theo dõi sự phân bố của các công trình xã hội trên bản đồ số và đánh giá khả năng phục vụ của từng khu vực. Đồng thời, dữ liệu công trình xã hội cũng được sử dụng trong các bài toán phân tích không gian nhằm hỗ trợ công tác quy hoạch hạ tầng xã hội trong đô thị.</w:t>
+      </w:r>
+    </w:p>
+    <w:p>
+      <w:pPr>
+        <w:pStyle w:val="Heading4"/>
+      </w:pPr>
+      <w:r>
+        <w:t>d. Truy vấn dữ liệu</w:t>
+      </w:r>
+    </w:p>
+    <w:p>
+      <w:pPr>
+        <w:spacing w:line="276" w:lineRule="auto"/>
+        <w:ind w:firstLine="720"/>
+        <w:jc w:val="both"/>
+        <w:rPr>
+          <w:rFonts w:ascii="Times New Roman" w:hAnsi="Times New Roman" w:cs="Times New Roman"/>
+          <w:sz w:val="28"/>
+          <w:szCs w:val="28"/>
+        </w:rPr>
+      </w:pPr>
+      <w:r>
+        <w:rPr>
+          <w:rFonts w:ascii="Times New Roman" w:hAnsi="Times New Roman" w:cs="Times New Roman"/>
+          <w:sz w:val="28"/>
+          <w:szCs w:val="28"/>
+        </w:rPr>
+        <w:t>Chức năng truy vấn dữ liệu cho phép người sử dụng tìm kiếm và khai thác thông tin trong cơ sở dữ liệu GIS một cách nhanh chóng và thuận tiện. Hệ thống hỗ trợ truy vấn theo thuộc tính và truy vấn không gian nhằm phục vụ cho nhiều mục đích quản lý khác nhau.</w:t>
+      </w:r>
+    </w:p>
+    <w:p>
+      <w:pPr>
+        <w:spacing w:line="276" w:lineRule="auto"/>
+        <w:ind w:firstLine="720"/>
+        <w:jc w:val="both"/>
+        <w:rPr>
+          <w:rFonts w:ascii="Times New Roman" w:hAnsi="Times New Roman" w:cs="Times New Roman"/>
+          <w:sz w:val="28"/>
+          <w:szCs w:val="28"/>
+        </w:rPr>
+      </w:pPr>
+      <w:r>
+        <w:rPr>
+          <w:rFonts w:ascii="Times New Roman" w:hAnsi="Times New Roman" w:cs="Times New Roman"/>
+          <w:sz w:val="28"/>
+          <w:szCs w:val="28"/>
+        </w:rPr>
+        <w:t>Người dùng có thể tìm kiếm các đối tượng như tuyến đường, trường học hoặc khu dân cư dựa trên tên hoặc các thuộc tính liên quan. Ngoài ra, hệ thống còn hỗ trợ truy vấn không gian như xác định các công trình nằm trong một khu vực cụ thể hoặc tìm các đối tượng nằm gần tuyến giao thông chính.</w:t>
+      </w:r>
+    </w:p>
+    <w:p>
+      <w:pPr>
+        <w:spacing w:line="276" w:lineRule="auto"/>
+        <w:ind w:firstLine="720"/>
+        <w:jc w:val="both"/>
+        <w:rPr>
+          <w:rFonts w:ascii="Times New Roman" w:hAnsi="Times New Roman" w:cs="Times New Roman"/>
+          <w:sz w:val="28"/>
+          <w:szCs w:val="28"/>
+        </w:rPr>
+      </w:pPr>
+      <w:r>
+        <w:rPr>
+          <w:rFonts w:ascii="Times New Roman" w:hAnsi="Times New Roman" w:cs="Times New Roman"/>
+          <w:sz w:val="28"/>
+          <w:szCs w:val="28"/>
+        </w:rPr>
+        <w:t>Chức năng truy vấn giúp nâng cao khả năng khai thác dữ liệu và hỗ trợ quá trình quản lý thông tin địa lý hiệu quả hơn.</w:t>
+      </w:r>
+    </w:p>
+    <w:p>
+      <w:pPr>
+        <w:pStyle w:val="Heading4"/>
+      </w:pPr>
+      <w:r>
+        <w:t>e. Phân tích không gian</w:t>
+      </w:r>
+    </w:p>
+    <w:p>
+      <w:pPr>
+        <w:spacing w:line="276" w:lineRule="auto"/>
+        <w:ind w:firstLine="720"/>
+        <w:jc w:val="both"/>
+        <w:rPr>
+          <w:rFonts w:ascii="Times New Roman" w:hAnsi="Times New Roman" w:cs="Times New Roman"/>
+          <w:sz w:val="28"/>
+          <w:szCs w:val="28"/>
+        </w:rPr>
+      </w:pPr>
+      <w:r>
+        <w:rPr>
+          <w:rFonts w:ascii="Times New Roman" w:hAnsi="Times New Roman" w:cs="Times New Roman"/>
+          <w:sz w:val="28"/>
+          <w:szCs w:val="28"/>
+        </w:rPr>
+        <w:t>Phân tích không gian là chức năng quan trọng trong hệ thống GIS nhằm hỗ trợ đánh giá mối quan hệ giữa các đối tượng trên bản đồ. Hệ thống hỗ trợ nhiều công cụ phân tích như Buffer, Overlay, Spatial Join, Heatmap và phân tích mạng lưới giao thông.</w:t>
+      </w:r>
+    </w:p>
+    <w:p>
+      <w:pPr>
+        <w:spacing w:line="276" w:lineRule="auto"/>
+        <w:ind w:firstLine="720"/>
+        <w:jc w:val="both"/>
+        <w:rPr>
+          <w:rFonts w:ascii="Times New Roman" w:hAnsi="Times New Roman" w:cs="Times New Roman"/>
+          <w:sz w:val="28"/>
+          <w:szCs w:val="28"/>
+        </w:rPr>
+      </w:pPr>
+      <w:r>
+        <w:rPr>
+          <w:rFonts w:ascii="Times New Roman" w:hAnsi="Times New Roman" w:cs="Times New Roman"/>
+          <w:sz w:val="28"/>
+          <w:szCs w:val="28"/>
+        </w:rPr>
+        <w:lastRenderedPageBreak/>
+        <w:t>Thông qua các công cụ này, người sử dụng có thể xác định vùng ảnh hưởng của công trình công cộng, đánh giá mật độ dân cư hoặc phân tích khả năng kết nối giao thông giữa các khu vực. Kết quả phân tích không gian giúp hỗ trợ công tác quy hoạch đô thị và nâng cao hiệu quả quản lý hạ tầng giao thông cũng như các yếu tố xã hội trong khu vực nghiên cứu.</w:t>
+      </w:r>
+    </w:p>
+    <w:p>
+      <w:pPr>
+        <w:pStyle w:val="Heading4"/>
+      </w:pPr>
+      <w:r>
+        <w:t>f. Biên tập bản đồ</w:t>
+      </w:r>
+    </w:p>
+    <w:p>
+      <w:pPr>
+        <w:spacing w:line="276" w:lineRule="auto"/>
+        <w:ind w:firstLine="720"/>
+        <w:jc w:val="both"/>
+        <w:rPr>
+          <w:rFonts w:ascii="Times New Roman" w:hAnsi="Times New Roman" w:cs="Times New Roman"/>
+          <w:sz w:val="28"/>
+          <w:szCs w:val="28"/>
+        </w:rPr>
+      </w:pPr>
+      <w:r>
+        <w:rPr>
+          <w:rFonts w:ascii="Times New Roman" w:hAnsi="Times New Roman" w:cs="Times New Roman"/>
+          <w:sz w:val="28"/>
+          <w:szCs w:val="28"/>
+        </w:rPr>
+        <w:t>Chức năng biên tập bản đồ cho phép người sử dụng thiết kế và trình bày các bản đồ chuyên đề phục vụ cho công tác báo cáo và quản lý dữ liệu GIS. Hệ thống hỗ trợ hiển thị ký hiệu, màu sắc, chú giải, tỷ lệ bản đồ và các thành phần trình bày khác nhằm đảm bảo tính trực quan và khoa học của sản phẩm bản đồ.</w:t>
+      </w:r>
+    </w:p>
+    <w:p>
+      <w:pPr>
+        <w:spacing w:line="276" w:lineRule="auto"/>
+        <w:ind w:firstLine="720"/>
+        <w:jc w:val="both"/>
+        <w:rPr>
+          <w:rFonts w:ascii="Times New Roman" w:hAnsi="Times New Roman" w:cs="Times New Roman"/>
+          <w:sz w:val="28"/>
+          <w:szCs w:val="28"/>
+        </w:rPr>
+      </w:pPr>
+      <w:r>
+        <w:rPr>
+          <w:rFonts w:ascii="Times New Roman" w:hAnsi="Times New Roman" w:cs="Times New Roman"/>
+          <w:sz w:val="28"/>
+          <w:szCs w:val="28"/>
+        </w:rPr>
+        <w:t>Người dùng có thể xây dựng các bản đồ chuyên đề như bản đồ giao thông, bản đồ dân cư hoặc bản đồ công trình xã hội dựa trên dữ liệu trong hệ thống. Ngoài ra, các bản đồ có thể được xuất ra nhiều định dạng khác nhau phục vụ cho in ấn hoặc tích hợp vào báo cáo nghiên cứu. Chức năng biên tập bản đồ góp phần nâng cao khả năng trực quan hóa dữ liệu và hỗ trợ hiệu quả cho quá trình quản lý đô thị bằng GIS.</w:t>
+      </w:r>
+    </w:p>
+    <w:p>
+      <w:pPr>
+        <w:pStyle w:val="Heading2"/>
+      </w:pPr>
+      <w:r>
+        <w:t>3.5 Phân tích và thiết kế cơ sở dữ liệu</w:t>
+      </w:r>
+    </w:p>
+    <w:p>
+      <w:pPr>
+        <w:pStyle w:val="Heading3"/>
+      </w:pPr>
+      <w:r>
+        <w:t>3.5.1 Phân tích cơ sở dữ liệu</w:t>
+      </w:r>
+    </w:p>
+    <w:p>
+      <w:pPr>
+        <w:spacing w:line="276" w:lineRule="auto"/>
+        <w:ind w:firstLine="720"/>
+        <w:jc w:val="both"/>
+        <w:rPr>
+          <w:rFonts w:ascii="Times New Roman" w:hAnsi="Times New Roman" w:cs="Times New Roman"/>
+          <w:sz w:val="28"/>
+          <w:szCs w:val="28"/>
+        </w:rPr>
+      </w:pPr>
+      <w:r>
+        <w:rPr>
+          <w:rFonts w:ascii="Times New Roman" w:hAnsi="Times New Roman" w:cs="Times New Roman"/>
+          <w:sz w:val="28"/>
+          <w:szCs w:val="28"/>
+        </w:rPr>
+        <w:t>Cơ sở dữ liệu đóng vai trò quan trọng trong hệ thống thông tin địa lý GIS vì đây là thành phần trung tâm phục vụ cho việc lưu trữ, quản lý và khai thác dữ liệu không gian. Trong đề tài “Ứng dụng GIS trong quản lý hạ tầng giao thông và các yếu tố xã hội tại phường Vĩnh Yên”, cơ sở dữ liệu được xây dựng nhằm phục vụ việc quản lý các đối tượng địa lý như giao thông, dân cư và công trình xã hội trên nền bản đồ số.</w:t>
+      </w:r>
+    </w:p>
+    <w:p>
+      <w:pPr>
+        <w:spacing w:line="276" w:lineRule="auto"/>
+        <w:ind w:firstLine="720"/>
+        <w:jc w:val="both"/>
+        <w:rPr>
+          <w:rFonts w:ascii="Times New Roman" w:hAnsi="Times New Roman" w:cs="Times New Roman"/>
+          <w:sz w:val="28"/>
+          <w:szCs w:val="28"/>
+        </w:rPr>
+      </w:pPr>
+      <w:r>
+        <w:rPr>
+          <w:rFonts w:ascii="Times New Roman" w:hAnsi="Times New Roman" w:cs="Times New Roman"/>
+          <w:sz w:val="28"/>
+          <w:szCs w:val="28"/>
+        </w:rPr>
+        <w:t>Dữ liệu trong hệ thống bao gồm hai thành phần chính là dữ liệu không gian và dữ liệu thuộc tính. Dữ liệu không gian thể hiện vị trí hình học của các đối tượng trên bản đồ dưới dạng điểm, đường và vùng. Trong khi đó, dữ liệu thuộc tính lưu trữ các thông tin mô tả liên quan đến từng đối tượng như tên công trình, loại hình sử dụng, tên tuyến đường hoặc khu dân cư.</w:t>
+      </w:r>
+    </w:p>
+    <w:p>
+      <w:pPr>
+        <w:spacing w:line="276" w:lineRule="auto"/>
+        <w:ind w:firstLine="720"/>
+        <w:jc w:val="both"/>
+        <w:rPr>
+          <w:rFonts w:ascii="Times New Roman" w:hAnsi="Times New Roman" w:cs="Times New Roman"/>
+          <w:sz w:val="28"/>
+          <w:szCs w:val="28"/>
+        </w:rPr>
+      </w:pPr>
+      <w:r>
+        <w:rPr>
+          <w:rFonts w:ascii="Times New Roman" w:hAnsi="Times New Roman" w:cs="Times New Roman"/>
+          <w:sz w:val="28"/>
+          <w:szCs w:val="28"/>
+        </w:rPr>
+        <w:t>Quá trình phân tích dữ liệu được thực hiện dựa trên nhu cầu quản lý thực tế tại khu vực nghiên cứu. Hệ thống cần quản lý đồng thời nhiều lớp dữ liệu khác nhau như giao thông, dân cư, trường học, cơ sở y tế, cơ quan hành chính, chợ và các công trình công cộng. Mỗi lớp dữ liệu được tổ chức độc lập nhằm đảm bảo khả năng quản lý và cập nhật dữ liệu linh hoạt trong môi trường GIS.</w:t>
+      </w:r>
+    </w:p>
+    <w:p>
+      <w:pPr>
+        <w:spacing w:line="276" w:lineRule="auto"/>
+        <w:ind w:firstLine="720"/>
+        <w:jc w:val="both"/>
+        <w:rPr>
+          <w:rFonts w:ascii="Times New Roman" w:hAnsi="Times New Roman" w:cs="Times New Roman"/>
+          <w:sz w:val="28"/>
+          <w:szCs w:val="28"/>
+        </w:rPr>
+      </w:pPr>
+      <w:r>
+        <w:rPr>
+          <w:rFonts w:ascii="Times New Roman" w:hAnsi="Times New Roman" w:cs="Times New Roman"/>
+          <w:sz w:val="28"/>
+          <w:szCs w:val="28"/>
+        </w:rPr>
+        <w:lastRenderedPageBreak/>
+        <w:t>Nguồn dữ liệu được sử dụng trong hệ thống chủ yếu được thu thập từ OpenStreetMap, Google Satellite và quá trình khảo sát thực tế. Sau khi thu thập, dữ liệu được chuẩn hóa về hệ tọa độ, định dạng dữ liệu và cấu trúc thuộc tính trước khi đưa vào hệ thống GIS. Các dữ liệu được lưu trữ dưới dạng Shapefile hoặc GeoJSON và được quản lý trực tiếp trong phần mềm QGIS.</w:t>
+      </w:r>
+    </w:p>
+    <w:p>
+      <w:pPr>
+        <w:spacing w:line="276" w:lineRule="auto"/>
+        <w:ind w:firstLine="720"/>
+        <w:jc w:val="both"/>
+        <w:rPr>
+          <w:rFonts w:ascii="Times New Roman" w:hAnsi="Times New Roman" w:cs="Times New Roman"/>
+          <w:sz w:val="28"/>
+          <w:szCs w:val="28"/>
+        </w:rPr>
+      </w:pPr>
+      <w:r>
+        <w:rPr>
+          <w:rFonts w:ascii="Times New Roman" w:hAnsi="Times New Roman" w:cs="Times New Roman"/>
+          <w:sz w:val="28"/>
+          <w:szCs w:val="28"/>
+        </w:rPr>
+        <w:t>Trong hệ thống, dữ liệu được phân chia thành các nhóm chính gồm dữ liệu nền, dữ liệu giao thông, dữ liệu dân cư và dữ liệu công trình xã hội. Việc tổ chức dữ liệu theo từng lớp giúp nâng cao khả năng trực quan hóa, hỗ trợ truy vấn và thực hiện các phân tích không gian trong quá trình nghiên cứu.</w:t>
+      </w:r>
+    </w:p>
+    <w:p>
+      <w:pPr>
+        <w:spacing w:line="276" w:lineRule="auto"/>
+        <w:jc w:val="both"/>
+        <w:rPr>
+          <w:rFonts w:ascii="Times New Roman" w:hAnsi="Times New Roman" w:cs="Times New Roman"/>
+          <w:sz w:val="28"/>
+          <w:szCs w:val="28"/>
+        </w:rPr>
+      </w:pPr>
+      <w:r>
+        <w:rPr>
+          <w:rFonts w:ascii="Segoe UI Emoji" w:hAnsi="Segoe UI Emoji" w:cs="Segoe UI Emoji"/>
+          <w:sz w:val="28"/>
+          <w:szCs w:val="28"/>
+        </w:rPr>
+        <w:t>📌</w:t>
+      </w:r>
+      <w:r>
+        <w:rPr>
+          <w:rFonts w:ascii="Times New Roman" w:hAnsi="Times New Roman" w:cs="Times New Roman"/>
+          <w:sz w:val="28"/>
+          <w:szCs w:val="28"/>
+        </w:rPr>
+        <w:t xml:space="preserve"> Chèn ảnh tại đây:</w:t>
+      </w:r>
+    </w:p>
+    <w:p>
+      <w:pPr>
+        <w:numPr>
+          <w:ilvl w:val="0"/>
+          <w:numId w:val="36"/>
+        </w:numPr>
+        <w:spacing w:line="276" w:lineRule="auto"/>
+        <w:jc w:val="both"/>
+        <w:rPr>
+          <w:rFonts w:ascii="Times New Roman" w:hAnsi="Times New Roman" w:cs="Times New Roman"/>
+          <w:sz w:val="28"/>
+          <w:szCs w:val="28"/>
+        </w:rPr>
+      </w:pPr>
+      <w:r>
+        <w:rPr>
+          <w:rFonts w:ascii="Times New Roman" w:hAnsi="Times New Roman" w:cs="Times New Roman"/>
+          <w:sz w:val="28"/>
+          <w:szCs w:val="28"/>
+        </w:rPr>
+        <w:t>Ảnh giao diện QGIS chứa toàn bộ layer dữ liệu mà bạn đã làm.</w:t>
+      </w:r>
+      <w:r>
+        <w:rPr>
+          <w:rFonts w:ascii="Times New Roman" w:hAnsi="Times New Roman" w:cs="Times New Roman"/>
+          <w:sz w:val="28"/>
+          <w:szCs w:val="28"/>
+        </w:rPr>
+        <w:br/>
+        <w:t>Tên hình đề xuất:</w:t>
+      </w:r>
+      <w:r>
+        <w:rPr>
+          <w:rFonts w:ascii="Times New Roman" w:hAnsi="Times New Roman" w:cs="Times New Roman"/>
+          <w:sz w:val="28"/>
+          <w:szCs w:val="28"/>
+        </w:rPr>
+        <w:br/>
+        <w:t xml:space="preserve">“Hình 3.x. Các lớp dữ liệu không gian trong hệ thống GIS phường Vĩnh Yên” </w:t>
+      </w:r>
+    </w:p>
+    <w:p>
+      <w:pPr>
+        <w:pStyle w:val="Heading3"/>
+      </w:pPr>
+      <w:r>
+        <w:t>3.5.2 Thiết kế cơ sở dữ liệu không gian</w:t>
+      </w:r>
+    </w:p>
+    <w:p>
+      <w:pPr>
+        <w:spacing w:line="276" w:lineRule="auto"/>
+        <w:ind w:firstLine="720"/>
+        <w:jc w:val="both"/>
+        <w:rPr>
+          <w:rFonts w:ascii="Times New Roman" w:hAnsi="Times New Roman" w:cs="Times New Roman"/>
+          <w:sz w:val="28"/>
+          <w:szCs w:val="28"/>
+        </w:rPr>
+      </w:pPr>
+      <w:r>
+        <w:rPr>
+          <w:rFonts w:ascii="Times New Roman" w:hAnsi="Times New Roman" w:cs="Times New Roman"/>
+          <w:sz w:val="28"/>
+          <w:szCs w:val="28"/>
+        </w:rPr>
+        <w:t>Cơ sở dữ liệu không gian trong hệ thống được xây dựng theo mô hình dữ liệu vector nhằm đảm bảo khả năng lưu trữ và quản lý hiệu quả các đối tượng địa lý. Các đối tượng trong hệ thống được biểu diễn dưới ba dạng hình học chính gồm Point, Line và Polygon.</w:t>
+      </w:r>
+    </w:p>
+    <w:p>
+      <w:pPr>
+        <w:spacing w:line="276" w:lineRule="auto"/>
+        <w:ind w:firstLine="720"/>
+        <w:jc w:val="both"/>
+        <w:rPr>
+          <w:rFonts w:ascii="Times New Roman" w:hAnsi="Times New Roman" w:cs="Times New Roman"/>
+          <w:sz w:val="28"/>
+          <w:szCs w:val="28"/>
+        </w:rPr>
+      </w:pPr>
+      <w:r>
+        <w:rPr>
+          <w:rFonts w:ascii="Times New Roman" w:hAnsi="Times New Roman" w:cs="Times New Roman"/>
+          <w:sz w:val="28"/>
+          <w:szCs w:val="28"/>
+        </w:rPr>
+        <w:t>Dữ liệu dạng Point được sử dụng để quản lý các đối tượng có vị trí xác định như trường học, cơ sở y tế, cơ quan hành chính, chợ và các công trình công cộng. Các đối tượng này được lưu trữ dưới dạng điểm nhằm hỗ trợ việc hiển thị vị trí và thực hiện các truy vấn không gian trong GIS.</w:t>
+      </w:r>
+    </w:p>
+    <w:p>
+      <w:pPr>
+        <w:spacing w:line="276" w:lineRule="auto"/>
+        <w:ind w:firstLine="720"/>
+        <w:jc w:val="both"/>
+        <w:rPr>
+          <w:rFonts w:ascii="Times New Roman" w:hAnsi="Times New Roman" w:cs="Times New Roman"/>
+          <w:sz w:val="28"/>
+          <w:szCs w:val="28"/>
+        </w:rPr>
+      </w:pPr>
+      <w:r>
+        <w:rPr>
+          <w:rFonts w:ascii="Times New Roman" w:hAnsi="Times New Roman" w:cs="Times New Roman"/>
+          <w:sz w:val="28"/>
+          <w:szCs w:val="28"/>
+        </w:rPr>
+        <w:t>Dữ liệu dạng Line được sử dụng để biểu diễn các đối tượng tuyến tính như đường giao thông, đường sắt hoặc hệ thống thủy văn. Đây là lớp dữ liệu quan trọng phục vụ cho việc quản lý hạ tầng giao thông và phân tích mạng lưới giao thông trong khu vực nghiên cứu.</w:t>
+      </w:r>
+    </w:p>
+    <w:p>
+      <w:pPr>
+        <w:spacing w:line="276" w:lineRule="auto"/>
+        <w:ind w:firstLine="720"/>
+        <w:jc w:val="both"/>
+        <w:rPr>
+          <w:rFonts w:ascii="Times New Roman" w:hAnsi="Times New Roman" w:cs="Times New Roman"/>
+          <w:sz w:val="28"/>
+          <w:szCs w:val="28"/>
+        </w:rPr>
+      </w:pPr>
+      <w:r>
+        <w:rPr>
+          <w:rFonts w:ascii="Times New Roman" w:hAnsi="Times New Roman" w:cs="Times New Roman"/>
+          <w:sz w:val="28"/>
+          <w:szCs w:val="28"/>
+        </w:rPr>
+        <w:t>Dữ liệu dạng Polygon được sử dụng để quản lý các khu vực có diện tích xác định như ranh giới hành chính, khu dân cư hoặc lớp sử dụng đất. Việc sử dụng dữ liệu Polygon giúp hỗ trợ phân tích phân bố không gian và xây dựng các bản đồ chuyên đề trong hệ thống GIS.</w:t>
+      </w:r>
+    </w:p>
+    <w:p>
+      <w:pPr>
+        <w:spacing w:line="276" w:lineRule="auto"/>
+        <w:ind w:firstLine="720"/>
+        <w:jc w:val="both"/>
+        <w:rPr>
+          <w:rFonts w:ascii="Times New Roman" w:hAnsi="Times New Roman" w:cs="Times New Roman"/>
+          <w:sz w:val="28"/>
+          <w:szCs w:val="28"/>
+        </w:rPr>
+      </w:pPr>
+      <w:r>
+        <w:rPr>
+          <w:rFonts w:ascii="Times New Roman" w:hAnsi="Times New Roman" w:cs="Times New Roman"/>
+          <w:sz w:val="28"/>
+          <w:szCs w:val="28"/>
+        </w:rPr>
+        <w:t xml:space="preserve">Mỗi lớp dữ liệu đều được xây dựng bảng thuộc tính riêng nhằm lưu trữ các thông tin mô tả liên quan đến đối tượng địa lý. Ví dụ, lớp dữ liệu giao thông bao gồm các trường thông tin như tên đường, loại đường và chiều dài tuyến đường; </w:t>
+      </w:r>
+      <w:r>
+        <w:rPr>
+          <w:rFonts w:ascii="Times New Roman" w:hAnsi="Times New Roman" w:cs="Times New Roman"/>
+          <w:sz w:val="28"/>
+          <w:szCs w:val="28"/>
+        </w:rPr>
+        <w:lastRenderedPageBreak/>
+        <w:t>lớp trường học bao gồm tên trường, cấp học và vị trí địa lý; lớp dân cư bao gồm mật độ dân số và khu vực phân bố dân cư.</w:t>
+      </w:r>
+    </w:p>
+    <w:p>
+      <w:pPr>
+        <w:spacing w:line="276" w:lineRule="auto"/>
+        <w:ind w:firstLine="720"/>
+        <w:jc w:val="both"/>
+        <w:rPr>
+          <w:rFonts w:ascii="Times New Roman" w:hAnsi="Times New Roman" w:cs="Times New Roman"/>
+          <w:sz w:val="28"/>
+          <w:szCs w:val="28"/>
+        </w:rPr>
+      </w:pPr>
+      <w:r>
+        <w:rPr>
+          <w:rFonts w:ascii="Times New Roman" w:hAnsi="Times New Roman" w:cs="Times New Roman"/>
+          <w:sz w:val="28"/>
+          <w:szCs w:val="28"/>
+        </w:rPr>
+        <w:t>Việc tổ chức dữ liệu theo mô hình lớp giúp hệ thống dễ dàng cập nhật, chỉnh sửa và mở rộng dữ liệu trong tương lai. Đồng thời, cấu trúc dữ liệu này cũng hỗ trợ hiệu quả cho các bài toán phân tích không gian và trực quan hóa dữ liệu trong QGIS.</w:t>
+      </w:r>
+    </w:p>
+    <w:p>
+      <w:pPr>
+        <w:spacing w:line="276" w:lineRule="auto"/>
+        <w:jc w:val="both"/>
+        <w:rPr>
+          <w:rFonts w:ascii="Times New Roman" w:hAnsi="Times New Roman" w:cs="Times New Roman"/>
+          <w:sz w:val="28"/>
+          <w:szCs w:val="28"/>
+        </w:rPr>
+      </w:pPr>
+      <w:r>
+        <w:rPr>
+          <w:rFonts w:ascii="Segoe UI Emoji" w:hAnsi="Segoe UI Emoji" w:cs="Segoe UI Emoji"/>
+          <w:sz w:val="28"/>
+          <w:szCs w:val="28"/>
+        </w:rPr>
+        <w:t>📌</w:t>
+      </w:r>
+      <w:r>
+        <w:rPr>
+          <w:rFonts w:ascii="Times New Roman" w:hAnsi="Times New Roman" w:cs="Times New Roman"/>
+          <w:sz w:val="28"/>
+          <w:szCs w:val="28"/>
+        </w:rPr>
+        <w:t xml:space="preserve"> Chèn ảnh tại đây:</w:t>
+      </w:r>
+    </w:p>
+    <w:p>
+      <w:pPr>
+        <w:numPr>
+          <w:ilvl w:val="0"/>
+          <w:numId w:val="37"/>
+        </w:numPr>
+        <w:spacing w:line="276" w:lineRule="auto"/>
+        <w:jc w:val="both"/>
+        <w:rPr>
+          <w:rFonts w:ascii="Times New Roman" w:hAnsi="Times New Roman" w:cs="Times New Roman"/>
+          <w:sz w:val="28"/>
+          <w:szCs w:val="28"/>
+        </w:rPr>
+      </w:pPr>
+      <w:r>
+        <w:rPr>
+          <w:rFonts w:ascii="Times New Roman" w:hAnsi="Times New Roman" w:cs="Times New Roman"/>
+          <w:sz w:val="28"/>
+          <w:szCs w:val="28"/>
+        </w:rPr>
+        <w:t>Ảnh bảng thuộc tính của layer roads_vinhyen hoặc schools_vinhyen.</w:t>
+      </w:r>
+      <w:r>
+        <w:rPr>
+          <w:rFonts w:ascii="Times New Roman" w:hAnsi="Times New Roman" w:cs="Times New Roman"/>
+          <w:sz w:val="28"/>
+          <w:szCs w:val="28"/>
+        </w:rPr>
+        <w:br/>
+        <w:t>Tên hình đề xuất:</w:t>
+      </w:r>
+      <w:r>
+        <w:rPr>
+          <w:rFonts w:ascii="Times New Roman" w:hAnsi="Times New Roman" w:cs="Times New Roman"/>
+          <w:sz w:val="28"/>
+          <w:szCs w:val="28"/>
+        </w:rPr>
+        <w:br/>
+        <w:t xml:space="preserve">“Hình 3.x. Bảng dữ liệu thuộc tính của lớp giao thông” </w:t>
+      </w:r>
+    </w:p>
+    <w:p>
+      <w:pPr>
+        <w:pStyle w:val="Heading3"/>
+      </w:pPr>
+      <w:r>
+        <w:t>3.5.3 Mô tả các lớp dữ liệu trong hệ thống</w:t>
+      </w:r>
+    </w:p>
+    <w:p>
+      <w:pPr>
+        <w:spacing w:line="276" w:lineRule="auto"/>
+        <w:jc w:val="both"/>
+        <w:rPr>
+          <w:rFonts w:ascii="Times New Roman" w:hAnsi="Times New Roman" w:cs="Times New Roman"/>
+          <w:sz w:val="28"/>
+          <w:szCs w:val="28"/>
+        </w:rPr>
+      </w:pPr>
+      <w:r>
+        <w:rPr>
+          <w:rFonts w:ascii="Times New Roman" w:hAnsi="Times New Roman" w:cs="Times New Roman"/>
+          <w:sz w:val="28"/>
+          <w:szCs w:val="28"/>
+        </w:rPr>
+        <w:t>Hệ thống thông tin địa lý của đề tài được xây dựng từ nhiều lớp dữ liệu không gian khác nhau nhằm phục vụ công tác quản lý giao thông và các yếu tố xã hội tại phường Vĩnh Yên. Mỗi lớp dữ liệu đại diện cho một nhóm đối tượng quản lý riêng và được tổ chức dưới dạng dữ liệu vector gồm Point, Line hoặc Polygon.</w:t>
+      </w:r>
+    </w:p>
+    <w:p>
+      <w:pPr>
+        <w:spacing w:line="276" w:lineRule="auto"/>
+        <w:jc w:val="both"/>
+        <w:rPr>
+          <w:rFonts w:ascii="Times New Roman" w:hAnsi="Times New Roman" w:cs="Times New Roman"/>
+          <w:b/>
+          <w:bCs/>
+          <w:sz w:val="28"/>
+          <w:szCs w:val="28"/>
+        </w:rPr>
+      </w:pPr>
+      <w:r>
+        <w:rPr>
+          <w:rFonts w:ascii="Times New Roman" w:hAnsi="Times New Roman" w:cs="Times New Roman"/>
+          <w:b/>
+          <w:bCs/>
+          <w:sz w:val="28"/>
+          <w:szCs w:val="28"/>
+        </w:rPr>
+        <w:t>Bảng mô tả các lớp dữ liệu trong hệ thống</w:t>
+      </w:r>
+    </w:p>
+    <w:tbl>
+      <w:tblPr>
+        <w:tblW w:w="0" w:type="auto"/>
+        <w:tblCellSpacing w:w="15" w:type="dxa"/>
+        <w:tblCellMar>
+          <w:top w:w="15" w:type="dxa"/>
+          <w:left w:w="15" w:type="dxa"/>
+          <w:bottom w:w="15" w:type="dxa"/>
+          <w:right w:w="15" w:type="dxa"/>
+        </w:tblCellMar>
+        <w:tblLook w:val="04A0" w:firstRow="1" w:lastRow="0" w:firstColumn="1" w:lastColumn="0" w:noHBand="0" w:noVBand="1"/>
+      </w:tblPr>
+      <w:tblGrid>
+        <w:gridCol w:w="605"/>
+        <w:gridCol w:w="1712"/>
+        <w:gridCol w:w="5464"/>
+        <w:gridCol w:w="1290"/>
+      </w:tblGrid>
+      <w:tr>
+        <w:trPr>
+          <w:tblHeader/>
+          <w:tblCellSpacing w:w="15" w:type="dxa"/>
+        </w:trPr>
+        <w:tc>
+          <w:tcPr>
+            <w:tcW w:w="0" w:type="auto"/>
+            <w:vAlign w:val="center"/>
+            <w:hideMark/>
+          </w:tcPr>
+          <w:p>
+            <w:pPr>
+              <w:spacing w:line="276" w:lineRule="auto"/>
+              <w:jc w:val="both"/>
+              <w:rPr>
+                <w:rFonts w:ascii="Times New Roman" w:hAnsi="Times New Roman" w:cs="Times New Roman"/>
+                <w:b/>
+                <w:bCs/>
+                <w:sz w:val="28"/>
+                <w:szCs w:val="28"/>
+              </w:rPr>
+            </w:pPr>
+            <w:r>
+              <w:rPr>
+                <w:rFonts w:ascii="Times New Roman" w:hAnsi="Times New Roman" w:cs="Times New Roman"/>
+                <w:b/>
+                <w:bCs/>
+                <w:sz w:val="28"/>
+                <w:szCs w:val="28"/>
+              </w:rPr>
+              <w:t>STT</w:t>
+            </w:r>
+          </w:p>
+        </w:tc>
+        <w:tc>
+          <w:tcPr>
+            <w:tcW w:w="0" w:type="auto"/>
+            <w:vAlign w:val="center"/>
+            <w:hideMark/>
+          </w:tcPr>
+          <w:p>
+            <w:pPr>
+              <w:spacing w:line="276" w:lineRule="auto"/>
+              <w:jc w:val="both"/>
+              <w:rPr>
+                <w:rFonts w:ascii="Times New Roman" w:hAnsi="Times New Roman" w:cs="Times New Roman"/>
+                <w:b/>
+                <w:bCs/>
+                <w:sz w:val="28"/>
+                <w:szCs w:val="28"/>
+              </w:rPr>
+            </w:pPr>
+            <w:r>
+              <w:rPr>
+                <w:rFonts w:ascii="Times New Roman" w:hAnsi="Times New Roman" w:cs="Times New Roman"/>
+                <w:b/>
+                <w:bCs/>
+                <w:sz w:val="28"/>
+                <w:szCs w:val="28"/>
+              </w:rPr>
+              <w:t>Đối tượng quản lý</w:t>
+            </w:r>
+          </w:p>
+        </w:tc>
+        <w:tc>
+          <w:tcPr>
+            <w:tcW w:w="0" w:type="auto"/>
+            <w:vAlign w:val="center"/>
+            <w:hideMark/>
+          </w:tcPr>
+          <w:p>
+            <w:pPr>
+              <w:spacing w:line="276" w:lineRule="auto"/>
+              <w:jc w:val="both"/>
+              <w:rPr>
+                <w:rFonts w:ascii="Times New Roman" w:hAnsi="Times New Roman" w:cs="Times New Roman"/>
+                <w:b/>
+                <w:bCs/>
+                <w:sz w:val="28"/>
+                <w:szCs w:val="28"/>
+              </w:rPr>
+            </w:pPr>
+            <w:r>
+              <w:rPr>
+                <w:rFonts w:ascii="Times New Roman" w:hAnsi="Times New Roman" w:cs="Times New Roman"/>
+                <w:b/>
+                <w:bCs/>
+                <w:sz w:val="28"/>
+                <w:szCs w:val="28"/>
+              </w:rPr>
+              <w:t>Mô tả chi tiết</w:t>
+            </w:r>
+          </w:p>
+        </w:tc>
+        <w:tc>
+          <w:tcPr>
+            <w:tcW w:w="0" w:type="auto"/>
+            <w:vAlign w:val="center"/>
+            <w:hideMark/>
+          </w:tcPr>
+          <w:p>
+            <w:pPr>
+              <w:spacing w:line="276" w:lineRule="auto"/>
+              <w:jc w:val="both"/>
+              <w:rPr>
+                <w:rFonts w:ascii="Times New Roman" w:hAnsi="Times New Roman" w:cs="Times New Roman"/>
+                <w:b/>
+                <w:bCs/>
+                <w:sz w:val="28"/>
+                <w:szCs w:val="28"/>
+              </w:rPr>
+            </w:pPr>
+            <w:r>
+              <w:rPr>
+                <w:rFonts w:ascii="Times New Roman" w:hAnsi="Times New Roman" w:cs="Times New Roman"/>
+                <w:b/>
+                <w:bCs/>
+                <w:sz w:val="28"/>
+                <w:szCs w:val="28"/>
+              </w:rPr>
+              <w:t>Kiểu dữ liệu</w:t>
+            </w:r>
+          </w:p>
+        </w:tc>
+      </w:tr>
+      <w:tr>
+        <w:trPr>
+          <w:tblCellSpacing w:w="15" w:type="dxa"/>
+        </w:trPr>
+        <w:tc>
+          <w:tcPr>
+            <w:tcW w:w="0" w:type="auto"/>
+            <w:vAlign w:val="center"/>
+            <w:hideMark/>
+          </w:tcPr>
+          <w:p>
+            <w:pPr>
+              <w:spacing w:line="276" w:lineRule="auto"/>
+              <w:jc w:val="both"/>
+              <w:rPr>
+                <w:rFonts w:ascii="Times New Roman" w:hAnsi="Times New Roman" w:cs="Times New Roman"/>
+                <w:sz w:val="28"/>
+                <w:szCs w:val="28"/>
+              </w:rPr>
+            </w:pPr>
+            <w:r>
+              <w:rPr>
+                <w:rFonts w:ascii="Times New Roman" w:hAnsi="Times New Roman" w:cs="Times New Roman"/>
+                <w:sz w:val="28"/>
+                <w:szCs w:val="28"/>
+              </w:rPr>
+              <w:t>1</w:t>
+            </w:r>
+          </w:p>
+        </w:tc>
+        <w:tc>
+          <w:tcPr>
+            <w:tcW w:w="0" w:type="auto"/>
+            <w:vAlign w:val="center"/>
+            <w:hideMark/>
+          </w:tcPr>
+          <w:p>
+            <w:pPr>
+              <w:spacing w:line="276" w:lineRule="auto"/>
+              <w:jc w:val="both"/>
+              <w:rPr>
+                <w:rFonts w:ascii="Times New Roman" w:hAnsi="Times New Roman" w:cs="Times New Roman"/>
+                <w:sz w:val="28"/>
+                <w:szCs w:val="28"/>
+              </w:rPr>
+            </w:pPr>
+            <w:r>
+              <w:rPr>
+                <w:rFonts w:ascii="Times New Roman" w:hAnsi="Times New Roman" w:cs="Times New Roman"/>
+                <w:sz w:val="28"/>
+                <w:szCs w:val="28"/>
+              </w:rPr>
+              <w:t>Ranh giới hành chính</w:t>
+            </w:r>
+          </w:p>
+        </w:tc>
+        <w:tc>
+          <w:tcPr>
+            <w:tcW w:w="0" w:type="auto"/>
+            <w:vAlign w:val="center"/>
+            <w:hideMark/>
+          </w:tcPr>
+          <w:p>
+            <w:pPr>
+              <w:spacing w:line="276" w:lineRule="auto"/>
+              <w:jc w:val="both"/>
+              <w:rPr>
+                <w:rFonts w:ascii="Times New Roman" w:hAnsi="Times New Roman" w:cs="Times New Roman"/>
+                <w:sz w:val="28"/>
+                <w:szCs w:val="28"/>
+              </w:rPr>
+            </w:pPr>
+            <w:r>
+              <w:rPr>
+                <w:rFonts w:ascii="Times New Roman" w:hAnsi="Times New Roman" w:cs="Times New Roman"/>
+                <w:sz w:val="28"/>
+                <w:szCs w:val="28"/>
+              </w:rPr>
+              <w:t>Quản lý ranh giới phường Vĩnh Yên, phục vụ xác định phạm vi nghiên cứu</w:t>
+            </w:r>
+          </w:p>
+        </w:tc>
+        <w:tc>
+          <w:tcPr>
+            <w:tcW w:w="0" w:type="auto"/>
+            <w:vAlign w:val="center"/>
+            <w:hideMark/>
+          </w:tcPr>
+          <w:p>
+            <w:pPr>
+              <w:spacing w:line="276" w:lineRule="auto"/>
+              <w:jc w:val="both"/>
+              <w:rPr>
+                <w:rFonts w:ascii="Times New Roman" w:hAnsi="Times New Roman" w:cs="Times New Roman"/>
+                <w:sz w:val="28"/>
+                <w:szCs w:val="28"/>
+              </w:rPr>
+            </w:pPr>
+            <w:r>
+              <w:rPr>
+                <w:rFonts w:ascii="Times New Roman" w:hAnsi="Times New Roman" w:cs="Times New Roman"/>
+                <w:sz w:val="28"/>
+                <w:szCs w:val="28"/>
+              </w:rPr>
+              <w:t>Polygon</w:t>
+            </w:r>
+          </w:p>
+        </w:tc>
+      </w:tr>
+      <w:tr>
+        <w:trPr>
+          <w:tblCellSpacing w:w="15" w:type="dxa"/>
+        </w:trPr>
+        <w:tc>
+          <w:tcPr>
+            <w:tcW w:w="0" w:type="auto"/>
+            <w:vAlign w:val="center"/>
+            <w:hideMark/>
+          </w:tcPr>
+          <w:p>
+            <w:pPr>
+              <w:spacing w:line="276" w:lineRule="auto"/>
+              <w:jc w:val="both"/>
+              <w:rPr>
+                <w:rFonts w:ascii="Times New Roman" w:hAnsi="Times New Roman" w:cs="Times New Roman"/>
+                <w:sz w:val="28"/>
+                <w:szCs w:val="28"/>
+              </w:rPr>
+            </w:pPr>
+            <w:r>
+              <w:rPr>
+                <w:rFonts w:ascii="Times New Roman" w:hAnsi="Times New Roman" w:cs="Times New Roman"/>
+                <w:sz w:val="28"/>
+                <w:szCs w:val="28"/>
+              </w:rPr>
+              <w:t>2</w:t>
+            </w:r>
+          </w:p>
+        </w:tc>
+        <w:tc>
+          <w:tcPr>
+            <w:tcW w:w="0" w:type="auto"/>
+            <w:vAlign w:val="center"/>
+            <w:hideMark/>
+          </w:tcPr>
+          <w:p>
+            <w:pPr>
+              <w:spacing w:line="276" w:lineRule="auto"/>
+              <w:jc w:val="both"/>
+              <w:rPr>
+                <w:rFonts w:ascii="Times New Roman" w:hAnsi="Times New Roman" w:cs="Times New Roman"/>
+                <w:sz w:val="28"/>
+                <w:szCs w:val="28"/>
+              </w:rPr>
+            </w:pPr>
+            <w:r>
+              <w:rPr>
+                <w:rFonts w:ascii="Times New Roman" w:hAnsi="Times New Roman" w:cs="Times New Roman"/>
+                <w:sz w:val="28"/>
+                <w:szCs w:val="28"/>
+              </w:rPr>
+              <w:t>Giao thông</w:t>
+            </w:r>
+          </w:p>
+        </w:tc>
+        <w:tc>
+          <w:tcPr>
+            <w:tcW w:w="0" w:type="auto"/>
+            <w:vAlign w:val="center"/>
+            <w:hideMark/>
+          </w:tcPr>
+          <w:p>
+            <w:pPr>
+              <w:spacing w:line="276" w:lineRule="auto"/>
+              <w:jc w:val="both"/>
+              <w:rPr>
+                <w:rFonts w:ascii="Times New Roman" w:hAnsi="Times New Roman" w:cs="Times New Roman"/>
+                <w:sz w:val="28"/>
+                <w:szCs w:val="28"/>
+              </w:rPr>
+            </w:pPr>
+            <w:r>
+              <w:rPr>
+                <w:rFonts w:ascii="Times New Roman" w:hAnsi="Times New Roman" w:cs="Times New Roman"/>
+                <w:sz w:val="28"/>
+                <w:szCs w:val="28"/>
+              </w:rPr>
+              <w:t>Quản lý hệ thống đường giao thông, tên đường, loại đường và hiện trạng tuyến đường</w:t>
+            </w:r>
+          </w:p>
+        </w:tc>
+        <w:tc>
+          <w:tcPr>
+            <w:tcW w:w="0" w:type="auto"/>
+            <w:vAlign w:val="center"/>
+            <w:hideMark/>
+          </w:tcPr>
+          <w:p>
+            <w:pPr>
+              <w:spacing w:line="276" w:lineRule="auto"/>
+              <w:jc w:val="both"/>
+              <w:rPr>
+                <w:rFonts w:ascii="Times New Roman" w:hAnsi="Times New Roman" w:cs="Times New Roman"/>
+                <w:sz w:val="28"/>
+                <w:szCs w:val="28"/>
+              </w:rPr>
+            </w:pPr>
+            <w:r>
+              <w:rPr>
+                <w:rFonts w:ascii="Times New Roman" w:hAnsi="Times New Roman" w:cs="Times New Roman"/>
+                <w:sz w:val="28"/>
+                <w:szCs w:val="28"/>
+              </w:rPr>
+              <w:t>Polyline</w:t>
+            </w:r>
+          </w:p>
+        </w:tc>
+      </w:tr>
+      <w:tr>
+        <w:trPr>
+          <w:tblCellSpacing w:w="15" w:type="dxa"/>
+        </w:trPr>
+        <w:tc>
+          <w:tcPr>
+            <w:tcW w:w="0" w:type="auto"/>
+            <w:vAlign w:val="center"/>
+            <w:hideMark/>
+          </w:tcPr>
+          <w:p>
+            <w:pPr>
+              <w:spacing w:line="276" w:lineRule="auto"/>
+              <w:jc w:val="both"/>
+              <w:rPr>
+                <w:rFonts w:ascii="Times New Roman" w:hAnsi="Times New Roman" w:cs="Times New Roman"/>
+                <w:sz w:val="28"/>
+                <w:szCs w:val="28"/>
+              </w:rPr>
+            </w:pPr>
+            <w:r>
+              <w:rPr>
+                <w:rFonts w:ascii="Times New Roman" w:hAnsi="Times New Roman" w:cs="Times New Roman"/>
+                <w:sz w:val="28"/>
+                <w:szCs w:val="28"/>
+              </w:rPr>
+              <w:t>3</w:t>
+            </w:r>
+          </w:p>
+        </w:tc>
+        <w:tc>
+          <w:tcPr>
+            <w:tcW w:w="0" w:type="auto"/>
+            <w:vAlign w:val="center"/>
+            <w:hideMark/>
+          </w:tcPr>
+          <w:p>
+            <w:pPr>
+              <w:spacing w:line="276" w:lineRule="auto"/>
+              <w:jc w:val="both"/>
+              <w:rPr>
+                <w:rFonts w:ascii="Times New Roman" w:hAnsi="Times New Roman" w:cs="Times New Roman"/>
+                <w:sz w:val="28"/>
+                <w:szCs w:val="28"/>
+              </w:rPr>
+            </w:pPr>
+            <w:r>
+              <w:rPr>
+                <w:rFonts w:ascii="Times New Roman" w:hAnsi="Times New Roman" w:cs="Times New Roman"/>
+                <w:sz w:val="28"/>
+                <w:szCs w:val="28"/>
+              </w:rPr>
+              <w:t>Khu dân cư</w:t>
+            </w:r>
+          </w:p>
+        </w:tc>
+        <w:tc>
+          <w:tcPr>
+            <w:tcW w:w="0" w:type="auto"/>
+            <w:vAlign w:val="center"/>
+            <w:hideMark/>
+          </w:tcPr>
+          <w:p>
+            <w:pPr>
+              <w:spacing w:line="276" w:lineRule="auto"/>
+              <w:jc w:val="both"/>
+              <w:rPr>
+                <w:rFonts w:ascii="Times New Roman" w:hAnsi="Times New Roman" w:cs="Times New Roman"/>
+                <w:sz w:val="28"/>
+                <w:szCs w:val="28"/>
+              </w:rPr>
+            </w:pPr>
+            <w:r>
+              <w:rPr>
+                <w:rFonts w:ascii="Times New Roman" w:hAnsi="Times New Roman" w:cs="Times New Roman"/>
+                <w:sz w:val="28"/>
+                <w:szCs w:val="28"/>
+              </w:rPr>
+              <w:t>Quản lý khu vực phân bố dân cư và hiện trạng sử dụng đất dân cư</w:t>
+            </w:r>
+          </w:p>
+        </w:tc>
+        <w:tc>
+          <w:tcPr>
+            <w:tcW w:w="0" w:type="auto"/>
+            <w:vAlign w:val="center"/>
+            <w:hideMark/>
+          </w:tcPr>
+          <w:p>
+            <w:pPr>
+              <w:spacing w:line="276" w:lineRule="auto"/>
+              <w:jc w:val="both"/>
+              <w:rPr>
+                <w:rFonts w:ascii="Times New Roman" w:hAnsi="Times New Roman" w:cs="Times New Roman"/>
+                <w:sz w:val="28"/>
+                <w:szCs w:val="28"/>
+              </w:rPr>
+            </w:pPr>
+            <w:r>
+              <w:rPr>
+                <w:rFonts w:ascii="Times New Roman" w:hAnsi="Times New Roman" w:cs="Times New Roman"/>
+                <w:sz w:val="28"/>
+                <w:szCs w:val="28"/>
+              </w:rPr>
+              <w:t>Polygon</w:t>
+            </w:r>
+          </w:p>
+        </w:tc>
+      </w:tr>
+      <w:tr>
+        <w:trPr>
+          <w:tblCellSpacing w:w="15" w:type="dxa"/>
+        </w:trPr>
+        <w:tc>
+          <w:tcPr>
+            <w:tcW w:w="0" w:type="auto"/>
+            <w:vAlign w:val="center"/>
+            <w:hideMark/>
+          </w:tcPr>
+          <w:p>
+            <w:pPr>
+              <w:spacing w:line="276" w:lineRule="auto"/>
+              <w:jc w:val="both"/>
+              <w:rPr>
+                <w:rFonts w:ascii="Times New Roman" w:hAnsi="Times New Roman" w:cs="Times New Roman"/>
+                <w:sz w:val="28"/>
+                <w:szCs w:val="28"/>
+              </w:rPr>
+            </w:pPr>
+            <w:r>
+              <w:rPr>
+                <w:rFonts w:ascii="Times New Roman" w:hAnsi="Times New Roman" w:cs="Times New Roman"/>
+                <w:sz w:val="28"/>
+                <w:szCs w:val="28"/>
+              </w:rPr>
+              <w:t>4</w:t>
+            </w:r>
+          </w:p>
+        </w:tc>
+        <w:tc>
+          <w:tcPr>
+            <w:tcW w:w="0" w:type="auto"/>
+            <w:vAlign w:val="center"/>
+            <w:hideMark/>
+          </w:tcPr>
+          <w:p>
+            <w:pPr>
+              <w:spacing w:line="276" w:lineRule="auto"/>
+              <w:jc w:val="both"/>
+              <w:rPr>
+                <w:rFonts w:ascii="Times New Roman" w:hAnsi="Times New Roman" w:cs="Times New Roman"/>
+                <w:sz w:val="28"/>
+                <w:szCs w:val="28"/>
+              </w:rPr>
+            </w:pPr>
+            <w:r>
+              <w:rPr>
+                <w:rFonts w:ascii="Times New Roman" w:hAnsi="Times New Roman" w:cs="Times New Roman"/>
+                <w:sz w:val="28"/>
+                <w:szCs w:val="28"/>
+              </w:rPr>
+              <w:t>Trường học</w:t>
+            </w:r>
+          </w:p>
+        </w:tc>
+        <w:tc>
+          <w:tcPr>
+            <w:tcW w:w="0" w:type="auto"/>
+            <w:vAlign w:val="center"/>
+            <w:hideMark/>
+          </w:tcPr>
+          <w:p>
+            <w:pPr>
+              <w:spacing w:line="276" w:lineRule="auto"/>
+              <w:jc w:val="both"/>
+              <w:rPr>
+                <w:rFonts w:ascii="Times New Roman" w:hAnsi="Times New Roman" w:cs="Times New Roman"/>
+                <w:sz w:val="28"/>
+                <w:szCs w:val="28"/>
+              </w:rPr>
+            </w:pPr>
+            <w:r>
+              <w:rPr>
+                <w:rFonts w:ascii="Times New Roman" w:hAnsi="Times New Roman" w:cs="Times New Roman"/>
+                <w:sz w:val="28"/>
+                <w:szCs w:val="28"/>
+              </w:rPr>
+              <w:t>Quản lý vị trí các trường học trên địa bàn</w:t>
+            </w:r>
+          </w:p>
+        </w:tc>
+        <w:tc>
+          <w:tcPr>
+            <w:tcW w:w="0" w:type="auto"/>
+            <w:vAlign w:val="center"/>
+            <w:hideMark/>
+          </w:tcPr>
+          <w:p>
+            <w:pPr>
+              <w:spacing w:line="276" w:lineRule="auto"/>
+              <w:jc w:val="both"/>
+              <w:rPr>
+                <w:rFonts w:ascii="Times New Roman" w:hAnsi="Times New Roman" w:cs="Times New Roman"/>
+                <w:sz w:val="28"/>
+                <w:szCs w:val="28"/>
+              </w:rPr>
+            </w:pPr>
+            <w:r>
+              <w:rPr>
+                <w:rFonts w:ascii="Times New Roman" w:hAnsi="Times New Roman" w:cs="Times New Roman"/>
+                <w:sz w:val="28"/>
+                <w:szCs w:val="28"/>
+              </w:rPr>
+              <w:t>Point</w:t>
+            </w:r>
+          </w:p>
+        </w:tc>
+      </w:tr>
+      <w:tr>
+        <w:trPr>
+          <w:tblCellSpacing w:w="15" w:type="dxa"/>
+        </w:trPr>
+        <w:tc>
+          <w:tcPr>
+            <w:tcW w:w="0" w:type="auto"/>
+            <w:vAlign w:val="center"/>
+            <w:hideMark/>
+          </w:tcPr>
+          <w:p>
+            <w:pPr>
+              <w:spacing w:line="276" w:lineRule="auto"/>
+              <w:jc w:val="both"/>
+              <w:rPr>
+                <w:rFonts w:ascii="Times New Roman" w:hAnsi="Times New Roman" w:cs="Times New Roman"/>
+                <w:sz w:val="28"/>
+                <w:szCs w:val="28"/>
+              </w:rPr>
+            </w:pPr>
+            <w:r>
+              <w:rPr>
+                <w:rFonts w:ascii="Times New Roman" w:hAnsi="Times New Roman" w:cs="Times New Roman"/>
+                <w:sz w:val="28"/>
+                <w:szCs w:val="28"/>
+              </w:rPr>
+              <w:t>5</w:t>
+            </w:r>
+          </w:p>
+        </w:tc>
+        <w:tc>
+          <w:tcPr>
+            <w:tcW w:w="0" w:type="auto"/>
+            <w:vAlign w:val="center"/>
+            <w:hideMark/>
+          </w:tcPr>
+          <w:p>
+            <w:pPr>
+              <w:spacing w:line="276" w:lineRule="auto"/>
+              <w:jc w:val="both"/>
+              <w:rPr>
+                <w:rFonts w:ascii="Times New Roman" w:hAnsi="Times New Roman" w:cs="Times New Roman"/>
+                <w:sz w:val="28"/>
+                <w:szCs w:val="28"/>
+              </w:rPr>
+            </w:pPr>
+            <w:r>
+              <w:rPr>
+                <w:rFonts w:ascii="Times New Roman" w:hAnsi="Times New Roman" w:cs="Times New Roman"/>
+                <w:sz w:val="28"/>
+                <w:szCs w:val="28"/>
+              </w:rPr>
+              <w:t>Cơ sở y tế</w:t>
+            </w:r>
+          </w:p>
+        </w:tc>
+        <w:tc>
+          <w:tcPr>
+            <w:tcW w:w="0" w:type="auto"/>
+            <w:vAlign w:val="center"/>
+            <w:hideMark/>
+          </w:tcPr>
+          <w:p>
+            <w:pPr>
+              <w:spacing w:line="276" w:lineRule="auto"/>
+              <w:jc w:val="both"/>
+              <w:rPr>
+                <w:rFonts w:ascii="Times New Roman" w:hAnsi="Times New Roman" w:cs="Times New Roman"/>
+                <w:sz w:val="28"/>
+                <w:szCs w:val="28"/>
+              </w:rPr>
+            </w:pPr>
+            <w:r>
+              <w:rPr>
+                <w:rFonts w:ascii="Times New Roman" w:hAnsi="Times New Roman" w:cs="Times New Roman"/>
+                <w:sz w:val="28"/>
+                <w:szCs w:val="28"/>
+              </w:rPr>
+              <w:t>Quản lý vị trí bệnh viện, trạm y tế và cơ sở chăm sóc sức khỏe</w:t>
+            </w:r>
+          </w:p>
+        </w:tc>
+        <w:tc>
+          <w:tcPr>
+            <w:tcW w:w="0" w:type="auto"/>
+            <w:vAlign w:val="center"/>
+            <w:hideMark/>
+          </w:tcPr>
+          <w:p>
+            <w:pPr>
+              <w:spacing w:line="276" w:lineRule="auto"/>
+              <w:jc w:val="both"/>
+              <w:rPr>
+                <w:rFonts w:ascii="Times New Roman" w:hAnsi="Times New Roman" w:cs="Times New Roman"/>
+                <w:sz w:val="28"/>
+                <w:szCs w:val="28"/>
+              </w:rPr>
+            </w:pPr>
+            <w:r>
+              <w:rPr>
+                <w:rFonts w:ascii="Times New Roman" w:hAnsi="Times New Roman" w:cs="Times New Roman"/>
+                <w:sz w:val="28"/>
+                <w:szCs w:val="28"/>
+              </w:rPr>
+              <w:t>Point</w:t>
+            </w:r>
+          </w:p>
+        </w:tc>
+      </w:tr>
+      <w:tr>
+        <w:trPr>
+          <w:tblCellSpacing w:w="15" w:type="dxa"/>
+        </w:trPr>
+        <w:tc>
+          <w:tcPr>
+            <w:tcW w:w="0" w:type="auto"/>
+            <w:vAlign w:val="center"/>
+            <w:hideMark/>
+          </w:tcPr>
+          <w:p>
+            <w:pPr>
+              <w:spacing w:line="276" w:lineRule="auto"/>
+              <w:jc w:val="both"/>
+              <w:rPr>
+                <w:rFonts w:ascii="Times New Roman" w:hAnsi="Times New Roman" w:cs="Times New Roman"/>
+                <w:sz w:val="28"/>
+                <w:szCs w:val="28"/>
+              </w:rPr>
+            </w:pPr>
+            <w:r>
+              <w:rPr>
+                <w:rFonts w:ascii="Times New Roman" w:hAnsi="Times New Roman" w:cs="Times New Roman"/>
+                <w:sz w:val="28"/>
+                <w:szCs w:val="28"/>
+              </w:rPr>
+              <w:t>6</w:t>
+            </w:r>
+          </w:p>
+        </w:tc>
+        <w:tc>
+          <w:tcPr>
+            <w:tcW w:w="0" w:type="auto"/>
+            <w:vAlign w:val="center"/>
+            <w:hideMark/>
+          </w:tcPr>
+          <w:p>
+            <w:pPr>
+              <w:spacing w:line="276" w:lineRule="auto"/>
+              <w:jc w:val="both"/>
+              <w:rPr>
+                <w:rFonts w:ascii="Times New Roman" w:hAnsi="Times New Roman" w:cs="Times New Roman"/>
+                <w:sz w:val="28"/>
+                <w:szCs w:val="28"/>
+              </w:rPr>
+            </w:pPr>
+            <w:r>
+              <w:rPr>
+                <w:rFonts w:ascii="Times New Roman" w:hAnsi="Times New Roman" w:cs="Times New Roman"/>
+                <w:sz w:val="28"/>
+                <w:szCs w:val="28"/>
+              </w:rPr>
+              <w:t>Cơ quan hành chính</w:t>
+            </w:r>
+          </w:p>
+        </w:tc>
+        <w:tc>
+          <w:tcPr>
+            <w:tcW w:w="0" w:type="auto"/>
+            <w:vAlign w:val="center"/>
+            <w:hideMark/>
+          </w:tcPr>
+          <w:p>
+            <w:pPr>
+              <w:spacing w:line="276" w:lineRule="auto"/>
+              <w:jc w:val="both"/>
+              <w:rPr>
+                <w:rFonts w:ascii="Times New Roman" w:hAnsi="Times New Roman" w:cs="Times New Roman"/>
+                <w:sz w:val="28"/>
+                <w:szCs w:val="28"/>
+              </w:rPr>
+            </w:pPr>
+            <w:r>
+              <w:rPr>
+                <w:rFonts w:ascii="Times New Roman" w:hAnsi="Times New Roman" w:cs="Times New Roman"/>
+                <w:sz w:val="28"/>
+                <w:szCs w:val="28"/>
+              </w:rPr>
+              <w:t>Quản lý vị trí các cơ quan hành chính nhà nước</w:t>
+            </w:r>
+          </w:p>
+        </w:tc>
+        <w:tc>
+          <w:tcPr>
+            <w:tcW w:w="0" w:type="auto"/>
+            <w:vAlign w:val="center"/>
+            <w:hideMark/>
+          </w:tcPr>
+          <w:p>
+            <w:pPr>
+              <w:spacing w:line="276" w:lineRule="auto"/>
+              <w:jc w:val="both"/>
+              <w:rPr>
+                <w:rFonts w:ascii="Times New Roman" w:hAnsi="Times New Roman" w:cs="Times New Roman"/>
+                <w:sz w:val="28"/>
+                <w:szCs w:val="28"/>
+              </w:rPr>
+            </w:pPr>
+            <w:r>
+              <w:rPr>
+                <w:rFonts w:ascii="Times New Roman" w:hAnsi="Times New Roman" w:cs="Times New Roman"/>
+                <w:sz w:val="28"/>
+                <w:szCs w:val="28"/>
+              </w:rPr>
+              <w:t>Point</w:t>
+            </w:r>
+          </w:p>
+        </w:tc>
+      </w:tr>
+      <w:tr>
+        <w:trPr>
+          <w:tblCellSpacing w:w="15" w:type="dxa"/>
+        </w:trPr>
+        <w:tc>
+          <w:tcPr>
+            <w:tcW w:w="0" w:type="auto"/>
+            <w:vAlign w:val="center"/>
+            <w:hideMark/>
+          </w:tcPr>
+          <w:p>
+            <w:pPr>
+              <w:spacing w:line="276" w:lineRule="auto"/>
+              <w:jc w:val="both"/>
+              <w:rPr>
+                <w:rFonts w:ascii="Times New Roman" w:hAnsi="Times New Roman" w:cs="Times New Roman"/>
+                <w:sz w:val="28"/>
+                <w:szCs w:val="28"/>
+              </w:rPr>
+            </w:pPr>
+            <w:r>
+              <w:rPr>
+                <w:rFonts w:ascii="Times New Roman" w:hAnsi="Times New Roman" w:cs="Times New Roman"/>
+                <w:sz w:val="28"/>
+                <w:szCs w:val="28"/>
+              </w:rPr>
+              <w:t>7</w:t>
+            </w:r>
+          </w:p>
+        </w:tc>
+        <w:tc>
+          <w:tcPr>
+            <w:tcW w:w="0" w:type="auto"/>
+            <w:vAlign w:val="center"/>
+            <w:hideMark/>
+          </w:tcPr>
+          <w:p>
+            <w:pPr>
+              <w:spacing w:line="276" w:lineRule="auto"/>
+              <w:jc w:val="both"/>
+              <w:rPr>
+                <w:rFonts w:ascii="Times New Roman" w:hAnsi="Times New Roman" w:cs="Times New Roman"/>
+                <w:sz w:val="28"/>
+                <w:szCs w:val="28"/>
+              </w:rPr>
+            </w:pPr>
+            <w:r>
+              <w:rPr>
+                <w:rFonts w:ascii="Times New Roman" w:hAnsi="Times New Roman" w:cs="Times New Roman"/>
+                <w:sz w:val="28"/>
+                <w:szCs w:val="28"/>
+              </w:rPr>
+              <w:t>Chợ và siêu thị</w:t>
+            </w:r>
+          </w:p>
+        </w:tc>
+        <w:tc>
+          <w:tcPr>
+            <w:tcW w:w="0" w:type="auto"/>
+            <w:vAlign w:val="center"/>
+            <w:hideMark/>
+          </w:tcPr>
+          <w:p>
+            <w:pPr>
+              <w:spacing w:line="276" w:lineRule="auto"/>
+              <w:jc w:val="both"/>
+              <w:rPr>
+                <w:rFonts w:ascii="Times New Roman" w:hAnsi="Times New Roman" w:cs="Times New Roman"/>
+                <w:sz w:val="28"/>
+                <w:szCs w:val="28"/>
+              </w:rPr>
+            </w:pPr>
+            <w:r>
+              <w:rPr>
+                <w:rFonts w:ascii="Times New Roman" w:hAnsi="Times New Roman" w:cs="Times New Roman"/>
+                <w:sz w:val="28"/>
+                <w:szCs w:val="28"/>
+              </w:rPr>
+              <w:t>Quản lý vị trí các khu thương mại và chợ dân sinh</w:t>
+            </w:r>
+          </w:p>
+        </w:tc>
+        <w:tc>
+          <w:tcPr>
+            <w:tcW w:w="0" w:type="auto"/>
+            <w:vAlign w:val="center"/>
+            <w:hideMark/>
+          </w:tcPr>
+          <w:p>
+            <w:pPr>
+              <w:spacing w:line="276" w:lineRule="auto"/>
+              <w:jc w:val="both"/>
+              <w:rPr>
+                <w:rFonts w:ascii="Times New Roman" w:hAnsi="Times New Roman" w:cs="Times New Roman"/>
+                <w:sz w:val="28"/>
+                <w:szCs w:val="28"/>
+              </w:rPr>
+            </w:pPr>
+            <w:r>
+              <w:rPr>
+                <w:rFonts w:ascii="Times New Roman" w:hAnsi="Times New Roman" w:cs="Times New Roman"/>
+                <w:sz w:val="28"/>
+                <w:szCs w:val="28"/>
+              </w:rPr>
+              <w:t>Point</w:t>
+            </w:r>
+          </w:p>
+        </w:tc>
+      </w:tr>
+      <w:tr>
+        <w:trPr>
+          <w:tblCellSpacing w:w="15" w:type="dxa"/>
+        </w:trPr>
+        <w:tc>
+          <w:tcPr>
+            <w:tcW w:w="0" w:type="auto"/>
+            <w:vAlign w:val="center"/>
+            <w:hideMark/>
+          </w:tcPr>
+          <w:p>
+            <w:pPr>
+              <w:spacing w:line="276" w:lineRule="auto"/>
+              <w:jc w:val="both"/>
+              <w:rPr>
+                <w:rFonts w:ascii="Times New Roman" w:hAnsi="Times New Roman" w:cs="Times New Roman"/>
+                <w:sz w:val="28"/>
+                <w:szCs w:val="28"/>
+              </w:rPr>
+            </w:pPr>
+            <w:r>
+              <w:rPr>
+                <w:rFonts w:ascii="Times New Roman" w:hAnsi="Times New Roman" w:cs="Times New Roman"/>
+                <w:sz w:val="28"/>
+                <w:szCs w:val="28"/>
+              </w:rPr>
+              <w:lastRenderedPageBreak/>
+              <w:t>8</w:t>
+            </w:r>
+          </w:p>
+        </w:tc>
+        <w:tc>
+          <w:tcPr>
+            <w:tcW w:w="0" w:type="auto"/>
+            <w:vAlign w:val="center"/>
+            <w:hideMark/>
+          </w:tcPr>
+          <w:p>
+            <w:pPr>
+              <w:spacing w:line="276" w:lineRule="auto"/>
+              <w:jc w:val="both"/>
+              <w:rPr>
+                <w:rFonts w:ascii="Times New Roman" w:hAnsi="Times New Roman" w:cs="Times New Roman"/>
+                <w:sz w:val="28"/>
+                <w:szCs w:val="28"/>
+              </w:rPr>
+            </w:pPr>
+            <w:r>
+              <w:rPr>
+                <w:rFonts w:ascii="Times New Roman" w:hAnsi="Times New Roman" w:cs="Times New Roman"/>
+                <w:sz w:val="28"/>
+                <w:szCs w:val="28"/>
+              </w:rPr>
+              <w:t>Thủy hệ</w:t>
+            </w:r>
+          </w:p>
+        </w:tc>
+        <w:tc>
+          <w:tcPr>
+            <w:tcW w:w="0" w:type="auto"/>
+            <w:vAlign w:val="center"/>
+            <w:hideMark/>
+          </w:tcPr>
+          <w:p>
+            <w:pPr>
+              <w:spacing w:line="276" w:lineRule="auto"/>
+              <w:jc w:val="both"/>
+              <w:rPr>
+                <w:rFonts w:ascii="Times New Roman" w:hAnsi="Times New Roman" w:cs="Times New Roman"/>
+                <w:sz w:val="28"/>
+                <w:szCs w:val="28"/>
+              </w:rPr>
+            </w:pPr>
+            <w:r>
+              <w:rPr>
+                <w:rFonts w:ascii="Times New Roman" w:hAnsi="Times New Roman" w:cs="Times New Roman"/>
+                <w:sz w:val="28"/>
+                <w:szCs w:val="28"/>
+              </w:rPr>
+              <w:t>Quản lý sông, hồ và hệ thống mặt nước trong khu vực</w:t>
+            </w:r>
+          </w:p>
+        </w:tc>
+        <w:tc>
+          <w:tcPr>
+            <w:tcW w:w="0" w:type="auto"/>
+            <w:vAlign w:val="center"/>
+            <w:hideMark/>
+          </w:tcPr>
+          <w:p>
+            <w:pPr>
+              <w:spacing w:line="276" w:lineRule="auto"/>
+              <w:jc w:val="both"/>
+              <w:rPr>
+                <w:rFonts w:ascii="Times New Roman" w:hAnsi="Times New Roman" w:cs="Times New Roman"/>
+                <w:sz w:val="28"/>
+                <w:szCs w:val="28"/>
+              </w:rPr>
+            </w:pPr>
+            <w:r>
+              <w:rPr>
+                <w:rFonts w:ascii="Times New Roman" w:hAnsi="Times New Roman" w:cs="Times New Roman"/>
+                <w:sz w:val="28"/>
+                <w:szCs w:val="28"/>
+              </w:rPr>
+              <w:t>Polygon</w:t>
+            </w:r>
+          </w:p>
+        </w:tc>
+      </w:tr>
+      <w:tr>
+        <w:trPr>
+          <w:tblCellSpacing w:w="15" w:type="dxa"/>
+        </w:trPr>
+        <w:tc>
+          <w:tcPr>
+            <w:tcW w:w="0" w:type="auto"/>
+            <w:vAlign w:val="center"/>
+            <w:hideMark/>
+          </w:tcPr>
+          <w:p>
+            <w:pPr>
+              <w:spacing w:line="276" w:lineRule="auto"/>
+              <w:jc w:val="both"/>
+              <w:rPr>
+                <w:rFonts w:ascii="Times New Roman" w:hAnsi="Times New Roman" w:cs="Times New Roman"/>
+                <w:sz w:val="28"/>
+                <w:szCs w:val="28"/>
+              </w:rPr>
+            </w:pPr>
+            <w:r>
+              <w:rPr>
+                <w:rFonts w:ascii="Times New Roman" w:hAnsi="Times New Roman" w:cs="Times New Roman"/>
+                <w:sz w:val="28"/>
+                <w:szCs w:val="28"/>
+              </w:rPr>
+              <w:t>9</w:t>
+            </w:r>
+          </w:p>
+        </w:tc>
+        <w:tc>
+          <w:tcPr>
+            <w:tcW w:w="0" w:type="auto"/>
+            <w:vAlign w:val="center"/>
+            <w:hideMark/>
+          </w:tcPr>
+          <w:p>
+            <w:pPr>
+              <w:spacing w:line="276" w:lineRule="auto"/>
+              <w:jc w:val="both"/>
+              <w:rPr>
+                <w:rFonts w:ascii="Times New Roman" w:hAnsi="Times New Roman" w:cs="Times New Roman"/>
+                <w:sz w:val="28"/>
+                <w:szCs w:val="28"/>
+              </w:rPr>
+            </w:pPr>
+            <w:r>
+              <w:rPr>
+                <w:rFonts w:ascii="Times New Roman" w:hAnsi="Times New Roman" w:cs="Times New Roman"/>
+                <w:sz w:val="28"/>
+                <w:szCs w:val="28"/>
+              </w:rPr>
+              <w:t>Đường sắt</w:t>
+            </w:r>
+          </w:p>
+        </w:tc>
+        <w:tc>
+          <w:tcPr>
+            <w:tcW w:w="0" w:type="auto"/>
+            <w:vAlign w:val="center"/>
+            <w:hideMark/>
+          </w:tcPr>
+          <w:p>
+            <w:pPr>
+              <w:spacing w:line="276" w:lineRule="auto"/>
+              <w:jc w:val="both"/>
+              <w:rPr>
+                <w:rFonts w:ascii="Times New Roman" w:hAnsi="Times New Roman" w:cs="Times New Roman"/>
+                <w:sz w:val="28"/>
+                <w:szCs w:val="28"/>
+              </w:rPr>
+            </w:pPr>
+            <w:r>
+              <w:rPr>
+                <w:rFonts w:ascii="Times New Roman" w:hAnsi="Times New Roman" w:cs="Times New Roman"/>
+                <w:sz w:val="28"/>
+                <w:szCs w:val="28"/>
+              </w:rPr>
+              <w:t>Quản lý tuyến đường sắt đi qua khu vực nghiên cứu</w:t>
+            </w:r>
+          </w:p>
+        </w:tc>
+        <w:tc>
+          <w:tcPr>
+            <w:tcW w:w="0" w:type="auto"/>
+            <w:vAlign w:val="center"/>
+            <w:hideMark/>
+          </w:tcPr>
+          <w:p>
+            <w:pPr>
+              <w:spacing w:line="276" w:lineRule="auto"/>
+              <w:jc w:val="both"/>
+              <w:rPr>
+                <w:rFonts w:ascii="Times New Roman" w:hAnsi="Times New Roman" w:cs="Times New Roman"/>
+                <w:sz w:val="28"/>
+                <w:szCs w:val="28"/>
+              </w:rPr>
+            </w:pPr>
+            <w:r>
+              <w:rPr>
+                <w:rFonts w:ascii="Times New Roman" w:hAnsi="Times New Roman" w:cs="Times New Roman"/>
+                <w:sz w:val="28"/>
+                <w:szCs w:val="28"/>
+              </w:rPr>
+              <w:t>Polyline</w:t>
+            </w:r>
+          </w:p>
+        </w:tc>
+      </w:tr>
+      <w:tr>
+        <w:trPr>
+          <w:tblCellSpacing w:w="15" w:type="dxa"/>
+        </w:trPr>
+        <w:tc>
+          <w:tcPr>
+            <w:tcW w:w="0" w:type="auto"/>
+            <w:vAlign w:val="center"/>
+            <w:hideMark/>
+          </w:tcPr>
+          <w:p>
+            <w:pPr>
+              <w:spacing w:line="276" w:lineRule="auto"/>
+              <w:jc w:val="both"/>
+              <w:rPr>
+                <w:rFonts w:ascii="Times New Roman" w:hAnsi="Times New Roman" w:cs="Times New Roman"/>
+                <w:sz w:val="28"/>
+                <w:szCs w:val="28"/>
+              </w:rPr>
+            </w:pPr>
+            <w:r>
+              <w:rPr>
+                <w:rFonts w:ascii="Times New Roman" w:hAnsi="Times New Roman" w:cs="Times New Roman"/>
+                <w:sz w:val="28"/>
+                <w:szCs w:val="28"/>
+              </w:rPr>
+              <w:t>10</w:t>
+            </w:r>
+          </w:p>
+        </w:tc>
+        <w:tc>
+          <w:tcPr>
+            <w:tcW w:w="0" w:type="auto"/>
+            <w:vAlign w:val="center"/>
+            <w:hideMark/>
+          </w:tcPr>
+          <w:p>
+            <w:pPr>
+              <w:spacing w:line="276" w:lineRule="auto"/>
+              <w:jc w:val="both"/>
+              <w:rPr>
+                <w:rFonts w:ascii="Times New Roman" w:hAnsi="Times New Roman" w:cs="Times New Roman"/>
+                <w:sz w:val="28"/>
+                <w:szCs w:val="28"/>
+              </w:rPr>
+            </w:pPr>
+            <w:r>
+              <w:rPr>
+                <w:rFonts w:ascii="Times New Roman" w:hAnsi="Times New Roman" w:cs="Times New Roman"/>
+                <w:sz w:val="28"/>
+                <w:szCs w:val="28"/>
+              </w:rPr>
+              <w:t>Sử dụng đất</w:t>
+            </w:r>
+          </w:p>
+        </w:tc>
+        <w:tc>
+          <w:tcPr>
+            <w:tcW w:w="0" w:type="auto"/>
+            <w:vAlign w:val="center"/>
+            <w:hideMark/>
+          </w:tcPr>
+          <w:p>
+            <w:pPr>
+              <w:spacing w:line="276" w:lineRule="auto"/>
+              <w:jc w:val="both"/>
+              <w:rPr>
+                <w:rFonts w:ascii="Times New Roman" w:hAnsi="Times New Roman" w:cs="Times New Roman"/>
+                <w:sz w:val="28"/>
+                <w:szCs w:val="28"/>
+              </w:rPr>
+            </w:pPr>
+            <w:r>
+              <w:rPr>
+                <w:rFonts w:ascii="Times New Roman" w:hAnsi="Times New Roman" w:cs="Times New Roman"/>
+                <w:sz w:val="28"/>
+                <w:szCs w:val="28"/>
+              </w:rPr>
+              <w:t>Quản lý hiện trạng sử dụng đất trong khu vực nghiên cứu</w:t>
+            </w:r>
+          </w:p>
+        </w:tc>
+        <w:tc>
+          <w:tcPr>
+            <w:tcW w:w="0" w:type="auto"/>
+            <w:vAlign w:val="center"/>
+            <w:hideMark/>
+          </w:tcPr>
+          <w:p>
+            <w:pPr>
+              <w:spacing w:line="276" w:lineRule="auto"/>
+              <w:jc w:val="both"/>
+              <w:rPr>
+                <w:rFonts w:ascii="Times New Roman" w:hAnsi="Times New Roman" w:cs="Times New Roman"/>
+                <w:sz w:val="28"/>
+                <w:szCs w:val="28"/>
+              </w:rPr>
+            </w:pPr>
+            <w:r>
+              <w:rPr>
+                <w:rFonts w:ascii="Times New Roman" w:hAnsi="Times New Roman" w:cs="Times New Roman"/>
+                <w:sz w:val="28"/>
+                <w:szCs w:val="28"/>
+              </w:rPr>
+              <w:t>Polygon</w:t>
+            </w:r>
+          </w:p>
+        </w:tc>
+      </w:tr>
+    </w:tbl>
+    <w:p>
+      <w:pPr>
+        <w:spacing w:line="276" w:lineRule="auto"/>
+        <w:jc w:val="both"/>
+        <w:rPr>
+          <w:rFonts w:ascii="Times New Roman" w:hAnsi="Times New Roman" w:cs="Times New Roman"/>
+          <w:sz w:val="28"/>
+          <w:szCs w:val="28"/>
+        </w:rPr>
+      </w:pPr>
+      <w:r>
+        <w:rPr>
+          <w:rFonts w:ascii="Segoe UI Emoji" w:hAnsi="Segoe UI Emoji" w:cs="Segoe UI Emoji"/>
+          <w:sz w:val="28"/>
+          <w:szCs w:val="28"/>
+        </w:rPr>
+        <w:t>📌</w:t>
+      </w:r>
+      <w:r>
+        <w:rPr>
+          <w:rFonts w:ascii="Times New Roman" w:hAnsi="Times New Roman" w:cs="Times New Roman"/>
+          <w:sz w:val="28"/>
+          <w:szCs w:val="28"/>
+        </w:rPr>
+        <w:t xml:space="preserve"> Chèn ảnh tại đây:</w:t>
+      </w:r>
+    </w:p>
+    <w:p>
+      <w:pPr>
+        <w:numPr>
+          <w:ilvl w:val="0"/>
+          <w:numId w:val="39"/>
+        </w:numPr>
+        <w:spacing w:line="276" w:lineRule="auto"/>
+        <w:jc w:val="both"/>
+        <w:rPr>
+          <w:rFonts w:ascii="Times New Roman" w:hAnsi="Times New Roman" w:cs="Times New Roman"/>
+          <w:sz w:val="28"/>
+          <w:szCs w:val="28"/>
+        </w:rPr>
+      </w:pPr>
+      <w:r>
+        <w:rPr>
+          <w:rFonts w:ascii="Times New Roman" w:hAnsi="Times New Roman" w:cs="Times New Roman"/>
+          <w:sz w:val="28"/>
+          <w:szCs w:val="28"/>
+        </w:rPr>
+        <w:t>Ảnh danh sách layer trong QGIS</w:t>
+      </w:r>
+      <w:r>
+        <w:rPr>
+          <w:rFonts w:ascii="Times New Roman" w:hAnsi="Times New Roman" w:cs="Times New Roman"/>
+          <w:sz w:val="28"/>
+          <w:szCs w:val="28"/>
+        </w:rPr>
+        <w:br/>
+        <w:t>Tên hình:</w:t>
+      </w:r>
+      <w:r>
+        <w:rPr>
+          <w:rFonts w:ascii="Times New Roman" w:hAnsi="Times New Roman" w:cs="Times New Roman"/>
+          <w:sz w:val="28"/>
+          <w:szCs w:val="28"/>
+        </w:rPr>
+        <w:br/>
+        <w:t xml:space="preserve">“Hình 3.x. Các lớp dữ liệu trong hệ thống GIS” </w:t>
+      </w:r>
+    </w:p>
+    <w:p>
+      <w:pPr>
+        <w:spacing w:line="276" w:lineRule="auto"/>
+        <w:jc w:val="both"/>
+        <w:rPr>
+          <w:rFonts w:ascii="Times New Roman" w:hAnsi="Times New Roman" w:cs="Times New Roman"/>
+          <w:sz w:val="28"/>
+          <w:szCs w:val="28"/>
+        </w:rPr>
+      </w:pPr>
+      <w:r>
+        <w:rPr>
+          <w:rFonts w:ascii="Times New Roman" w:hAnsi="Times New Roman" w:cs="Times New Roman"/>
+          <w:sz w:val="28"/>
+          <w:szCs w:val="28"/>
+        </w:rPr>
+        <w:pict w14:anchorId="6798E245">
+          <v:rect id="_x0000_i1148" style="width:0;height:1.5pt" o:hralign="center" o:hrstd="t" o:hr="t" fillcolor="#a0a0a0" stroked="f"/>
+        </w:pict>
+      </w:r>
+    </w:p>
+    <w:p>
+      <w:pPr>
+        <w:pStyle w:val="Heading3"/>
+      </w:pPr>
+      <w:r>
+        <w:t>3.5.4 Thiết kế bảng thuộc tính dữ liệu</w:t>
+      </w:r>
+    </w:p>
+    <w:p>
+      <w:pPr>
+        <w:spacing w:line="276" w:lineRule="auto"/>
+        <w:jc w:val="both"/>
+        <w:rPr>
+          <w:rFonts w:ascii="Times New Roman" w:hAnsi="Times New Roman" w:cs="Times New Roman"/>
+          <w:b/>
+          <w:bCs/>
+          <w:sz w:val="28"/>
+          <w:szCs w:val="28"/>
+        </w:rPr>
+      </w:pPr>
+      <w:r>
+        <w:rPr>
+          <w:rFonts w:ascii="Times New Roman" w:hAnsi="Times New Roman" w:cs="Times New Roman"/>
+          <w:b/>
+          <w:bCs/>
+          <w:sz w:val="28"/>
+          <w:szCs w:val="28"/>
+        </w:rPr>
+        <w:t>a. Lớp dữ liệu ranh giới hành chính</w:t>
+      </w:r>
+    </w:p>
+    <w:p>
+      <w:pPr>
+        <w:numPr>
+          <w:ilvl w:val="0"/>
+          <w:numId w:val="40"/>
+        </w:numPr>
+        <w:spacing w:line="276" w:lineRule="auto"/>
+        <w:jc w:val="both"/>
+        <w:rPr>
+          <w:rFonts w:ascii="Times New Roman" w:hAnsi="Times New Roman" w:cs="Times New Roman"/>
+          <w:sz w:val="28"/>
+          <w:szCs w:val="28"/>
+        </w:rPr>
+      </w:pPr>
+      <w:r>
+        <w:rPr>
+          <w:rFonts w:ascii="Times New Roman" w:hAnsi="Times New Roman" w:cs="Times New Roman"/>
+          <w:sz w:val="28"/>
+          <w:szCs w:val="28"/>
+        </w:rPr>
+        <w:t xml:space="preserve">Tên lớp dữ liệu: boundary_vinhyen.shp </w:t>
+      </w:r>
+    </w:p>
+    <w:p>
+      <w:pPr>
+        <w:numPr>
+          <w:ilvl w:val="0"/>
+          <w:numId w:val="40"/>
+        </w:numPr>
+        <w:spacing w:line="276" w:lineRule="auto"/>
+        <w:jc w:val="both"/>
+        <w:rPr>
+          <w:rFonts w:ascii="Times New Roman" w:hAnsi="Times New Roman" w:cs="Times New Roman"/>
+          <w:sz w:val="28"/>
+          <w:szCs w:val="28"/>
+        </w:rPr>
+      </w:pPr>
+      <w:r>
+        <w:rPr>
+          <w:rFonts w:ascii="Times New Roman" w:hAnsi="Times New Roman" w:cs="Times New Roman"/>
+          <w:sz w:val="28"/>
+          <w:szCs w:val="28"/>
+        </w:rPr>
+        <w:t xml:space="preserve">Định dạng dữ liệu: Polygon </w:t>
+      </w:r>
+    </w:p>
+    <w:p>
+      <w:pPr>
+        <w:spacing w:line="276" w:lineRule="auto"/>
+        <w:jc w:val="both"/>
+        <w:rPr>
+          <w:rFonts w:ascii="Times New Roman" w:hAnsi="Times New Roman" w:cs="Times New Roman"/>
+          <w:b/>
+          <w:bCs/>
+          <w:sz w:val="28"/>
+          <w:szCs w:val="28"/>
+        </w:rPr>
+      </w:pPr>
+      <w:r>
+        <w:rPr>
+          <w:rFonts w:ascii="Times New Roman" w:hAnsi="Times New Roman" w:cs="Times New Roman"/>
+          <w:b/>
+          <w:bCs/>
+          <w:sz w:val="28"/>
+          <w:szCs w:val="28"/>
+        </w:rPr>
+        <w:t>Bảng mô tả thuộc tính</w:t>
+      </w:r>
+    </w:p>
+    <w:tbl>
+      <w:tblPr>
+        <w:tblW w:w="0" w:type="auto"/>
+        <w:tblCellSpacing w:w="15" w:type="dxa"/>
+        <w:tblCellMar>
+          <w:top w:w="15" w:type="dxa"/>
+          <w:left w:w="15" w:type="dxa"/>
+          <w:bottom w:w="15" w:type="dxa"/>
+          <w:right w:w="15" w:type="dxa"/>
+        </w:tblCellMar>
+        <w:tblLook w:val="04A0" w:firstRow="1" w:lastRow="0" w:firstColumn="1" w:lastColumn="0" w:noHBand="0" w:noVBand="1"/>
+      </w:tblPr>
+      <w:tblGrid>
+        <w:gridCol w:w="1553"/>
+        <w:gridCol w:w="1033"/>
+        <w:gridCol w:w="1535"/>
+        <w:gridCol w:w="2793"/>
+      </w:tblGrid>
+      <w:tr>
+        <w:trPr>
+          <w:tblHeader/>
+          <w:tblCellSpacing w:w="15" w:type="dxa"/>
+        </w:trPr>
+        <w:tc>
+          <w:tcPr>
+            <w:tcW w:w="0" w:type="auto"/>
+            <w:vAlign w:val="center"/>
+            <w:hideMark/>
+          </w:tcPr>
+          <w:p>
+            <w:pPr>
+              <w:spacing w:line="276" w:lineRule="auto"/>
+              <w:jc w:val="both"/>
+              <w:rPr>
+                <w:rFonts w:ascii="Times New Roman" w:hAnsi="Times New Roman" w:cs="Times New Roman"/>
+                <w:b/>
+                <w:bCs/>
+                <w:sz w:val="28"/>
+                <w:szCs w:val="28"/>
+              </w:rPr>
+            </w:pPr>
+            <w:r>
+              <w:rPr>
+                <w:rFonts w:ascii="Times New Roman" w:hAnsi="Times New Roman" w:cs="Times New Roman"/>
+                <w:b/>
+                <w:bCs/>
+                <w:sz w:val="28"/>
+                <w:szCs w:val="28"/>
+              </w:rPr>
+              <w:t>Tên trường</w:t>
+            </w:r>
+          </w:p>
+        </w:tc>
+        <w:tc>
+          <w:tcPr>
+            <w:tcW w:w="0" w:type="auto"/>
+            <w:vAlign w:val="center"/>
+            <w:hideMark/>
+          </w:tcPr>
+          <w:p>
+            <w:pPr>
+              <w:spacing w:line="276" w:lineRule="auto"/>
+              <w:jc w:val="both"/>
+              <w:rPr>
+                <w:rFonts w:ascii="Times New Roman" w:hAnsi="Times New Roman" w:cs="Times New Roman"/>
+                <w:b/>
+                <w:bCs/>
+                <w:sz w:val="28"/>
+                <w:szCs w:val="28"/>
+              </w:rPr>
+            </w:pPr>
+            <w:r>
+              <w:rPr>
+                <w:rFonts w:ascii="Times New Roman" w:hAnsi="Times New Roman" w:cs="Times New Roman"/>
+                <w:b/>
+                <w:bCs/>
+                <w:sz w:val="28"/>
+                <w:szCs w:val="28"/>
+              </w:rPr>
+              <w:t>Độ rộng</w:t>
+            </w:r>
+          </w:p>
+        </w:tc>
+        <w:tc>
+          <w:tcPr>
+            <w:tcW w:w="0" w:type="auto"/>
+            <w:vAlign w:val="center"/>
+            <w:hideMark/>
+          </w:tcPr>
+          <w:p>
+            <w:pPr>
+              <w:spacing w:line="276" w:lineRule="auto"/>
+              <w:jc w:val="both"/>
+              <w:rPr>
+                <w:rFonts w:ascii="Times New Roman" w:hAnsi="Times New Roman" w:cs="Times New Roman"/>
+                <w:b/>
+                <w:bCs/>
+                <w:sz w:val="28"/>
+                <w:szCs w:val="28"/>
+              </w:rPr>
+            </w:pPr>
+            <w:r>
+              <w:rPr>
+                <w:rFonts w:ascii="Times New Roman" w:hAnsi="Times New Roman" w:cs="Times New Roman"/>
+                <w:b/>
+                <w:bCs/>
+                <w:sz w:val="28"/>
+                <w:szCs w:val="28"/>
+              </w:rPr>
+              <w:t>Kiểu dữ liệu</w:t>
+            </w:r>
+          </w:p>
+        </w:tc>
+        <w:tc>
+          <w:tcPr>
+            <w:tcW w:w="0" w:type="auto"/>
+            <w:vAlign w:val="center"/>
+            <w:hideMark/>
+          </w:tcPr>
+          <w:p>
+            <w:pPr>
+              <w:spacing w:line="276" w:lineRule="auto"/>
+              <w:jc w:val="both"/>
+              <w:rPr>
+                <w:rFonts w:ascii="Times New Roman" w:hAnsi="Times New Roman" w:cs="Times New Roman"/>
+                <w:b/>
+                <w:bCs/>
+                <w:sz w:val="28"/>
+                <w:szCs w:val="28"/>
+              </w:rPr>
+            </w:pPr>
+            <w:r>
+              <w:rPr>
+                <w:rFonts w:ascii="Times New Roman" w:hAnsi="Times New Roman" w:cs="Times New Roman"/>
+                <w:b/>
+                <w:bCs/>
+                <w:sz w:val="28"/>
+                <w:szCs w:val="28"/>
+              </w:rPr>
+              <w:t>Mô tả</w:t>
+            </w:r>
+          </w:p>
+        </w:tc>
+      </w:tr>
+      <w:tr>
+        <w:trPr>
+          <w:tblCellSpacing w:w="15" w:type="dxa"/>
+        </w:trPr>
+        <w:tc>
+          <w:tcPr>
+            <w:tcW w:w="0" w:type="auto"/>
+            <w:vAlign w:val="center"/>
+            <w:hideMark/>
+          </w:tcPr>
+          <w:p>
+            <w:pPr>
+              <w:spacing w:line="276" w:lineRule="auto"/>
+              <w:jc w:val="both"/>
+              <w:rPr>
+                <w:rFonts w:ascii="Times New Roman" w:hAnsi="Times New Roman" w:cs="Times New Roman"/>
+                <w:sz w:val="28"/>
+                <w:szCs w:val="28"/>
+              </w:rPr>
+            </w:pPr>
+            <w:r>
+              <w:rPr>
+                <w:rFonts w:ascii="Times New Roman" w:hAnsi="Times New Roman" w:cs="Times New Roman"/>
+                <w:sz w:val="28"/>
+                <w:szCs w:val="28"/>
+              </w:rPr>
+              <w:t>OBJECTID</w:t>
+            </w:r>
+          </w:p>
+        </w:tc>
+        <w:tc>
+          <w:tcPr>
+            <w:tcW w:w="0" w:type="auto"/>
+            <w:vAlign w:val="center"/>
+            <w:hideMark/>
+          </w:tcPr>
+          <w:p>
+            <w:pPr>
+              <w:spacing w:line="276" w:lineRule="auto"/>
+              <w:jc w:val="both"/>
+              <w:rPr>
+                <w:rFonts w:ascii="Times New Roman" w:hAnsi="Times New Roman" w:cs="Times New Roman"/>
+                <w:sz w:val="28"/>
+                <w:szCs w:val="28"/>
+              </w:rPr>
+            </w:pPr>
+            <w:r>
+              <w:rPr>
+                <w:rFonts w:ascii="Times New Roman" w:hAnsi="Times New Roman" w:cs="Times New Roman"/>
+                <w:sz w:val="28"/>
+                <w:szCs w:val="28"/>
+              </w:rPr>
+              <w:t>10</w:t>
+            </w:r>
+          </w:p>
+        </w:tc>
+        <w:tc>
+          <w:tcPr>
+            <w:tcW w:w="0" w:type="auto"/>
+            <w:vAlign w:val="center"/>
+            <w:hideMark/>
+          </w:tcPr>
+          <w:p>
+            <w:pPr>
+              <w:spacing w:line="276" w:lineRule="auto"/>
+              <w:jc w:val="both"/>
+              <w:rPr>
+                <w:rFonts w:ascii="Times New Roman" w:hAnsi="Times New Roman" w:cs="Times New Roman"/>
+                <w:sz w:val="28"/>
+                <w:szCs w:val="28"/>
+              </w:rPr>
+            </w:pPr>
+            <w:r>
+              <w:rPr>
+                <w:rFonts w:ascii="Times New Roman" w:hAnsi="Times New Roman" w:cs="Times New Roman"/>
+                <w:sz w:val="28"/>
+                <w:szCs w:val="28"/>
+              </w:rPr>
+              <w:t>Integer</w:t>
+            </w:r>
+          </w:p>
+        </w:tc>
+        <w:tc>
+          <w:tcPr>
+            <w:tcW w:w="0" w:type="auto"/>
+            <w:vAlign w:val="center"/>
+            <w:hideMark/>
+          </w:tcPr>
+          <w:p>
+            <w:pPr>
+              <w:spacing w:line="276" w:lineRule="auto"/>
+              <w:jc w:val="both"/>
+              <w:rPr>
+                <w:rFonts w:ascii="Times New Roman" w:hAnsi="Times New Roman" w:cs="Times New Roman"/>
+                <w:sz w:val="28"/>
+                <w:szCs w:val="28"/>
+              </w:rPr>
+            </w:pPr>
+            <w:r>
+              <w:rPr>
+                <w:rFonts w:ascii="Times New Roman" w:hAnsi="Times New Roman" w:cs="Times New Roman"/>
+                <w:sz w:val="28"/>
+                <w:szCs w:val="28"/>
+              </w:rPr>
+              <w:t>Mã định danh đối tượng</w:t>
+            </w:r>
+          </w:p>
+        </w:tc>
+      </w:tr>
+      <w:tr>
+        <w:trPr>
+          <w:tblCellSpacing w:w="15" w:type="dxa"/>
+        </w:trPr>
+        <w:tc>
+          <w:tcPr>
+            <w:tcW w:w="0" w:type="auto"/>
+            <w:vAlign w:val="center"/>
+            <w:hideMark/>
+          </w:tcPr>
+          <w:p>
+            <w:pPr>
+              <w:spacing w:line="276" w:lineRule="auto"/>
+              <w:jc w:val="both"/>
+              <w:rPr>
+                <w:rFonts w:ascii="Times New Roman" w:hAnsi="Times New Roman" w:cs="Times New Roman"/>
+                <w:sz w:val="28"/>
+                <w:szCs w:val="28"/>
+              </w:rPr>
+            </w:pPr>
+            <w:r>
+              <w:rPr>
+                <w:rFonts w:ascii="Times New Roman" w:hAnsi="Times New Roman" w:cs="Times New Roman"/>
+                <w:sz w:val="28"/>
+                <w:szCs w:val="28"/>
+              </w:rPr>
+              <w:t>Shape</w:t>
+            </w:r>
+          </w:p>
+        </w:tc>
+        <w:tc>
+          <w:tcPr>
+            <w:tcW w:w="0" w:type="auto"/>
+            <w:vAlign w:val="center"/>
+            <w:hideMark/>
+          </w:tcPr>
+          <w:p>
+            <w:pPr>
+              <w:spacing w:line="276" w:lineRule="auto"/>
+              <w:jc w:val="both"/>
+              <w:rPr>
+                <w:rFonts w:ascii="Times New Roman" w:hAnsi="Times New Roman" w:cs="Times New Roman"/>
+                <w:sz w:val="28"/>
+                <w:szCs w:val="28"/>
+              </w:rPr>
+            </w:pPr>
+            <w:r>
+              <w:rPr>
+                <w:rFonts w:ascii="Times New Roman" w:hAnsi="Times New Roman" w:cs="Times New Roman"/>
+                <w:sz w:val="28"/>
+                <w:szCs w:val="28"/>
+              </w:rPr>
+              <w:t>50</w:t>
+            </w:r>
+          </w:p>
+        </w:tc>
+        <w:tc>
+          <w:tcPr>
+            <w:tcW w:w="0" w:type="auto"/>
+            <w:vAlign w:val="center"/>
+            <w:hideMark/>
+          </w:tcPr>
+          <w:p>
+            <w:pPr>
+              <w:spacing w:line="276" w:lineRule="auto"/>
+              <w:jc w:val="both"/>
+              <w:rPr>
+                <w:rFonts w:ascii="Times New Roman" w:hAnsi="Times New Roman" w:cs="Times New Roman"/>
+                <w:sz w:val="28"/>
+                <w:szCs w:val="28"/>
+              </w:rPr>
+            </w:pPr>
+            <w:r>
+              <w:rPr>
+                <w:rFonts w:ascii="Times New Roman" w:hAnsi="Times New Roman" w:cs="Times New Roman"/>
+                <w:sz w:val="28"/>
+                <w:szCs w:val="28"/>
+              </w:rPr>
+              <w:t>Geometry</w:t>
+            </w:r>
+          </w:p>
+        </w:tc>
+        <w:tc>
+          <w:tcPr>
+            <w:tcW w:w="0" w:type="auto"/>
+            <w:vAlign w:val="center"/>
+            <w:hideMark/>
+          </w:tcPr>
+          <w:p>
+            <w:pPr>
+              <w:spacing w:line="276" w:lineRule="auto"/>
+              <w:jc w:val="both"/>
+              <w:rPr>
+                <w:rFonts w:ascii="Times New Roman" w:hAnsi="Times New Roman" w:cs="Times New Roman"/>
+                <w:sz w:val="28"/>
+                <w:szCs w:val="28"/>
+              </w:rPr>
+            </w:pPr>
+            <w:r>
+              <w:rPr>
+                <w:rFonts w:ascii="Times New Roman" w:hAnsi="Times New Roman" w:cs="Times New Roman"/>
+                <w:sz w:val="28"/>
+                <w:szCs w:val="28"/>
+              </w:rPr>
+              <w:t>Kiểu dữ liệu không gian</w:t>
+            </w:r>
+          </w:p>
+        </w:tc>
+      </w:tr>
+      <w:tr>
+        <w:trPr>
+          <w:tblCellSpacing w:w="15" w:type="dxa"/>
+        </w:trPr>
+        <w:tc>
+          <w:tcPr>
+            <w:tcW w:w="0" w:type="auto"/>
+            <w:vAlign w:val="center"/>
+            <w:hideMark/>
+          </w:tcPr>
+          <w:p>
+            <w:pPr>
+              <w:spacing w:line="276" w:lineRule="auto"/>
+              <w:jc w:val="both"/>
+              <w:rPr>
+                <w:rFonts w:ascii="Times New Roman" w:hAnsi="Times New Roman" w:cs="Times New Roman"/>
+                <w:sz w:val="28"/>
+                <w:szCs w:val="28"/>
+              </w:rPr>
+            </w:pPr>
+            <w:r>
+              <w:rPr>
+                <w:rFonts w:ascii="Times New Roman" w:hAnsi="Times New Roman" w:cs="Times New Roman"/>
+                <w:sz w:val="28"/>
+                <w:szCs w:val="28"/>
+              </w:rPr>
+              <w:t>ma_phuong</w:t>
+            </w:r>
+          </w:p>
+        </w:tc>
+        <w:tc>
+          <w:tcPr>
+            <w:tcW w:w="0" w:type="auto"/>
+            <w:vAlign w:val="center"/>
+            <w:hideMark/>
+          </w:tcPr>
+          <w:p>
+            <w:pPr>
+              <w:spacing w:line="276" w:lineRule="auto"/>
+              <w:jc w:val="both"/>
+              <w:rPr>
+                <w:rFonts w:ascii="Times New Roman" w:hAnsi="Times New Roman" w:cs="Times New Roman"/>
+                <w:sz w:val="28"/>
+                <w:szCs w:val="28"/>
+              </w:rPr>
+            </w:pPr>
+            <w:r>
+              <w:rPr>
+                <w:rFonts w:ascii="Times New Roman" w:hAnsi="Times New Roman" w:cs="Times New Roman"/>
+                <w:sz w:val="28"/>
+                <w:szCs w:val="28"/>
+              </w:rPr>
+              <w:t>50</w:t>
+            </w:r>
+          </w:p>
+        </w:tc>
+        <w:tc>
+          <w:tcPr>
+            <w:tcW w:w="0" w:type="auto"/>
+            <w:vAlign w:val="center"/>
+            <w:hideMark/>
+          </w:tcPr>
+          <w:p>
+            <w:pPr>
+              <w:spacing w:line="276" w:lineRule="auto"/>
+              <w:jc w:val="both"/>
+              <w:rPr>
+                <w:rFonts w:ascii="Times New Roman" w:hAnsi="Times New Roman" w:cs="Times New Roman"/>
+                <w:sz w:val="28"/>
+                <w:szCs w:val="28"/>
+              </w:rPr>
+            </w:pPr>
+            <w:r>
+              <w:rPr>
+                <w:rFonts w:ascii="Times New Roman" w:hAnsi="Times New Roman" w:cs="Times New Roman"/>
+                <w:sz w:val="28"/>
+                <w:szCs w:val="28"/>
+              </w:rPr>
+              <w:t>String</w:t>
+            </w:r>
+          </w:p>
+        </w:tc>
+        <w:tc>
+          <w:tcPr>
+            <w:tcW w:w="0" w:type="auto"/>
+            <w:vAlign w:val="center"/>
+            <w:hideMark/>
+          </w:tcPr>
+          <w:p>
+            <w:pPr>
+              <w:spacing w:line="276" w:lineRule="auto"/>
+              <w:jc w:val="both"/>
+              <w:rPr>
+                <w:rFonts w:ascii="Times New Roman" w:hAnsi="Times New Roman" w:cs="Times New Roman"/>
+                <w:sz w:val="28"/>
+                <w:szCs w:val="28"/>
+              </w:rPr>
+            </w:pPr>
+            <w:r>
+              <w:rPr>
+                <w:rFonts w:ascii="Times New Roman" w:hAnsi="Times New Roman" w:cs="Times New Roman"/>
+                <w:sz w:val="28"/>
+                <w:szCs w:val="28"/>
+              </w:rPr>
+              <w:t>Mã phường</w:t>
+            </w:r>
+          </w:p>
+        </w:tc>
+      </w:tr>
+      <w:tr>
+        <w:trPr>
+          <w:tblCellSpacing w:w="15" w:type="dxa"/>
+        </w:trPr>
+        <w:tc>
+          <w:tcPr>
+            <w:tcW w:w="0" w:type="auto"/>
+            <w:vAlign w:val="center"/>
+            <w:hideMark/>
+          </w:tcPr>
+          <w:p>
+            <w:pPr>
+              <w:spacing w:line="276" w:lineRule="auto"/>
+              <w:jc w:val="both"/>
+              <w:rPr>
+                <w:rFonts w:ascii="Times New Roman" w:hAnsi="Times New Roman" w:cs="Times New Roman"/>
+                <w:sz w:val="28"/>
+                <w:szCs w:val="28"/>
+              </w:rPr>
+            </w:pPr>
+            <w:r>
+              <w:rPr>
+                <w:rFonts w:ascii="Times New Roman" w:hAnsi="Times New Roman" w:cs="Times New Roman"/>
+                <w:sz w:val="28"/>
+                <w:szCs w:val="28"/>
+              </w:rPr>
+              <w:t>ten_phuong</w:t>
+            </w:r>
+          </w:p>
+        </w:tc>
+        <w:tc>
+          <w:tcPr>
+            <w:tcW w:w="0" w:type="auto"/>
+            <w:vAlign w:val="center"/>
+            <w:hideMark/>
+          </w:tcPr>
+          <w:p>
+            <w:pPr>
+              <w:spacing w:line="276" w:lineRule="auto"/>
+              <w:jc w:val="both"/>
+              <w:rPr>
+                <w:rFonts w:ascii="Times New Roman" w:hAnsi="Times New Roman" w:cs="Times New Roman"/>
+                <w:sz w:val="28"/>
+                <w:szCs w:val="28"/>
+              </w:rPr>
+            </w:pPr>
+            <w:r>
+              <w:rPr>
+                <w:rFonts w:ascii="Times New Roman" w:hAnsi="Times New Roman" w:cs="Times New Roman"/>
+                <w:sz w:val="28"/>
+                <w:szCs w:val="28"/>
+              </w:rPr>
+              <w:t>100</w:t>
+            </w:r>
+          </w:p>
+        </w:tc>
+        <w:tc>
+          <w:tcPr>
+            <w:tcW w:w="0" w:type="auto"/>
+            <w:vAlign w:val="center"/>
+            <w:hideMark/>
+          </w:tcPr>
+          <w:p>
+            <w:pPr>
+              <w:spacing w:line="276" w:lineRule="auto"/>
+              <w:jc w:val="both"/>
+              <w:rPr>
+                <w:rFonts w:ascii="Times New Roman" w:hAnsi="Times New Roman" w:cs="Times New Roman"/>
+                <w:sz w:val="28"/>
+                <w:szCs w:val="28"/>
+              </w:rPr>
+            </w:pPr>
+            <w:r>
+              <w:rPr>
+                <w:rFonts w:ascii="Times New Roman" w:hAnsi="Times New Roman" w:cs="Times New Roman"/>
+                <w:sz w:val="28"/>
+                <w:szCs w:val="28"/>
+              </w:rPr>
+              <w:t>String</w:t>
+            </w:r>
+          </w:p>
+        </w:tc>
+        <w:tc>
+          <w:tcPr>
+            <w:tcW w:w="0" w:type="auto"/>
+            <w:vAlign w:val="center"/>
+            <w:hideMark/>
+          </w:tcPr>
+          <w:p>
+            <w:pPr>
+              <w:spacing w:line="276" w:lineRule="auto"/>
+              <w:jc w:val="both"/>
+              <w:rPr>
+                <w:rFonts w:ascii="Times New Roman" w:hAnsi="Times New Roman" w:cs="Times New Roman"/>
+                <w:sz w:val="28"/>
+                <w:szCs w:val="28"/>
+              </w:rPr>
+            </w:pPr>
+            <w:r>
+              <w:rPr>
+                <w:rFonts w:ascii="Times New Roman" w:hAnsi="Times New Roman" w:cs="Times New Roman"/>
+                <w:sz w:val="28"/>
+                <w:szCs w:val="28"/>
+              </w:rPr>
+              <w:t>Tên phường</w:t>
+            </w:r>
+          </w:p>
+        </w:tc>
+      </w:tr>
+      <w:tr>
+        <w:trPr>
+          <w:tblCellSpacing w:w="15" w:type="dxa"/>
+        </w:trPr>
+        <w:tc>
+          <w:tcPr>
+            <w:tcW w:w="0" w:type="auto"/>
+            <w:vAlign w:val="center"/>
+            <w:hideMark/>
+          </w:tcPr>
+          <w:p>
+            <w:pPr>
+              <w:spacing w:line="276" w:lineRule="auto"/>
+              <w:jc w:val="both"/>
+              <w:rPr>
+                <w:rFonts w:ascii="Times New Roman" w:hAnsi="Times New Roman" w:cs="Times New Roman"/>
+                <w:sz w:val="28"/>
+                <w:szCs w:val="28"/>
+              </w:rPr>
+            </w:pPr>
+            <w:r>
+              <w:rPr>
+                <w:rFonts w:ascii="Times New Roman" w:hAnsi="Times New Roman" w:cs="Times New Roman"/>
+                <w:sz w:val="28"/>
+                <w:szCs w:val="28"/>
+              </w:rPr>
+              <w:t>dien_tich</w:t>
+            </w:r>
+          </w:p>
+        </w:tc>
+        <w:tc>
+          <w:tcPr>
+            <w:tcW w:w="0" w:type="auto"/>
+            <w:vAlign w:val="center"/>
+            <w:hideMark/>
+          </w:tcPr>
+          <w:p>
+            <w:pPr>
+              <w:spacing w:line="276" w:lineRule="auto"/>
+              <w:jc w:val="both"/>
+              <w:rPr>
+                <w:rFonts w:ascii="Times New Roman" w:hAnsi="Times New Roman" w:cs="Times New Roman"/>
+                <w:sz w:val="28"/>
+                <w:szCs w:val="28"/>
+              </w:rPr>
+            </w:pPr>
+            <w:r>
+              <w:rPr>
+                <w:rFonts w:ascii="Times New Roman" w:hAnsi="Times New Roman" w:cs="Times New Roman"/>
+                <w:sz w:val="28"/>
+                <w:szCs w:val="28"/>
+              </w:rPr>
+              <w:t>50</w:t>
+            </w:r>
+          </w:p>
+        </w:tc>
+        <w:tc>
+          <w:tcPr>
+            <w:tcW w:w="0" w:type="auto"/>
+            <w:vAlign w:val="center"/>
+            <w:hideMark/>
+          </w:tcPr>
+          <w:p>
+            <w:pPr>
+              <w:spacing w:line="276" w:lineRule="auto"/>
+              <w:jc w:val="both"/>
+              <w:rPr>
+                <w:rFonts w:ascii="Times New Roman" w:hAnsi="Times New Roman" w:cs="Times New Roman"/>
+                <w:sz w:val="28"/>
+                <w:szCs w:val="28"/>
+              </w:rPr>
+            </w:pPr>
+            <w:r>
+              <w:rPr>
+                <w:rFonts w:ascii="Times New Roman" w:hAnsi="Times New Roman" w:cs="Times New Roman"/>
+                <w:sz w:val="28"/>
+                <w:szCs w:val="28"/>
+              </w:rPr>
+              <w:t>Float</w:t>
+            </w:r>
+          </w:p>
+        </w:tc>
+        <w:tc>
+          <w:tcPr>
+            <w:tcW w:w="0" w:type="auto"/>
+            <w:vAlign w:val="center"/>
+            <w:hideMark/>
+          </w:tcPr>
+          <w:p>
+            <w:pPr>
+              <w:spacing w:line="276" w:lineRule="auto"/>
+              <w:jc w:val="both"/>
+              <w:rPr>
+                <w:rFonts w:ascii="Times New Roman" w:hAnsi="Times New Roman" w:cs="Times New Roman"/>
+                <w:sz w:val="28"/>
+                <w:szCs w:val="28"/>
+              </w:rPr>
+            </w:pPr>
+            <w:r>
+              <w:rPr>
+                <w:rFonts w:ascii="Times New Roman" w:hAnsi="Times New Roman" w:cs="Times New Roman"/>
+                <w:sz w:val="28"/>
+                <w:szCs w:val="28"/>
+              </w:rPr>
+              <w:t>Diện tích khu vực</w:t>
+            </w:r>
+          </w:p>
+        </w:tc>
+      </w:tr>
+      <w:tr>
+        <w:trPr>
+          <w:tblCellSpacing w:w="15" w:type="dxa"/>
+        </w:trPr>
+        <w:tc>
+          <w:tcPr>
+            <w:tcW w:w="0" w:type="auto"/>
+            <w:vAlign w:val="center"/>
+            <w:hideMark/>
+          </w:tcPr>
+          <w:p>
+            <w:pPr>
+              <w:spacing w:line="276" w:lineRule="auto"/>
+              <w:jc w:val="both"/>
+              <w:rPr>
+                <w:rFonts w:ascii="Times New Roman" w:hAnsi="Times New Roman" w:cs="Times New Roman"/>
+                <w:sz w:val="28"/>
+                <w:szCs w:val="28"/>
+              </w:rPr>
+            </w:pPr>
+            <w:r>
+              <w:rPr>
+                <w:rFonts w:ascii="Times New Roman" w:hAnsi="Times New Roman" w:cs="Times New Roman"/>
+                <w:sz w:val="28"/>
+                <w:szCs w:val="28"/>
+              </w:rPr>
+              <w:t>dan_so</w:t>
+            </w:r>
+          </w:p>
+        </w:tc>
+        <w:tc>
+          <w:tcPr>
+            <w:tcW w:w="0" w:type="auto"/>
+            <w:vAlign w:val="center"/>
+            <w:hideMark/>
+          </w:tcPr>
+          <w:p>
+            <w:pPr>
+              <w:spacing w:line="276" w:lineRule="auto"/>
+              <w:jc w:val="both"/>
+              <w:rPr>
+                <w:rFonts w:ascii="Times New Roman" w:hAnsi="Times New Roman" w:cs="Times New Roman"/>
+                <w:sz w:val="28"/>
+                <w:szCs w:val="28"/>
+              </w:rPr>
+            </w:pPr>
+            <w:r>
+              <w:rPr>
+                <w:rFonts w:ascii="Times New Roman" w:hAnsi="Times New Roman" w:cs="Times New Roman"/>
+                <w:sz w:val="28"/>
+                <w:szCs w:val="28"/>
+              </w:rPr>
+              <w:t>50</w:t>
+            </w:r>
+          </w:p>
+        </w:tc>
+        <w:tc>
+          <w:tcPr>
+            <w:tcW w:w="0" w:type="auto"/>
+            <w:vAlign w:val="center"/>
+            <w:hideMark/>
+          </w:tcPr>
+          <w:p>
+            <w:pPr>
+              <w:spacing w:line="276" w:lineRule="auto"/>
+              <w:jc w:val="both"/>
+              <w:rPr>
+                <w:rFonts w:ascii="Times New Roman" w:hAnsi="Times New Roman" w:cs="Times New Roman"/>
+                <w:sz w:val="28"/>
+                <w:szCs w:val="28"/>
+              </w:rPr>
+            </w:pPr>
+            <w:r>
+              <w:rPr>
+                <w:rFonts w:ascii="Times New Roman" w:hAnsi="Times New Roman" w:cs="Times New Roman"/>
+                <w:sz w:val="28"/>
+                <w:szCs w:val="28"/>
+              </w:rPr>
+              <w:t>Float</w:t>
+            </w:r>
+          </w:p>
+        </w:tc>
+        <w:tc>
+          <w:tcPr>
+            <w:tcW w:w="0" w:type="auto"/>
+            <w:vAlign w:val="center"/>
+            <w:hideMark/>
+          </w:tcPr>
+          <w:p>
+            <w:pPr>
+              <w:spacing w:line="276" w:lineRule="auto"/>
+              <w:jc w:val="both"/>
+              <w:rPr>
+                <w:rFonts w:ascii="Times New Roman" w:hAnsi="Times New Roman" w:cs="Times New Roman"/>
+                <w:sz w:val="28"/>
+                <w:szCs w:val="28"/>
+              </w:rPr>
+            </w:pPr>
+            <w:r>
+              <w:rPr>
+                <w:rFonts w:ascii="Times New Roman" w:hAnsi="Times New Roman" w:cs="Times New Roman"/>
+                <w:sz w:val="28"/>
+                <w:szCs w:val="28"/>
+              </w:rPr>
+              <w:t>Dân số</w:t>
+            </w:r>
+          </w:p>
+        </w:tc>
+      </w:tr>
+      <w:tr>
+        <w:trPr>
+          <w:tblCellSpacing w:w="15" w:type="dxa"/>
+        </w:trPr>
+        <w:tc>
+          <w:tcPr>
+            <w:tcW w:w="0" w:type="auto"/>
+            <w:vAlign w:val="center"/>
+            <w:hideMark/>
+          </w:tcPr>
+          <w:p>
+            <w:pPr>
+              <w:spacing w:line="276" w:lineRule="auto"/>
+              <w:jc w:val="both"/>
+              <w:rPr>
+                <w:rFonts w:ascii="Times New Roman" w:hAnsi="Times New Roman" w:cs="Times New Roman"/>
+                <w:sz w:val="28"/>
+                <w:szCs w:val="28"/>
+              </w:rPr>
+            </w:pPr>
+            <w:r>
+              <w:rPr>
+                <w:rFonts w:ascii="Times New Roman" w:hAnsi="Times New Roman" w:cs="Times New Roman"/>
+                <w:sz w:val="28"/>
+                <w:szCs w:val="28"/>
+              </w:rPr>
+              <w:t>shape_length</w:t>
+            </w:r>
+          </w:p>
+        </w:tc>
+        <w:tc>
+          <w:tcPr>
+            <w:tcW w:w="0" w:type="auto"/>
+            <w:vAlign w:val="center"/>
+            <w:hideMark/>
+          </w:tcPr>
+          <w:p>
+            <w:pPr>
+              <w:spacing w:line="276" w:lineRule="auto"/>
+              <w:jc w:val="both"/>
+              <w:rPr>
+                <w:rFonts w:ascii="Times New Roman" w:hAnsi="Times New Roman" w:cs="Times New Roman"/>
+                <w:sz w:val="28"/>
+                <w:szCs w:val="28"/>
+              </w:rPr>
+            </w:pPr>
+            <w:r>
+              <w:rPr>
+                <w:rFonts w:ascii="Times New Roman" w:hAnsi="Times New Roman" w:cs="Times New Roman"/>
+                <w:sz w:val="28"/>
+                <w:szCs w:val="28"/>
+              </w:rPr>
+              <w:t>Double</w:t>
+            </w:r>
+          </w:p>
+        </w:tc>
+        <w:tc>
+          <w:tcPr>
+            <w:tcW w:w="0" w:type="auto"/>
+            <w:vAlign w:val="center"/>
+            <w:hideMark/>
+          </w:tcPr>
+          <w:p>
+            <w:pPr>
+              <w:spacing w:line="276" w:lineRule="auto"/>
+              <w:jc w:val="both"/>
+              <w:rPr>
+                <w:rFonts w:ascii="Times New Roman" w:hAnsi="Times New Roman" w:cs="Times New Roman"/>
+                <w:sz w:val="28"/>
+                <w:szCs w:val="28"/>
+              </w:rPr>
+            </w:pPr>
+            <w:r>
+              <w:rPr>
+                <w:rFonts w:ascii="Times New Roman" w:hAnsi="Times New Roman" w:cs="Times New Roman"/>
+                <w:sz w:val="28"/>
+                <w:szCs w:val="28"/>
+              </w:rPr>
+              <w:t>Float</w:t>
+            </w:r>
+          </w:p>
+        </w:tc>
+        <w:tc>
+          <w:tcPr>
+            <w:tcW w:w="0" w:type="auto"/>
+            <w:vAlign w:val="center"/>
+            <w:hideMark/>
+          </w:tcPr>
+          <w:p>
+            <w:pPr>
+              <w:spacing w:line="276" w:lineRule="auto"/>
+              <w:jc w:val="both"/>
+              <w:rPr>
+                <w:rFonts w:ascii="Times New Roman" w:hAnsi="Times New Roman" w:cs="Times New Roman"/>
+                <w:sz w:val="28"/>
+                <w:szCs w:val="28"/>
+              </w:rPr>
+            </w:pPr>
+            <w:r>
+              <w:rPr>
+                <w:rFonts w:ascii="Times New Roman" w:hAnsi="Times New Roman" w:cs="Times New Roman"/>
+                <w:sz w:val="28"/>
+                <w:szCs w:val="28"/>
+              </w:rPr>
+              <w:t>Chu vi đối tượng</w:t>
+            </w:r>
+          </w:p>
+        </w:tc>
+      </w:tr>
+      <w:tr>
+        <w:trPr>
+          <w:tblCellSpacing w:w="15" w:type="dxa"/>
+        </w:trPr>
+        <w:tc>
+          <w:tcPr>
+            <w:tcW w:w="0" w:type="auto"/>
+            <w:vAlign w:val="center"/>
+            <w:hideMark/>
+          </w:tcPr>
+          <w:p>
+            <w:pPr>
+              <w:spacing w:line="276" w:lineRule="auto"/>
+              <w:jc w:val="both"/>
+              <w:rPr>
+                <w:rFonts w:ascii="Times New Roman" w:hAnsi="Times New Roman" w:cs="Times New Roman"/>
+                <w:sz w:val="28"/>
+                <w:szCs w:val="28"/>
+              </w:rPr>
+            </w:pPr>
+            <w:r>
+              <w:rPr>
+                <w:rFonts w:ascii="Times New Roman" w:hAnsi="Times New Roman" w:cs="Times New Roman"/>
+                <w:sz w:val="28"/>
+                <w:szCs w:val="28"/>
+              </w:rPr>
+              <w:t>shape_area</w:t>
+            </w:r>
+          </w:p>
+        </w:tc>
+        <w:tc>
+          <w:tcPr>
+            <w:tcW w:w="0" w:type="auto"/>
+            <w:vAlign w:val="center"/>
+            <w:hideMark/>
+          </w:tcPr>
+          <w:p>
+            <w:pPr>
+              <w:spacing w:line="276" w:lineRule="auto"/>
+              <w:jc w:val="both"/>
+              <w:rPr>
+                <w:rFonts w:ascii="Times New Roman" w:hAnsi="Times New Roman" w:cs="Times New Roman"/>
+                <w:sz w:val="28"/>
+                <w:szCs w:val="28"/>
+              </w:rPr>
+            </w:pPr>
+            <w:r>
+              <w:rPr>
+                <w:rFonts w:ascii="Times New Roman" w:hAnsi="Times New Roman" w:cs="Times New Roman"/>
+                <w:sz w:val="28"/>
+                <w:szCs w:val="28"/>
+              </w:rPr>
+              <w:t>Double</w:t>
+            </w:r>
+          </w:p>
+        </w:tc>
+        <w:tc>
+          <w:tcPr>
+            <w:tcW w:w="0" w:type="auto"/>
+            <w:vAlign w:val="center"/>
+            <w:hideMark/>
+          </w:tcPr>
+          <w:p>
+            <w:pPr>
+              <w:spacing w:line="276" w:lineRule="auto"/>
+              <w:jc w:val="both"/>
+              <w:rPr>
+                <w:rFonts w:ascii="Times New Roman" w:hAnsi="Times New Roman" w:cs="Times New Roman"/>
+                <w:sz w:val="28"/>
+                <w:szCs w:val="28"/>
+              </w:rPr>
+            </w:pPr>
+            <w:r>
+              <w:rPr>
+                <w:rFonts w:ascii="Times New Roman" w:hAnsi="Times New Roman" w:cs="Times New Roman"/>
+                <w:sz w:val="28"/>
+                <w:szCs w:val="28"/>
+              </w:rPr>
+              <w:t>Float</w:t>
+            </w:r>
+          </w:p>
+        </w:tc>
+        <w:tc>
+          <w:tcPr>
+            <w:tcW w:w="0" w:type="auto"/>
+            <w:vAlign w:val="center"/>
+            <w:hideMark/>
+          </w:tcPr>
+          <w:p>
+            <w:pPr>
+              <w:spacing w:line="276" w:lineRule="auto"/>
+              <w:jc w:val="both"/>
+              <w:rPr>
+                <w:rFonts w:ascii="Times New Roman" w:hAnsi="Times New Roman" w:cs="Times New Roman"/>
+                <w:sz w:val="28"/>
+                <w:szCs w:val="28"/>
+              </w:rPr>
+            </w:pPr>
+            <w:r>
+              <w:rPr>
+                <w:rFonts w:ascii="Times New Roman" w:hAnsi="Times New Roman" w:cs="Times New Roman"/>
+                <w:sz w:val="28"/>
+                <w:szCs w:val="28"/>
+              </w:rPr>
+              <w:t>Diện tích hình học</w:t>
+            </w:r>
+          </w:p>
+        </w:tc>
+      </w:tr>
+    </w:tbl>
+    <w:p>
+      <w:pPr>
+        <w:spacing w:line="276" w:lineRule="auto"/>
+        <w:jc w:val="both"/>
+        <w:rPr>
+          <w:rFonts w:ascii="Times New Roman" w:hAnsi="Times New Roman" w:cs="Times New Roman"/>
+          <w:sz w:val="28"/>
+          <w:szCs w:val="28"/>
+        </w:rPr>
+      </w:pPr>
+      <w:r>
+        <w:rPr>
+          <w:rFonts w:ascii="Times New Roman" w:hAnsi="Times New Roman" w:cs="Times New Roman"/>
+          <w:sz w:val="28"/>
+          <w:szCs w:val="28"/>
+        </w:rPr>
+        <w:pict w14:anchorId="6F2D4FD9">
+          <v:rect id="_x0000_i1149" style="width:0;height:1.5pt" o:hralign="center" o:hrstd="t" o:hr="t" fillcolor="#a0a0a0" stroked="f"/>
+        </w:pict>
+      </w:r>
+    </w:p>
+    <w:p>
+      <w:pPr>
+        <w:spacing w:line="276" w:lineRule="auto"/>
+        <w:jc w:val="both"/>
+        <w:rPr>
+          <w:rFonts w:ascii="Times New Roman" w:hAnsi="Times New Roman" w:cs="Times New Roman"/>
+          <w:b/>
+          <w:bCs/>
+          <w:sz w:val="28"/>
+          <w:szCs w:val="28"/>
+        </w:rPr>
+      </w:pPr>
+      <w:r>
+        <w:rPr>
+          <w:rFonts w:ascii="Times New Roman" w:hAnsi="Times New Roman" w:cs="Times New Roman"/>
+          <w:b/>
+          <w:bCs/>
+          <w:sz w:val="28"/>
+          <w:szCs w:val="28"/>
+        </w:rPr>
+        <w:lastRenderedPageBreak/>
+        <w:t>b. Lớp dữ liệu giao thông</w:t>
+      </w:r>
+    </w:p>
+    <w:p>
+      <w:pPr>
+        <w:numPr>
+          <w:ilvl w:val="0"/>
+          <w:numId w:val="41"/>
+        </w:numPr>
+        <w:spacing w:line="276" w:lineRule="auto"/>
+        <w:jc w:val="both"/>
+        <w:rPr>
+          <w:rFonts w:ascii="Times New Roman" w:hAnsi="Times New Roman" w:cs="Times New Roman"/>
+          <w:sz w:val="28"/>
+          <w:szCs w:val="28"/>
+        </w:rPr>
+      </w:pPr>
+      <w:r>
+        <w:rPr>
+          <w:rFonts w:ascii="Times New Roman" w:hAnsi="Times New Roman" w:cs="Times New Roman"/>
+          <w:sz w:val="28"/>
+          <w:szCs w:val="28"/>
+        </w:rPr>
+        <w:t xml:space="preserve">Tên lớp dữ liệu: roads_vinhyen.shp </w:t>
+      </w:r>
+    </w:p>
+    <w:p>
+      <w:pPr>
+        <w:numPr>
+          <w:ilvl w:val="0"/>
+          <w:numId w:val="41"/>
+        </w:numPr>
+        <w:spacing w:line="276" w:lineRule="auto"/>
+        <w:jc w:val="both"/>
+        <w:rPr>
+          <w:rFonts w:ascii="Times New Roman" w:hAnsi="Times New Roman" w:cs="Times New Roman"/>
+          <w:sz w:val="28"/>
+          <w:szCs w:val="28"/>
+        </w:rPr>
+      </w:pPr>
+      <w:r>
+        <w:rPr>
+          <w:rFonts w:ascii="Times New Roman" w:hAnsi="Times New Roman" w:cs="Times New Roman"/>
+          <w:sz w:val="28"/>
+          <w:szCs w:val="28"/>
+        </w:rPr>
+        <w:t xml:space="preserve">Định dạng dữ liệu: Polyline </w:t>
+      </w:r>
+    </w:p>
+    <w:p>
+      <w:pPr>
+        <w:spacing w:line="276" w:lineRule="auto"/>
+        <w:jc w:val="both"/>
+        <w:rPr>
+          <w:rFonts w:ascii="Times New Roman" w:hAnsi="Times New Roman" w:cs="Times New Roman"/>
+          <w:b/>
+          <w:bCs/>
+          <w:sz w:val="28"/>
+          <w:szCs w:val="28"/>
+        </w:rPr>
+      </w:pPr>
+      <w:r>
+        <w:rPr>
+          <w:rFonts w:ascii="Times New Roman" w:hAnsi="Times New Roman" w:cs="Times New Roman"/>
+          <w:b/>
+          <w:bCs/>
+          <w:sz w:val="28"/>
+          <w:szCs w:val="28"/>
+        </w:rPr>
+        <w:t>Bảng mô tả thuộc tính</w:t>
+      </w:r>
+    </w:p>
+    <w:tbl>
+      <w:tblPr>
+        <w:tblW w:w="0" w:type="auto"/>
+        <w:tblCellSpacing w:w="15" w:type="dxa"/>
+        <w:tblCellMar>
+          <w:top w:w="15" w:type="dxa"/>
+          <w:left w:w="15" w:type="dxa"/>
+          <w:bottom w:w="15" w:type="dxa"/>
+          <w:right w:w="15" w:type="dxa"/>
+        </w:tblCellMar>
+        <w:tblLook w:val="04A0" w:firstRow="1" w:lastRow="0" w:firstColumn="1" w:lastColumn="0" w:noHBand="0" w:noVBand="1"/>
+      </w:tblPr>
+      <w:tblGrid>
+        <w:gridCol w:w="1449"/>
+        <w:gridCol w:w="1033"/>
+        <w:gridCol w:w="1535"/>
+        <w:gridCol w:w="2226"/>
+      </w:tblGrid>
+      <w:tr>
+        <w:trPr>
+          <w:tblHeader/>
+          <w:tblCellSpacing w:w="15" w:type="dxa"/>
+        </w:trPr>
+        <w:tc>
+          <w:tcPr>
+            <w:tcW w:w="0" w:type="auto"/>
+            <w:vAlign w:val="center"/>
+            <w:hideMark/>
+          </w:tcPr>
+          <w:p>
+            <w:pPr>
+              <w:spacing w:line="276" w:lineRule="auto"/>
+              <w:jc w:val="both"/>
+              <w:rPr>
+                <w:rFonts w:ascii="Times New Roman" w:hAnsi="Times New Roman" w:cs="Times New Roman"/>
+                <w:b/>
+                <w:bCs/>
+                <w:sz w:val="28"/>
+                <w:szCs w:val="28"/>
+              </w:rPr>
+            </w:pPr>
+            <w:r>
+              <w:rPr>
+                <w:rFonts w:ascii="Times New Roman" w:hAnsi="Times New Roman" w:cs="Times New Roman"/>
+                <w:b/>
+                <w:bCs/>
+                <w:sz w:val="28"/>
+                <w:szCs w:val="28"/>
+              </w:rPr>
+              <w:t>Tên trường</w:t>
+            </w:r>
+          </w:p>
+        </w:tc>
+        <w:tc>
+          <w:tcPr>
+            <w:tcW w:w="0" w:type="auto"/>
+            <w:vAlign w:val="center"/>
+            <w:hideMark/>
+          </w:tcPr>
+          <w:p>
+            <w:pPr>
+              <w:spacing w:line="276" w:lineRule="auto"/>
+              <w:jc w:val="both"/>
+              <w:rPr>
+                <w:rFonts w:ascii="Times New Roman" w:hAnsi="Times New Roman" w:cs="Times New Roman"/>
+                <w:b/>
+                <w:bCs/>
+                <w:sz w:val="28"/>
+                <w:szCs w:val="28"/>
+              </w:rPr>
+            </w:pPr>
+            <w:r>
+              <w:rPr>
+                <w:rFonts w:ascii="Times New Roman" w:hAnsi="Times New Roman" w:cs="Times New Roman"/>
+                <w:b/>
+                <w:bCs/>
+                <w:sz w:val="28"/>
+                <w:szCs w:val="28"/>
+              </w:rPr>
+              <w:t>Độ rộng</w:t>
+            </w:r>
+          </w:p>
+        </w:tc>
+        <w:tc>
+          <w:tcPr>
+            <w:tcW w:w="0" w:type="auto"/>
+            <w:vAlign w:val="center"/>
+            <w:hideMark/>
+          </w:tcPr>
+          <w:p>
+            <w:pPr>
+              <w:spacing w:line="276" w:lineRule="auto"/>
+              <w:jc w:val="both"/>
+              <w:rPr>
+                <w:rFonts w:ascii="Times New Roman" w:hAnsi="Times New Roman" w:cs="Times New Roman"/>
+                <w:b/>
+                <w:bCs/>
+                <w:sz w:val="28"/>
+                <w:szCs w:val="28"/>
+              </w:rPr>
+            </w:pPr>
+            <w:r>
+              <w:rPr>
+                <w:rFonts w:ascii="Times New Roman" w:hAnsi="Times New Roman" w:cs="Times New Roman"/>
+                <w:b/>
+                <w:bCs/>
+                <w:sz w:val="28"/>
+                <w:szCs w:val="28"/>
+              </w:rPr>
+              <w:t>Kiểu dữ liệu</w:t>
+            </w:r>
+          </w:p>
+        </w:tc>
+        <w:tc>
+          <w:tcPr>
+            <w:tcW w:w="0" w:type="auto"/>
+            <w:vAlign w:val="center"/>
+            <w:hideMark/>
+          </w:tcPr>
+          <w:p>
+            <w:pPr>
+              <w:spacing w:line="276" w:lineRule="auto"/>
+              <w:jc w:val="both"/>
+              <w:rPr>
+                <w:rFonts w:ascii="Times New Roman" w:hAnsi="Times New Roman" w:cs="Times New Roman"/>
+                <w:b/>
+                <w:bCs/>
+                <w:sz w:val="28"/>
+                <w:szCs w:val="28"/>
+              </w:rPr>
+            </w:pPr>
+            <w:r>
+              <w:rPr>
+                <w:rFonts w:ascii="Times New Roman" w:hAnsi="Times New Roman" w:cs="Times New Roman"/>
+                <w:b/>
+                <w:bCs/>
+                <w:sz w:val="28"/>
+                <w:szCs w:val="28"/>
+              </w:rPr>
+              <w:t>Mô tả</w:t>
+            </w:r>
+          </w:p>
+        </w:tc>
+      </w:tr>
+      <w:tr>
+        <w:trPr>
+          <w:tblCellSpacing w:w="15" w:type="dxa"/>
+        </w:trPr>
+        <w:tc>
+          <w:tcPr>
+            <w:tcW w:w="0" w:type="auto"/>
+            <w:vAlign w:val="center"/>
+            <w:hideMark/>
+          </w:tcPr>
+          <w:p>
+            <w:pPr>
+              <w:spacing w:line="276" w:lineRule="auto"/>
+              <w:jc w:val="both"/>
+              <w:rPr>
+                <w:rFonts w:ascii="Times New Roman" w:hAnsi="Times New Roman" w:cs="Times New Roman"/>
+                <w:sz w:val="28"/>
+                <w:szCs w:val="28"/>
+              </w:rPr>
+            </w:pPr>
+            <w:r>
+              <w:rPr>
+                <w:rFonts w:ascii="Times New Roman" w:hAnsi="Times New Roman" w:cs="Times New Roman"/>
+                <w:sz w:val="28"/>
+                <w:szCs w:val="28"/>
+              </w:rPr>
+              <w:t>OBJECTID</w:t>
+            </w:r>
+          </w:p>
+        </w:tc>
+        <w:tc>
+          <w:tcPr>
+            <w:tcW w:w="0" w:type="auto"/>
+            <w:vAlign w:val="center"/>
+            <w:hideMark/>
+          </w:tcPr>
+          <w:p>
+            <w:pPr>
+              <w:spacing w:line="276" w:lineRule="auto"/>
+              <w:jc w:val="both"/>
+              <w:rPr>
+                <w:rFonts w:ascii="Times New Roman" w:hAnsi="Times New Roman" w:cs="Times New Roman"/>
+                <w:sz w:val="28"/>
+                <w:szCs w:val="28"/>
+              </w:rPr>
+            </w:pPr>
+            <w:r>
+              <w:rPr>
+                <w:rFonts w:ascii="Times New Roman" w:hAnsi="Times New Roman" w:cs="Times New Roman"/>
+                <w:sz w:val="28"/>
+                <w:szCs w:val="28"/>
+              </w:rPr>
+              <w:t>10</w:t>
+            </w:r>
+          </w:p>
+        </w:tc>
+        <w:tc>
+          <w:tcPr>
+            <w:tcW w:w="0" w:type="auto"/>
+            <w:vAlign w:val="center"/>
+            <w:hideMark/>
+          </w:tcPr>
+          <w:p>
+            <w:pPr>
+              <w:spacing w:line="276" w:lineRule="auto"/>
+              <w:jc w:val="both"/>
+              <w:rPr>
+                <w:rFonts w:ascii="Times New Roman" w:hAnsi="Times New Roman" w:cs="Times New Roman"/>
+                <w:sz w:val="28"/>
+                <w:szCs w:val="28"/>
+              </w:rPr>
+            </w:pPr>
+            <w:r>
+              <w:rPr>
+                <w:rFonts w:ascii="Times New Roman" w:hAnsi="Times New Roman" w:cs="Times New Roman"/>
+                <w:sz w:val="28"/>
+                <w:szCs w:val="28"/>
+              </w:rPr>
+              <w:t>Integer</w:t>
+            </w:r>
+          </w:p>
+        </w:tc>
+        <w:tc>
+          <w:tcPr>
+            <w:tcW w:w="0" w:type="auto"/>
+            <w:vAlign w:val="center"/>
+            <w:hideMark/>
+          </w:tcPr>
+          <w:p>
+            <w:pPr>
+              <w:spacing w:line="276" w:lineRule="auto"/>
+              <w:jc w:val="both"/>
+              <w:rPr>
+                <w:rFonts w:ascii="Times New Roman" w:hAnsi="Times New Roman" w:cs="Times New Roman"/>
+                <w:sz w:val="28"/>
+                <w:szCs w:val="28"/>
+              </w:rPr>
+            </w:pPr>
+            <w:r>
+              <w:rPr>
+                <w:rFonts w:ascii="Times New Roman" w:hAnsi="Times New Roman" w:cs="Times New Roman"/>
+                <w:sz w:val="28"/>
+                <w:szCs w:val="28"/>
+              </w:rPr>
+              <w:t>Mã đối tượng</w:t>
+            </w:r>
+          </w:p>
+        </w:tc>
+      </w:tr>
+      <w:tr>
+        <w:trPr>
+          <w:tblCellSpacing w:w="15" w:type="dxa"/>
+        </w:trPr>
+        <w:tc>
+          <w:tcPr>
+            <w:tcW w:w="0" w:type="auto"/>
+            <w:vAlign w:val="center"/>
+            <w:hideMark/>
+          </w:tcPr>
+          <w:p>
+            <w:pPr>
+              <w:spacing w:line="276" w:lineRule="auto"/>
+              <w:jc w:val="both"/>
+              <w:rPr>
+                <w:rFonts w:ascii="Times New Roman" w:hAnsi="Times New Roman" w:cs="Times New Roman"/>
+                <w:sz w:val="28"/>
+                <w:szCs w:val="28"/>
+              </w:rPr>
+            </w:pPr>
+            <w:r>
+              <w:rPr>
+                <w:rFonts w:ascii="Times New Roman" w:hAnsi="Times New Roman" w:cs="Times New Roman"/>
+                <w:sz w:val="28"/>
+                <w:szCs w:val="28"/>
+              </w:rPr>
+              <w:t>Shape</w:t>
+            </w:r>
+          </w:p>
+        </w:tc>
+        <w:tc>
+          <w:tcPr>
+            <w:tcW w:w="0" w:type="auto"/>
+            <w:vAlign w:val="center"/>
+            <w:hideMark/>
+          </w:tcPr>
+          <w:p>
+            <w:pPr>
+              <w:spacing w:line="276" w:lineRule="auto"/>
+              <w:jc w:val="both"/>
+              <w:rPr>
+                <w:rFonts w:ascii="Times New Roman" w:hAnsi="Times New Roman" w:cs="Times New Roman"/>
+                <w:sz w:val="28"/>
+                <w:szCs w:val="28"/>
+              </w:rPr>
+            </w:pPr>
+            <w:r>
+              <w:rPr>
+                <w:rFonts w:ascii="Times New Roman" w:hAnsi="Times New Roman" w:cs="Times New Roman"/>
+                <w:sz w:val="28"/>
+                <w:szCs w:val="28"/>
+              </w:rPr>
+              <w:t>50</w:t>
+            </w:r>
+          </w:p>
+        </w:tc>
+        <w:tc>
+          <w:tcPr>
+            <w:tcW w:w="0" w:type="auto"/>
+            <w:vAlign w:val="center"/>
+            <w:hideMark/>
+          </w:tcPr>
+          <w:p>
+            <w:pPr>
+              <w:spacing w:line="276" w:lineRule="auto"/>
+              <w:jc w:val="both"/>
+              <w:rPr>
+                <w:rFonts w:ascii="Times New Roman" w:hAnsi="Times New Roman" w:cs="Times New Roman"/>
+                <w:sz w:val="28"/>
+                <w:szCs w:val="28"/>
+              </w:rPr>
+            </w:pPr>
+            <w:r>
+              <w:rPr>
+                <w:rFonts w:ascii="Times New Roman" w:hAnsi="Times New Roman" w:cs="Times New Roman"/>
+                <w:sz w:val="28"/>
+                <w:szCs w:val="28"/>
+              </w:rPr>
+              <w:t>Geometry</w:t>
+            </w:r>
+          </w:p>
+        </w:tc>
+        <w:tc>
+          <w:tcPr>
+            <w:tcW w:w="0" w:type="auto"/>
+            <w:vAlign w:val="center"/>
+            <w:hideMark/>
+          </w:tcPr>
+          <w:p>
+            <w:pPr>
+              <w:spacing w:line="276" w:lineRule="auto"/>
+              <w:jc w:val="both"/>
+              <w:rPr>
+                <w:rFonts w:ascii="Times New Roman" w:hAnsi="Times New Roman" w:cs="Times New Roman"/>
+                <w:sz w:val="28"/>
+                <w:szCs w:val="28"/>
+              </w:rPr>
+            </w:pPr>
+            <w:r>
+              <w:rPr>
+                <w:rFonts w:ascii="Times New Roman" w:hAnsi="Times New Roman" w:cs="Times New Roman"/>
+                <w:sz w:val="28"/>
+                <w:szCs w:val="28"/>
+              </w:rPr>
+              <w:t>Dữ liệu hình học</w:t>
+            </w:r>
+          </w:p>
+        </w:tc>
+      </w:tr>
+      <w:tr>
+        <w:trPr>
+          <w:tblCellSpacing w:w="15" w:type="dxa"/>
+        </w:trPr>
+        <w:tc>
+          <w:tcPr>
+            <w:tcW w:w="0" w:type="auto"/>
+            <w:vAlign w:val="center"/>
+            <w:hideMark/>
+          </w:tcPr>
+          <w:p>
+            <w:pPr>
+              <w:spacing w:line="276" w:lineRule="auto"/>
+              <w:jc w:val="both"/>
+              <w:rPr>
+                <w:rFonts w:ascii="Times New Roman" w:hAnsi="Times New Roman" w:cs="Times New Roman"/>
+                <w:sz w:val="28"/>
+                <w:szCs w:val="28"/>
+              </w:rPr>
+            </w:pPr>
+            <w:r>
+              <w:rPr>
+                <w:rFonts w:ascii="Times New Roman" w:hAnsi="Times New Roman" w:cs="Times New Roman"/>
+                <w:sz w:val="28"/>
+                <w:szCs w:val="28"/>
+              </w:rPr>
+              <w:t>road_id</w:t>
+            </w:r>
+          </w:p>
+        </w:tc>
+        <w:tc>
+          <w:tcPr>
+            <w:tcW w:w="0" w:type="auto"/>
+            <w:vAlign w:val="center"/>
+            <w:hideMark/>
+          </w:tcPr>
+          <w:p>
+            <w:pPr>
+              <w:spacing w:line="276" w:lineRule="auto"/>
+              <w:jc w:val="both"/>
+              <w:rPr>
+                <w:rFonts w:ascii="Times New Roman" w:hAnsi="Times New Roman" w:cs="Times New Roman"/>
+                <w:sz w:val="28"/>
+                <w:szCs w:val="28"/>
+              </w:rPr>
+            </w:pPr>
+            <w:r>
+              <w:rPr>
+                <w:rFonts w:ascii="Times New Roman" w:hAnsi="Times New Roman" w:cs="Times New Roman"/>
+                <w:sz w:val="28"/>
+                <w:szCs w:val="28"/>
+              </w:rPr>
+              <w:t>50</w:t>
+            </w:r>
+          </w:p>
+        </w:tc>
+        <w:tc>
+          <w:tcPr>
+            <w:tcW w:w="0" w:type="auto"/>
+            <w:vAlign w:val="center"/>
+            <w:hideMark/>
+          </w:tcPr>
+          <w:p>
+            <w:pPr>
+              <w:spacing w:line="276" w:lineRule="auto"/>
+              <w:jc w:val="both"/>
+              <w:rPr>
+                <w:rFonts w:ascii="Times New Roman" w:hAnsi="Times New Roman" w:cs="Times New Roman"/>
+                <w:sz w:val="28"/>
+                <w:szCs w:val="28"/>
+              </w:rPr>
+            </w:pPr>
+            <w:r>
+              <w:rPr>
+                <w:rFonts w:ascii="Times New Roman" w:hAnsi="Times New Roman" w:cs="Times New Roman"/>
+                <w:sz w:val="28"/>
+                <w:szCs w:val="28"/>
+              </w:rPr>
+              <w:t>String</w:t>
+            </w:r>
+          </w:p>
+        </w:tc>
+        <w:tc>
+          <w:tcPr>
+            <w:tcW w:w="0" w:type="auto"/>
+            <w:vAlign w:val="center"/>
+            <w:hideMark/>
+          </w:tcPr>
+          <w:p>
+            <w:pPr>
+              <w:spacing w:line="276" w:lineRule="auto"/>
+              <w:jc w:val="both"/>
+              <w:rPr>
+                <w:rFonts w:ascii="Times New Roman" w:hAnsi="Times New Roman" w:cs="Times New Roman"/>
+                <w:sz w:val="28"/>
+                <w:szCs w:val="28"/>
+              </w:rPr>
+            </w:pPr>
+            <w:r>
+              <w:rPr>
+                <w:rFonts w:ascii="Times New Roman" w:hAnsi="Times New Roman" w:cs="Times New Roman"/>
+                <w:sz w:val="28"/>
+                <w:szCs w:val="28"/>
+              </w:rPr>
+              <w:t>Mã tuyến đường</w:t>
+            </w:r>
+          </w:p>
+        </w:tc>
+      </w:tr>
+      <w:tr>
+        <w:trPr>
+          <w:tblCellSpacing w:w="15" w:type="dxa"/>
+        </w:trPr>
+        <w:tc>
+          <w:tcPr>
+            <w:tcW w:w="0" w:type="auto"/>
+            <w:vAlign w:val="center"/>
+            <w:hideMark/>
+          </w:tcPr>
+          <w:p>
+            <w:pPr>
+              <w:spacing w:line="276" w:lineRule="auto"/>
+              <w:jc w:val="both"/>
+              <w:rPr>
+                <w:rFonts w:ascii="Times New Roman" w:hAnsi="Times New Roman" w:cs="Times New Roman"/>
+                <w:sz w:val="28"/>
+                <w:szCs w:val="28"/>
+              </w:rPr>
+            </w:pPr>
+            <w:r>
+              <w:rPr>
+                <w:rFonts w:ascii="Times New Roman" w:hAnsi="Times New Roman" w:cs="Times New Roman"/>
+                <w:sz w:val="28"/>
+                <w:szCs w:val="28"/>
+              </w:rPr>
+              <w:t>name</w:t>
+            </w:r>
+          </w:p>
+        </w:tc>
+        <w:tc>
+          <w:tcPr>
+            <w:tcW w:w="0" w:type="auto"/>
+            <w:vAlign w:val="center"/>
+            <w:hideMark/>
+          </w:tcPr>
+          <w:p>
+            <w:pPr>
+              <w:spacing w:line="276" w:lineRule="auto"/>
+              <w:jc w:val="both"/>
+              <w:rPr>
+                <w:rFonts w:ascii="Times New Roman" w:hAnsi="Times New Roman" w:cs="Times New Roman"/>
+                <w:sz w:val="28"/>
+                <w:szCs w:val="28"/>
+              </w:rPr>
+            </w:pPr>
+            <w:r>
+              <w:rPr>
+                <w:rFonts w:ascii="Times New Roman" w:hAnsi="Times New Roman" w:cs="Times New Roman"/>
+                <w:sz w:val="28"/>
+                <w:szCs w:val="28"/>
+              </w:rPr>
+              <w:t>100</w:t>
+            </w:r>
+          </w:p>
+        </w:tc>
+        <w:tc>
+          <w:tcPr>
+            <w:tcW w:w="0" w:type="auto"/>
+            <w:vAlign w:val="center"/>
+            <w:hideMark/>
+          </w:tcPr>
+          <w:p>
+            <w:pPr>
+              <w:spacing w:line="276" w:lineRule="auto"/>
+              <w:jc w:val="both"/>
+              <w:rPr>
+                <w:rFonts w:ascii="Times New Roman" w:hAnsi="Times New Roman" w:cs="Times New Roman"/>
+                <w:sz w:val="28"/>
+                <w:szCs w:val="28"/>
+              </w:rPr>
+            </w:pPr>
+            <w:r>
+              <w:rPr>
+                <w:rFonts w:ascii="Times New Roman" w:hAnsi="Times New Roman" w:cs="Times New Roman"/>
+                <w:sz w:val="28"/>
+                <w:szCs w:val="28"/>
+              </w:rPr>
+              <w:t>String</w:t>
+            </w:r>
+          </w:p>
+        </w:tc>
+        <w:tc>
+          <w:tcPr>
+            <w:tcW w:w="0" w:type="auto"/>
+            <w:vAlign w:val="center"/>
+            <w:hideMark/>
+          </w:tcPr>
+          <w:p>
+            <w:pPr>
+              <w:spacing w:line="276" w:lineRule="auto"/>
+              <w:jc w:val="both"/>
+              <w:rPr>
+                <w:rFonts w:ascii="Times New Roman" w:hAnsi="Times New Roman" w:cs="Times New Roman"/>
+                <w:sz w:val="28"/>
+                <w:szCs w:val="28"/>
+              </w:rPr>
+            </w:pPr>
+            <w:r>
+              <w:rPr>
+                <w:rFonts w:ascii="Times New Roman" w:hAnsi="Times New Roman" w:cs="Times New Roman"/>
+                <w:sz w:val="28"/>
+                <w:szCs w:val="28"/>
+              </w:rPr>
+              <w:t>Tên đường</w:t>
+            </w:r>
+          </w:p>
+        </w:tc>
+      </w:tr>
+      <w:tr>
+        <w:trPr>
+          <w:tblCellSpacing w:w="15" w:type="dxa"/>
+        </w:trPr>
+        <w:tc>
+          <w:tcPr>
+            <w:tcW w:w="0" w:type="auto"/>
+            <w:vAlign w:val="center"/>
+            <w:hideMark/>
+          </w:tcPr>
+          <w:p>
+            <w:pPr>
+              <w:spacing w:line="276" w:lineRule="auto"/>
+              <w:jc w:val="both"/>
+              <w:rPr>
+                <w:rFonts w:ascii="Times New Roman" w:hAnsi="Times New Roman" w:cs="Times New Roman"/>
+                <w:sz w:val="28"/>
+                <w:szCs w:val="28"/>
+              </w:rPr>
+            </w:pPr>
+            <w:r>
+              <w:rPr>
+                <w:rFonts w:ascii="Times New Roman" w:hAnsi="Times New Roman" w:cs="Times New Roman"/>
+                <w:sz w:val="28"/>
+                <w:szCs w:val="28"/>
+              </w:rPr>
+              <w:t>highway</w:t>
+            </w:r>
+          </w:p>
+        </w:tc>
+        <w:tc>
+          <w:tcPr>
+            <w:tcW w:w="0" w:type="auto"/>
+            <w:vAlign w:val="center"/>
+            <w:hideMark/>
+          </w:tcPr>
+          <w:p>
+            <w:pPr>
+              <w:spacing w:line="276" w:lineRule="auto"/>
+              <w:jc w:val="both"/>
+              <w:rPr>
+                <w:rFonts w:ascii="Times New Roman" w:hAnsi="Times New Roman" w:cs="Times New Roman"/>
+                <w:sz w:val="28"/>
+                <w:szCs w:val="28"/>
+              </w:rPr>
+            </w:pPr>
+            <w:r>
+              <w:rPr>
+                <w:rFonts w:ascii="Times New Roman" w:hAnsi="Times New Roman" w:cs="Times New Roman"/>
+                <w:sz w:val="28"/>
+                <w:szCs w:val="28"/>
+              </w:rPr>
+              <w:t>50</w:t>
+            </w:r>
+          </w:p>
+        </w:tc>
+        <w:tc>
+          <w:tcPr>
+            <w:tcW w:w="0" w:type="auto"/>
+            <w:vAlign w:val="center"/>
+            <w:hideMark/>
+          </w:tcPr>
+          <w:p>
+            <w:pPr>
+              <w:spacing w:line="276" w:lineRule="auto"/>
+              <w:jc w:val="both"/>
+              <w:rPr>
+                <w:rFonts w:ascii="Times New Roman" w:hAnsi="Times New Roman" w:cs="Times New Roman"/>
+                <w:sz w:val="28"/>
+                <w:szCs w:val="28"/>
+              </w:rPr>
+            </w:pPr>
+            <w:r>
+              <w:rPr>
+                <w:rFonts w:ascii="Times New Roman" w:hAnsi="Times New Roman" w:cs="Times New Roman"/>
+                <w:sz w:val="28"/>
+                <w:szCs w:val="28"/>
+              </w:rPr>
+              <w:t>String</w:t>
+            </w:r>
+          </w:p>
+        </w:tc>
+        <w:tc>
+          <w:tcPr>
+            <w:tcW w:w="0" w:type="auto"/>
+            <w:vAlign w:val="center"/>
+            <w:hideMark/>
+          </w:tcPr>
+          <w:p>
+            <w:pPr>
+              <w:spacing w:line="276" w:lineRule="auto"/>
+              <w:jc w:val="both"/>
+              <w:rPr>
+                <w:rFonts w:ascii="Times New Roman" w:hAnsi="Times New Roman" w:cs="Times New Roman"/>
+                <w:sz w:val="28"/>
+                <w:szCs w:val="28"/>
+              </w:rPr>
+            </w:pPr>
+            <w:r>
+              <w:rPr>
+                <w:rFonts w:ascii="Times New Roman" w:hAnsi="Times New Roman" w:cs="Times New Roman"/>
+                <w:sz w:val="28"/>
+                <w:szCs w:val="28"/>
+              </w:rPr>
+              <w:t>Loại đường</w:t>
+            </w:r>
+          </w:p>
+        </w:tc>
+      </w:tr>
+      <w:tr>
+        <w:trPr>
+          <w:tblCellSpacing w:w="15" w:type="dxa"/>
+        </w:trPr>
+        <w:tc>
+          <w:tcPr>
+            <w:tcW w:w="0" w:type="auto"/>
+            <w:vAlign w:val="center"/>
+            <w:hideMark/>
+          </w:tcPr>
+          <w:p>
+            <w:pPr>
+              <w:spacing w:line="276" w:lineRule="auto"/>
+              <w:jc w:val="both"/>
+              <w:rPr>
+                <w:rFonts w:ascii="Times New Roman" w:hAnsi="Times New Roman" w:cs="Times New Roman"/>
+                <w:sz w:val="28"/>
+                <w:szCs w:val="28"/>
+              </w:rPr>
+            </w:pPr>
+            <w:r>
+              <w:rPr>
+                <w:rFonts w:ascii="Times New Roman" w:hAnsi="Times New Roman" w:cs="Times New Roman"/>
+                <w:sz w:val="28"/>
+                <w:szCs w:val="28"/>
+              </w:rPr>
+              <w:t>length</w:t>
+            </w:r>
+          </w:p>
+        </w:tc>
+        <w:tc>
+          <w:tcPr>
+            <w:tcW w:w="0" w:type="auto"/>
+            <w:vAlign w:val="center"/>
+            <w:hideMark/>
+          </w:tcPr>
+          <w:p>
+            <w:pPr>
+              <w:spacing w:line="276" w:lineRule="auto"/>
+              <w:jc w:val="both"/>
+              <w:rPr>
+                <w:rFonts w:ascii="Times New Roman" w:hAnsi="Times New Roman" w:cs="Times New Roman"/>
+                <w:sz w:val="28"/>
+                <w:szCs w:val="28"/>
+              </w:rPr>
+            </w:pPr>
+            <w:r>
+              <w:rPr>
+                <w:rFonts w:ascii="Times New Roman" w:hAnsi="Times New Roman" w:cs="Times New Roman"/>
+                <w:sz w:val="28"/>
+                <w:szCs w:val="28"/>
+              </w:rPr>
+              <w:t>50</w:t>
+            </w:r>
+          </w:p>
+        </w:tc>
+        <w:tc>
+          <w:tcPr>
+            <w:tcW w:w="0" w:type="auto"/>
+            <w:vAlign w:val="center"/>
+            <w:hideMark/>
+          </w:tcPr>
+          <w:p>
+            <w:pPr>
+              <w:spacing w:line="276" w:lineRule="auto"/>
+              <w:jc w:val="both"/>
+              <w:rPr>
+                <w:rFonts w:ascii="Times New Roman" w:hAnsi="Times New Roman" w:cs="Times New Roman"/>
+                <w:sz w:val="28"/>
+                <w:szCs w:val="28"/>
+              </w:rPr>
+            </w:pPr>
+            <w:r>
+              <w:rPr>
+                <w:rFonts w:ascii="Times New Roman" w:hAnsi="Times New Roman" w:cs="Times New Roman"/>
+                <w:sz w:val="28"/>
+                <w:szCs w:val="28"/>
+              </w:rPr>
+              <w:t>Float</w:t>
+            </w:r>
+          </w:p>
+        </w:tc>
+        <w:tc>
+          <w:tcPr>
+            <w:tcW w:w="0" w:type="auto"/>
+            <w:vAlign w:val="center"/>
+            <w:hideMark/>
+          </w:tcPr>
+          <w:p>
+            <w:pPr>
+              <w:spacing w:line="276" w:lineRule="auto"/>
+              <w:jc w:val="both"/>
+              <w:rPr>
+                <w:rFonts w:ascii="Times New Roman" w:hAnsi="Times New Roman" w:cs="Times New Roman"/>
+                <w:sz w:val="28"/>
+                <w:szCs w:val="28"/>
+              </w:rPr>
+            </w:pPr>
+            <w:r>
+              <w:rPr>
+                <w:rFonts w:ascii="Times New Roman" w:hAnsi="Times New Roman" w:cs="Times New Roman"/>
+                <w:sz w:val="28"/>
+                <w:szCs w:val="28"/>
+              </w:rPr>
+              <w:t>Chiều dài tuyến</w:t>
+            </w:r>
+          </w:p>
+        </w:tc>
+      </w:tr>
+      <w:tr>
+        <w:trPr>
+          <w:tblCellSpacing w:w="15" w:type="dxa"/>
+        </w:trPr>
+        <w:tc>
+          <w:tcPr>
+            <w:tcW w:w="0" w:type="auto"/>
+            <w:vAlign w:val="center"/>
+            <w:hideMark/>
+          </w:tcPr>
+          <w:p>
+            <w:pPr>
+              <w:spacing w:line="276" w:lineRule="auto"/>
+              <w:jc w:val="both"/>
+              <w:rPr>
+                <w:rFonts w:ascii="Times New Roman" w:hAnsi="Times New Roman" w:cs="Times New Roman"/>
+                <w:sz w:val="28"/>
+                <w:szCs w:val="28"/>
+              </w:rPr>
+            </w:pPr>
+            <w:r>
+              <w:rPr>
+                <w:rFonts w:ascii="Times New Roman" w:hAnsi="Times New Roman" w:cs="Times New Roman"/>
+                <w:sz w:val="28"/>
+                <w:szCs w:val="28"/>
+              </w:rPr>
+              <w:t>status</w:t>
+            </w:r>
+          </w:p>
+        </w:tc>
+        <w:tc>
+          <w:tcPr>
+            <w:tcW w:w="0" w:type="auto"/>
+            <w:vAlign w:val="center"/>
+            <w:hideMark/>
+          </w:tcPr>
+          <w:p>
+            <w:pPr>
+              <w:spacing w:line="276" w:lineRule="auto"/>
+              <w:jc w:val="both"/>
+              <w:rPr>
+                <w:rFonts w:ascii="Times New Roman" w:hAnsi="Times New Roman" w:cs="Times New Roman"/>
+                <w:sz w:val="28"/>
+                <w:szCs w:val="28"/>
+              </w:rPr>
+            </w:pPr>
+            <w:r>
+              <w:rPr>
+                <w:rFonts w:ascii="Times New Roman" w:hAnsi="Times New Roman" w:cs="Times New Roman"/>
+                <w:sz w:val="28"/>
+                <w:szCs w:val="28"/>
+              </w:rPr>
+              <w:t>50</w:t>
+            </w:r>
+          </w:p>
+        </w:tc>
+        <w:tc>
+          <w:tcPr>
+            <w:tcW w:w="0" w:type="auto"/>
+            <w:vAlign w:val="center"/>
+            <w:hideMark/>
+          </w:tcPr>
+          <w:p>
+            <w:pPr>
+              <w:spacing w:line="276" w:lineRule="auto"/>
+              <w:jc w:val="both"/>
+              <w:rPr>
+                <w:rFonts w:ascii="Times New Roman" w:hAnsi="Times New Roman" w:cs="Times New Roman"/>
+                <w:sz w:val="28"/>
+                <w:szCs w:val="28"/>
+              </w:rPr>
+            </w:pPr>
+            <w:r>
+              <w:rPr>
+                <w:rFonts w:ascii="Times New Roman" w:hAnsi="Times New Roman" w:cs="Times New Roman"/>
+                <w:sz w:val="28"/>
+                <w:szCs w:val="28"/>
+              </w:rPr>
+              <w:t>String</w:t>
+            </w:r>
+          </w:p>
+        </w:tc>
+        <w:tc>
+          <w:tcPr>
+            <w:tcW w:w="0" w:type="auto"/>
+            <w:vAlign w:val="center"/>
+            <w:hideMark/>
+          </w:tcPr>
+          <w:p>
+            <w:pPr>
+              <w:spacing w:line="276" w:lineRule="auto"/>
+              <w:jc w:val="both"/>
+              <w:rPr>
+                <w:rFonts w:ascii="Times New Roman" w:hAnsi="Times New Roman" w:cs="Times New Roman"/>
+                <w:sz w:val="28"/>
+                <w:szCs w:val="28"/>
+              </w:rPr>
+            </w:pPr>
+            <w:r>
+              <w:rPr>
+                <w:rFonts w:ascii="Times New Roman" w:hAnsi="Times New Roman" w:cs="Times New Roman"/>
+                <w:sz w:val="28"/>
+                <w:szCs w:val="28"/>
+              </w:rPr>
+              <w:t>Hiện trạng sử dụng</w:t>
+            </w:r>
+          </w:p>
+        </w:tc>
+      </w:tr>
+    </w:tbl>
+    <w:p>
+      <w:pPr>
+        <w:spacing w:line="276" w:lineRule="auto"/>
+        <w:jc w:val="both"/>
+        <w:rPr>
+          <w:rFonts w:ascii="Times New Roman" w:hAnsi="Times New Roman" w:cs="Times New Roman"/>
+          <w:sz w:val="28"/>
+          <w:szCs w:val="28"/>
+        </w:rPr>
+      </w:pPr>
+      <w:r>
+        <w:rPr>
+          <w:rFonts w:ascii="Times New Roman" w:hAnsi="Times New Roman" w:cs="Times New Roman"/>
+          <w:sz w:val="28"/>
+          <w:szCs w:val="28"/>
+        </w:rPr>
+        <w:pict w14:anchorId="385D2F6B">
+          <v:rect id="_x0000_i1150" style="width:0;height:1.5pt" o:hralign="center" o:hrstd="t" o:hr="t" fillcolor="#a0a0a0" stroked="f"/>
+        </w:pict>
+      </w:r>
+    </w:p>
+    <w:p>
+      <w:pPr>
+        <w:spacing w:line="276" w:lineRule="auto"/>
+        <w:jc w:val="both"/>
+        <w:rPr>
+          <w:rFonts w:ascii="Times New Roman" w:hAnsi="Times New Roman" w:cs="Times New Roman"/>
+          <w:b/>
+          <w:bCs/>
+          <w:sz w:val="28"/>
+          <w:szCs w:val="28"/>
+        </w:rPr>
+      </w:pPr>
+      <w:r>
+        <w:rPr>
+          <w:rFonts w:ascii="Times New Roman" w:hAnsi="Times New Roman" w:cs="Times New Roman"/>
+          <w:b/>
+          <w:bCs/>
+          <w:sz w:val="28"/>
+          <w:szCs w:val="28"/>
+        </w:rPr>
+        <w:t>c. Lớp dữ liệu trường học</w:t>
+      </w:r>
+    </w:p>
+    <w:p>
+      <w:pPr>
+        <w:numPr>
+          <w:ilvl w:val="0"/>
+          <w:numId w:val="42"/>
+        </w:numPr>
+        <w:spacing w:line="276" w:lineRule="auto"/>
+        <w:jc w:val="both"/>
+        <w:rPr>
+          <w:rFonts w:ascii="Times New Roman" w:hAnsi="Times New Roman" w:cs="Times New Roman"/>
+          <w:sz w:val="28"/>
+          <w:szCs w:val="28"/>
+        </w:rPr>
+      </w:pPr>
+      <w:r>
+        <w:rPr>
+          <w:rFonts w:ascii="Times New Roman" w:hAnsi="Times New Roman" w:cs="Times New Roman"/>
+          <w:sz w:val="28"/>
+          <w:szCs w:val="28"/>
+        </w:rPr>
+        <w:t xml:space="preserve">Tên lớp dữ liệu: schools_vinhyen.shp </w:t>
+      </w:r>
+    </w:p>
+    <w:p>
+      <w:pPr>
+        <w:numPr>
+          <w:ilvl w:val="0"/>
+          <w:numId w:val="42"/>
+        </w:numPr>
+        <w:spacing w:line="276" w:lineRule="auto"/>
+        <w:jc w:val="both"/>
+        <w:rPr>
+          <w:rFonts w:ascii="Times New Roman" w:hAnsi="Times New Roman" w:cs="Times New Roman"/>
+          <w:sz w:val="28"/>
+          <w:szCs w:val="28"/>
+        </w:rPr>
+      </w:pPr>
+      <w:r>
+        <w:rPr>
+          <w:rFonts w:ascii="Times New Roman" w:hAnsi="Times New Roman" w:cs="Times New Roman"/>
+          <w:sz w:val="28"/>
+          <w:szCs w:val="28"/>
+        </w:rPr>
+        <w:t xml:space="preserve">Định dạng dữ liệu: Point </w:t>
+      </w:r>
+    </w:p>
+    <w:p>
+      <w:pPr>
+        <w:spacing w:line="276" w:lineRule="auto"/>
+        <w:jc w:val="both"/>
+        <w:rPr>
+          <w:rFonts w:ascii="Times New Roman" w:hAnsi="Times New Roman" w:cs="Times New Roman"/>
+          <w:b/>
+          <w:bCs/>
+          <w:sz w:val="28"/>
+          <w:szCs w:val="28"/>
+        </w:rPr>
+      </w:pPr>
+      <w:r>
+        <w:rPr>
+          <w:rFonts w:ascii="Times New Roman" w:hAnsi="Times New Roman" w:cs="Times New Roman"/>
+          <w:b/>
+          <w:bCs/>
+          <w:sz w:val="28"/>
+          <w:szCs w:val="28"/>
+        </w:rPr>
+        <w:t>Bảng mô tả thuộc tính</w:t>
+      </w:r>
+    </w:p>
+    <w:tbl>
+      <w:tblPr>
+        <w:tblW w:w="0" w:type="auto"/>
+        <w:tblCellSpacing w:w="15" w:type="dxa"/>
+        <w:tblCellMar>
+          <w:top w:w="15" w:type="dxa"/>
+          <w:left w:w="15" w:type="dxa"/>
+          <w:bottom w:w="15" w:type="dxa"/>
+          <w:right w:w="15" w:type="dxa"/>
+        </w:tblCellMar>
+        <w:tblLook w:val="04A0" w:firstRow="1" w:lastRow="0" w:firstColumn="1" w:lastColumn="0" w:noHBand="0" w:noVBand="1"/>
+      </w:tblPr>
+      <w:tblGrid>
+        <w:gridCol w:w="1449"/>
+        <w:gridCol w:w="1033"/>
+        <w:gridCol w:w="1535"/>
+        <w:gridCol w:w="2793"/>
+      </w:tblGrid>
+      <w:tr>
+        <w:trPr>
+          <w:tblHeader/>
+          <w:tblCellSpacing w:w="15" w:type="dxa"/>
+        </w:trPr>
+        <w:tc>
+          <w:tcPr>
+            <w:tcW w:w="0" w:type="auto"/>
+            <w:vAlign w:val="center"/>
+            <w:hideMark/>
+          </w:tcPr>
+          <w:p>
+            <w:pPr>
+              <w:spacing w:line="276" w:lineRule="auto"/>
+              <w:jc w:val="both"/>
+              <w:rPr>
+                <w:rFonts w:ascii="Times New Roman" w:hAnsi="Times New Roman" w:cs="Times New Roman"/>
+                <w:b/>
+                <w:bCs/>
+                <w:sz w:val="28"/>
+                <w:szCs w:val="28"/>
+              </w:rPr>
+            </w:pPr>
+            <w:r>
+              <w:rPr>
+                <w:rFonts w:ascii="Times New Roman" w:hAnsi="Times New Roman" w:cs="Times New Roman"/>
+                <w:b/>
+                <w:bCs/>
+                <w:sz w:val="28"/>
+                <w:szCs w:val="28"/>
+              </w:rPr>
+              <w:t>Tên trường</w:t>
+            </w:r>
+          </w:p>
+        </w:tc>
+        <w:tc>
+          <w:tcPr>
+            <w:tcW w:w="0" w:type="auto"/>
+            <w:vAlign w:val="center"/>
+            <w:hideMark/>
+          </w:tcPr>
+          <w:p>
+            <w:pPr>
+              <w:spacing w:line="276" w:lineRule="auto"/>
+              <w:jc w:val="both"/>
+              <w:rPr>
+                <w:rFonts w:ascii="Times New Roman" w:hAnsi="Times New Roman" w:cs="Times New Roman"/>
+                <w:b/>
+                <w:bCs/>
+                <w:sz w:val="28"/>
+                <w:szCs w:val="28"/>
+              </w:rPr>
+            </w:pPr>
+            <w:r>
+              <w:rPr>
+                <w:rFonts w:ascii="Times New Roman" w:hAnsi="Times New Roman" w:cs="Times New Roman"/>
+                <w:b/>
+                <w:bCs/>
+                <w:sz w:val="28"/>
+                <w:szCs w:val="28"/>
+              </w:rPr>
+              <w:t>Độ rộng</w:t>
+            </w:r>
+          </w:p>
+        </w:tc>
+        <w:tc>
+          <w:tcPr>
+            <w:tcW w:w="0" w:type="auto"/>
+            <w:vAlign w:val="center"/>
+            <w:hideMark/>
+          </w:tcPr>
+          <w:p>
+            <w:pPr>
+              <w:spacing w:line="276" w:lineRule="auto"/>
+              <w:jc w:val="both"/>
+              <w:rPr>
+                <w:rFonts w:ascii="Times New Roman" w:hAnsi="Times New Roman" w:cs="Times New Roman"/>
+                <w:b/>
+                <w:bCs/>
+                <w:sz w:val="28"/>
+                <w:szCs w:val="28"/>
+              </w:rPr>
+            </w:pPr>
+            <w:r>
+              <w:rPr>
+                <w:rFonts w:ascii="Times New Roman" w:hAnsi="Times New Roman" w:cs="Times New Roman"/>
+                <w:b/>
+                <w:bCs/>
+                <w:sz w:val="28"/>
+                <w:szCs w:val="28"/>
+              </w:rPr>
+              <w:t>Kiểu dữ liệu</w:t>
+            </w:r>
+          </w:p>
+        </w:tc>
+        <w:tc>
+          <w:tcPr>
+            <w:tcW w:w="0" w:type="auto"/>
+            <w:vAlign w:val="center"/>
+            <w:hideMark/>
+          </w:tcPr>
+          <w:p>
+            <w:pPr>
+              <w:spacing w:line="276" w:lineRule="auto"/>
+              <w:jc w:val="both"/>
+              <w:rPr>
+                <w:rFonts w:ascii="Times New Roman" w:hAnsi="Times New Roman" w:cs="Times New Roman"/>
+                <w:b/>
+                <w:bCs/>
+                <w:sz w:val="28"/>
+                <w:szCs w:val="28"/>
+              </w:rPr>
+            </w:pPr>
+            <w:r>
+              <w:rPr>
+                <w:rFonts w:ascii="Times New Roman" w:hAnsi="Times New Roman" w:cs="Times New Roman"/>
+                <w:b/>
+                <w:bCs/>
+                <w:sz w:val="28"/>
+                <w:szCs w:val="28"/>
+              </w:rPr>
+              <w:t>Mô tả</w:t>
+            </w:r>
+          </w:p>
+        </w:tc>
+      </w:tr>
+      <w:tr>
+        <w:trPr>
+          <w:tblCellSpacing w:w="15" w:type="dxa"/>
+        </w:trPr>
+        <w:tc>
+          <w:tcPr>
+            <w:tcW w:w="0" w:type="auto"/>
+            <w:vAlign w:val="center"/>
+            <w:hideMark/>
+          </w:tcPr>
+          <w:p>
+            <w:pPr>
+              <w:spacing w:line="276" w:lineRule="auto"/>
+              <w:jc w:val="both"/>
+              <w:rPr>
+                <w:rFonts w:ascii="Times New Roman" w:hAnsi="Times New Roman" w:cs="Times New Roman"/>
+                <w:sz w:val="28"/>
+                <w:szCs w:val="28"/>
+              </w:rPr>
+            </w:pPr>
+            <w:r>
+              <w:rPr>
+                <w:rFonts w:ascii="Times New Roman" w:hAnsi="Times New Roman" w:cs="Times New Roman"/>
+                <w:sz w:val="28"/>
+                <w:szCs w:val="28"/>
+              </w:rPr>
+              <w:t>OBJECTID</w:t>
+            </w:r>
+          </w:p>
+        </w:tc>
+        <w:tc>
+          <w:tcPr>
+            <w:tcW w:w="0" w:type="auto"/>
+            <w:vAlign w:val="center"/>
+            <w:hideMark/>
+          </w:tcPr>
+          <w:p>
+            <w:pPr>
+              <w:spacing w:line="276" w:lineRule="auto"/>
+              <w:jc w:val="both"/>
+              <w:rPr>
+                <w:rFonts w:ascii="Times New Roman" w:hAnsi="Times New Roman" w:cs="Times New Roman"/>
+                <w:sz w:val="28"/>
+                <w:szCs w:val="28"/>
+              </w:rPr>
+            </w:pPr>
+            <w:r>
+              <w:rPr>
+                <w:rFonts w:ascii="Times New Roman" w:hAnsi="Times New Roman" w:cs="Times New Roman"/>
+                <w:sz w:val="28"/>
+                <w:szCs w:val="28"/>
+              </w:rPr>
+              <w:t>10</w:t>
+            </w:r>
+          </w:p>
+        </w:tc>
+        <w:tc>
+          <w:tcPr>
+            <w:tcW w:w="0" w:type="auto"/>
+            <w:vAlign w:val="center"/>
+            <w:hideMark/>
+          </w:tcPr>
+          <w:p>
+            <w:pPr>
+              <w:spacing w:line="276" w:lineRule="auto"/>
+              <w:jc w:val="both"/>
+              <w:rPr>
+                <w:rFonts w:ascii="Times New Roman" w:hAnsi="Times New Roman" w:cs="Times New Roman"/>
+                <w:sz w:val="28"/>
+                <w:szCs w:val="28"/>
+              </w:rPr>
+            </w:pPr>
+            <w:r>
+              <w:rPr>
+                <w:rFonts w:ascii="Times New Roman" w:hAnsi="Times New Roman" w:cs="Times New Roman"/>
+                <w:sz w:val="28"/>
+                <w:szCs w:val="28"/>
+              </w:rPr>
+              <w:t>Integer</w:t>
+            </w:r>
+          </w:p>
+        </w:tc>
+        <w:tc>
+          <w:tcPr>
+            <w:tcW w:w="0" w:type="auto"/>
+            <w:vAlign w:val="center"/>
+            <w:hideMark/>
+          </w:tcPr>
+          <w:p>
+            <w:pPr>
+              <w:spacing w:line="276" w:lineRule="auto"/>
+              <w:jc w:val="both"/>
+              <w:rPr>
+                <w:rFonts w:ascii="Times New Roman" w:hAnsi="Times New Roman" w:cs="Times New Roman"/>
+                <w:sz w:val="28"/>
+                <w:szCs w:val="28"/>
+              </w:rPr>
+            </w:pPr>
+            <w:r>
+              <w:rPr>
+                <w:rFonts w:ascii="Times New Roman" w:hAnsi="Times New Roman" w:cs="Times New Roman"/>
+                <w:sz w:val="28"/>
+                <w:szCs w:val="28"/>
+              </w:rPr>
+              <w:t>Mã đối tượng</w:t>
+            </w:r>
+          </w:p>
+        </w:tc>
+      </w:tr>
+      <w:tr>
+        <w:trPr>
+          <w:tblCellSpacing w:w="15" w:type="dxa"/>
+        </w:trPr>
+        <w:tc>
+          <w:tcPr>
+            <w:tcW w:w="0" w:type="auto"/>
+            <w:vAlign w:val="center"/>
+            <w:hideMark/>
+          </w:tcPr>
+          <w:p>
+            <w:pPr>
+              <w:spacing w:line="276" w:lineRule="auto"/>
+              <w:jc w:val="both"/>
+              <w:rPr>
+                <w:rFonts w:ascii="Times New Roman" w:hAnsi="Times New Roman" w:cs="Times New Roman"/>
+                <w:sz w:val="28"/>
+                <w:szCs w:val="28"/>
+              </w:rPr>
+            </w:pPr>
+            <w:r>
+              <w:rPr>
+                <w:rFonts w:ascii="Times New Roman" w:hAnsi="Times New Roman" w:cs="Times New Roman"/>
+                <w:sz w:val="28"/>
+                <w:szCs w:val="28"/>
+              </w:rPr>
+              <w:t>Shape</w:t>
+            </w:r>
+          </w:p>
+        </w:tc>
+        <w:tc>
+          <w:tcPr>
+            <w:tcW w:w="0" w:type="auto"/>
+            <w:vAlign w:val="center"/>
+            <w:hideMark/>
+          </w:tcPr>
+          <w:p>
+            <w:pPr>
+              <w:spacing w:line="276" w:lineRule="auto"/>
+              <w:jc w:val="both"/>
+              <w:rPr>
+                <w:rFonts w:ascii="Times New Roman" w:hAnsi="Times New Roman" w:cs="Times New Roman"/>
+                <w:sz w:val="28"/>
+                <w:szCs w:val="28"/>
+              </w:rPr>
+            </w:pPr>
+            <w:r>
+              <w:rPr>
+                <w:rFonts w:ascii="Times New Roman" w:hAnsi="Times New Roman" w:cs="Times New Roman"/>
+                <w:sz w:val="28"/>
+                <w:szCs w:val="28"/>
+              </w:rPr>
+              <w:t>50</w:t>
+            </w:r>
+          </w:p>
+        </w:tc>
+        <w:tc>
+          <w:tcPr>
+            <w:tcW w:w="0" w:type="auto"/>
+            <w:vAlign w:val="center"/>
+            <w:hideMark/>
+          </w:tcPr>
+          <w:p>
+            <w:pPr>
+              <w:spacing w:line="276" w:lineRule="auto"/>
+              <w:jc w:val="both"/>
+              <w:rPr>
+                <w:rFonts w:ascii="Times New Roman" w:hAnsi="Times New Roman" w:cs="Times New Roman"/>
+                <w:sz w:val="28"/>
+                <w:szCs w:val="28"/>
+              </w:rPr>
+            </w:pPr>
+            <w:r>
+              <w:rPr>
+                <w:rFonts w:ascii="Times New Roman" w:hAnsi="Times New Roman" w:cs="Times New Roman"/>
+                <w:sz w:val="28"/>
+                <w:szCs w:val="28"/>
+              </w:rPr>
+              <w:t>Geometry</w:t>
+            </w:r>
+          </w:p>
+        </w:tc>
+        <w:tc>
+          <w:tcPr>
+            <w:tcW w:w="0" w:type="auto"/>
+            <w:vAlign w:val="center"/>
+            <w:hideMark/>
+          </w:tcPr>
+          <w:p>
+            <w:pPr>
+              <w:spacing w:line="276" w:lineRule="auto"/>
+              <w:jc w:val="both"/>
+              <w:rPr>
+                <w:rFonts w:ascii="Times New Roman" w:hAnsi="Times New Roman" w:cs="Times New Roman"/>
+                <w:sz w:val="28"/>
+                <w:szCs w:val="28"/>
+              </w:rPr>
+            </w:pPr>
+            <w:r>
+              <w:rPr>
+                <w:rFonts w:ascii="Times New Roman" w:hAnsi="Times New Roman" w:cs="Times New Roman"/>
+                <w:sz w:val="28"/>
+                <w:szCs w:val="28"/>
+              </w:rPr>
+              <w:t>Kiểu dữ liệu không gian</w:t>
+            </w:r>
+          </w:p>
+        </w:tc>
+      </w:tr>
+      <w:tr>
+        <w:trPr>
+          <w:tblCellSpacing w:w="15" w:type="dxa"/>
+        </w:trPr>
+        <w:tc>
+          <w:tcPr>
+            <w:tcW w:w="0" w:type="auto"/>
+            <w:vAlign w:val="center"/>
+            <w:hideMark/>
+          </w:tcPr>
+          <w:p>
+            <w:pPr>
+              <w:spacing w:line="276" w:lineRule="auto"/>
+              <w:jc w:val="both"/>
+              <w:rPr>
+                <w:rFonts w:ascii="Times New Roman" w:hAnsi="Times New Roman" w:cs="Times New Roman"/>
+                <w:sz w:val="28"/>
+                <w:szCs w:val="28"/>
+              </w:rPr>
+            </w:pPr>
+            <w:r>
+              <w:rPr>
+                <w:rFonts w:ascii="Times New Roman" w:hAnsi="Times New Roman" w:cs="Times New Roman"/>
+                <w:sz w:val="28"/>
+                <w:szCs w:val="28"/>
+              </w:rPr>
+              <w:t>school_id</w:t>
+            </w:r>
+          </w:p>
+        </w:tc>
+        <w:tc>
+          <w:tcPr>
+            <w:tcW w:w="0" w:type="auto"/>
+            <w:vAlign w:val="center"/>
+            <w:hideMark/>
+          </w:tcPr>
+          <w:p>
+            <w:pPr>
+              <w:spacing w:line="276" w:lineRule="auto"/>
+              <w:jc w:val="both"/>
+              <w:rPr>
+                <w:rFonts w:ascii="Times New Roman" w:hAnsi="Times New Roman" w:cs="Times New Roman"/>
+                <w:sz w:val="28"/>
+                <w:szCs w:val="28"/>
+              </w:rPr>
+            </w:pPr>
+            <w:r>
+              <w:rPr>
+                <w:rFonts w:ascii="Times New Roman" w:hAnsi="Times New Roman" w:cs="Times New Roman"/>
+                <w:sz w:val="28"/>
+                <w:szCs w:val="28"/>
+              </w:rPr>
+              <w:t>50</w:t>
+            </w:r>
+          </w:p>
+        </w:tc>
+        <w:tc>
+          <w:tcPr>
+            <w:tcW w:w="0" w:type="auto"/>
+            <w:vAlign w:val="center"/>
+            <w:hideMark/>
+          </w:tcPr>
+          <w:p>
+            <w:pPr>
+              <w:spacing w:line="276" w:lineRule="auto"/>
+              <w:jc w:val="both"/>
+              <w:rPr>
+                <w:rFonts w:ascii="Times New Roman" w:hAnsi="Times New Roman" w:cs="Times New Roman"/>
+                <w:sz w:val="28"/>
+                <w:szCs w:val="28"/>
+              </w:rPr>
+            </w:pPr>
+            <w:r>
+              <w:rPr>
+                <w:rFonts w:ascii="Times New Roman" w:hAnsi="Times New Roman" w:cs="Times New Roman"/>
+                <w:sz w:val="28"/>
+                <w:szCs w:val="28"/>
+              </w:rPr>
+              <w:t>String</w:t>
+            </w:r>
+          </w:p>
+        </w:tc>
+        <w:tc>
+          <w:tcPr>
+            <w:tcW w:w="0" w:type="auto"/>
+            <w:vAlign w:val="center"/>
+            <w:hideMark/>
+          </w:tcPr>
+          <w:p>
+            <w:pPr>
+              <w:spacing w:line="276" w:lineRule="auto"/>
+              <w:jc w:val="both"/>
+              <w:rPr>
+                <w:rFonts w:ascii="Times New Roman" w:hAnsi="Times New Roman" w:cs="Times New Roman"/>
+                <w:sz w:val="28"/>
+                <w:szCs w:val="28"/>
+              </w:rPr>
+            </w:pPr>
+            <w:r>
+              <w:rPr>
+                <w:rFonts w:ascii="Times New Roman" w:hAnsi="Times New Roman" w:cs="Times New Roman"/>
+                <w:sz w:val="28"/>
+                <w:szCs w:val="28"/>
+              </w:rPr>
+              <w:t>Mã trường học</w:t>
+            </w:r>
+          </w:p>
+        </w:tc>
+      </w:tr>
+      <w:tr>
+        <w:trPr>
+          <w:tblCellSpacing w:w="15" w:type="dxa"/>
+        </w:trPr>
+        <w:tc>
+          <w:tcPr>
+            <w:tcW w:w="0" w:type="auto"/>
+            <w:vAlign w:val="center"/>
+            <w:hideMark/>
+          </w:tcPr>
+          <w:p>
+            <w:pPr>
+              <w:spacing w:line="276" w:lineRule="auto"/>
+              <w:jc w:val="both"/>
+              <w:rPr>
+                <w:rFonts w:ascii="Times New Roman" w:hAnsi="Times New Roman" w:cs="Times New Roman"/>
+                <w:sz w:val="28"/>
+                <w:szCs w:val="28"/>
+              </w:rPr>
+            </w:pPr>
+            <w:r>
+              <w:rPr>
+                <w:rFonts w:ascii="Times New Roman" w:hAnsi="Times New Roman" w:cs="Times New Roman"/>
+                <w:sz w:val="28"/>
+                <w:szCs w:val="28"/>
+              </w:rPr>
+              <w:t>name</w:t>
+            </w:r>
+          </w:p>
+        </w:tc>
+        <w:tc>
+          <w:tcPr>
+            <w:tcW w:w="0" w:type="auto"/>
+            <w:vAlign w:val="center"/>
+            <w:hideMark/>
+          </w:tcPr>
+          <w:p>
+            <w:pPr>
+              <w:spacing w:line="276" w:lineRule="auto"/>
+              <w:jc w:val="both"/>
+              <w:rPr>
+                <w:rFonts w:ascii="Times New Roman" w:hAnsi="Times New Roman" w:cs="Times New Roman"/>
+                <w:sz w:val="28"/>
+                <w:szCs w:val="28"/>
+              </w:rPr>
+            </w:pPr>
+            <w:r>
+              <w:rPr>
+                <w:rFonts w:ascii="Times New Roman" w:hAnsi="Times New Roman" w:cs="Times New Roman"/>
+                <w:sz w:val="28"/>
+                <w:szCs w:val="28"/>
+              </w:rPr>
+              <w:t>100</w:t>
+            </w:r>
+          </w:p>
+        </w:tc>
+        <w:tc>
+          <w:tcPr>
+            <w:tcW w:w="0" w:type="auto"/>
+            <w:vAlign w:val="center"/>
+            <w:hideMark/>
+          </w:tcPr>
+          <w:p>
+            <w:pPr>
+              <w:spacing w:line="276" w:lineRule="auto"/>
+              <w:jc w:val="both"/>
+              <w:rPr>
+                <w:rFonts w:ascii="Times New Roman" w:hAnsi="Times New Roman" w:cs="Times New Roman"/>
+                <w:sz w:val="28"/>
+                <w:szCs w:val="28"/>
+              </w:rPr>
+            </w:pPr>
+            <w:r>
+              <w:rPr>
+                <w:rFonts w:ascii="Times New Roman" w:hAnsi="Times New Roman" w:cs="Times New Roman"/>
+                <w:sz w:val="28"/>
+                <w:szCs w:val="28"/>
+              </w:rPr>
+              <w:t>String</w:t>
+            </w:r>
+          </w:p>
+        </w:tc>
+        <w:tc>
+          <w:tcPr>
+            <w:tcW w:w="0" w:type="auto"/>
+            <w:vAlign w:val="center"/>
+            <w:hideMark/>
+          </w:tcPr>
+          <w:p>
+            <w:pPr>
+              <w:spacing w:line="276" w:lineRule="auto"/>
+              <w:jc w:val="both"/>
+              <w:rPr>
+                <w:rFonts w:ascii="Times New Roman" w:hAnsi="Times New Roman" w:cs="Times New Roman"/>
+                <w:sz w:val="28"/>
+                <w:szCs w:val="28"/>
+              </w:rPr>
+            </w:pPr>
+            <w:r>
+              <w:rPr>
+                <w:rFonts w:ascii="Times New Roman" w:hAnsi="Times New Roman" w:cs="Times New Roman"/>
+                <w:sz w:val="28"/>
+                <w:szCs w:val="28"/>
+              </w:rPr>
+              <w:t>Tên trường</w:t>
+            </w:r>
+          </w:p>
+        </w:tc>
+      </w:tr>
+      <w:tr>
+        <w:trPr>
+          <w:tblCellSpacing w:w="15" w:type="dxa"/>
+        </w:trPr>
+        <w:tc>
+          <w:tcPr>
+            <w:tcW w:w="0" w:type="auto"/>
+            <w:vAlign w:val="center"/>
+            <w:hideMark/>
+          </w:tcPr>
+          <w:p>
+            <w:pPr>
+              <w:spacing w:line="276" w:lineRule="auto"/>
+              <w:jc w:val="both"/>
+              <w:rPr>
+                <w:rFonts w:ascii="Times New Roman" w:hAnsi="Times New Roman" w:cs="Times New Roman"/>
+                <w:sz w:val="28"/>
+                <w:szCs w:val="28"/>
+              </w:rPr>
+            </w:pPr>
+            <w:r>
+              <w:rPr>
+                <w:rFonts w:ascii="Times New Roman" w:hAnsi="Times New Roman" w:cs="Times New Roman"/>
+                <w:sz w:val="28"/>
+                <w:szCs w:val="28"/>
+              </w:rPr>
+              <w:t>level</w:t>
+            </w:r>
+          </w:p>
+        </w:tc>
+        <w:tc>
+          <w:tcPr>
+            <w:tcW w:w="0" w:type="auto"/>
+            <w:vAlign w:val="center"/>
+            <w:hideMark/>
+          </w:tcPr>
+          <w:p>
+            <w:pPr>
+              <w:spacing w:line="276" w:lineRule="auto"/>
+              <w:jc w:val="both"/>
+              <w:rPr>
+                <w:rFonts w:ascii="Times New Roman" w:hAnsi="Times New Roman" w:cs="Times New Roman"/>
+                <w:sz w:val="28"/>
+                <w:szCs w:val="28"/>
+              </w:rPr>
+            </w:pPr>
+            <w:r>
+              <w:rPr>
+                <w:rFonts w:ascii="Times New Roman" w:hAnsi="Times New Roman" w:cs="Times New Roman"/>
+                <w:sz w:val="28"/>
+                <w:szCs w:val="28"/>
+              </w:rPr>
+              <w:t>50</w:t>
+            </w:r>
+          </w:p>
+        </w:tc>
+        <w:tc>
+          <w:tcPr>
+            <w:tcW w:w="0" w:type="auto"/>
+            <w:vAlign w:val="center"/>
+            <w:hideMark/>
+          </w:tcPr>
+          <w:p>
+            <w:pPr>
+              <w:spacing w:line="276" w:lineRule="auto"/>
+              <w:jc w:val="both"/>
+              <w:rPr>
+                <w:rFonts w:ascii="Times New Roman" w:hAnsi="Times New Roman" w:cs="Times New Roman"/>
+                <w:sz w:val="28"/>
+                <w:szCs w:val="28"/>
+              </w:rPr>
+            </w:pPr>
+            <w:r>
+              <w:rPr>
+                <w:rFonts w:ascii="Times New Roman" w:hAnsi="Times New Roman" w:cs="Times New Roman"/>
+                <w:sz w:val="28"/>
+                <w:szCs w:val="28"/>
+              </w:rPr>
+              <w:t>String</w:t>
+            </w:r>
+          </w:p>
+        </w:tc>
+        <w:tc>
+          <w:tcPr>
+            <w:tcW w:w="0" w:type="auto"/>
+            <w:vAlign w:val="center"/>
+            <w:hideMark/>
+          </w:tcPr>
+          <w:p>
+            <w:pPr>
+              <w:spacing w:line="276" w:lineRule="auto"/>
+              <w:jc w:val="both"/>
+              <w:rPr>
+                <w:rFonts w:ascii="Times New Roman" w:hAnsi="Times New Roman" w:cs="Times New Roman"/>
+                <w:sz w:val="28"/>
+                <w:szCs w:val="28"/>
+              </w:rPr>
+            </w:pPr>
+            <w:r>
+              <w:rPr>
+                <w:rFonts w:ascii="Times New Roman" w:hAnsi="Times New Roman" w:cs="Times New Roman"/>
+                <w:sz w:val="28"/>
+                <w:szCs w:val="28"/>
+              </w:rPr>
+              <w:t>Cấp học</w:t>
+            </w:r>
+          </w:p>
+        </w:tc>
+      </w:tr>
+      <w:tr>
+        <w:trPr>
+          <w:tblCellSpacing w:w="15" w:type="dxa"/>
+        </w:trPr>
+        <w:tc>
+          <w:tcPr>
+            <w:tcW w:w="0" w:type="auto"/>
+            <w:vAlign w:val="center"/>
+            <w:hideMark/>
+          </w:tcPr>
+          <w:p>
+            <w:pPr>
+              <w:spacing w:line="276" w:lineRule="auto"/>
+              <w:jc w:val="both"/>
+              <w:rPr>
+                <w:rFonts w:ascii="Times New Roman" w:hAnsi="Times New Roman" w:cs="Times New Roman"/>
+                <w:sz w:val="28"/>
+                <w:szCs w:val="28"/>
+              </w:rPr>
+            </w:pPr>
+            <w:r>
+              <w:rPr>
+                <w:rFonts w:ascii="Times New Roman" w:hAnsi="Times New Roman" w:cs="Times New Roman"/>
+                <w:sz w:val="28"/>
+                <w:szCs w:val="28"/>
+              </w:rPr>
+              <w:t>address</w:t>
+            </w:r>
+          </w:p>
+        </w:tc>
+        <w:tc>
+          <w:tcPr>
+            <w:tcW w:w="0" w:type="auto"/>
+            <w:vAlign w:val="center"/>
+            <w:hideMark/>
+          </w:tcPr>
+          <w:p>
+            <w:pPr>
+              <w:spacing w:line="276" w:lineRule="auto"/>
+              <w:jc w:val="both"/>
+              <w:rPr>
+                <w:rFonts w:ascii="Times New Roman" w:hAnsi="Times New Roman" w:cs="Times New Roman"/>
+                <w:sz w:val="28"/>
+                <w:szCs w:val="28"/>
+              </w:rPr>
+            </w:pPr>
+            <w:r>
+              <w:rPr>
+                <w:rFonts w:ascii="Times New Roman" w:hAnsi="Times New Roman" w:cs="Times New Roman"/>
+                <w:sz w:val="28"/>
+                <w:szCs w:val="28"/>
+              </w:rPr>
+              <w:t>150</w:t>
+            </w:r>
+          </w:p>
+        </w:tc>
+        <w:tc>
+          <w:tcPr>
+            <w:tcW w:w="0" w:type="auto"/>
+            <w:vAlign w:val="center"/>
+            <w:hideMark/>
+          </w:tcPr>
+          <w:p>
+            <w:pPr>
+              <w:spacing w:line="276" w:lineRule="auto"/>
+              <w:jc w:val="both"/>
+              <w:rPr>
+                <w:rFonts w:ascii="Times New Roman" w:hAnsi="Times New Roman" w:cs="Times New Roman"/>
+                <w:sz w:val="28"/>
+                <w:szCs w:val="28"/>
+              </w:rPr>
+            </w:pPr>
+            <w:r>
+              <w:rPr>
+                <w:rFonts w:ascii="Times New Roman" w:hAnsi="Times New Roman" w:cs="Times New Roman"/>
+                <w:sz w:val="28"/>
+                <w:szCs w:val="28"/>
+              </w:rPr>
+              <w:t>String</w:t>
+            </w:r>
+          </w:p>
+        </w:tc>
+        <w:tc>
+          <w:tcPr>
+            <w:tcW w:w="0" w:type="auto"/>
+            <w:vAlign w:val="center"/>
+            <w:hideMark/>
+          </w:tcPr>
+          <w:p>
+            <w:pPr>
+              <w:spacing w:line="276" w:lineRule="auto"/>
+              <w:jc w:val="both"/>
+              <w:rPr>
+                <w:rFonts w:ascii="Times New Roman" w:hAnsi="Times New Roman" w:cs="Times New Roman"/>
+                <w:sz w:val="28"/>
+                <w:szCs w:val="28"/>
+              </w:rPr>
+            </w:pPr>
+            <w:r>
+              <w:rPr>
+                <w:rFonts w:ascii="Times New Roman" w:hAnsi="Times New Roman" w:cs="Times New Roman"/>
+                <w:sz w:val="28"/>
+                <w:szCs w:val="28"/>
+              </w:rPr>
+              <w:t>Địa chỉ</w:t>
+            </w:r>
+          </w:p>
+        </w:tc>
+      </w:tr>
+    </w:tbl>
+    <w:p>
+      <w:pPr>
+        <w:spacing w:line="276" w:lineRule="auto"/>
+        <w:jc w:val="both"/>
+        <w:rPr>
+          <w:rFonts w:ascii="Times New Roman" w:hAnsi="Times New Roman" w:cs="Times New Roman"/>
+          <w:sz w:val="28"/>
+          <w:szCs w:val="28"/>
+        </w:rPr>
+      </w:pPr>
+      <w:r>
+        <w:rPr>
+          <w:rFonts w:ascii="Times New Roman" w:hAnsi="Times New Roman" w:cs="Times New Roman"/>
+          <w:sz w:val="28"/>
+          <w:szCs w:val="28"/>
+        </w:rPr>
+        <w:pict w14:anchorId="69F0F1D0">
+          <v:rect id="_x0000_i1151" style="width:0;height:1.5pt" o:hralign="center" o:hrstd="t" o:hr="t" fillcolor="#a0a0a0" stroked="f"/>
+        </w:pict>
+      </w:r>
+    </w:p>
+    <w:p>
+      <w:pPr>
+        <w:spacing w:line="276" w:lineRule="auto"/>
+        <w:jc w:val="both"/>
+        <w:rPr>
+          <w:rFonts w:ascii="Times New Roman" w:hAnsi="Times New Roman" w:cs="Times New Roman"/>
+          <w:b/>
+          <w:bCs/>
+          <w:sz w:val="28"/>
+          <w:szCs w:val="28"/>
+        </w:rPr>
+      </w:pPr>
+      <w:r>
+        <w:rPr>
+          <w:rFonts w:ascii="Times New Roman" w:hAnsi="Times New Roman" w:cs="Times New Roman"/>
+          <w:b/>
+          <w:bCs/>
+          <w:sz w:val="28"/>
+          <w:szCs w:val="28"/>
+        </w:rPr>
+        <w:t>d. Lớp dữ liệu cơ quan hành chính</w:t>
+      </w:r>
+    </w:p>
+    <w:p>
+      <w:pPr>
+        <w:numPr>
+          <w:ilvl w:val="0"/>
+          <w:numId w:val="43"/>
+        </w:numPr>
+        <w:spacing w:line="276" w:lineRule="auto"/>
+        <w:jc w:val="both"/>
+        <w:rPr>
+          <w:rFonts w:ascii="Times New Roman" w:hAnsi="Times New Roman" w:cs="Times New Roman"/>
+          <w:sz w:val="28"/>
+          <w:szCs w:val="28"/>
+        </w:rPr>
+      </w:pPr>
+      <w:r>
+        <w:rPr>
+          <w:rFonts w:ascii="Times New Roman" w:hAnsi="Times New Roman" w:cs="Times New Roman"/>
+          <w:sz w:val="28"/>
+          <w:szCs w:val="28"/>
+        </w:rPr>
+        <w:lastRenderedPageBreak/>
+        <w:t xml:space="preserve">Tên lớp dữ liệu: government_vinhyen.shp </w:t>
+      </w:r>
+    </w:p>
+    <w:p>
+      <w:pPr>
+        <w:numPr>
+          <w:ilvl w:val="0"/>
+          <w:numId w:val="43"/>
+        </w:numPr>
+        <w:spacing w:line="276" w:lineRule="auto"/>
+        <w:jc w:val="both"/>
+        <w:rPr>
+          <w:rFonts w:ascii="Times New Roman" w:hAnsi="Times New Roman" w:cs="Times New Roman"/>
+          <w:sz w:val="28"/>
+          <w:szCs w:val="28"/>
+        </w:rPr>
+      </w:pPr>
+      <w:r>
+        <w:rPr>
+          <w:rFonts w:ascii="Times New Roman" w:hAnsi="Times New Roman" w:cs="Times New Roman"/>
+          <w:sz w:val="28"/>
+          <w:szCs w:val="28"/>
+        </w:rPr>
+        <w:t xml:space="preserve">Định dạng dữ liệu: Point </w:t>
+      </w:r>
+    </w:p>
+    <w:p>
+      <w:pPr>
+        <w:spacing w:line="276" w:lineRule="auto"/>
+        <w:jc w:val="both"/>
+        <w:rPr>
+          <w:rFonts w:ascii="Times New Roman" w:hAnsi="Times New Roman" w:cs="Times New Roman"/>
+          <w:b/>
+          <w:bCs/>
+          <w:sz w:val="28"/>
+          <w:szCs w:val="28"/>
+        </w:rPr>
+      </w:pPr>
+      <w:r>
+        <w:rPr>
+          <w:rFonts w:ascii="Times New Roman" w:hAnsi="Times New Roman" w:cs="Times New Roman"/>
+          <w:b/>
+          <w:bCs/>
+          <w:sz w:val="28"/>
+          <w:szCs w:val="28"/>
+        </w:rPr>
+        <w:t>Bảng mô tả thuộc tính</w:t>
+      </w:r>
+    </w:p>
+    <w:tbl>
+      <w:tblPr>
+        <w:tblW w:w="0" w:type="auto"/>
+        <w:tblCellSpacing w:w="15" w:type="dxa"/>
+        <w:tblCellMar>
+          <w:top w:w="15" w:type="dxa"/>
+          <w:left w:w="15" w:type="dxa"/>
+          <w:bottom w:w="15" w:type="dxa"/>
+          <w:right w:w="15" w:type="dxa"/>
+        </w:tblCellMar>
+        <w:tblLook w:val="04A0" w:firstRow="1" w:lastRow="0" w:firstColumn="1" w:lastColumn="0" w:noHBand="0" w:noVBand="1"/>
+      </w:tblPr>
+      <w:tblGrid>
+        <w:gridCol w:w="1449"/>
+        <w:gridCol w:w="1033"/>
+        <w:gridCol w:w="1535"/>
+        <w:gridCol w:w="2793"/>
+      </w:tblGrid>
+      <w:tr>
+        <w:trPr>
+          <w:tblHeader/>
+          <w:tblCellSpacing w:w="15" w:type="dxa"/>
+        </w:trPr>
+        <w:tc>
+          <w:tcPr>
+            <w:tcW w:w="0" w:type="auto"/>
+            <w:vAlign w:val="center"/>
+            <w:hideMark/>
+          </w:tcPr>
+          <w:p>
+            <w:pPr>
+              <w:spacing w:line="276" w:lineRule="auto"/>
+              <w:jc w:val="both"/>
+              <w:rPr>
+                <w:rFonts w:ascii="Times New Roman" w:hAnsi="Times New Roman" w:cs="Times New Roman"/>
+                <w:b/>
+                <w:bCs/>
+                <w:sz w:val="28"/>
+                <w:szCs w:val="28"/>
+              </w:rPr>
+            </w:pPr>
+            <w:r>
+              <w:rPr>
+                <w:rFonts w:ascii="Times New Roman" w:hAnsi="Times New Roman" w:cs="Times New Roman"/>
+                <w:b/>
+                <w:bCs/>
+                <w:sz w:val="28"/>
+                <w:szCs w:val="28"/>
+              </w:rPr>
+              <w:t>Tên trường</w:t>
+            </w:r>
+          </w:p>
+        </w:tc>
+        <w:tc>
+          <w:tcPr>
+            <w:tcW w:w="0" w:type="auto"/>
+            <w:vAlign w:val="center"/>
+            <w:hideMark/>
+          </w:tcPr>
+          <w:p>
+            <w:pPr>
+              <w:spacing w:line="276" w:lineRule="auto"/>
+              <w:jc w:val="both"/>
+              <w:rPr>
+                <w:rFonts w:ascii="Times New Roman" w:hAnsi="Times New Roman" w:cs="Times New Roman"/>
+                <w:b/>
+                <w:bCs/>
+                <w:sz w:val="28"/>
+                <w:szCs w:val="28"/>
+              </w:rPr>
+            </w:pPr>
+            <w:r>
+              <w:rPr>
+                <w:rFonts w:ascii="Times New Roman" w:hAnsi="Times New Roman" w:cs="Times New Roman"/>
+                <w:b/>
+                <w:bCs/>
+                <w:sz w:val="28"/>
+                <w:szCs w:val="28"/>
+              </w:rPr>
+              <w:t>Độ rộng</w:t>
+            </w:r>
+          </w:p>
+        </w:tc>
+        <w:tc>
+          <w:tcPr>
+            <w:tcW w:w="0" w:type="auto"/>
+            <w:vAlign w:val="center"/>
+            <w:hideMark/>
+          </w:tcPr>
+          <w:p>
+            <w:pPr>
+              <w:spacing w:line="276" w:lineRule="auto"/>
+              <w:jc w:val="both"/>
+              <w:rPr>
+                <w:rFonts w:ascii="Times New Roman" w:hAnsi="Times New Roman" w:cs="Times New Roman"/>
+                <w:b/>
+                <w:bCs/>
+                <w:sz w:val="28"/>
+                <w:szCs w:val="28"/>
+              </w:rPr>
+            </w:pPr>
+            <w:r>
+              <w:rPr>
+                <w:rFonts w:ascii="Times New Roman" w:hAnsi="Times New Roman" w:cs="Times New Roman"/>
+                <w:b/>
+                <w:bCs/>
+                <w:sz w:val="28"/>
+                <w:szCs w:val="28"/>
+              </w:rPr>
+              <w:t>Kiểu dữ liệu</w:t>
+            </w:r>
+          </w:p>
+        </w:tc>
+        <w:tc>
+          <w:tcPr>
+            <w:tcW w:w="0" w:type="auto"/>
+            <w:vAlign w:val="center"/>
+            <w:hideMark/>
+          </w:tcPr>
+          <w:p>
+            <w:pPr>
+              <w:spacing w:line="276" w:lineRule="auto"/>
+              <w:jc w:val="both"/>
+              <w:rPr>
+                <w:rFonts w:ascii="Times New Roman" w:hAnsi="Times New Roman" w:cs="Times New Roman"/>
+                <w:b/>
+                <w:bCs/>
+                <w:sz w:val="28"/>
+                <w:szCs w:val="28"/>
+              </w:rPr>
+            </w:pPr>
+            <w:r>
+              <w:rPr>
+                <w:rFonts w:ascii="Times New Roman" w:hAnsi="Times New Roman" w:cs="Times New Roman"/>
+                <w:b/>
+                <w:bCs/>
+                <w:sz w:val="28"/>
+                <w:szCs w:val="28"/>
+              </w:rPr>
+              <w:t>Mô tả</w:t>
+            </w:r>
+          </w:p>
+        </w:tc>
+      </w:tr>
+      <w:tr>
+        <w:trPr>
+          <w:tblCellSpacing w:w="15" w:type="dxa"/>
+        </w:trPr>
+        <w:tc>
+          <w:tcPr>
+            <w:tcW w:w="0" w:type="auto"/>
+            <w:vAlign w:val="center"/>
+            <w:hideMark/>
+          </w:tcPr>
+          <w:p>
+            <w:pPr>
+              <w:spacing w:line="276" w:lineRule="auto"/>
+              <w:jc w:val="both"/>
+              <w:rPr>
+                <w:rFonts w:ascii="Times New Roman" w:hAnsi="Times New Roman" w:cs="Times New Roman"/>
+                <w:sz w:val="28"/>
+                <w:szCs w:val="28"/>
+              </w:rPr>
+            </w:pPr>
+            <w:r>
+              <w:rPr>
+                <w:rFonts w:ascii="Times New Roman" w:hAnsi="Times New Roman" w:cs="Times New Roman"/>
+                <w:sz w:val="28"/>
+                <w:szCs w:val="28"/>
+              </w:rPr>
+              <w:t>OBJECTID</w:t>
+            </w:r>
+          </w:p>
+        </w:tc>
+        <w:tc>
+          <w:tcPr>
+            <w:tcW w:w="0" w:type="auto"/>
+            <w:vAlign w:val="center"/>
+            <w:hideMark/>
+          </w:tcPr>
+          <w:p>
+            <w:pPr>
+              <w:spacing w:line="276" w:lineRule="auto"/>
+              <w:jc w:val="both"/>
+              <w:rPr>
+                <w:rFonts w:ascii="Times New Roman" w:hAnsi="Times New Roman" w:cs="Times New Roman"/>
+                <w:sz w:val="28"/>
+                <w:szCs w:val="28"/>
+              </w:rPr>
+            </w:pPr>
+            <w:r>
+              <w:rPr>
+                <w:rFonts w:ascii="Times New Roman" w:hAnsi="Times New Roman" w:cs="Times New Roman"/>
+                <w:sz w:val="28"/>
+                <w:szCs w:val="28"/>
+              </w:rPr>
+              <w:t>10</w:t>
+            </w:r>
+          </w:p>
+        </w:tc>
+        <w:tc>
+          <w:tcPr>
+            <w:tcW w:w="0" w:type="auto"/>
+            <w:vAlign w:val="center"/>
+            <w:hideMark/>
+          </w:tcPr>
+          <w:p>
+            <w:pPr>
+              <w:spacing w:line="276" w:lineRule="auto"/>
+              <w:jc w:val="both"/>
+              <w:rPr>
+                <w:rFonts w:ascii="Times New Roman" w:hAnsi="Times New Roman" w:cs="Times New Roman"/>
+                <w:sz w:val="28"/>
+                <w:szCs w:val="28"/>
+              </w:rPr>
+            </w:pPr>
+            <w:r>
+              <w:rPr>
+                <w:rFonts w:ascii="Times New Roman" w:hAnsi="Times New Roman" w:cs="Times New Roman"/>
+                <w:sz w:val="28"/>
+                <w:szCs w:val="28"/>
+              </w:rPr>
+              <w:t>Integer</w:t>
+            </w:r>
+          </w:p>
+        </w:tc>
+        <w:tc>
+          <w:tcPr>
+            <w:tcW w:w="0" w:type="auto"/>
+            <w:vAlign w:val="center"/>
+            <w:hideMark/>
+          </w:tcPr>
+          <w:p>
+            <w:pPr>
+              <w:spacing w:line="276" w:lineRule="auto"/>
+              <w:jc w:val="both"/>
+              <w:rPr>
+                <w:rFonts w:ascii="Times New Roman" w:hAnsi="Times New Roman" w:cs="Times New Roman"/>
+                <w:sz w:val="28"/>
+                <w:szCs w:val="28"/>
+              </w:rPr>
+            </w:pPr>
+            <w:r>
+              <w:rPr>
+                <w:rFonts w:ascii="Times New Roman" w:hAnsi="Times New Roman" w:cs="Times New Roman"/>
+                <w:sz w:val="28"/>
+                <w:szCs w:val="28"/>
+              </w:rPr>
+              <w:t>Mã đối tượng</w:t>
+            </w:r>
+          </w:p>
+        </w:tc>
+      </w:tr>
+      <w:tr>
+        <w:trPr>
+          <w:tblCellSpacing w:w="15" w:type="dxa"/>
+        </w:trPr>
+        <w:tc>
+          <w:tcPr>
+            <w:tcW w:w="0" w:type="auto"/>
+            <w:vAlign w:val="center"/>
+            <w:hideMark/>
+          </w:tcPr>
+          <w:p>
+            <w:pPr>
+              <w:spacing w:line="276" w:lineRule="auto"/>
+              <w:jc w:val="both"/>
+              <w:rPr>
+                <w:rFonts w:ascii="Times New Roman" w:hAnsi="Times New Roman" w:cs="Times New Roman"/>
+                <w:sz w:val="28"/>
+                <w:szCs w:val="28"/>
+              </w:rPr>
+            </w:pPr>
+            <w:r>
+              <w:rPr>
+                <w:rFonts w:ascii="Times New Roman" w:hAnsi="Times New Roman" w:cs="Times New Roman"/>
+                <w:sz w:val="28"/>
+                <w:szCs w:val="28"/>
+              </w:rPr>
+              <w:t>Shape</w:t>
+            </w:r>
+          </w:p>
+        </w:tc>
+        <w:tc>
+          <w:tcPr>
+            <w:tcW w:w="0" w:type="auto"/>
+            <w:vAlign w:val="center"/>
+            <w:hideMark/>
+          </w:tcPr>
+          <w:p>
+            <w:pPr>
+              <w:spacing w:line="276" w:lineRule="auto"/>
+              <w:jc w:val="both"/>
+              <w:rPr>
+                <w:rFonts w:ascii="Times New Roman" w:hAnsi="Times New Roman" w:cs="Times New Roman"/>
+                <w:sz w:val="28"/>
+                <w:szCs w:val="28"/>
+              </w:rPr>
+            </w:pPr>
+            <w:r>
+              <w:rPr>
+                <w:rFonts w:ascii="Times New Roman" w:hAnsi="Times New Roman" w:cs="Times New Roman"/>
+                <w:sz w:val="28"/>
+                <w:szCs w:val="28"/>
+              </w:rPr>
+              <w:t>50</w:t>
+            </w:r>
+          </w:p>
+        </w:tc>
+        <w:tc>
+          <w:tcPr>
+            <w:tcW w:w="0" w:type="auto"/>
+            <w:vAlign w:val="center"/>
+            <w:hideMark/>
+          </w:tcPr>
+          <w:p>
+            <w:pPr>
+              <w:spacing w:line="276" w:lineRule="auto"/>
+              <w:jc w:val="both"/>
+              <w:rPr>
+                <w:rFonts w:ascii="Times New Roman" w:hAnsi="Times New Roman" w:cs="Times New Roman"/>
+                <w:sz w:val="28"/>
+                <w:szCs w:val="28"/>
+              </w:rPr>
+            </w:pPr>
+            <w:r>
+              <w:rPr>
+                <w:rFonts w:ascii="Times New Roman" w:hAnsi="Times New Roman" w:cs="Times New Roman"/>
+                <w:sz w:val="28"/>
+                <w:szCs w:val="28"/>
+              </w:rPr>
+              <w:t>Geometry</w:t>
+            </w:r>
+          </w:p>
+        </w:tc>
+        <w:tc>
+          <w:tcPr>
+            <w:tcW w:w="0" w:type="auto"/>
+            <w:vAlign w:val="center"/>
+            <w:hideMark/>
+          </w:tcPr>
+          <w:p>
+            <w:pPr>
+              <w:spacing w:line="276" w:lineRule="auto"/>
+              <w:jc w:val="both"/>
+              <w:rPr>
+                <w:rFonts w:ascii="Times New Roman" w:hAnsi="Times New Roman" w:cs="Times New Roman"/>
+                <w:sz w:val="28"/>
+                <w:szCs w:val="28"/>
+              </w:rPr>
+            </w:pPr>
+            <w:r>
+              <w:rPr>
+                <w:rFonts w:ascii="Times New Roman" w:hAnsi="Times New Roman" w:cs="Times New Roman"/>
+                <w:sz w:val="28"/>
+                <w:szCs w:val="28"/>
+              </w:rPr>
+              <w:t>Kiểu dữ liệu không gian</w:t>
+            </w:r>
+          </w:p>
+        </w:tc>
+      </w:tr>
+      <w:tr>
+        <w:trPr>
+          <w:tblCellSpacing w:w="15" w:type="dxa"/>
+        </w:trPr>
+        <w:tc>
+          <w:tcPr>
+            <w:tcW w:w="0" w:type="auto"/>
+            <w:vAlign w:val="center"/>
+            <w:hideMark/>
+          </w:tcPr>
+          <w:p>
+            <w:pPr>
+              <w:spacing w:line="276" w:lineRule="auto"/>
+              <w:jc w:val="both"/>
+              <w:rPr>
+                <w:rFonts w:ascii="Times New Roman" w:hAnsi="Times New Roman" w:cs="Times New Roman"/>
+                <w:sz w:val="28"/>
+                <w:szCs w:val="28"/>
+              </w:rPr>
+            </w:pPr>
+            <w:r>
+              <w:rPr>
+                <w:rFonts w:ascii="Times New Roman" w:hAnsi="Times New Roman" w:cs="Times New Roman"/>
+                <w:sz w:val="28"/>
+                <w:szCs w:val="28"/>
+              </w:rPr>
+              <w:t>gov_id</w:t>
+            </w:r>
+          </w:p>
+        </w:tc>
+        <w:tc>
+          <w:tcPr>
+            <w:tcW w:w="0" w:type="auto"/>
+            <w:vAlign w:val="center"/>
+            <w:hideMark/>
+          </w:tcPr>
+          <w:p>
+            <w:pPr>
+              <w:spacing w:line="276" w:lineRule="auto"/>
+              <w:jc w:val="both"/>
+              <w:rPr>
+                <w:rFonts w:ascii="Times New Roman" w:hAnsi="Times New Roman" w:cs="Times New Roman"/>
+                <w:sz w:val="28"/>
+                <w:szCs w:val="28"/>
+              </w:rPr>
+            </w:pPr>
+            <w:r>
+              <w:rPr>
+                <w:rFonts w:ascii="Times New Roman" w:hAnsi="Times New Roman" w:cs="Times New Roman"/>
+                <w:sz w:val="28"/>
+                <w:szCs w:val="28"/>
+              </w:rPr>
+              <w:t>50</w:t>
+            </w:r>
+          </w:p>
+        </w:tc>
+        <w:tc>
+          <w:tcPr>
+            <w:tcW w:w="0" w:type="auto"/>
+            <w:vAlign w:val="center"/>
+            <w:hideMark/>
+          </w:tcPr>
+          <w:p>
+            <w:pPr>
+              <w:spacing w:line="276" w:lineRule="auto"/>
+              <w:jc w:val="both"/>
+              <w:rPr>
+                <w:rFonts w:ascii="Times New Roman" w:hAnsi="Times New Roman" w:cs="Times New Roman"/>
+                <w:sz w:val="28"/>
+                <w:szCs w:val="28"/>
+              </w:rPr>
+            </w:pPr>
+            <w:r>
+              <w:rPr>
+                <w:rFonts w:ascii="Times New Roman" w:hAnsi="Times New Roman" w:cs="Times New Roman"/>
+                <w:sz w:val="28"/>
+                <w:szCs w:val="28"/>
+              </w:rPr>
+              <w:t>String</w:t>
+            </w:r>
+          </w:p>
+        </w:tc>
+        <w:tc>
+          <w:tcPr>
+            <w:tcW w:w="0" w:type="auto"/>
+            <w:vAlign w:val="center"/>
+            <w:hideMark/>
+          </w:tcPr>
+          <w:p>
+            <w:pPr>
+              <w:spacing w:line="276" w:lineRule="auto"/>
+              <w:jc w:val="both"/>
+              <w:rPr>
+                <w:rFonts w:ascii="Times New Roman" w:hAnsi="Times New Roman" w:cs="Times New Roman"/>
+                <w:sz w:val="28"/>
+                <w:szCs w:val="28"/>
+              </w:rPr>
+            </w:pPr>
+            <w:r>
+              <w:rPr>
+                <w:rFonts w:ascii="Times New Roman" w:hAnsi="Times New Roman" w:cs="Times New Roman"/>
+                <w:sz w:val="28"/>
+                <w:szCs w:val="28"/>
+              </w:rPr>
+              <w:t>Mã cơ quan</w:t>
+            </w:r>
+          </w:p>
+        </w:tc>
+      </w:tr>
+      <w:tr>
+        <w:trPr>
+          <w:tblCellSpacing w:w="15" w:type="dxa"/>
+        </w:trPr>
+        <w:tc>
+          <w:tcPr>
+            <w:tcW w:w="0" w:type="auto"/>
+            <w:vAlign w:val="center"/>
+            <w:hideMark/>
+          </w:tcPr>
+          <w:p>
+            <w:pPr>
+              <w:spacing w:line="276" w:lineRule="auto"/>
+              <w:jc w:val="both"/>
+              <w:rPr>
+                <w:rFonts w:ascii="Times New Roman" w:hAnsi="Times New Roman" w:cs="Times New Roman"/>
+                <w:sz w:val="28"/>
+                <w:szCs w:val="28"/>
+              </w:rPr>
+            </w:pPr>
+            <w:r>
+              <w:rPr>
+                <w:rFonts w:ascii="Times New Roman" w:hAnsi="Times New Roman" w:cs="Times New Roman"/>
+                <w:sz w:val="28"/>
+                <w:szCs w:val="28"/>
+              </w:rPr>
+              <w:t>name</w:t>
+            </w:r>
+          </w:p>
+        </w:tc>
+        <w:tc>
+          <w:tcPr>
+            <w:tcW w:w="0" w:type="auto"/>
+            <w:vAlign w:val="center"/>
+            <w:hideMark/>
+          </w:tcPr>
+          <w:p>
+            <w:pPr>
+              <w:spacing w:line="276" w:lineRule="auto"/>
+              <w:jc w:val="both"/>
+              <w:rPr>
+                <w:rFonts w:ascii="Times New Roman" w:hAnsi="Times New Roman" w:cs="Times New Roman"/>
+                <w:sz w:val="28"/>
+                <w:szCs w:val="28"/>
+              </w:rPr>
+            </w:pPr>
+            <w:r>
+              <w:rPr>
+                <w:rFonts w:ascii="Times New Roman" w:hAnsi="Times New Roman" w:cs="Times New Roman"/>
+                <w:sz w:val="28"/>
+                <w:szCs w:val="28"/>
+              </w:rPr>
+              <w:t>100</w:t>
+            </w:r>
+          </w:p>
+        </w:tc>
+        <w:tc>
+          <w:tcPr>
+            <w:tcW w:w="0" w:type="auto"/>
+            <w:vAlign w:val="center"/>
+            <w:hideMark/>
+          </w:tcPr>
+          <w:p>
+            <w:pPr>
+              <w:spacing w:line="276" w:lineRule="auto"/>
+              <w:jc w:val="both"/>
+              <w:rPr>
+                <w:rFonts w:ascii="Times New Roman" w:hAnsi="Times New Roman" w:cs="Times New Roman"/>
+                <w:sz w:val="28"/>
+                <w:szCs w:val="28"/>
+              </w:rPr>
+            </w:pPr>
+            <w:r>
+              <w:rPr>
+                <w:rFonts w:ascii="Times New Roman" w:hAnsi="Times New Roman" w:cs="Times New Roman"/>
+                <w:sz w:val="28"/>
+                <w:szCs w:val="28"/>
+              </w:rPr>
+              <w:t>String</w:t>
+            </w:r>
+          </w:p>
+        </w:tc>
+        <w:tc>
+          <w:tcPr>
+            <w:tcW w:w="0" w:type="auto"/>
+            <w:vAlign w:val="center"/>
+            <w:hideMark/>
+          </w:tcPr>
+          <w:p>
+            <w:pPr>
+              <w:spacing w:line="276" w:lineRule="auto"/>
+              <w:jc w:val="both"/>
+              <w:rPr>
+                <w:rFonts w:ascii="Times New Roman" w:hAnsi="Times New Roman" w:cs="Times New Roman"/>
+                <w:sz w:val="28"/>
+                <w:szCs w:val="28"/>
+              </w:rPr>
+            </w:pPr>
+            <w:r>
+              <w:rPr>
+                <w:rFonts w:ascii="Times New Roman" w:hAnsi="Times New Roman" w:cs="Times New Roman"/>
+                <w:sz w:val="28"/>
+                <w:szCs w:val="28"/>
+              </w:rPr>
+              <w:t>Tên cơ quan</w:t>
+            </w:r>
+          </w:p>
+        </w:tc>
+      </w:tr>
+      <w:tr>
+        <w:trPr>
+          <w:tblCellSpacing w:w="15" w:type="dxa"/>
+        </w:trPr>
+        <w:tc>
+          <w:tcPr>
+            <w:tcW w:w="0" w:type="auto"/>
+            <w:vAlign w:val="center"/>
+            <w:hideMark/>
+          </w:tcPr>
+          <w:p>
+            <w:pPr>
+              <w:spacing w:line="276" w:lineRule="auto"/>
+              <w:jc w:val="both"/>
+              <w:rPr>
+                <w:rFonts w:ascii="Times New Roman" w:hAnsi="Times New Roman" w:cs="Times New Roman"/>
+                <w:sz w:val="28"/>
+                <w:szCs w:val="28"/>
+              </w:rPr>
+            </w:pPr>
+            <w:r>
+              <w:rPr>
+                <w:rFonts w:ascii="Times New Roman" w:hAnsi="Times New Roman" w:cs="Times New Roman"/>
+                <w:sz w:val="28"/>
+                <w:szCs w:val="28"/>
+              </w:rPr>
+              <w:t>type</w:t>
+            </w:r>
+          </w:p>
+        </w:tc>
+        <w:tc>
+          <w:tcPr>
+            <w:tcW w:w="0" w:type="auto"/>
+            <w:vAlign w:val="center"/>
+            <w:hideMark/>
+          </w:tcPr>
+          <w:p>
+            <w:pPr>
+              <w:spacing w:line="276" w:lineRule="auto"/>
+              <w:jc w:val="both"/>
+              <w:rPr>
+                <w:rFonts w:ascii="Times New Roman" w:hAnsi="Times New Roman" w:cs="Times New Roman"/>
+                <w:sz w:val="28"/>
+                <w:szCs w:val="28"/>
+              </w:rPr>
+            </w:pPr>
+            <w:r>
+              <w:rPr>
+                <w:rFonts w:ascii="Times New Roman" w:hAnsi="Times New Roman" w:cs="Times New Roman"/>
+                <w:sz w:val="28"/>
+                <w:szCs w:val="28"/>
+              </w:rPr>
+              <w:t>50</w:t>
+            </w:r>
+          </w:p>
+        </w:tc>
+        <w:tc>
+          <w:tcPr>
+            <w:tcW w:w="0" w:type="auto"/>
+            <w:vAlign w:val="center"/>
+            <w:hideMark/>
+          </w:tcPr>
+          <w:p>
+            <w:pPr>
+              <w:spacing w:line="276" w:lineRule="auto"/>
+              <w:jc w:val="both"/>
+              <w:rPr>
+                <w:rFonts w:ascii="Times New Roman" w:hAnsi="Times New Roman" w:cs="Times New Roman"/>
+                <w:sz w:val="28"/>
+                <w:szCs w:val="28"/>
+              </w:rPr>
+            </w:pPr>
+            <w:r>
+              <w:rPr>
+                <w:rFonts w:ascii="Times New Roman" w:hAnsi="Times New Roman" w:cs="Times New Roman"/>
+                <w:sz w:val="28"/>
+                <w:szCs w:val="28"/>
+              </w:rPr>
+              <w:t>String</w:t>
+            </w:r>
+          </w:p>
+        </w:tc>
+        <w:tc>
+          <w:tcPr>
+            <w:tcW w:w="0" w:type="auto"/>
+            <w:vAlign w:val="center"/>
+            <w:hideMark/>
+          </w:tcPr>
+          <w:p>
+            <w:pPr>
+              <w:spacing w:line="276" w:lineRule="auto"/>
+              <w:jc w:val="both"/>
+              <w:rPr>
+                <w:rFonts w:ascii="Times New Roman" w:hAnsi="Times New Roman" w:cs="Times New Roman"/>
+                <w:sz w:val="28"/>
+                <w:szCs w:val="28"/>
+              </w:rPr>
+            </w:pPr>
+            <w:r>
+              <w:rPr>
+                <w:rFonts w:ascii="Times New Roman" w:hAnsi="Times New Roman" w:cs="Times New Roman"/>
+                <w:sz w:val="28"/>
+                <w:szCs w:val="28"/>
+              </w:rPr>
+              <w:t>Loại cơ quan</w:t>
+            </w:r>
+          </w:p>
+        </w:tc>
+      </w:tr>
+      <w:tr>
+        <w:trPr>
+          <w:tblCellSpacing w:w="15" w:type="dxa"/>
+        </w:trPr>
+        <w:tc>
+          <w:tcPr>
+            <w:tcW w:w="0" w:type="auto"/>
+            <w:vAlign w:val="center"/>
+            <w:hideMark/>
+          </w:tcPr>
+          <w:p>
+            <w:pPr>
+              <w:spacing w:line="276" w:lineRule="auto"/>
+              <w:jc w:val="both"/>
+              <w:rPr>
+                <w:rFonts w:ascii="Times New Roman" w:hAnsi="Times New Roman" w:cs="Times New Roman"/>
+                <w:sz w:val="28"/>
+                <w:szCs w:val="28"/>
+              </w:rPr>
+            </w:pPr>
+            <w:r>
+              <w:rPr>
+                <w:rFonts w:ascii="Times New Roman" w:hAnsi="Times New Roman" w:cs="Times New Roman"/>
+                <w:sz w:val="28"/>
+                <w:szCs w:val="28"/>
+              </w:rPr>
+              <w:t>address</w:t>
+            </w:r>
+          </w:p>
+        </w:tc>
+        <w:tc>
+          <w:tcPr>
+            <w:tcW w:w="0" w:type="auto"/>
+            <w:vAlign w:val="center"/>
+            <w:hideMark/>
+          </w:tcPr>
+          <w:p>
+            <w:pPr>
+              <w:spacing w:line="276" w:lineRule="auto"/>
+              <w:jc w:val="both"/>
+              <w:rPr>
+                <w:rFonts w:ascii="Times New Roman" w:hAnsi="Times New Roman" w:cs="Times New Roman"/>
+                <w:sz w:val="28"/>
+                <w:szCs w:val="28"/>
+              </w:rPr>
+            </w:pPr>
+            <w:r>
+              <w:rPr>
+                <w:rFonts w:ascii="Times New Roman" w:hAnsi="Times New Roman" w:cs="Times New Roman"/>
+                <w:sz w:val="28"/>
+                <w:szCs w:val="28"/>
+              </w:rPr>
+              <w:t>150</w:t>
+            </w:r>
+          </w:p>
+        </w:tc>
+        <w:tc>
+          <w:tcPr>
+            <w:tcW w:w="0" w:type="auto"/>
+            <w:vAlign w:val="center"/>
+            <w:hideMark/>
+          </w:tcPr>
+          <w:p>
+            <w:pPr>
+              <w:spacing w:line="276" w:lineRule="auto"/>
+              <w:jc w:val="both"/>
+              <w:rPr>
+                <w:rFonts w:ascii="Times New Roman" w:hAnsi="Times New Roman" w:cs="Times New Roman"/>
+                <w:sz w:val="28"/>
+                <w:szCs w:val="28"/>
+              </w:rPr>
+            </w:pPr>
+            <w:r>
+              <w:rPr>
+                <w:rFonts w:ascii="Times New Roman" w:hAnsi="Times New Roman" w:cs="Times New Roman"/>
+                <w:sz w:val="28"/>
+                <w:szCs w:val="28"/>
+              </w:rPr>
+              <w:t>String</w:t>
+            </w:r>
+          </w:p>
+        </w:tc>
+        <w:tc>
+          <w:tcPr>
+            <w:tcW w:w="0" w:type="auto"/>
+            <w:vAlign w:val="center"/>
+            <w:hideMark/>
+          </w:tcPr>
+          <w:p>
+            <w:pPr>
+              <w:spacing w:line="276" w:lineRule="auto"/>
+              <w:jc w:val="both"/>
+              <w:rPr>
+                <w:rFonts w:ascii="Times New Roman" w:hAnsi="Times New Roman" w:cs="Times New Roman"/>
+                <w:sz w:val="28"/>
+                <w:szCs w:val="28"/>
+              </w:rPr>
+            </w:pPr>
+            <w:r>
+              <w:rPr>
+                <w:rFonts w:ascii="Times New Roman" w:hAnsi="Times New Roman" w:cs="Times New Roman"/>
+                <w:sz w:val="28"/>
+                <w:szCs w:val="28"/>
+              </w:rPr>
+              <w:t>Địa chỉ</w:t>
+            </w:r>
+          </w:p>
+        </w:tc>
+      </w:tr>
+    </w:tbl>
+    <w:p>
+      <w:pPr>
+        <w:spacing w:line="276" w:lineRule="auto"/>
+        <w:jc w:val="both"/>
+        <w:rPr>
+          <w:rFonts w:ascii="Times New Roman" w:hAnsi="Times New Roman" w:cs="Times New Roman"/>
+          <w:sz w:val="28"/>
+          <w:szCs w:val="28"/>
+        </w:rPr>
+      </w:pPr>
+      <w:r>
+        <w:rPr>
+          <w:rFonts w:ascii="Times New Roman" w:hAnsi="Times New Roman" w:cs="Times New Roman"/>
+          <w:sz w:val="28"/>
+          <w:szCs w:val="28"/>
+        </w:rPr>
+        <w:pict w14:anchorId="5B799F83">
+          <v:rect id="_x0000_i1152" style="width:0;height:1.5pt" o:hralign="center" o:hrstd="t" o:hr="t" fillcolor="#a0a0a0" stroked="f"/>
+        </w:pict>
+      </w:r>
+    </w:p>
+    <w:p>
+      <w:pPr>
+        <w:spacing w:line="276" w:lineRule="auto"/>
+        <w:jc w:val="both"/>
+        <w:rPr>
+          <w:rFonts w:ascii="Times New Roman" w:hAnsi="Times New Roman" w:cs="Times New Roman"/>
+          <w:b/>
+          <w:bCs/>
+          <w:sz w:val="28"/>
+          <w:szCs w:val="28"/>
+        </w:rPr>
+      </w:pPr>
+      <w:r>
+        <w:rPr>
+          <w:rFonts w:ascii="Times New Roman" w:hAnsi="Times New Roman" w:cs="Times New Roman"/>
+          <w:b/>
+          <w:bCs/>
+          <w:sz w:val="28"/>
+          <w:szCs w:val="28"/>
+        </w:rPr>
+        <w:t>e. Lớp dữ liệu sử dụng đất</w:t>
+      </w:r>
+    </w:p>
+    <w:p>
+      <w:pPr>
+        <w:numPr>
+          <w:ilvl w:val="0"/>
+          <w:numId w:val="44"/>
+        </w:numPr>
+        <w:spacing w:line="276" w:lineRule="auto"/>
+        <w:jc w:val="both"/>
+        <w:rPr>
+          <w:rFonts w:ascii="Times New Roman" w:hAnsi="Times New Roman" w:cs="Times New Roman"/>
+          <w:sz w:val="28"/>
+          <w:szCs w:val="28"/>
+        </w:rPr>
+      </w:pPr>
+      <w:r>
+        <w:rPr>
+          <w:rFonts w:ascii="Times New Roman" w:hAnsi="Times New Roman" w:cs="Times New Roman"/>
+          <w:sz w:val="28"/>
+          <w:szCs w:val="28"/>
+        </w:rPr>
+        <w:t xml:space="preserve">Tên lớp dữ liệu: landuse_vinhyen.shp </w:t>
+      </w:r>
+    </w:p>
+    <w:p>
+      <w:pPr>
+        <w:numPr>
+          <w:ilvl w:val="0"/>
+          <w:numId w:val="44"/>
+        </w:numPr>
+        <w:spacing w:line="276" w:lineRule="auto"/>
+        <w:jc w:val="both"/>
+        <w:rPr>
+          <w:rFonts w:ascii="Times New Roman" w:hAnsi="Times New Roman" w:cs="Times New Roman"/>
+          <w:sz w:val="28"/>
+          <w:szCs w:val="28"/>
+        </w:rPr>
+      </w:pPr>
+      <w:r>
+        <w:rPr>
+          <w:rFonts w:ascii="Times New Roman" w:hAnsi="Times New Roman" w:cs="Times New Roman"/>
+          <w:sz w:val="28"/>
+          <w:szCs w:val="28"/>
+        </w:rPr>
+        <w:t xml:space="preserve">Định dạng dữ liệu: Polygon </w:t>
+      </w:r>
+    </w:p>
+    <w:p>
+      <w:pPr>
+        <w:spacing w:line="276" w:lineRule="auto"/>
+        <w:jc w:val="both"/>
+        <w:rPr>
+          <w:rFonts w:ascii="Times New Roman" w:hAnsi="Times New Roman" w:cs="Times New Roman"/>
+          <w:b/>
+          <w:bCs/>
+          <w:sz w:val="28"/>
+          <w:szCs w:val="28"/>
+        </w:rPr>
+      </w:pPr>
+      <w:r>
+        <w:rPr>
+          <w:rFonts w:ascii="Times New Roman" w:hAnsi="Times New Roman" w:cs="Times New Roman"/>
+          <w:b/>
+          <w:bCs/>
+          <w:sz w:val="28"/>
+          <w:szCs w:val="28"/>
+        </w:rPr>
+        <w:t>Bảng mô tả thuộc tính</w:t>
+      </w:r>
+    </w:p>
+    <w:tbl>
+      <w:tblPr>
+        <w:tblW w:w="0" w:type="auto"/>
+        <w:tblCellSpacing w:w="15" w:type="dxa"/>
+        <w:tblCellMar>
+          <w:top w:w="15" w:type="dxa"/>
+          <w:left w:w="15" w:type="dxa"/>
+          <w:bottom w:w="15" w:type="dxa"/>
+          <w:right w:w="15" w:type="dxa"/>
+        </w:tblCellMar>
+        <w:tblLook w:val="04A0" w:firstRow="1" w:lastRow="0" w:firstColumn="1" w:lastColumn="0" w:noHBand="0" w:noVBand="1"/>
+      </w:tblPr>
+      <w:tblGrid>
+        <w:gridCol w:w="1449"/>
+        <w:gridCol w:w="1033"/>
+        <w:gridCol w:w="1535"/>
+        <w:gridCol w:w="2241"/>
+      </w:tblGrid>
+      <w:tr>
+        <w:trPr>
+          <w:tblHeader/>
+          <w:tblCellSpacing w:w="15" w:type="dxa"/>
+        </w:trPr>
+        <w:tc>
+          <w:tcPr>
+            <w:tcW w:w="0" w:type="auto"/>
+            <w:vAlign w:val="center"/>
+            <w:hideMark/>
+          </w:tcPr>
+          <w:p>
+            <w:pPr>
+              <w:spacing w:line="276" w:lineRule="auto"/>
+              <w:jc w:val="both"/>
+              <w:rPr>
+                <w:rFonts w:ascii="Times New Roman" w:hAnsi="Times New Roman" w:cs="Times New Roman"/>
+                <w:b/>
+                <w:bCs/>
+                <w:sz w:val="28"/>
+                <w:szCs w:val="28"/>
+              </w:rPr>
+            </w:pPr>
+            <w:r>
+              <w:rPr>
+                <w:rFonts w:ascii="Times New Roman" w:hAnsi="Times New Roman" w:cs="Times New Roman"/>
+                <w:b/>
+                <w:bCs/>
+                <w:sz w:val="28"/>
+                <w:szCs w:val="28"/>
+              </w:rPr>
+              <w:t>Tên trường</w:t>
+            </w:r>
+          </w:p>
+        </w:tc>
+        <w:tc>
+          <w:tcPr>
+            <w:tcW w:w="0" w:type="auto"/>
+            <w:vAlign w:val="center"/>
+            <w:hideMark/>
+          </w:tcPr>
+          <w:p>
+            <w:pPr>
+              <w:spacing w:line="276" w:lineRule="auto"/>
+              <w:jc w:val="both"/>
+              <w:rPr>
+                <w:rFonts w:ascii="Times New Roman" w:hAnsi="Times New Roman" w:cs="Times New Roman"/>
+                <w:b/>
+                <w:bCs/>
+                <w:sz w:val="28"/>
+                <w:szCs w:val="28"/>
+              </w:rPr>
+            </w:pPr>
+            <w:r>
+              <w:rPr>
+                <w:rFonts w:ascii="Times New Roman" w:hAnsi="Times New Roman" w:cs="Times New Roman"/>
+                <w:b/>
+                <w:bCs/>
+                <w:sz w:val="28"/>
+                <w:szCs w:val="28"/>
+              </w:rPr>
+              <w:t>Độ rộng</w:t>
+            </w:r>
+          </w:p>
+        </w:tc>
+        <w:tc>
+          <w:tcPr>
+            <w:tcW w:w="0" w:type="auto"/>
+            <w:vAlign w:val="center"/>
+            <w:hideMark/>
+          </w:tcPr>
+          <w:p>
+            <w:pPr>
+              <w:spacing w:line="276" w:lineRule="auto"/>
+              <w:jc w:val="both"/>
+              <w:rPr>
+                <w:rFonts w:ascii="Times New Roman" w:hAnsi="Times New Roman" w:cs="Times New Roman"/>
+                <w:b/>
+                <w:bCs/>
+                <w:sz w:val="28"/>
+                <w:szCs w:val="28"/>
+              </w:rPr>
+            </w:pPr>
+            <w:r>
+              <w:rPr>
+                <w:rFonts w:ascii="Times New Roman" w:hAnsi="Times New Roman" w:cs="Times New Roman"/>
+                <w:b/>
+                <w:bCs/>
+                <w:sz w:val="28"/>
+                <w:szCs w:val="28"/>
+              </w:rPr>
+              <w:t>Kiểu dữ liệu</w:t>
+            </w:r>
+          </w:p>
+        </w:tc>
+        <w:tc>
+          <w:tcPr>
+            <w:tcW w:w="0" w:type="auto"/>
+            <w:vAlign w:val="center"/>
+            <w:hideMark/>
+          </w:tcPr>
+          <w:p>
+            <w:pPr>
+              <w:spacing w:line="276" w:lineRule="auto"/>
+              <w:jc w:val="both"/>
+              <w:rPr>
+                <w:rFonts w:ascii="Times New Roman" w:hAnsi="Times New Roman" w:cs="Times New Roman"/>
+                <w:b/>
+                <w:bCs/>
+                <w:sz w:val="28"/>
+                <w:szCs w:val="28"/>
+              </w:rPr>
+            </w:pPr>
+            <w:r>
+              <w:rPr>
+                <w:rFonts w:ascii="Times New Roman" w:hAnsi="Times New Roman" w:cs="Times New Roman"/>
+                <w:b/>
+                <w:bCs/>
+                <w:sz w:val="28"/>
+                <w:szCs w:val="28"/>
+              </w:rPr>
+              <w:t>Mô tả</w:t>
+            </w:r>
+          </w:p>
+        </w:tc>
+      </w:tr>
+      <w:tr>
+        <w:trPr>
+          <w:tblCellSpacing w:w="15" w:type="dxa"/>
+        </w:trPr>
+        <w:tc>
+          <w:tcPr>
+            <w:tcW w:w="0" w:type="auto"/>
+            <w:vAlign w:val="center"/>
+            <w:hideMark/>
+          </w:tcPr>
+          <w:p>
+            <w:pPr>
+              <w:spacing w:line="276" w:lineRule="auto"/>
+              <w:jc w:val="both"/>
+              <w:rPr>
+                <w:rFonts w:ascii="Times New Roman" w:hAnsi="Times New Roman" w:cs="Times New Roman"/>
+                <w:sz w:val="28"/>
+                <w:szCs w:val="28"/>
+              </w:rPr>
+            </w:pPr>
+            <w:r>
+              <w:rPr>
+                <w:rFonts w:ascii="Times New Roman" w:hAnsi="Times New Roman" w:cs="Times New Roman"/>
+                <w:sz w:val="28"/>
+                <w:szCs w:val="28"/>
+              </w:rPr>
+              <w:t>OBJECTID</w:t>
+            </w:r>
+          </w:p>
+        </w:tc>
+        <w:tc>
+          <w:tcPr>
+            <w:tcW w:w="0" w:type="auto"/>
+            <w:vAlign w:val="center"/>
+            <w:hideMark/>
+          </w:tcPr>
+          <w:p>
+            <w:pPr>
+              <w:spacing w:line="276" w:lineRule="auto"/>
+              <w:jc w:val="both"/>
+              <w:rPr>
+                <w:rFonts w:ascii="Times New Roman" w:hAnsi="Times New Roman" w:cs="Times New Roman"/>
+                <w:sz w:val="28"/>
+                <w:szCs w:val="28"/>
+              </w:rPr>
+            </w:pPr>
+            <w:r>
+              <w:rPr>
+                <w:rFonts w:ascii="Times New Roman" w:hAnsi="Times New Roman" w:cs="Times New Roman"/>
+                <w:sz w:val="28"/>
+                <w:szCs w:val="28"/>
+              </w:rPr>
+              <w:t>10</w:t>
+            </w:r>
+          </w:p>
+        </w:tc>
+        <w:tc>
+          <w:tcPr>
+            <w:tcW w:w="0" w:type="auto"/>
+            <w:vAlign w:val="center"/>
+            <w:hideMark/>
+          </w:tcPr>
+          <w:p>
+            <w:pPr>
+              <w:spacing w:line="276" w:lineRule="auto"/>
+              <w:jc w:val="both"/>
+              <w:rPr>
+                <w:rFonts w:ascii="Times New Roman" w:hAnsi="Times New Roman" w:cs="Times New Roman"/>
+                <w:sz w:val="28"/>
+                <w:szCs w:val="28"/>
+              </w:rPr>
+            </w:pPr>
+            <w:r>
+              <w:rPr>
+                <w:rFonts w:ascii="Times New Roman" w:hAnsi="Times New Roman" w:cs="Times New Roman"/>
+                <w:sz w:val="28"/>
+                <w:szCs w:val="28"/>
+              </w:rPr>
+              <w:t>Integer</w:t>
+            </w:r>
+          </w:p>
+        </w:tc>
+        <w:tc>
+          <w:tcPr>
+            <w:tcW w:w="0" w:type="auto"/>
+            <w:vAlign w:val="center"/>
+            <w:hideMark/>
+          </w:tcPr>
+          <w:p>
+            <w:pPr>
+              <w:spacing w:line="276" w:lineRule="auto"/>
+              <w:jc w:val="both"/>
+              <w:rPr>
+                <w:rFonts w:ascii="Times New Roman" w:hAnsi="Times New Roman" w:cs="Times New Roman"/>
+                <w:sz w:val="28"/>
+                <w:szCs w:val="28"/>
+              </w:rPr>
+            </w:pPr>
+            <w:r>
+              <w:rPr>
+                <w:rFonts w:ascii="Times New Roman" w:hAnsi="Times New Roman" w:cs="Times New Roman"/>
+                <w:sz w:val="28"/>
+                <w:szCs w:val="28"/>
+              </w:rPr>
+              <w:t>Mã đối tượng</w:t>
+            </w:r>
+          </w:p>
+        </w:tc>
+      </w:tr>
+      <w:tr>
+        <w:trPr>
+          <w:tblCellSpacing w:w="15" w:type="dxa"/>
+        </w:trPr>
+        <w:tc>
+          <w:tcPr>
+            <w:tcW w:w="0" w:type="auto"/>
+            <w:vAlign w:val="center"/>
+            <w:hideMark/>
+          </w:tcPr>
+          <w:p>
+            <w:pPr>
+              <w:spacing w:line="276" w:lineRule="auto"/>
+              <w:jc w:val="both"/>
+              <w:rPr>
+                <w:rFonts w:ascii="Times New Roman" w:hAnsi="Times New Roman" w:cs="Times New Roman"/>
+                <w:sz w:val="28"/>
+                <w:szCs w:val="28"/>
+              </w:rPr>
+            </w:pPr>
+            <w:r>
+              <w:rPr>
+                <w:rFonts w:ascii="Times New Roman" w:hAnsi="Times New Roman" w:cs="Times New Roman"/>
+                <w:sz w:val="28"/>
+                <w:szCs w:val="28"/>
+              </w:rPr>
+              <w:t>Shape</w:t>
+            </w:r>
+          </w:p>
+        </w:tc>
+        <w:tc>
+          <w:tcPr>
+            <w:tcW w:w="0" w:type="auto"/>
+            <w:vAlign w:val="center"/>
+            <w:hideMark/>
+          </w:tcPr>
+          <w:p>
+            <w:pPr>
+              <w:spacing w:line="276" w:lineRule="auto"/>
+              <w:jc w:val="both"/>
+              <w:rPr>
+                <w:rFonts w:ascii="Times New Roman" w:hAnsi="Times New Roman" w:cs="Times New Roman"/>
+                <w:sz w:val="28"/>
+                <w:szCs w:val="28"/>
+              </w:rPr>
+            </w:pPr>
+            <w:r>
+              <w:rPr>
+                <w:rFonts w:ascii="Times New Roman" w:hAnsi="Times New Roman" w:cs="Times New Roman"/>
+                <w:sz w:val="28"/>
+                <w:szCs w:val="28"/>
+              </w:rPr>
+              <w:t>50</w:t>
+            </w:r>
+          </w:p>
+        </w:tc>
+        <w:tc>
+          <w:tcPr>
+            <w:tcW w:w="0" w:type="auto"/>
+            <w:vAlign w:val="center"/>
+            <w:hideMark/>
+          </w:tcPr>
+          <w:p>
+            <w:pPr>
+              <w:spacing w:line="276" w:lineRule="auto"/>
+              <w:jc w:val="both"/>
+              <w:rPr>
+                <w:rFonts w:ascii="Times New Roman" w:hAnsi="Times New Roman" w:cs="Times New Roman"/>
+                <w:sz w:val="28"/>
+                <w:szCs w:val="28"/>
+              </w:rPr>
+            </w:pPr>
+            <w:r>
+              <w:rPr>
+                <w:rFonts w:ascii="Times New Roman" w:hAnsi="Times New Roman" w:cs="Times New Roman"/>
+                <w:sz w:val="28"/>
+                <w:szCs w:val="28"/>
+              </w:rPr>
+              <w:t>Geometry</w:t>
+            </w:r>
+          </w:p>
+        </w:tc>
+        <w:tc>
+          <w:tcPr>
+            <w:tcW w:w="0" w:type="auto"/>
+            <w:vAlign w:val="center"/>
+            <w:hideMark/>
+          </w:tcPr>
+          <w:p>
+            <w:pPr>
+              <w:spacing w:line="276" w:lineRule="auto"/>
+              <w:jc w:val="both"/>
+              <w:rPr>
+                <w:rFonts w:ascii="Times New Roman" w:hAnsi="Times New Roman" w:cs="Times New Roman"/>
+                <w:sz w:val="28"/>
+                <w:szCs w:val="28"/>
+              </w:rPr>
+            </w:pPr>
+            <w:r>
+              <w:rPr>
+                <w:rFonts w:ascii="Times New Roman" w:hAnsi="Times New Roman" w:cs="Times New Roman"/>
+                <w:sz w:val="28"/>
+                <w:szCs w:val="28"/>
+              </w:rPr>
+              <w:t>Dữ liệu không gian</w:t>
+            </w:r>
+          </w:p>
+        </w:tc>
+      </w:tr>
+      <w:tr>
+        <w:trPr>
+          <w:tblCellSpacing w:w="15" w:type="dxa"/>
+        </w:trPr>
+        <w:tc>
+          <w:tcPr>
+            <w:tcW w:w="0" w:type="auto"/>
+            <w:vAlign w:val="center"/>
+            <w:hideMark/>
+          </w:tcPr>
+          <w:p>
+            <w:pPr>
+              <w:spacing w:line="276" w:lineRule="auto"/>
+              <w:jc w:val="both"/>
+              <w:rPr>
+                <w:rFonts w:ascii="Times New Roman" w:hAnsi="Times New Roman" w:cs="Times New Roman"/>
+                <w:sz w:val="28"/>
+                <w:szCs w:val="28"/>
+              </w:rPr>
+            </w:pPr>
+            <w:r>
+              <w:rPr>
+                <w:rFonts w:ascii="Times New Roman" w:hAnsi="Times New Roman" w:cs="Times New Roman"/>
+                <w:sz w:val="28"/>
+                <w:szCs w:val="28"/>
+              </w:rPr>
+              <w:t>landuse_id</w:t>
+            </w:r>
+          </w:p>
+        </w:tc>
+        <w:tc>
+          <w:tcPr>
+            <w:tcW w:w="0" w:type="auto"/>
+            <w:vAlign w:val="center"/>
+            <w:hideMark/>
+          </w:tcPr>
+          <w:p>
+            <w:pPr>
+              <w:spacing w:line="276" w:lineRule="auto"/>
+              <w:jc w:val="both"/>
+              <w:rPr>
+                <w:rFonts w:ascii="Times New Roman" w:hAnsi="Times New Roman" w:cs="Times New Roman"/>
+                <w:sz w:val="28"/>
+                <w:szCs w:val="28"/>
+              </w:rPr>
+            </w:pPr>
+            <w:r>
+              <w:rPr>
+                <w:rFonts w:ascii="Times New Roman" w:hAnsi="Times New Roman" w:cs="Times New Roman"/>
+                <w:sz w:val="28"/>
+                <w:szCs w:val="28"/>
+              </w:rPr>
+              <w:t>50</w:t>
+            </w:r>
+          </w:p>
+        </w:tc>
+        <w:tc>
+          <w:tcPr>
+            <w:tcW w:w="0" w:type="auto"/>
+            <w:vAlign w:val="center"/>
+            <w:hideMark/>
+          </w:tcPr>
+          <w:p>
+            <w:pPr>
+              <w:spacing w:line="276" w:lineRule="auto"/>
+              <w:jc w:val="both"/>
+              <w:rPr>
+                <w:rFonts w:ascii="Times New Roman" w:hAnsi="Times New Roman" w:cs="Times New Roman"/>
+                <w:sz w:val="28"/>
+                <w:szCs w:val="28"/>
+              </w:rPr>
+            </w:pPr>
+            <w:r>
+              <w:rPr>
+                <w:rFonts w:ascii="Times New Roman" w:hAnsi="Times New Roman" w:cs="Times New Roman"/>
+                <w:sz w:val="28"/>
+                <w:szCs w:val="28"/>
+              </w:rPr>
+              <w:t>String</w:t>
+            </w:r>
+          </w:p>
+        </w:tc>
+        <w:tc>
+          <w:tcPr>
+            <w:tcW w:w="0" w:type="auto"/>
+            <w:vAlign w:val="center"/>
+            <w:hideMark/>
+          </w:tcPr>
+          <w:p>
+            <w:pPr>
+              <w:spacing w:line="276" w:lineRule="auto"/>
+              <w:jc w:val="both"/>
+              <w:rPr>
+                <w:rFonts w:ascii="Times New Roman" w:hAnsi="Times New Roman" w:cs="Times New Roman"/>
+                <w:sz w:val="28"/>
+                <w:szCs w:val="28"/>
+              </w:rPr>
+            </w:pPr>
+            <w:r>
+              <w:rPr>
+                <w:rFonts w:ascii="Times New Roman" w:hAnsi="Times New Roman" w:cs="Times New Roman"/>
+                <w:sz w:val="28"/>
+                <w:szCs w:val="28"/>
+              </w:rPr>
+              <w:t>Mã loại đất</w:t>
+            </w:r>
+          </w:p>
+        </w:tc>
+      </w:tr>
+      <w:tr>
+        <w:trPr>
+          <w:tblCellSpacing w:w="15" w:type="dxa"/>
+        </w:trPr>
+        <w:tc>
+          <w:tcPr>
+            <w:tcW w:w="0" w:type="auto"/>
+            <w:vAlign w:val="center"/>
+            <w:hideMark/>
+          </w:tcPr>
+          <w:p>
+            <w:pPr>
+              <w:spacing w:line="276" w:lineRule="auto"/>
+              <w:jc w:val="both"/>
+              <w:rPr>
+                <w:rFonts w:ascii="Times New Roman" w:hAnsi="Times New Roman" w:cs="Times New Roman"/>
+                <w:sz w:val="28"/>
+                <w:szCs w:val="28"/>
+              </w:rPr>
+            </w:pPr>
+            <w:r>
+              <w:rPr>
+                <w:rFonts w:ascii="Times New Roman" w:hAnsi="Times New Roman" w:cs="Times New Roman"/>
+                <w:sz w:val="28"/>
+                <w:szCs w:val="28"/>
+              </w:rPr>
+              <w:t>landuse</w:t>
+            </w:r>
+          </w:p>
+        </w:tc>
+        <w:tc>
+          <w:tcPr>
+            <w:tcW w:w="0" w:type="auto"/>
+            <w:vAlign w:val="center"/>
+            <w:hideMark/>
+          </w:tcPr>
+          <w:p>
+            <w:pPr>
+              <w:spacing w:line="276" w:lineRule="auto"/>
+              <w:jc w:val="both"/>
+              <w:rPr>
+                <w:rFonts w:ascii="Times New Roman" w:hAnsi="Times New Roman" w:cs="Times New Roman"/>
+                <w:sz w:val="28"/>
+                <w:szCs w:val="28"/>
+              </w:rPr>
+            </w:pPr>
+            <w:r>
+              <w:rPr>
+                <w:rFonts w:ascii="Times New Roman" w:hAnsi="Times New Roman" w:cs="Times New Roman"/>
+                <w:sz w:val="28"/>
+                <w:szCs w:val="28"/>
+              </w:rPr>
+              <w:t>100</w:t>
+            </w:r>
+          </w:p>
+        </w:tc>
+        <w:tc>
+          <w:tcPr>
+            <w:tcW w:w="0" w:type="auto"/>
+            <w:vAlign w:val="center"/>
+            <w:hideMark/>
+          </w:tcPr>
+          <w:p>
+            <w:pPr>
+              <w:spacing w:line="276" w:lineRule="auto"/>
+              <w:jc w:val="both"/>
+              <w:rPr>
+                <w:rFonts w:ascii="Times New Roman" w:hAnsi="Times New Roman" w:cs="Times New Roman"/>
+                <w:sz w:val="28"/>
+                <w:szCs w:val="28"/>
+              </w:rPr>
+            </w:pPr>
+            <w:r>
+              <w:rPr>
+                <w:rFonts w:ascii="Times New Roman" w:hAnsi="Times New Roman" w:cs="Times New Roman"/>
+                <w:sz w:val="28"/>
+                <w:szCs w:val="28"/>
+              </w:rPr>
+              <w:t>String</w:t>
+            </w:r>
+          </w:p>
+        </w:tc>
+        <w:tc>
+          <w:tcPr>
+            <w:tcW w:w="0" w:type="auto"/>
+            <w:vAlign w:val="center"/>
+            <w:hideMark/>
+          </w:tcPr>
+          <w:p>
+            <w:pPr>
+              <w:spacing w:line="276" w:lineRule="auto"/>
+              <w:jc w:val="both"/>
+              <w:rPr>
+                <w:rFonts w:ascii="Times New Roman" w:hAnsi="Times New Roman" w:cs="Times New Roman"/>
+                <w:sz w:val="28"/>
+                <w:szCs w:val="28"/>
+              </w:rPr>
+            </w:pPr>
+            <w:r>
+              <w:rPr>
+                <w:rFonts w:ascii="Times New Roman" w:hAnsi="Times New Roman" w:cs="Times New Roman"/>
+                <w:sz w:val="28"/>
+                <w:szCs w:val="28"/>
+              </w:rPr>
+              <w:t>Loại sử dụng đất</w:t>
+            </w:r>
+          </w:p>
+        </w:tc>
+      </w:tr>
+      <w:tr>
+        <w:trPr>
+          <w:tblCellSpacing w:w="15" w:type="dxa"/>
+        </w:trPr>
+        <w:tc>
+          <w:tcPr>
+            <w:tcW w:w="0" w:type="auto"/>
+            <w:vAlign w:val="center"/>
+            <w:hideMark/>
+          </w:tcPr>
+          <w:p>
+            <w:pPr>
+              <w:spacing w:line="276" w:lineRule="auto"/>
+              <w:jc w:val="both"/>
+              <w:rPr>
+                <w:rFonts w:ascii="Times New Roman" w:hAnsi="Times New Roman" w:cs="Times New Roman"/>
+                <w:sz w:val="28"/>
+                <w:szCs w:val="28"/>
+              </w:rPr>
+            </w:pPr>
+            <w:r>
+              <w:rPr>
+                <w:rFonts w:ascii="Times New Roman" w:hAnsi="Times New Roman" w:cs="Times New Roman"/>
+                <w:sz w:val="28"/>
+                <w:szCs w:val="28"/>
+              </w:rPr>
+              <w:t>area</w:t>
+            </w:r>
+          </w:p>
+        </w:tc>
+        <w:tc>
+          <w:tcPr>
+            <w:tcW w:w="0" w:type="auto"/>
+            <w:vAlign w:val="center"/>
+            <w:hideMark/>
+          </w:tcPr>
+          <w:p>
+            <w:pPr>
+              <w:spacing w:line="276" w:lineRule="auto"/>
+              <w:jc w:val="both"/>
+              <w:rPr>
+                <w:rFonts w:ascii="Times New Roman" w:hAnsi="Times New Roman" w:cs="Times New Roman"/>
+                <w:sz w:val="28"/>
+                <w:szCs w:val="28"/>
+              </w:rPr>
+            </w:pPr>
+            <w:r>
+              <w:rPr>
+                <w:rFonts w:ascii="Times New Roman" w:hAnsi="Times New Roman" w:cs="Times New Roman"/>
+                <w:sz w:val="28"/>
+                <w:szCs w:val="28"/>
+              </w:rPr>
+              <w:t>50</w:t>
+            </w:r>
+          </w:p>
+        </w:tc>
+        <w:tc>
+          <w:tcPr>
+            <w:tcW w:w="0" w:type="auto"/>
+            <w:vAlign w:val="center"/>
+            <w:hideMark/>
+          </w:tcPr>
+          <w:p>
+            <w:pPr>
+              <w:spacing w:line="276" w:lineRule="auto"/>
+              <w:jc w:val="both"/>
+              <w:rPr>
+                <w:rFonts w:ascii="Times New Roman" w:hAnsi="Times New Roman" w:cs="Times New Roman"/>
+                <w:sz w:val="28"/>
+                <w:szCs w:val="28"/>
+              </w:rPr>
+            </w:pPr>
+            <w:r>
+              <w:rPr>
+                <w:rFonts w:ascii="Times New Roman" w:hAnsi="Times New Roman" w:cs="Times New Roman"/>
+                <w:sz w:val="28"/>
+                <w:szCs w:val="28"/>
+              </w:rPr>
+              <w:t>Float</w:t>
+            </w:r>
+          </w:p>
+        </w:tc>
+        <w:tc>
+          <w:tcPr>
+            <w:tcW w:w="0" w:type="auto"/>
+            <w:vAlign w:val="center"/>
+            <w:hideMark/>
+          </w:tcPr>
+          <w:p>
+            <w:pPr>
+              <w:spacing w:line="276" w:lineRule="auto"/>
+              <w:jc w:val="both"/>
+              <w:rPr>
+                <w:rFonts w:ascii="Times New Roman" w:hAnsi="Times New Roman" w:cs="Times New Roman"/>
+                <w:sz w:val="28"/>
+                <w:szCs w:val="28"/>
+              </w:rPr>
+            </w:pPr>
+            <w:r>
+              <w:rPr>
+                <w:rFonts w:ascii="Times New Roman" w:hAnsi="Times New Roman" w:cs="Times New Roman"/>
+                <w:sz w:val="28"/>
+                <w:szCs w:val="28"/>
+              </w:rPr>
+              <w:t>Diện tích</w:t>
+            </w:r>
+          </w:p>
+        </w:tc>
+      </w:tr>
+      <w:tr>
+        <w:trPr>
+          <w:tblCellSpacing w:w="15" w:type="dxa"/>
+        </w:trPr>
+        <w:tc>
+          <w:tcPr>
+            <w:tcW w:w="0" w:type="auto"/>
+            <w:vAlign w:val="center"/>
+            <w:hideMark/>
+          </w:tcPr>
+          <w:p>
+            <w:pPr>
+              <w:spacing w:line="276" w:lineRule="auto"/>
+              <w:jc w:val="both"/>
+              <w:rPr>
+                <w:rFonts w:ascii="Times New Roman" w:hAnsi="Times New Roman" w:cs="Times New Roman"/>
+                <w:sz w:val="28"/>
+                <w:szCs w:val="28"/>
+              </w:rPr>
+            </w:pPr>
+            <w:r>
+              <w:rPr>
+                <w:rFonts w:ascii="Times New Roman" w:hAnsi="Times New Roman" w:cs="Times New Roman"/>
+                <w:sz w:val="28"/>
+                <w:szCs w:val="28"/>
+              </w:rPr>
+              <w:t>status</w:t>
+            </w:r>
+          </w:p>
+        </w:tc>
+        <w:tc>
+          <w:tcPr>
+            <w:tcW w:w="0" w:type="auto"/>
+            <w:vAlign w:val="center"/>
+            <w:hideMark/>
+          </w:tcPr>
+          <w:p>
+            <w:pPr>
+              <w:spacing w:line="276" w:lineRule="auto"/>
+              <w:jc w:val="both"/>
+              <w:rPr>
+                <w:rFonts w:ascii="Times New Roman" w:hAnsi="Times New Roman" w:cs="Times New Roman"/>
+                <w:sz w:val="28"/>
+                <w:szCs w:val="28"/>
+              </w:rPr>
+            </w:pPr>
+            <w:r>
+              <w:rPr>
+                <w:rFonts w:ascii="Times New Roman" w:hAnsi="Times New Roman" w:cs="Times New Roman"/>
+                <w:sz w:val="28"/>
+                <w:szCs w:val="28"/>
+              </w:rPr>
+              <w:t>50</w:t>
+            </w:r>
+          </w:p>
+        </w:tc>
+        <w:tc>
+          <w:tcPr>
+            <w:tcW w:w="0" w:type="auto"/>
+            <w:vAlign w:val="center"/>
+            <w:hideMark/>
+          </w:tcPr>
+          <w:p>
+            <w:pPr>
+              <w:spacing w:line="276" w:lineRule="auto"/>
+              <w:jc w:val="both"/>
+              <w:rPr>
+                <w:rFonts w:ascii="Times New Roman" w:hAnsi="Times New Roman" w:cs="Times New Roman"/>
+                <w:sz w:val="28"/>
+                <w:szCs w:val="28"/>
+              </w:rPr>
+            </w:pPr>
+            <w:r>
+              <w:rPr>
+                <w:rFonts w:ascii="Times New Roman" w:hAnsi="Times New Roman" w:cs="Times New Roman"/>
+                <w:sz w:val="28"/>
+                <w:szCs w:val="28"/>
+              </w:rPr>
+              <w:t>String</w:t>
+            </w:r>
+          </w:p>
+        </w:tc>
+        <w:tc>
+          <w:tcPr>
+            <w:tcW w:w="0" w:type="auto"/>
+            <w:vAlign w:val="center"/>
+            <w:hideMark/>
+          </w:tcPr>
+          <w:p>
+            <w:pPr>
+              <w:spacing w:line="276" w:lineRule="auto"/>
+              <w:jc w:val="both"/>
+              <w:rPr>
+                <w:rFonts w:ascii="Times New Roman" w:hAnsi="Times New Roman" w:cs="Times New Roman"/>
+                <w:sz w:val="28"/>
+                <w:szCs w:val="28"/>
+              </w:rPr>
+            </w:pPr>
+            <w:r>
+              <w:rPr>
+                <w:rFonts w:ascii="Times New Roman" w:hAnsi="Times New Roman" w:cs="Times New Roman"/>
+                <w:sz w:val="28"/>
+                <w:szCs w:val="28"/>
+              </w:rPr>
+              <w:t>Hiện trạng sử dụng</w:t>
+            </w:r>
+          </w:p>
+        </w:tc>
+      </w:tr>
+    </w:tbl>
+    <w:p>
+      <w:pPr>
+        <w:spacing w:line="276" w:lineRule="auto"/>
+        <w:jc w:val="both"/>
+        <w:rPr>
+          <w:rFonts w:ascii="Times New Roman" w:hAnsi="Times New Roman" w:cs="Times New Roman"/>
+          <w:sz w:val="28"/>
+          <w:szCs w:val="28"/>
+        </w:rPr>
+      </w:pPr>
+      <w:r>
+        <w:rPr>
+          <w:rFonts w:ascii="Segoe UI Emoji" w:hAnsi="Segoe UI Emoji" w:cs="Segoe UI Emoji"/>
+          <w:sz w:val="28"/>
+          <w:szCs w:val="28"/>
+        </w:rPr>
+        <w:t>📌</w:t>
+      </w:r>
+      <w:r>
+        <w:rPr>
+          <w:rFonts w:ascii="Times New Roman" w:hAnsi="Times New Roman" w:cs="Times New Roman"/>
+          <w:sz w:val="28"/>
+          <w:szCs w:val="28"/>
+        </w:rPr>
+        <w:t xml:space="preserve"> Chèn ảnh tại đây:</w:t>
+      </w:r>
+    </w:p>
+    <w:p>
+      <w:pPr>
+        <w:numPr>
+          <w:ilvl w:val="0"/>
+          <w:numId w:val="45"/>
+        </w:numPr>
+        <w:spacing w:line="276" w:lineRule="auto"/>
+        <w:jc w:val="both"/>
+        <w:rPr>
+          <w:rFonts w:ascii="Times New Roman" w:hAnsi="Times New Roman" w:cs="Times New Roman"/>
+          <w:sz w:val="28"/>
+          <w:szCs w:val="28"/>
+        </w:rPr>
+      </w:pPr>
+      <w:r>
+        <w:rPr>
+          <w:rFonts w:ascii="Times New Roman" w:hAnsi="Times New Roman" w:cs="Times New Roman"/>
+          <w:sz w:val="28"/>
+          <w:szCs w:val="28"/>
+        </w:rPr>
+        <w:t>Ảnh bảng thuộc tính của một layer trong QGIS</w:t>
+      </w:r>
+      <w:r>
+        <w:rPr>
+          <w:rFonts w:ascii="Times New Roman" w:hAnsi="Times New Roman" w:cs="Times New Roman"/>
+          <w:sz w:val="28"/>
+          <w:szCs w:val="28"/>
+        </w:rPr>
+        <w:br/>
+        <w:t>Tên hình:</w:t>
+      </w:r>
+      <w:r>
+        <w:rPr>
+          <w:rFonts w:ascii="Times New Roman" w:hAnsi="Times New Roman" w:cs="Times New Roman"/>
+          <w:sz w:val="28"/>
+          <w:szCs w:val="28"/>
+        </w:rPr>
+        <w:br/>
+        <w:t>“Hình 3.x. Bảng dữ liệu thuộc tính của lớp giao thông”</w:t>
       </w:r>
     </w:p>
     <w:p>
@@ -8903,6 +16106,304 @@
     </w:lvl>
   </w:abstractNum>
   <w:abstractNum w:abstractNumId="11" w15:restartNumberingAfterBreak="0">
+    <w:nsid w:val="29777956"/>
+    <w:multiLevelType w:val="multilevel"/>
+    <w:tmpl w:val="5D641878"/>
+    <w:lvl w:ilvl="0">
+      <w:start w:val="1"/>
+      <w:numFmt w:val="bullet"/>
+      <w:lvlText w:val=""/>
+      <w:lvlJc w:val="left"/>
+      <w:pPr>
+        <w:tabs>
+          <w:tab w:val="num" w:pos="720"/>
+        </w:tabs>
+        <w:ind w:left="720" w:hanging="360"/>
+      </w:pPr>
+      <w:rPr>
+        <w:rFonts w:ascii="Symbol" w:hAnsi="Symbol" w:hint="default"/>
+        <w:sz w:val="20"/>
+      </w:rPr>
+    </w:lvl>
+    <w:lvl w:ilvl="1" w:tentative="1">
+      <w:start w:val="1"/>
+      <w:numFmt w:val="bullet"/>
+      <w:lvlText w:val="o"/>
+      <w:lvlJc w:val="left"/>
+      <w:pPr>
+        <w:tabs>
+          <w:tab w:val="num" w:pos="1440"/>
+        </w:tabs>
+        <w:ind w:left="1440" w:hanging="360"/>
+      </w:pPr>
+      <w:rPr>
+        <w:rFonts w:ascii="Courier New" w:hAnsi="Courier New" w:hint="default"/>
+        <w:sz w:val="20"/>
+      </w:rPr>
+    </w:lvl>
+    <w:lvl w:ilvl="2" w:tentative="1">
+      <w:start w:val="1"/>
+      <w:numFmt w:val="bullet"/>
+      <w:lvlText w:val=""/>
+      <w:lvlJc w:val="left"/>
+      <w:pPr>
+        <w:tabs>
+          <w:tab w:val="num" w:pos="2160"/>
+        </w:tabs>
+        <w:ind w:left="2160" w:hanging="360"/>
+      </w:pPr>
+      <w:rPr>
+        <w:rFonts w:ascii="Wingdings" w:hAnsi="Wingdings" w:hint="default"/>
+        <w:sz w:val="20"/>
+      </w:rPr>
+    </w:lvl>
+    <w:lvl w:ilvl="3" w:tentative="1">
+      <w:start w:val="1"/>
+      <w:numFmt w:val="bullet"/>
+      <w:lvlText w:val=""/>
+      <w:lvlJc w:val="left"/>
+      <w:pPr>
+        <w:tabs>
+          <w:tab w:val="num" w:pos="2880"/>
+        </w:tabs>
+        <w:ind w:left="2880" w:hanging="360"/>
+      </w:pPr>
+      <w:rPr>
+        <w:rFonts w:ascii="Wingdings" w:hAnsi="Wingdings" w:hint="default"/>
+        <w:sz w:val="20"/>
+      </w:rPr>
+    </w:lvl>
+    <w:lvl w:ilvl="4" w:tentative="1">
+      <w:start w:val="1"/>
+      <w:numFmt w:val="bullet"/>
+      <w:lvlText w:val=""/>
+      <w:lvlJc w:val="left"/>
+      <w:pPr>
+        <w:tabs>
+          <w:tab w:val="num" w:pos="3600"/>
+        </w:tabs>
+        <w:ind w:left="3600" w:hanging="360"/>
+      </w:pPr>
+      <w:rPr>
+        <w:rFonts w:ascii="Wingdings" w:hAnsi="Wingdings" w:hint="default"/>
+        <w:sz w:val="20"/>
+      </w:rPr>
+    </w:lvl>
+    <w:lvl w:ilvl="5" w:tentative="1">
+      <w:start w:val="1"/>
+      <w:numFmt w:val="bullet"/>
+      <w:lvlText w:val=""/>
+      <w:lvlJc w:val="left"/>
+      <w:pPr>
+        <w:tabs>
+          <w:tab w:val="num" w:pos="4320"/>
+        </w:tabs>
+        <w:ind w:left="4320" w:hanging="360"/>
+      </w:pPr>
+      <w:rPr>
+        <w:rFonts w:ascii="Wingdings" w:hAnsi="Wingdings" w:hint="default"/>
+        <w:sz w:val="20"/>
+      </w:rPr>
+    </w:lvl>
+    <w:lvl w:ilvl="6" w:tentative="1">
+      <w:start w:val="1"/>
+      <w:numFmt w:val="bullet"/>
+      <w:lvlText w:val=""/>
+      <w:lvlJc w:val="left"/>
+      <w:pPr>
+        <w:tabs>
+          <w:tab w:val="num" w:pos="5040"/>
+        </w:tabs>
+        <w:ind w:left="5040" w:hanging="360"/>
+      </w:pPr>
+      <w:rPr>
+        <w:rFonts w:ascii="Wingdings" w:hAnsi="Wingdings" w:hint="default"/>
+        <w:sz w:val="20"/>
+      </w:rPr>
+    </w:lvl>
+    <w:lvl w:ilvl="7" w:tentative="1">
+      <w:start w:val="1"/>
+      <w:numFmt w:val="bullet"/>
+      <w:lvlText w:val=""/>
+      <w:lvlJc w:val="left"/>
+      <w:pPr>
+        <w:tabs>
+          <w:tab w:val="num" w:pos="5760"/>
+        </w:tabs>
+        <w:ind w:left="5760" w:hanging="360"/>
+      </w:pPr>
+      <w:rPr>
+        <w:rFonts w:ascii="Wingdings" w:hAnsi="Wingdings" w:hint="default"/>
+        <w:sz w:val="20"/>
+      </w:rPr>
+    </w:lvl>
+    <w:lvl w:ilvl="8" w:tentative="1">
+      <w:start w:val="1"/>
+      <w:numFmt w:val="bullet"/>
+      <w:lvlText w:val=""/>
+      <w:lvlJc w:val="left"/>
+      <w:pPr>
+        <w:tabs>
+          <w:tab w:val="num" w:pos="6480"/>
+        </w:tabs>
+        <w:ind w:left="6480" w:hanging="360"/>
+      </w:pPr>
+      <w:rPr>
+        <w:rFonts w:ascii="Wingdings" w:hAnsi="Wingdings" w:hint="default"/>
+        <w:sz w:val="20"/>
+      </w:rPr>
+    </w:lvl>
+  </w:abstractNum>
+  <w:abstractNum w:abstractNumId="12" w15:restartNumberingAfterBreak="0">
+    <w:nsid w:val="36BF6B35"/>
+    <w:multiLevelType w:val="multilevel"/>
+    <w:tmpl w:val="1BA4A45E"/>
+    <w:lvl w:ilvl="0">
+      <w:start w:val="1"/>
+      <w:numFmt w:val="bullet"/>
+      <w:lvlText w:val=""/>
+      <w:lvlJc w:val="left"/>
+      <w:pPr>
+        <w:tabs>
+          <w:tab w:val="num" w:pos="720"/>
+        </w:tabs>
+        <w:ind w:left="720" w:hanging="360"/>
+      </w:pPr>
+      <w:rPr>
+        <w:rFonts w:ascii="Symbol" w:hAnsi="Symbol" w:hint="default"/>
+        <w:sz w:val="20"/>
+      </w:rPr>
+    </w:lvl>
+    <w:lvl w:ilvl="1" w:tentative="1">
+      <w:start w:val="1"/>
+      <w:numFmt w:val="bullet"/>
+      <w:lvlText w:val="o"/>
+      <w:lvlJc w:val="left"/>
+      <w:pPr>
+        <w:tabs>
+          <w:tab w:val="num" w:pos="1440"/>
+        </w:tabs>
+        <w:ind w:left="1440" w:hanging="360"/>
+      </w:pPr>
+      <w:rPr>
+        <w:rFonts w:ascii="Courier New" w:hAnsi="Courier New" w:hint="default"/>
+        <w:sz w:val="20"/>
+      </w:rPr>
+    </w:lvl>
+    <w:lvl w:ilvl="2" w:tentative="1">
+      <w:start w:val="1"/>
+      <w:numFmt w:val="bullet"/>
+      <w:lvlText w:val=""/>
+      <w:lvlJc w:val="left"/>
+      <w:pPr>
+        <w:tabs>
+          <w:tab w:val="num" w:pos="2160"/>
+        </w:tabs>
+        <w:ind w:left="2160" w:hanging="360"/>
+      </w:pPr>
+      <w:rPr>
+        <w:rFonts w:ascii="Wingdings" w:hAnsi="Wingdings" w:hint="default"/>
+        <w:sz w:val="20"/>
+      </w:rPr>
+    </w:lvl>
+    <w:lvl w:ilvl="3" w:tentative="1">
+      <w:start w:val="1"/>
+      <w:numFmt w:val="bullet"/>
+      <w:lvlText w:val=""/>
+      <w:lvlJc w:val="left"/>
+      <w:pPr>
+        <w:tabs>
+          <w:tab w:val="num" w:pos="2880"/>
+        </w:tabs>
+        <w:ind w:left="2880" w:hanging="360"/>
+      </w:pPr>
+      <w:rPr>
+        <w:rFonts w:ascii="Wingdings" w:hAnsi="Wingdings" w:hint="default"/>
+        <w:sz w:val="20"/>
+      </w:rPr>
+    </w:lvl>
+    <w:lvl w:ilvl="4" w:tentative="1">
+      <w:start w:val="1"/>
+      <w:numFmt w:val="bullet"/>
+      <w:lvlText w:val=""/>
+      <w:lvlJc w:val="left"/>
+      <w:pPr>
+        <w:tabs>
+          <w:tab w:val="num" w:pos="3600"/>
+        </w:tabs>
+        <w:ind w:left="3600" w:hanging="360"/>
+      </w:pPr>
+      <w:rPr>
+        <w:rFonts w:ascii="Wingdings" w:hAnsi="Wingdings" w:hint="default"/>
+        <w:sz w:val="20"/>
+      </w:rPr>
+    </w:lvl>
+    <w:lvl w:ilvl="5" w:tentative="1">
+      <w:start w:val="1"/>
+      <w:numFmt w:val="bullet"/>
+      <w:lvlText w:val=""/>
+      <w:lvlJc w:val="left"/>
+      <w:pPr>
+        <w:tabs>
+          <w:tab w:val="num" w:pos="4320"/>
+        </w:tabs>
+        <w:ind w:left="4320" w:hanging="360"/>
+      </w:pPr>
+      <w:rPr>
+        <w:rFonts w:ascii="Wingdings" w:hAnsi="Wingdings" w:hint="default"/>
+        <w:sz w:val="20"/>
+      </w:rPr>
+    </w:lvl>
+    <w:lvl w:ilvl="6" w:tentative="1">
+      <w:start w:val="1"/>
+      <w:numFmt w:val="bullet"/>
+      <w:lvlText w:val=""/>
+      <w:lvlJc w:val="left"/>
+      <w:pPr>
+        <w:tabs>
+          <w:tab w:val="num" w:pos="5040"/>
+        </w:tabs>
+        <w:ind w:left="5040" w:hanging="360"/>
+      </w:pPr>
+      <w:rPr>
+        <w:rFonts w:ascii="Wingdings" w:hAnsi="Wingdings" w:hint="default"/>
+        <w:sz w:val="20"/>
+      </w:rPr>
+    </w:lvl>
+    <w:lvl w:ilvl="7" w:tentative="1">
+      <w:start w:val="1"/>
+      <w:numFmt w:val="bullet"/>
+      <w:lvlText w:val=""/>
+      <w:lvlJc w:val="left"/>
+      <w:pPr>
+        <w:tabs>
+          <w:tab w:val="num" w:pos="5760"/>
+        </w:tabs>
+        <w:ind w:left="5760" w:hanging="360"/>
+      </w:pPr>
+      <w:rPr>
+        <w:rFonts w:ascii="Wingdings" w:hAnsi="Wingdings" w:hint="default"/>
+        <w:sz w:val="20"/>
+      </w:rPr>
+    </w:lvl>
+    <w:lvl w:ilvl="8" w:tentative="1">
+      <w:start w:val="1"/>
+      <w:numFmt w:val="bullet"/>
+      <w:lvlText w:val=""/>
+      <w:lvlJc w:val="left"/>
+      <w:pPr>
+        <w:tabs>
+          <w:tab w:val="num" w:pos="6480"/>
+        </w:tabs>
+        <w:ind w:left="6480" w:hanging="360"/>
+      </w:pPr>
+      <w:rPr>
+        <w:rFonts w:ascii="Wingdings" w:hAnsi="Wingdings" w:hint="default"/>
+        <w:sz w:val="20"/>
+      </w:rPr>
+    </w:lvl>
+  </w:abstractNum>
+  <w:abstractNum w:abstractNumId="13" w15:restartNumberingAfterBreak="0">
     <w:nsid w:val="38DD2A01"/>
     <w:multiLevelType w:val="multilevel"/>
     <w:tmpl w:val="43E40AB0"/>
@@ -9051,7 +16552,7 @@
       </w:rPr>
     </w:lvl>
   </w:abstractNum>
-  <w:abstractNum w:abstractNumId="12" w15:restartNumberingAfterBreak="0">
+  <w:abstractNum w:abstractNumId="14" w15:restartNumberingAfterBreak="0">
     <w:nsid w:val="3BCC4B4A"/>
     <w:multiLevelType w:val="multilevel"/>
     <w:tmpl w:val="1BB40C2C"/>
@@ -9200,7 +16701,7 @@
       </w:rPr>
     </w:lvl>
   </w:abstractNum>
-  <w:abstractNum w:abstractNumId="13" w15:restartNumberingAfterBreak="0">
+  <w:abstractNum w:abstractNumId="15" w15:restartNumberingAfterBreak="0">
     <w:nsid w:val="40A11F93"/>
     <w:multiLevelType w:val="multilevel"/>
     <w:tmpl w:val="FF306138"/>
@@ -9349,7 +16850,7 @@
       </w:rPr>
     </w:lvl>
   </w:abstractNum>
-  <w:abstractNum w:abstractNumId="14" w15:restartNumberingAfterBreak="0">
+  <w:abstractNum w:abstractNumId="16" w15:restartNumberingAfterBreak="0">
     <w:nsid w:val="42E51CA1"/>
     <w:multiLevelType w:val="multilevel"/>
     <w:tmpl w:val="0994B388"/>
@@ -9498,7 +16999,7 @@
       </w:rPr>
     </w:lvl>
   </w:abstractNum>
-  <w:abstractNum w:abstractNumId="15" w15:restartNumberingAfterBreak="0">
+  <w:abstractNum w:abstractNumId="17" w15:restartNumberingAfterBreak="0">
     <w:nsid w:val="437C2813"/>
     <w:multiLevelType w:val="multilevel"/>
     <w:tmpl w:val="34D68094"/>
@@ -9647,7 +17148,7 @@
       </w:rPr>
     </w:lvl>
   </w:abstractNum>
-  <w:abstractNum w:abstractNumId="16" w15:restartNumberingAfterBreak="0">
+  <w:abstractNum w:abstractNumId="18" w15:restartNumberingAfterBreak="0">
     <w:nsid w:val="43ED1990"/>
     <w:multiLevelType w:val="multilevel"/>
     <w:tmpl w:val="A268FEFC"/>
@@ -9796,7 +17297,156 @@
       </w:rPr>
     </w:lvl>
   </w:abstractNum>
-  <w:abstractNum w:abstractNumId="17" w15:restartNumberingAfterBreak="0">
+  <w:abstractNum w:abstractNumId="19" w15:restartNumberingAfterBreak="0">
+    <w:nsid w:val="4466433A"/>
+    <w:multiLevelType w:val="multilevel"/>
+    <w:tmpl w:val="A9768302"/>
+    <w:lvl w:ilvl="0">
+      <w:start w:val="1"/>
+      <w:numFmt w:val="bullet"/>
+      <w:lvlText w:val=""/>
+      <w:lvlJc w:val="left"/>
+      <w:pPr>
+        <w:tabs>
+          <w:tab w:val="num" w:pos="720"/>
+        </w:tabs>
+        <w:ind w:left="720" w:hanging="360"/>
+      </w:pPr>
+      <w:rPr>
+        <w:rFonts w:ascii="Symbol" w:hAnsi="Symbol" w:hint="default"/>
+        <w:sz w:val="20"/>
+      </w:rPr>
+    </w:lvl>
+    <w:lvl w:ilvl="1" w:tentative="1">
+      <w:start w:val="1"/>
+      <w:numFmt w:val="bullet"/>
+      <w:lvlText w:val="o"/>
+      <w:lvlJc w:val="left"/>
+      <w:pPr>
+        <w:tabs>
+          <w:tab w:val="num" w:pos="1440"/>
+        </w:tabs>
+        <w:ind w:left="1440" w:hanging="360"/>
+      </w:pPr>
+      <w:rPr>
+        <w:rFonts w:ascii="Courier New" w:hAnsi="Courier New" w:hint="default"/>
+        <w:sz w:val="20"/>
+      </w:rPr>
+    </w:lvl>
+    <w:lvl w:ilvl="2" w:tentative="1">
+      <w:start w:val="1"/>
+      <w:numFmt w:val="bullet"/>
+      <w:lvlText w:val=""/>
+      <w:lvlJc w:val="left"/>
+      <w:pPr>
+        <w:tabs>
+          <w:tab w:val="num" w:pos="2160"/>
+        </w:tabs>
+        <w:ind w:left="2160" w:hanging="360"/>
+      </w:pPr>
+      <w:rPr>
+        <w:rFonts w:ascii="Wingdings" w:hAnsi="Wingdings" w:hint="default"/>
+        <w:sz w:val="20"/>
+      </w:rPr>
+    </w:lvl>
+    <w:lvl w:ilvl="3" w:tentative="1">
+      <w:start w:val="1"/>
+      <w:numFmt w:val="bullet"/>
+      <w:lvlText w:val=""/>
+      <w:lvlJc w:val="left"/>
+      <w:pPr>
+        <w:tabs>
+          <w:tab w:val="num" w:pos="2880"/>
+        </w:tabs>
+        <w:ind w:left="2880" w:hanging="360"/>
+      </w:pPr>
+      <w:rPr>
+        <w:rFonts w:ascii="Wingdings" w:hAnsi="Wingdings" w:hint="default"/>
+        <w:sz w:val="20"/>
+      </w:rPr>
+    </w:lvl>
+    <w:lvl w:ilvl="4" w:tentative="1">
+      <w:start w:val="1"/>
+      <w:numFmt w:val="bullet"/>
+      <w:lvlText w:val=""/>
+      <w:lvlJc w:val="left"/>
+      <w:pPr>
+        <w:tabs>
+          <w:tab w:val="num" w:pos="3600"/>
+        </w:tabs>
+        <w:ind w:left="3600" w:hanging="360"/>
+      </w:pPr>
+      <w:rPr>
+        <w:rFonts w:ascii="Wingdings" w:hAnsi="Wingdings" w:hint="default"/>
+        <w:sz w:val="20"/>
+      </w:rPr>
+    </w:lvl>
+    <w:lvl w:ilvl="5" w:tentative="1">
+      <w:start w:val="1"/>
+      <w:numFmt w:val="bullet"/>
+      <w:lvlText w:val=""/>
+      <w:lvlJc w:val="left"/>
+      <w:pPr>
+        <w:tabs>
+          <w:tab w:val="num" w:pos="4320"/>
+        </w:tabs>
+        <w:ind w:left="4320" w:hanging="360"/>
+      </w:pPr>
+      <w:rPr>
+        <w:rFonts w:ascii="Wingdings" w:hAnsi="Wingdings" w:hint="default"/>
+        <w:sz w:val="20"/>
+      </w:rPr>
+    </w:lvl>
+    <w:lvl w:ilvl="6" w:tentative="1">
+      <w:start w:val="1"/>
+      <w:numFmt w:val="bullet"/>
+      <w:lvlText w:val=""/>
+      <w:lvlJc w:val="left"/>
+      <w:pPr>
+        <w:tabs>
+          <w:tab w:val="num" w:pos="5040"/>
+        </w:tabs>
+        <w:ind w:left="5040" w:hanging="360"/>
+      </w:pPr>
+      <w:rPr>
+        <w:rFonts w:ascii="Wingdings" w:hAnsi="Wingdings" w:hint="default"/>
+        <w:sz w:val="20"/>
+      </w:rPr>
+    </w:lvl>
+    <w:lvl w:ilvl="7" w:tentative="1">
+      <w:start w:val="1"/>
+      <w:numFmt w:val="bullet"/>
+      <w:lvlText w:val=""/>
+      <w:lvlJc w:val="left"/>
+      <w:pPr>
+        <w:tabs>
+          <w:tab w:val="num" w:pos="5760"/>
+        </w:tabs>
+        <w:ind w:left="5760" w:hanging="360"/>
+      </w:pPr>
+      <w:rPr>
+        <w:rFonts w:ascii="Wingdings" w:hAnsi="Wingdings" w:hint="default"/>
+        <w:sz w:val="20"/>
+      </w:rPr>
+    </w:lvl>
+    <w:lvl w:ilvl="8" w:tentative="1">
+      <w:start w:val="1"/>
+      <w:numFmt w:val="bullet"/>
+      <w:lvlText w:val=""/>
+      <w:lvlJc w:val="left"/>
+      <w:pPr>
+        <w:tabs>
+          <w:tab w:val="num" w:pos="6480"/>
+        </w:tabs>
+        <w:ind w:left="6480" w:hanging="360"/>
+      </w:pPr>
+      <w:rPr>
+        <w:rFonts w:ascii="Wingdings" w:hAnsi="Wingdings" w:hint="default"/>
+        <w:sz w:val="20"/>
+      </w:rPr>
+    </w:lvl>
+  </w:abstractNum>
+  <w:abstractNum w:abstractNumId="20" w15:restartNumberingAfterBreak="0">
     <w:nsid w:val="451866CC"/>
     <w:multiLevelType w:val="multilevel"/>
     <w:tmpl w:val="E0C8E10C"/>
@@ -9945,7 +17595,7 @@
       </w:rPr>
     </w:lvl>
   </w:abstractNum>
-  <w:abstractNum w:abstractNumId="18" w15:restartNumberingAfterBreak="0">
+  <w:abstractNum w:abstractNumId="21" w15:restartNumberingAfterBreak="0">
     <w:nsid w:val="45A63F98"/>
     <w:multiLevelType w:val="multilevel"/>
     <w:tmpl w:val="CF78D284"/>
@@ -10094,7 +17744,7 @@
       </w:rPr>
     </w:lvl>
   </w:abstractNum>
-  <w:abstractNum w:abstractNumId="19" w15:restartNumberingAfterBreak="0">
+  <w:abstractNum w:abstractNumId="22" w15:restartNumberingAfterBreak="0">
     <w:nsid w:val="45C142F6"/>
     <w:multiLevelType w:val="multilevel"/>
     <w:tmpl w:val="1580402A"/>
@@ -10243,7 +17893,7 @@
       </w:rPr>
     </w:lvl>
   </w:abstractNum>
-  <w:abstractNum w:abstractNumId="20" w15:restartNumberingAfterBreak="0">
+  <w:abstractNum w:abstractNumId="23" w15:restartNumberingAfterBreak="0">
     <w:nsid w:val="49C83C1A"/>
     <w:multiLevelType w:val="multilevel"/>
     <w:tmpl w:val="D15EB412"/>
@@ -10392,7 +18042,7 @@
       </w:rPr>
     </w:lvl>
   </w:abstractNum>
-  <w:abstractNum w:abstractNumId="21" w15:restartNumberingAfterBreak="0">
+  <w:abstractNum w:abstractNumId="24" w15:restartNumberingAfterBreak="0">
     <w:nsid w:val="4CF81212"/>
     <w:multiLevelType w:val="multilevel"/>
     <w:tmpl w:val="BB42728A"/>
@@ -10541,7 +18191,454 @@
       </w:rPr>
     </w:lvl>
   </w:abstractNum>
-  <w:abstractNum w:abstractNumId="22" w15:restartNumberingAfterBreak="0">
+  <w:abstractNum w:abstractNumId="25" w15:restartNumberingAfterBreak="0">
+    <w:nsid w:val="4D852A0C"/>
+    <w:multiLevelType w:val="multilevel"/>
+    <w:tmpl w:val="97285F6C"/>
+    <w:lvl w:ilvl="0">
+      <w:start w:val="1"/>
+      <w:numFmt w:val="bullet"/>
+      <w:lvlText w:val=""/>
+      <w:lvlJc w:val="left"/>
+      <w:pPr>
+        <w:tabs>
+          <w:tab w:val="num" w:pos="720"/>
+        </w:tabs>
+        <w:ind w:left="720" w:hanging="360"/>
+      </w:pPr>
+      <w:rPr>
+        <w:rFonts w:ascii="Symbol" w:hAnsi="Symbol" w:hint="default"/>
+        <w:sz w:val="20"/>
+      </w:rPr>
+    </w:lvl>
+    <w:lvl w:ilvl="1" w:tentative="1">
+      <w:start w:val="1"/>
+      <w:numFmt w:val="bullet"/>
+      <w:lvlText w:val="o"/>
+      <w:lvlJc w:val="left"/>
+      <w:pPr>
+        <w:tabs>
+          <w:tab w:val="num" w:pos="1440"/>
+        </w:tabs>
+        <w:ind w:left="1440" w:hanging="360"/>
+      </w:pPr>
+      <w:rPr>
+        <w:rFonts w:ascii="Courier New" w:hAnsi="Courier New" w:hint="default"/>
+        <w:sz w:val="20"/>
+      </w:rPr>
+    </w:lvl>
+    <w:lvl w:ilvl="2" w:tentative="1">
+      <w:start w:val="1"/>
+      <w:numFmt w:val="bullet"/>
+      <w:lvlText w:val=""/>
+      <w:lvlJc w:val="left"/>
+      <w:pPr>
+        <w:tabs>
+          <w:tab w:val="num" w:pos="2160"/>
+        </w:tabs>
+        <w:ind w:left="2160" w:hanging="360"/>
+      </w:pPr>
+      <w:rPr>
+        <w:rFonts w:ascii="Wingdings" w:hAnsi="Wingdings" w:hint="default"/>
+        <w:sz w:val="20"/>
+      </w:rPr>
+    </w:lvl>
+    <w:lvl w:ilvl="3" w:tentative="1">
+      <w:start w:val="1"/>
+      <w:numFmt w:val="bullet"/>
+      <w:lvlText w:val=""/>
+      <w:lvlJc w:val="left"/>
+      <w:pPr>
+        <w:tabs>
+          <w:tab w:val="num" w:pos="2880"/>
+        </w:tabs>
+        <w:ind w:left="2880" w:hanging="360"/>
+      </w:pPr>
+      <w:rPr>
+        <w:rFonts w:ascii="Wingdings" w:hAnsi="Wingdings" w:hint="default"/>
+        <w:sz w:val="20"/>
+      </w:rPr>
+    </w:lvl>
+    <w:lvl w:ilvl="4" w:tentative="1">
+      <w:start w:val="1"/>
+      <w:numFmt w:val="bullet"/>
+      <w:lvlText w:val=""/>
+      <w:lvlJc w:val="left"/>
+      <w:pPr>
+        <w:tabs>
+          <w:tab w:val="num" w:pos="3600"/>
+        </w:tabs>
+        <w:ind w:left="3600" w:hanging="360"/>
+      </w:pPr>
+      <w:rPr>
+        <w:rFonts w:ascii="Wingdings" w:hAnsi="Wingdings" w:hint="default"/>
+        <w:sz w:val="20"/>
+      </w:rPr>
+    </w:lvl>
+    <w:lvl w:ilvl="5" w:tentative="1">
+      <w:start w:val="1"/>
+      <w:numFmt w:val="bullet"/>
+      <w:lvlText w:val=""/>
+      <w:lvlJc w:val="left"/>
+      <w:pPr>
+        <w:tabs>
+          <w:tab w:val="num" w:pos="4320"/>
+        </w:tabs>
+        <w:ind w:left="4320" w:hanging="360"/>
+      </w:pPr>
+      <w:rPr>
+        <w:rFonts w:ascii="Wingdings" w:hAnsi="Wingdings" w:hint="default"/>
+        <w:sz w:val="20"/>
+      </w:rPr>
+    </w:lvl>
+    <w:lvl w:ilvl="6" w:tentative="1">
+      <w:start w:val="1"/>
+      <w:numFmt w:val="bullet"/>
+      <w:lvlText w:val=""/>
+      <w:lvlJc w:val="left"/>
+      <w:pPr>
+        <w:tabs>
+          <w:tab w:val="num" w:pos="5040"/>
+        </w:tabs>
+        <w:ind w:left="5040" w:hanging="360"/>
+      </w:pPr>
+      <w:rPr>
+        <w:rFonts w:ascii="Wingdings" w:hAnsi="Wingdings" w:hint="default"/>
+        <w:sz w:val="20"/>
+      </w:rPr>
+    </w:lvl>
+    <w:lvl w:ilvl="7" w:tentative="1">
+      <w:start w:val="1"/>
+      <w:numFmt w:val="bullet"/>
+      <w:lvlText w:val=""/>
+      <w:lvlJc w:val="left"/>
+      <w:pPr>
+        <w:tabs>
+          <w:tab w:val="num" w:pos="5760"/>
+        </w:tabs>
+        <w:ind w:left="5760" w:hanging="360"/>
+      </w:pPr>
+      <w:rPr>
+        <w:rFonts w:ascii="Wingdings" w:hAnsi="Wingdings" w:hint="default"/>
+        <w:sz w:val="20"/>
+      </w:rPr>
+    </w:lvl>
+    <w:lvl w:ilvl="8" w:tentative="1">
+      <w:start w:val="1"/>
+      <w:numFmt w:val="bullet"/>
+      <w:lvlText w:val=""/>
+      <w:lvlJc w:val="left"/>
+      <w:pPr>
+        <w:tabs>
+          <w:tab w:val="num" w:pos="6480"/>
+        </w:tabs>
+        <w:ind w:left="6480" w:hanging="360"/>
+      </w:pPr>
+      <w:rPr>
+        <w:rFonts w:ascii="Wingdings" w:hAnsi="Wingdings" w:hint="default"/>
+        <w:sz w:val="20"/>
+      </w:rPr>
+    </w:lvl>
+  </w:abstractNum>
+  <w:abstractNum w:abstractNumId="26" w15:restartNumberingAfterBreak="0">
+    <w:nsid w:val="4EC1103C"/>
+    <w:multiLevelType w:val="multilevel"/>
+    <w:tmpl w:val="216ED7D2"/>
+    <w:lvl w:ilvl="0">
+      <w:start w:val="1"/>
+      <w:numFmt w:val="bullet"/>
+      <w:lvlText w:val=""/>
+      <w:lvlJc w:val="left"/>
+      <w:pPr>
+        <w:tabs>
+          <w:tab w:val="num" w:pos="720"/>
+        </w:tabs>
+        <w:ind w:left="720" w:hanging="360"/>
+      </w:pPr>
+      <w:rPr>
+        <w:rFonts w:ascii="Symbol" w:hAnsi="Symbol" w:hint="default"/>
+        <w:sz w:val="20"/>
+      </w:rPr>
+    </w:lvl>
+    <w:lvl w:ilvl="1" w:tentative="1">
+      <w:start w:val="1"/>
+      <w:numFmt w:val="bullet"/>
+      <w:lvlText w:val="o"/>
+      <w:lvlJc w:val="left"/>
+      <w:pPr>
+        <w:tabs>
+          <w:tab w:val="num" w:pos="1440"/>
+        </w:tabs>
+        <w:ind w:left="1440" w:hanging="360"/>
+      </w:pPr>
+      <w:rPr>
+        <w:rFonts w:ascii="Courier New" w:hAnsi="Courier New" w:hint="default"/>
+        <w:sz w:val="20"/>
+      </w:rPr>
+    </w:lvl>
+    <w:lvl w:ilvl="2" w:tentative="1">
+      <w:start w:val="1"/>
+      <w:numFmt w:val="bullet"/>
+      <w:lvlText w:val=""/>
+      <w:lvlJc w:val="left"/>
+      <w:pPr>
+        <w:tabs>
+          <w:tab w:val="num" w:pos="2160"/>
+        </w:tabs>
+        <w:ind w:left="2160" w:hanging="360"/>
+      </w:pPr>
+      <w:rPr>
+        <w:rFonts w:ascii="Wingdings" w:hAnsi="Wingdings" w:hint="default"/>
+        <w:sz w:val="20"/>
+      </w:rPr>
+    </w:lvl>
+    <w:lvl w:ilvl="3" w:tentative="1">
+      <w:start w:val="1"/>
+      <w:numFmt w:val="bullet"/>
+      <w:lvlText w:val=""/>
+      <w:lvlJc w:val="left"/>
+      <w:pPr>
+        <w:tabs>
+          <w:tab w:val="num" w:pos="2880"/>
+        </w:tabs>
+        <w:ind w:left="2880" w:hanging="360"/>
+      </w:pPr>
+      <w:rPr>
+        <w:rFonts w:ascii="Wingdings" w:hAnsi="Wingdings" w:hint="default"/>
+        <w:sz w:val="20"/>
+      </w:rPr>
+    </w:lvl>
+    <w:lvl w:ilvl="4" w:tentative="1">
+      <w:start w:val="1"/>
+      <w:numFmt w:val="bullet"/>
+      <w:lvlText w:val=""/>
+      <w:lvlJc w:val="left"/>
+      <w:pPr>
+        <w:tabs>
+          <w:tab w:val="num" w:pos="3600"/>
+        </w:tabs>
+        <w:ind w:left="3600" w:hanging="360"/>
+      </w:pPr>
+      <w:rPr>
+        <w:rFonts w:ascii="Wingdings" w:hAnsi="Wingdings" w:hint="default"/>
+        <w:sz w:val="20"/>
+      </w:rPr>
+    </w:lvl>
+    <w:lvl w:ilvl="5" w:tentative="1">
+      <w:start w:val="1"/>
+      <w:numFmt w:val="bullet"/>
+      <w:lvlText w:val=""/>
+      <w:lvlJc w:val="left"/>
+      <w:pPr>
+        <w:tabs>
+          <w:tab w:val="num" w:pos="4320"/>
+        </w:tabs>
+        <w:ind w:left="4320" w:hanging="360"/>
+      </w:pPr>
+      <w:rPr>
+        <w:rFonts w:ascii="Wingdings" w:hAnsi="Wingdings" w:hint="default"/>
+        <w:sz w:val="20"/>
+      </w:rPr>
+    </w:lvl>
+    <w:lvl w:ilvl="6" w:tentative="1">
+      <w:start w:val="1"/>
+      <w:numFmt w:val="bullet"/>
+      <w:lvlText w:val=""/>
+      <w:lvlJc w:val="left"/>
+      <w:pPr>
+        <w:tabs>
+          <w:tab w:val="num" w:pos="5040"/>
+        </w:tabs>
+        <w:ind w:left="5040" w:hanging="360"/>
+      </w:pPr>
+      <w:rPr>
+        <w:rFonts w:ascii="Wingdings" w:hAnsi="Wingdings" w:hint="default"/>
+        <w:sz w:val="20"/>
+      </w:rPr>
+    </w:lvl>
+    <w:lvl w:ilvl="7" w:tentative="1">
+      <w:start w:val="1"/>
+      <w:numFmt w:val="bullet"/>
+      <w:lvlText w:val=""/>
+      <w:lvlJc w:val="left"/>
+      <w:pPr>
+        <w:tabs>
+          <w:tab w:val="num" w:pos="5760"/>
+        </w:tabs>
+        <w:ind w:left="5760" w:hanging="360"/>
+      </w:pPr>
+      <w:rPr>
+        <w:rFonts w:ascii="Wingdings" w:hAnsi="Wingdings" w:hint="default"/>
+        <w:sz w:val="20"/>
+      </w:rPr>
+    </w:lvl>
+    <w:lvl w:ilvl="8" w:tentative="1">
+      <w:start w:val="1"/>
+      <w:numFmt w:val="bullet"/>
+      <w:lvlText w:val=""/>
+      <w:lvlJc w:val="left"/>
+      <w:pPr>
+        <w:tabs>
+          <w:tab w:val="num" w:pos="6480"/>
+        </w:tabs>
+        <w:ind w:left="6480" w:hanging="360"/>
+      </w:pPr>
+      <w:rPr>
+        <w:rFonts w:ascii="Wingdings" w:hAnsi="Wingdings" w:hint="default"/>
+        <w:sz w:val="20"/>
+      </w:rPr>
+    </w:lvl>
+  </w:abstractNum>
+  <w:abstractNum w:abstractNumId="27" w15:restartNumberingAfterBreak="0">
+    <w:nsid w:val="51207A0B"/>
+    <w:multiLevelType w:val="multilevel"/>
+    <w:tmpl w:val="7346B608"/>
+    <w:lvl w:ilvl="0">
+      <w:start w:val="1"/>
+      <w:numFmt w:val="bullet"/>
+      <w:lvlText w:val=""/>
+      <w:lvlJc w:val="left"/>
+      <w:pPr>
+        <w:tabs>
+          <w:tab w:val="num" w:pos="720"/>
+        </w:tabs>
+        <w:ind w:left="720" w:hanging="360"/>
+      </w:pPr>
+      <w:rPr>
+        <w:rFonts w:ascii="Symbol" w:hAnsi="Symbol" w:hint="default"/>
+        <w:sz w:val="20"/>
+      </w:rPr>
+    </w:lvl>
+    <w:lvl w:ilvl="1" w:tentative="1">
+      <w:start w:val="1"/>
+      <w:numFmt w:val="bullet"/>
+      <w:lvlText w:val="o"/>
+      <w:lvlJc w:val="left"/>
+      <w:pPr>
+        <w:tabs>
+          <w:tab w:val="num" w:pos="1440"/>
+        </w:tabs>
+        <w:ind w:left="1440" w:hanging="360"/>
+      </w:pPr>
+      <w:rPr>
+        <w:rFonts w:ascii="Courier New" w:hAnsi="Courier New" w:hint="default"/>
+        <w:sz w:val="20"/>
+      </w:rPr>
+    </w:lvl>
+    <w:lvl w:ilvl="2" w:tentative="1">
+      <w:start w:val="1"/>
+      <w:numFmt w:val="bullet"/>
+      <w:lvlText w:val=""/>
+      <w:lvlJc w:val="left"/>
+      <w:pPr>
+        <w:tabs>
+          <w:tab w:val="num" w:pos="2160"/>
+        </w:tabs>
+        <w:ind w:left="2160" w:hanging="360"/>
+      </w:pPr>
+      <w:rPr>
+        <w:rFonts w:ascii="Wingdings" w:hAnsi="Wingdings" w:hint="default"/>
+        <w:sz w:val="20"/>
+      </w:rPr>
+    </w:lvl>
+    <w:lvl w:ilvl="3" w:tentative="1">
+      <w:start w:val="1"/>
+      <w:numFmt w:val="bullet"/>
+      <w:lvlText w:val=""/>
+      <w:lvlJc w:val="left"/>
+      <w:pPr>
+        <w:tabs>
+          <w:tab w:val="num" w:pos="2880"/>
+        </w:tabs>
+        <w:ind w:left="2880" w:hanging="360"/>
+      </w:pPr>
+      <w:rPr>
+        <w:rFonts w:ascii="Wingdings" w:hAnsi="Wingdings" w:hint="default"/>
+        <w:sz w:val="20"/>
+      </w:rPr>
+    </w:lvl>
+    <w:lvl w:ilvl="4" w:tentative="1">
+      <w:start w:val="1"/>
+      <w:numFmt w:val="bullet"/>
+      <w:lvlText w:val=""/>
+      <w:lvlJc w:val="left"/>
+      <w:pPr>
+        <w:tabs>
+          <w:tab w:val="num" w:pos="3600"/>
+        </w:tabs>
+        <w:ind w:left="3600" w:hanging="360"/>
+      </w:pPr>
+      <w:rPr>
+        <w:rFonts w:ascii="Wingdings" w:hAnsi="Wingdings" w:hint="default"/>
+        <w:sz w:val="20"/>
+      </w:rPr>
+    </w:lvl>
+    <w:lvl w:ilvl="5" w:tentative="1">
+      <w:start w:val="1"/>
+      <w:numFmt w:val="bullet"/>
+      <w:lvlText w:val=""/>
+      <w:lvlJc w:val="left"/>
+      <w:pPr>
+        <w:tabs>
+          <w:tab w:val="num" w:pos="4320"/>
+        </w:tabs>
+        <w:ind w:left="4320" w:hanging="360"/>
+      </w:pPr>
+      <w:rPr>
+        <w:rFonts w:ascii="Wingdings" w:hAnsi="Wingdings" w:hint="default"/>
+        <w:sz w:val="20"/>
+      </w:rPr>
+    </w:lvl>
+    <w:lvl w:ilvl="6" w:tentative="1">
+      <w:start w:val="1"/>
+      <w:numFmt w:val="bullet"/>
+      <w:lvlText w:val=""/>
+      <w:lvlJc w:val="left"/>
+      <w:pPr>
+        <w:tabs>
+          <w:tab w:val="num" w:pos="5040"/>
+        </w:tabs>
+        <w:ind w:left="5040" w:hanging="360"/>
+      </w:pPr>
+      <w:rPr>
+        <w:rFonts w:ascii="Wingdings" w:hAnsi="Wingdings" w:hint="default"/>
+        <w:sz w:val="20"/>
+      </w:rPr>
+    </w:lvl>
+    <w:lvl w:ilvl="7" w:tentative="1">
+      <w:start w:val="1"/>
+      <w:numFmt w:val="bullet"/>
+      <w:lvlText w:val=""/>
+      <w:lvlJc w:val="left"/>
+      <w:pPr>
+        <w:tabs>
+          <w:tab w:val="num" w:pos="5760"/>
+        </w:tabs>
+        <w:ind w:left="5760" w:hanging="360"/>
+      </w:pPr>
+      <w:rPr>
+        <w:rFonts w:ascii="Wingdings" w:hAnsi="Wingdings" w:hint="default"/>
+        <w:sz w:val="20"/>
+      </w:rPr>
+    </w:lvl>
+    <w:lvl w:ilvl="8" w:tentative="1">
+      <w:start w:val="1"/>
+      <w:numFmt w:val="bullet"/>
+      <w:lvlText w:val=""/>
+      <w:lvlJc w:val="left"/>
+      <w:pPr>
+        <w:tabs>
+          <w:tab w:val="num" w:pos="6480"/>
+        </w:tabs>
+        <w:ind w:left="6480" w:hanging="360"/>
+      </w:pPr>
+      <w:rPr>
+        <w:rFonts w:ascii="Wingdings" w:hAnsi="Wingdings" w:hint="default"/>
+        <w:sz w:val="20"/>
+      </w:rPr>
+    </w:lvl>
+  </w:abstractNum>
+  <w:abstractNum w:abstractNumId="28" w15:restartNumberingAfterBreak="0">
     <w:nsid w:val="54C84E63"/>
     <w:multiLevelType w:val="multilevel"/>
     <w:tmpl w:val="EB0A6DF6"/>
@@ -10690,7 +18787,156 @@
       </w:rPr>
     </w:lvl>
   </w:abstractNum>
-  <w:abstractNum w:abstractNumId="23" w15:restartNumberingAfterBreak="0">
+  <w:abstractNum w:abstractNumId="29" w15:restartNumberingAfterBreak="0">
+    <w:nsid w:val="55112CCC"/>
+    <w:multiLevelType w:val="multilevel"/>
+    <w:tmpl w:val="8B907DBA"/>
+    <w:lvl w:ilvl="0">
+      <w:start w:val="1"/>
+      <w:numFmt w:val="bullet"/>
+      <w:lvlText w:val=""/>
+      <w:lvlJc w:val="left"/>
+      <w:pPr>
+        <w:tabs>
+          <w:tab w:val="num" w:pos="720"/>
+        </w:tabs>
+        <w:ind w:left="720" w:hanging="360"/>
+      </w:pPr>
+      <w:rPr>
+        <w:rFonts w:ascii="Symbol" w:hAnsi="Symbol" w:hint="default"/>
+        <w:sz w:val="20"/>
+      </w:rPr>
+    </w:lvl>
+    <w:lvl w:ilvl="1" w:tentative="1">
+      <w:start w:val="1"/>
+      <w:numFmt w:val="bullet"/>
+      <w:lvlText w:val="o"/>
+      <w:lvlJc w:val="left"/>
+      <w:pPr>
+        <w:tabs>
+          <w:tab w:val="num" w:pos="1440"/>
+        </w:tabs>
+        <w:ind w:left="1440" w:hanging="360"/>
+      </w:pPr>
+      <w:rPr>
+        <w:rFonts w:ascii="Courier New" w:hAnsi="Courier New" w:hint="default"/>
+        <w:sz w:val="20"/>
+      </w:rPr>
+    </w:lvl>
+    <w:lvl w:ilvl="2" w:tentative="1">
+      <w:start w:val="1"/>
+      <w:numFmt w:val="bullet"/>
+      <w:lvlText w:val=""/>
+      <w:lvlJc w:val="left"/>
+      <w:pPr>
+        <w:tabs>
+          <w:tab w:val="num" w:pos="2160"/>
+        </w:tabs>
+        <w:ind w:left="2160" w:hanging="360"/>
+      </w:pPr>
+      <w:rPr>
+        <w:rFonts w:ascii="Wingdings" w:hAnsi="Wingdings" w:hint="default"/>
+        <w:sz w:val="20"/>
+      </w:rPr>
+    </w:lvl>
+    <w:lvl w:ilvl="3" w:tentative="1">
+      <w:start w:val="1"/>
+      <w:numFmt w:val="bullet"/>
+      <w:lvlText w:val=""/>
+      <w:lvlJc w:val="left"/>
+      <w:pPr>
+        <w:tabs>
+          <w:tab w:val="num" w:pos="2880"/>
+        </w:tabs>
+        <w:ind w:left="2880" w:hanging="360"/>
+      </w:pPr>
+      <w:rPr>
+        <w:rFonts w:ascii="Wingdings" w:hAnsi="Wingdings" w:hint="default"/>
+        <w:sz w:val="20"/>
+      </w:rPr>
+    </w:lvl>
+    <w:lvl w:ilvl="4" w:tentative="1">
+      <w:start w:val="1"/>
+      <w:numFmt w:val="bullet"/>
+      <w:lvlText w:val=""/>
+      <w:lvlJc w:val="left"/>
+      <w:pPr>
+        <w:tabs>
+          <w:tab w:val="num" w:pos="3600"/>
+        </w:tabs>
+        <w:ind w:left="3600" w:hanging="360"/>
+      </w:pPr>
+      <w:rPr>
+        <w:rFonts w:ascii="Wingdings" w:hAnsi="Wingdings" w:hint="default"/>
+        <w:sz w:val="20"/>
+      </w:rPr>
+    </w:lvl>
+    <w:lvl w:ilvl="5" w:tentative="1">
+      <w:start w:val="1"/>
+      <w:numFmt w:val="bullet"/>
+      <w:lvlText w:val=""/>
+      <w:lvlJc w:val="left"/>
+      <w:pPr>
+        <w:tabs>
+          <w:tab w:val="num" w:pos="4320"/>
+        </w:tabs>
+        <w:ind w:left="4320" w:hanging="360"/>
+      </w:pPr>
+      <w:rPr>
+        <w:rFonts w:ascii="Wingdings" w:hAnsi="Wingdings" w:hint="default"/>
+        <w:sz w:val="20"/>
+      </w:rPr>
+    </w:lvl>
+    <w:lvl w:ilvl="6" w:tentative="1">
+      <w:start w:val="1"/>
+      <w:numFmt w:val="bullet"/>
+      <w:lvlText w:val=""/>
+      <w:lvlJc w:val="left"/>
+      <w:pPr>
+        <w:tabs>
+          <w:tab w:val="num" w:pos="5040"/>
+        </w:tabs>
+        <w:ind w:left="5040" w:hanging="360"/>
+      </w:pPr>
+      <w:rPr>
+        <w:rFonts w:ascii="Wingdings" w:hAnsi="Wingdings" w:hint="default"/>
+        <w:sz w:val="20"/>
+      </w:rPr>
+    </w:lvl>
+    <w:lvl w:ilvl="7" w:tentative="1">
+      <w:start w:val="1"/>
+      <w:numFmt w:val="bullet"/>
+      <w:lvlText w:val=""/>
+      <w:lvlJc w:val="left"/>
+      <w:pPr>
+        <w:tabs>
+          <w:tab w:val="num" w:pos="5760"/>
+        </w:tabs>
+        <w:ind w:left="5760" w:hanging="360"/>
+      </w:pPr>
+      <w:rPr>
+        <w:rFonts w:ascii="Wingdings" w:hAnsi="Wingdings" w:hint="default"/>
+        <w:sz w:val="20"/>
+      </w:rPr>
+    </w:lvl>
+    <w:lvl w:ilvl="8" w:tentative="1">
+      <w:start w:val="1"/>
+      <w:numFmt w:val="bullet"/>
+      <w:lvlText w:val=""/>
+      <w:lvlJc w:val="left"/>
+      <w:pPr>
+        <w:tabs>
+          <w:tab w:val="num" w:pos="6480"/>
+        </w:tabs>
+        <w:ind w:left="6480" w:hanging="360"/>
+      </w:pPr>
+      <w:rPr>
+        <w:rFonts w:ascii="Wingdings" w:hAnsi="Wingdings" w:hint="default"/>
+        <w:sz w:val="20"/>
+      </w:rPr>
+    </w:lvl>
+  </w:abstractNum>
+  <w:abstractNum w:abstractNumId="30" w15:restartNumberingAfterBreak="0">
     <w:nsid w:val="5BB32E31"/>
     <w:multiLevelType w:val="multilevel"/>
     <w:tmpl w:val="78C816E6"/>
@@ -10839,7 +19085,7 @@
       </w:rPr>
     </w:lvl>
   </w:abstractNum>
-  <w:abstractNum w:abstractNumId="24" w15:restartNumberingAfterBreak="0">
+  <w:abstractNum w:abstractNumId="31" w15:restartNumberingAfterBreak="0">
     <w:nsid w:val="5DF729B9"/>
     <w:multiLevelType w:val="multilevel"/>
     <w:tmpl w:val="A664B3BE"/>
@@ -10988,7 +19234,7 @@
       </w:rPr>
     </w:lvl>
   </w:abstractNum>
-  <w:abstractNum w:abstractNumId="25" w15:restartNumberingAfterBreak="0">
+  <w:abstractNum w:abstractNumId="32" w15:restartNumberingAfterBreak="0">
     <w:nsid w:val="61A825B4"/>
     <w:multiLevelType w:val="multilevel"/>
     <w:tmpl w:val="365CC1CC"/>
@@ -11137,7 +19383,7 @@
       </w:rPr>
     </w:lvl>
   </w:abstractNum>
-  <w:abstractNum w:abstractNumId="26" w15:restartNumberingAfterBreak="0">
+  <w:abstractNum w:abstractNumId="33" w15:restartNumberingAfterBreak="0">
     <w:nsid w:val="63561DD2"/>
     <w:multiLevelType w:val="multilevel"/>
     <w:tmpl w:val="836EB100"/>
@@ -11286,7 +19532,7 @@
       </w:rPr>
     </w:lvl>
   </w:abstractNum>
-  <w:abstractNum w:abstractNumId="27" w15:restartNumberingAfterBreak="0">
+  <w:abstractNum w:abstractNumId="34" w15:restartNumberingAfterBreak="0">
     <w:nsid w:val="645A266D"/>
     <w:multiLevelType w:val="multilevel"/>
     <w:tmpl w:val="9DE04B78"/>
@@ -11435,7 +19681,7 @@
       </w:rPr>
     </w:lvl>
   </w:abstractNum>
-  <w:abstractNum w:abstractNumId="28" w15:restartNumberingAfterBreak="0">
+  <w:abstractNum w:abstractNumId="35" w15:restartNumberingAfterBreak="0">
     <w:nsid w:val="6B6D7E03"/>
     <w:multiLevelType w:val="multilevel"/>
     <w:tmpl w:val="19EA767A"/>
@@ -11584,7 +19830,7 @@
       </w:rPr>
     </w:lvl>
   </w:abstractNum>
-  <w:abstractNum w:abstractNumId="29" w15:restartNumberingAfterBreak="0">
+  <w:abstractNum w:abstractNumId="36" w15:restartNumberingAfterBreak="0">
     <w:nsid w:val="6D702E45"/>
     <w:multiLevelType w:val="multilevel"/>
     <w:tmpl w:val="9ECA1922"/>
@@ -11733,7 +19979,7 @@
       </w:rPr>
     </w:lvl>
   </w:abstractNum>
-  <w:abstractNum w:abstractNumId="30" w15:restartNumberingAfterBreak="0">
+  <w:abstractNum w:abstractNumId="37" w15:restartNumberingAfterBreak="0">
     <w:nsid w:val="6E103196"/>
     <w:multiLevelType w:val="multilevel"/>
     <w:tmpl w:val="2CB6B75A"/>
@@ -11882,7 +20128,7 @@
       </w:rPr>
     </w:lvl>
   </w:abstractNum>
-  <w:abstractNum w:abstractNumId="31" w15:restartNumberingAfterBreak="0">
+  <w:abstractNum w:abstractNumId="38" w15:restartNumberingAfterBreak="0">
     <w:nsid w:val="72D402EE"/>
     <w:multiLevelType w:val="multilevel"/>
     <w:tmpl w:val="2FA64C58"/>
@@ -12031,7 +20277,7 @@
       </w:rPr>
     </w:lvl>
   </w:abstractNum>
-  <w:abstractNum w:abstractNumId="32" w15:restartNumberingAfterBreak="0">
+  <w:abstractNum w:abstractNumId="39" w15:restartNumberingAfterBreak="0">
     <w:nsid w:val="75A92189"/>
     <w:multiLevelType w:val="multilevel"/>
     <w:tmpl w:val="6BAE7990"/>
@@ -12180,7 +20426,7 @@
       </w:rPr>
     </w:lvl>
   </w:abstractNum>
-  <w:abstractNum w:abstractNumId="33" w15:restartNumberingAfterBreak="0">
+  <w:abstractNum w:abstractNumId="40" w15:restartNumberingAfterBreak="0">
     <w:nsid w:val="790A3C95"/>
     <w:multiLevelType w:val="multilevel"/>
     <w:tmpl w:val="DF24F79C"/>
@@ -12329,7 +20575,7 @@
       </w:rPr>
     </w:lvl>
   </w:abstractNum>
-  <w:abstractNum w:abstractNumId="34" w15:restartNumberingAfterBreak="0">
+  <w:abstractNum w:abstractNumId="41" w15:restartNumberingAfterBreak="0">
     <w:nsid w:val="7A7B22B6"/>
     <w:multiLevelType w:val="multilevel"/>
     <w:tmpl w:val="A9DA9C2A"/>
@@ -12478,14 +20724,461 @@
       </w:rPr>
     </w:lvl>
   </w:abstractNum>
+  <w:abstractNum w:abstractNumId="42" w15:restartNumberingAfterBreak="0">
+    <w:nsid w:val="7B315855"/>
+    <w:multiLevelType w:val="multilevel"/>
+    <w:tmpl w:val="067AC71E"/>
+    <w:lvl w:ilvl="0">
+      <w:start w:val="1"/>
+      <w:numFmt w:val="bullet"/>
+      <w:lvlText w:val=""/>
+      <w:lvlJc w:val="left"/>
+      <w:pPr>
+        <w:tabs>
+          <w:tab w:val="num" w:pos="720"/>
+        </w:tabs>
+        <w:ind w:left="720" w:hanging="360"/>
+      </w:pPr>
+      <w:rPr>
+        <w:rFonts w:ascii="Symbol" w:hAnsi="Symbol" w:hint="default"/>
+        <w:sz w:val="20"/>
+      </w:rPr>
+    </w:lvl>
+    <w:lvl w:ilvl="1" w:tentative="1">
+      <w:start w:val="1"/>
+      <w:numFmt w:val="bullet"/>
+      <w:lvlText w:val="o"/>
+      <w:lvlJc w:val="left"/>
+      <w:pPr>
+        <w:tabs>
+          <w:tab w:val="num" w:pos="1440"/>
+        </w:tabs>
+        <w:ind w:left="1440" w:hanging="360"/>
+      </w:pPr>
+      <w:rPr>
+        <w:rFonts w:ascii="Courier New" w:hAnsi="Courier New" w:hint="default"/>
+        <w:sz w:val="20"/>
+      </w:rPr>
+    </w:lvl>
+    <w:lvl w:ilvl="2" w:tentative="1">
+      <w:start w:val="1"/>
+      <w:numFmt w:val="bullet"/>
+      <w:lvlText w:val=""/>
+      <w:lvlJc w:val="left"/>
+      <w:pPr>
+        <w:tabs>
+          <w:tab w:val="num" w:pos="2160"/>
+        </w:tabs>
+        <w:ind w:left="2160" w:hanging="360"/>
+      </w:pPr>
+      <w:rPr>
+        <w:rFonts w:ascii="Wingdings" w:hAnsi="Wingdings" w:hint="default"/>
+        <w:sz w:val="20"/>
+      </w:rPr>
+    </w:lvl>
+    <w:lvl w:ilvl="3" w:tentative="1">
+      <w:start w:val="1"/>
+      <w:numFmt w:val="bullet"/>
+      <w:lvlText w:val=""/>
+      <w:lvlJc w:val="left"/>
+      <w:pPr>
+        <w:tabs>
+          <w:tab w:val="num" w:pos="2880"/>
+        </w:tabs>
+        <w:ind w:left="2880" w:hanging="360"/>
+      </w:pPr>
+      <w:rPr>
+        <w:rFonts w:ascii="Wingdings" w:hAnsi="Wingdings" w:hint="default"/>
+        <w:sz w:val="20"/>
+      </w:rPr>
+    </w:lvl>
+    <w:lvl w:ilvl="4" w:tentative="1">
+      <w:start w:val="1"/>
+      <w:numFmt w:val="bullet"/>
+      <w:lvlText w:val=""/>
+      <w:lvlJc w:val="left"/>
+      <w:pPr>
+        <w:tabs>
+          <w:tab w:val="num" w:pos="3600"/>
+        </w:tabs>
+        <w:ind w:left="3600" w:hanging="360"/>
+      </w:pPr>
+      <w:rPr>
+        <w:rFonts w:ascii="Wingdings" w:hAnsi="Wingdings" w:hint="default"/>
+        <w:sz w:val="20"/>
+      </w:rPr>
+    </w:lvl>
+    <w:lvl w:ilvl="5" w:tentative="1">
+      <w:start w:val="1"/>
+      <w:numFmt w:val="bullet"/>
+      <w:lvlText w:val=""/>
+      <w:lvlJc w:val="left"/>
+      <w:pPr>
+        <w:tabs>
+          <w:tab w:val="num" w:pos="4320"/>
+        </w:tabs>
+        <w:ind w:left="4320" w:hanging="360"/>
+      </w:pPr>
+      <w:rPr>
+        <w:rFonts w:ascii="Wingdings" w:hAnsi="Wingdings" w:hint="default"/>
+        <w:sz w:val="20"/>
+      </w:rPr>
+    </w:lvl>
+    <w:lvl w:ilvl="6" w:tentative="1">
+      <w:start w:val="1"/>
+      <w:numFmt w:val="bullet"/>
+      <w:lvlText w:val=""/>
+      <w:lvlJc w:val="left"/>
+      <w:pPr>
+        <w:tabs>
+          <w:tab w:val="num" w:pos="5040"/>
+        </w:tabs>
+        <w:ind w:left="5040" w:hanging="360"/>
+      </w:pPr>
+      <w:rPr>
+        <w:rFonts w:ascii="Wingdings" w:hAnsi="Wingdings" w:hint="default"/>
+        <w:sz w:val="20"/>
+      </w:rPr>
+    </w:lvl>
+    <w:lvl w:ilvl="7" w:tentative="1">
+      <w:start w:val="1"/>
+      <w:numFmt w:val="bullet"/>
+      <w:lvlText w:val=""/>
+      <w:lvlJc w:val="left"/>
+      <w:pPr>
+        <w:tabs>
+          <w:tab w:val="num" w:pos="5760"/>
+        </w:tabs>
+        <w:ind w:left="5760" w:hanging="360"/>
+      </w:pPr>
+      <w:rPr>
+        <w:rFonts w:ascii="Wingdings" w:hAnsi="Wingdings" w:hint="default"/>
+        <w:sz w:val="20"/>
+      </w:rPr>
+    </w:lvl>
+    <w:lvl w:ilvl="8" w:tentative="1">
+      <w:start w:val="1"/>
+      <w:numFmt w:val="bullet"/>
+      <w:lvlText w:val=""/>
+      <w:lvlJc w:val="left"/>
+      <w:pPr>
+        <w:tabs>
+          <w:tab w:val="num" w:pos="6480"/>
+        </w:tabs>
+        <w:ind w:left="6480" w:hanging="360"/>
+      </w:pPr>
+      <w:rPr>
+        <w:rFonts w:ascii="Wingdings" w:hAnsi="Wingdings" w:hint="default"/>
+        <w:sz w:val="20"/>
+      </w:rPr>
+    </w:lvl>
+  </w:abstractNum>
+  <w:abstractNum w:abstractNumId="43" w15:restartNumberingAfterBreak="0">
+    <w:nsid w:val="7C5C2803"/>
+    <w:multiLevelType w:val="multilevel"/>
+    <w:tmpl w:val="467098C4"/>
+    <w:lvl w:ilvl="0">
+      <w:start w:val="1"/>
+      <w:numFmt w:val="bullet"/>
+      <w:lvlText w:val=""/>
+      <w:lvlJc w:val="left"/>
+      <w:pPr>
+        <w:tabs>
+          <w:tab w:val="num" w:pos="720"/>
+        </w:tabs>
+        <w:ind w:left="720" w:hanging="360"/>
+      </w:pPr>
+      <w:rPr>
+        <w:rFonts w:ascii="Symbol" w:hAnsi="Symbol" w:hint="default"/>
+        <w:sz w:val="20"/>
+      </w:rPr>
+    </w:lvl>
+    <w:lvl w:ilvl="1" w:tentative="1">
+      <w:start w:val="1"/>
+      <w:numFmt w:val="bullet"/>
+      <w:lvlText w:val="o"/>
+      <w:lvlJc w:val="left"/>
+      <w:pPr>
+        <w:tabs>
+          <w:tab w:val="num" w:pos="1440"/>
+        </w:tabs>
+        <w:ind w:left="1440" w:hanging="360"/>
+      </w:pPr>
+      <w:rPr>
+        <w:rFonts w:ascii="Courier New" w:hAnsi="Courier New" w:hint="default"/>
+        <w:sz w:val="20"/>
+      </w:rPr>
+    </w:lvl>
+    <w:lvl w:ilvl="2" w:tentative="1">
+      <w:start w:val="1"/>
+      <w:numFmt w:val="bullet"/>
+      <w:lvlText w:val=""/>
+      <w:lvlJc w:val="left"/>
+      <w:pPr>
+        <w:tabs>
+          <w:tab w:val="num" w:pos="2160"/>
+        </w:tabs>
+        <w:ind w:left="2160" w:hanging="360"/>
+      </w:pPr>
+      <w:rPr>
+        <w:rFonts w:ascii="Wingdings" w:hAnsi="Wingdings" w:hint="default"/>
+        <w:sz w:val="20"/>
+      </w:rPr>
+    </w:lvl>
+    <w:lvl w:ilvl="3" w:tentative="1">
+      <w:start w:val="1"/>
+      <w:numFmt w:val="bullet"/>
+      <w:lvlText w:val=""/>
+      <w:lvlJc w:val="left"/>
+      <w:pPr>
+        <w:tabs>
+          <w:tab w:val="num" w:pos="2880"/>
+        </w:tabs>
+        <w:ind w:left="2880" w:hanging="360"/>
+      </w:pPr>
+      <w:rPr>
+        <w:rFonts w:ascii="Wingdings" w:hAnsi="Wingdings" w:hint="default"/>
+        <w:sz w:val="20"/>
+      </w:rPr>
+    </w:lvl>
+    <w:lvl w:ilvl="4" w:tentative="1">
+      <w:start w:val="1"/>
+      <w:numFmt w:val="bullet"/>
+      <w:lvlText w:val=""/>
+      <w:lvlJc w:val="left"/>
+      <w:pPr>
+        <w:tabs>
+          <w:tab w:val="num" w:pos="3600"/>
+        </w:tabs>
+        <w:ind w:left="3600" w:hanging="360"/>
+      </w:pPr>
+      <w:rPr>
+        <w:rFonts w:ascii="Wingdings" w:hAnsi="Wingdings" w:hint="default"/>
+        <w:sz w:val="20"/>
+      </w:rPr>
+    </w:lvl>
+    <w:lvl w:ilvl="5" w:tentative="1">
+      <w:start w:val="1"/>
+      <w:numFmt w:val="bullet"/>
+      <w:lvlText w:val=""/>
+      <w:lvlJc w:val="left"/>
+      <w:pPr>
+        <w:tabs>
+          <w:tab w:val="num" w:pos="4320"/>
+        </w:tabs>
+        <w:ind w:left="4320" w:hanging="360"/>
+      </w:pPr>
+      <w:rPr>
+        <w:rFonts w:ascii="Wingdings" w:hAnsi="Wingdings" w:hint="default"/>
+        <w:sz w:val="20"/>
+      </w:rPr>
+    </w:lvl>
+    <w:lvl w:ilvl="6" w:tentative="1">
+      <w:start w:val="1"/>
+      <w:numFmt w:val="bullet"/>
+      <w:lvlText w:val=""/>
+      <w:lvlJc w:val="left"/>
+      <w:pPr>
+        <w:tabs>
+          <w:tab w:val="num" w:pos="5040"/>
+        </w:tabs>
+        <w:ind w:left="5040" w:hanging="360"/>
+      </w:pPr>
+      <w:rPr>
+        <w:rFonts w:ascii="Wingdings" w:hAnsi="Wingdings" w:hint="default"/>
+        <w:sz w:val="20"/>
+      </w:rPr>
+    </w:lvl>
+    <w:lvl w:ilvl="7" w:tentative="1">
+      <w:start w:val="1"/>
+      <w:numFmt w:val="bullet"/>
+      <w:lvlText w:val=""/>
+      <w:lvlJc w:val="left"/>
+      <w:pPr>
+        <w:tabs>
+          <w:tab w:val="num" w:pos="5760"/>
+        </w:tabs>
+        <w:ind w:left="5760" w:hanging="360"/>
+      </w:pPr>
+      <w:rPr>
+        <w:rFonts w:ascii="Wingdings" w:hAnsi="Wingdings" w:hint="default"/>
+        <w:sz w:val="20"/>
+      </w:rPr>
+    </w:lvl>
+    <w:lvl w:ilvl="8" w:tentative="1">
+      <w:start w:val="1"/>
+      <w:numFmt w:val="bullet"/>
+      <w:lvlText w:val=""/>
+      <w:lvlJc w:val="left"/>
+      <w:pPr>
+        <w:tabs>
+          <w:tab w:val="num" w:pos="6480"/>
+        </w:tabs>
+        <w:ind w:left="6480" w:hanging="360"/>
+      </w:pPr>
+      <w:rPr>
+        <w:rFonts w:ascii="Wingdings" w:hAnsi="Wingdings" w:hint="default"/>
+        <w:sz w:val="20"/>
+      </w:rPr>
+    </w:lvl>
+  </w:abstractNum>
+  <w:abstractNum w:abstractNumId="44" w15:restartNumberingAfterBreak="0">
+    <w:nsid w:val="7CBC7A91"/>
+    <w:multiLevelType w:val="multilevel"/>
+    <w:tmpl w:val="DE2A6D26"/>
+    <w:lvl w:ilvl="0">
+      <w:start w:val="1"/>
+      <w:numFmt w:val="bullet"/>
+      <w:lvlText w:val=""/>
+      <w:lvlJc w:val="left"/>
+      <w:pPr>
+        <w:tabs>
+          <w:tab w:val="num" w:pos="720"/>
+        </w:tabs>
+        <w:ind w:left="720" w:hanging="360"/>
+      </w:pPr>
+      <w:rPr>
+        <w:rFonts w:ascii="Symbol" w:hAnsi="Symbol" w:hint="default"/>
+        <w:sz w:val="20"/>
+      </w:rPr>
+    </w:lvl>
+    <w:lvl w:ilvl="1" w:tentative="1">
+      <w:start w:val="1"/>
+      <w:numFmt w:val="bullet"/>
+      <w:lvlText w:val="o"/>
+      <w:lvlJc w:val="left"/>
+      <w:pPr>
+        <w:tabs>
+          <w:tab w:val="num" w:pos="1440"/>
+        </w:tabs>
+        <w:ind w:left="1440" w:hanging="360"/>
+      </w:pPr>
+      <w:rPr>
+        <w:rFonts w:ascii="Courier New" w:hAnsi="Courier New" w:hint="default"/>
+        <w:sz w:val="20"/>
+      </w:rPr>
+    </w:lvl>
+    <w:lvl w:ilvl="2" w:tentative="1">
+      <w:start w:val="1"/>
+      <w:numFmt w:val="bullet"/>
+      <w:lvlText w:val=""/>
+      <w:lvlJc w:val="left"/>
+      <w:pPr>
+        <w:tabs>
+          <w:tab w:val="num" w:pos="2160"/>
+        </w:tabs>
+        <w:ind w:left="2160" w:hanging="360"/>
+      </w:pPr>
+      <w:rPr>
+        <w:rFonts w:ascii="Wingdings" w:hAnsi="Wingdings" w:hint="default"/>
+        <w:sz w:val="20"/>
+      </w:rPr>
+    </w:lvl>
+    <w:lvl w:ilvl="3" w:tentative="1">
+      <w:start w:val="1"/>
+      <w:numFmt w:val="bullet"/>
+      <w:lvlText w:val=""/>
+      <w:lvlJc w:val="left"/>
+      <w:pPr>
+        <w:tabs>
+          <w:tab w:val="num" w:pos="2880"/>
+        </w:tabs>
+        <w:ind w:left="2880" w:hanging="360"/>
+      </w:pPr>
+      <w:rPr>
+        <w:rFonts w:ascii="Wingdings" w:hAnsi="Wingdings" w:hint="default"/>
+        <w:sz w:val="20"/>
+      </w:rPr>
+    </w:lvl>
+    <w:lvl w:ilvl="4" w:tentative="1">
+      <w:start w:val="1"/>
+      <w:numFmt w:val="bullet"/>
+      <w:lvlText w:val=""/>
+      <w:lvlJc w:val="left"/>
+      <w:pPr>
+        <w:tabs>
+          <w:tab w:val="num" w:pos="3600"/>
+        </w:tabs>
+        <w:ind w:left="3600" w:hanging="360"/>
+      </w:pPr>
+      <w:rPr>
+        <w:rFonts w:ascii="Wingdings" w:hAnsi="Wingdings" w:hint="default"/>
+        <w:sz w:val="20"/>
+      </w:rPr>
+    </w:lvl>
+    <w:lvl w:ilvl="5" w:tentative="1">
+      <w:start w:val="1"/>
+      <w:numFmt w:val="bullet"/>
+      <w:lvlText w:val=""/>
+      <w:lvlJc w:val="left"/>
+      <w:pPr>
+        <w:tabs>
+          <w:tab w:val="num" w:pos="4320"/>
+        </w:tabs>
+        <w:ind w:left="4320" w:hanging="360"/>
+      </w:pPr>
+      <w:rPr>
+        <w:rFonts w:ascii="Wingdings" w:hAnsi="Wingdings" w:hint="default"/>
+        <w:sz w:val="20"/>
+      </w:rPr>
+    </w:lvl>
+    <w:lvl w:ilvl="6" w:tentative="1">
+      <w:start w:val="1"/>
+      <w:numFmt w:val="bullet"/>
+      <w:lvlText w:val=""/>
+      <w:lvlJc w:val="left"/>
+      <w:pPr>
+        <w:tabs>
+          <w:tab w:val="num" w:pos="5040"/>
+        </w:tabs>
+        <w:ind w:left="5040" w:hanging="360"/>
+      </w:pPr>
+      <w:rPr>
+        <w:rFonts w:ascii="Wingdings" w:hAnsi="Wingdings" w:hint="default"/>
+        <w:sz w:val="20"/>
+      </w:rPr>
+    </w:lvl>
+    <w:lvl w:ilvl="7" w:tentative="1">
+      <w:start w:val="1"/>
+      <w:numFmt w:val="bullet"/>
+      <w:lvlText w:val=""/>
+      <w:lvlJc w:val="left"/>
+      <w:pPr>
+        <w:tabs>
+          <w:tab w:val="num" w:pos="5760"/>
+        </w:tabs>
+        <w:ind w:left="5760" w:hanging="360"/>
+      </w:pPr>
+      <w:rPr>
+        <w:rFonts w:ascii="Wingdings" w:hAnsi="Wingdings" w:hint="default"/>
+        <w:sz w:val="20"/>
+      </w:rPr>
+    </w:lvl>
+    <w:lvl w:ilvl="8" w:tentative="1">
+      <w:start w:val="1"/>
+      <w:numFmt w:val="bullet"/>
+      <w:lvlText w:val=""/>
+      <w:lvlJc w:val="left"/>
+      <w:pPr>
+        <w:tabs>
+          <w:tab w:val="num" w:pos="6480"/>
+        </w:tabs>
+        <w:ind w:left="6480" w:hanging="360"/>
+      </w:pPr>
+      <w:rPr>
+        <w:rFonts w:ascii="Wingdings" w:hAnsi="Wingdings" w:hint="default"/>
+        <w:sz w:val="20"/>
+      </w:rPr>
+    </w:lvl>
+  </w:abstractNum>
   <w:num w:numId="1" w16cid:durableId="1604991674">
-    <w:abstractNumId w:val="23"/>
+    <w:abstractNumId w:val="30"/>
   </w:num>
   <w:num w:numId="2" w16cid:durableId="507519536">
     <w:abstractNumId w:val="5"/>
   </w:num>
   <w:num w:numId="3" w16cid:durableId="1086075151">
-    <w:abstractNumId w:val="30"/>
+    <w:abstractNumId w:val="37"/>
   </w:num>
   <w:num w:numId="4" w16cid:durableId="81069683">
     <w:abstractNumId w:val="8"/>
@@ -12494,34 +21187,34 @@
     <w:abstractNumId w:val="9"/>
   </w:num>
   <w:num w:numId="6" w16cid:durableId="435953743">
-    <w:abstractNumId w:val="15"/>
+    <w:abstractNumId w:val="17"/>
   </w:num>
   <w:num w:numId="7" w16cid:durableId="601955355">
-    <w:abstractNumId w:val="12"/>
+    <w:abstractNumId w:val="14"/>
   </w:num>
   <w:num w:numId="8" w16cid:durableId="649363075">
+    <w:abstractNumId w:val="38"/>
+  </w:num>
+  <w:num w:numId="9" w16cid:durableId="1748110481">
+    <w:abstractNumId w:val="18"/>
+  </w:num>
+  <w:num w:numId="10" w16cid:durableId="83041439">
+    <w:abstractNumId w:val="22"/>
+  </w:num>
+  <w:num w:numId="11" w16cid:durableId="789781390">
+    <w:abstractNumId w:val="13"/>
+  </w:num>
+  <w:num w:numId="12" w16cid:durableId="168374201">
     <w:abstractNumId w:val="31"/>
   </w:num>
-  <w:num w:numId="9" w16cid:durableId="1748110481">
-    <w:abstractNumId w:val="16"/>
-  </w:num>
-  <w:num w:numId="10" w16cid:durableId="83041439">
-    <w:abstractNumId w:val="19"/>
-  </w:num>
-  <w:num w:numId="11" w16cid:durableId="789781390">
-    <w:abstractNumId w:val="11"/>
-  </w:num>
-  <w:num w:numId="12" w16cid:durableId="168374201">
-    <w:abstractNumId w:val="24"/>
-  </w:num>
   <w:num w:numId="13" w16cid:durableId="1003507365">
-    <w:abstractNumId w:val="34"/>
+    <w:abstractNumId w:val="41"/>
   </w:num>
   <w:num w:numId="14" w16cid:durableId="665208124">
-    <w:abstractNumId w:val="25"/>
+    <w:abstractNumId w:val="32"/>
   </w:num>
   <w:num w:numId="15" w16cid:durableId="1684624660">
-    <w:abstractNumId w:val="33"/>
+    <w:abstractNumId w:val="40"/>
   </w:num>
   <w:num w:numId="16" w16cid:durableId="729957049">
     <w:abstractNumId w:val="0"/>
@@ -12530,16 +21223,16 @@
     <w:abstractNumId w:val="6"/>
   </w:num>
   <w:num w:numId="18" w16cid:durableId="1365211479">
+    <w:abstractNumId w:val="24"/>
+  </w:num>
+  <w:num w:numId="19" w16cid:durableId="1608736773">
     <w:abstractNumId w:val="21"/>
   </w:num>
-  <w:num w:numId="19" w16cid:durableId="1608736773">
-    <w:abstractNumId w:val="18"/>
-  </w:num>
   <w:num w:numId="20" w16cid:durableId="1141924071">
-    <w:abstractNumId w:val="29"/>
+    <w:abstractNumId w:val="36"/>
   </w:num>
   <w:num w:numId="21" w16cid:durableId="2013947750">
-    <w:abstractNumId w:val="22"/>
+    <w:abstractNumId w:val="28"/>
   </w:num>
   <w:num w:numId="22" w16cid:durableId="388237248">
     <w:abstractNumId w:val="3"/>
@@ -12551,37 +21244,67 @@
     <w:abstractNumId w:val="1"/>
   </w:num>
   <w:num w:numId="25" w16cid:durableId="262106447">
-    <w:abstractNumId w:val="17"/>
+    <w:abstractNumId w:val="20"/>
   </w:num>
   <w:num w:numId="26" w16cid:durableId="1410425386">
-    <w:abstractNumId w:val="20"/>
+    <w:abstractNumId w:val="23"/>
   </w:num>
   <w:num w:numId="27" w16cid:durableId="1798404612">
     <w:abstractNumId w:val="7"/>
   </w:num>
   <w:num w:numId="28" w16cid:durableId="256525655">
-    <w:abstractNumId w:val="13"/>
+    <w:abstractNumId w:val="15"/>
   </w:num>
   <w:num w:numId="29" w16cid:durableId="1714696336">
-    <w:abstractNumId w:val="27"/>
+    <w:abstractNumId w:val="34"/>
   </w:num>
   <w:num w:numId="30" w16cid:durableId="2050373467">
-    <w:abstractNumId w:val="14"/>
+    <w:abstractNumId w:val="16"/>
   </w:num>
   <w:num w:numId="31" w16cid:durableId="1687828968">
-    <w:abstractNumId w:val="28"/>
+    <w:abstractNumId w:val="35"/>
   </w:num>
   <w:num w:numId="32" w16cid:durableId="1969970034">
     <w:abstractNumId w:val="10"/>
   </w:num>
   <w:num w:numId="33" w16cid:durableId="1551186717">
-    <w:abstractNumId w:val="26"/>
+    <w:abstractNumId w:val="33"/>
   </w:num>
   <w:num w:numId="34" w16cid:durableId="326636298">
-    <w:abstractNumId w:val="32"/>
+    <w:abstractNumId w:val="39"/>
   </w:num>
   <w:num w:numId="35" w16cid:durableId="1704018468">
     <w:abstractNumId w:val="4"/>
+  </w:num>
+  <w:num w:numId="36" w16cid:durableId="751005289">
+    <w:abstractNumId w:val="12"/>
+  </w:num>
+  <w:num w:numId="37" w16cid:durableId="1909343068">
+    <w:abstractNumId w:val="44"/>
+  </w:num>
+  <w:num w:numId="38" w16cid:durableId="1910991446">
+    <w:abstractNumId w:val="29"/>
+  </w:num>
+  <w:num w:numId="39" w16cid:durableId="628046380">
+    <w:abstractNumId w:val="26"/>
+  </w:num>
+  <w:num w:numId="40" w16cid:durableId="684596177">
+    <w:abstractNumId w:val="42"/>
+  </w:num>
+  <w:num w:numId="41" w16cid:durableId="2120640952">
+    <w:abstractNumId w:val="11"/>
+  </w:num>
+  <w:num w:numId="42" w16cid:durableId="629634108">
+    <w:abstractNumId w:val="25"/>
+  </w:num>
+  <w:num w:numId="43" w16cid:durableId="821044176">
+    <w:abstractNumId w:val="19"/>
+  </w:num>
+  <w:num w:numId="44" w16cid:durableId="1722554813">
+    <w:abstractNumId w:val="27"/>
+  </w:num>
+  <w:num w:numId="45" w16cid:durableId="373505776">
+    <w:abstractNumId w:val="43"/>
   </w:num>
   <w:numIdMacAtCleanup w:val="14"/>
 </w:numbering>

--- a/Báo Cáo BTL.docx
+++ b/Báo Cáo BTL.docx
@@ -24,7 +24,7 @@
           <w:szCs w:val="28"/>
         </w:rPr>
         <w:drawing>
-          <wp:anchor distT="0" distB="0" distL="114300" distR="114300" simplePos="0" relativeHeight="251659264" behindDoc="1" locked="0" layoutInCell="1" allowOverlap="1" wp14:anchorId="2E632682" wp14:editId="0D729E38">
+          <wp:anchor distT="0" distB="0" distL="114300" distR="114300" simplePos="0" relativeHeight="251659264" behindDoc="1" locked="0" layoutInCell="1" allowOverlap="1" wp14:anchorId="2E632682" wp14:editId="6F4E536C">
             <wp:simplePos x="0" y="0"/>
             <wp:positionH relativeFrom="page">
               <wp:posOffset>1107621</wp:posOffset>
@@ -64,7 +64,7 @@
                   <pic:spPr>
                     <a:xfrm>
                       <a:off x="0" y="0"/>
-                      <a:ext cx="5923614" cy="9487447"/>
+                      <a:ext cx="5912114" cy="9469029"/>
                     </a:xfrm>
                     <a:prstGeom prst="rect">
                       <a:avLst/>
@@ -503,7 +503,7 @@
                 <w:sz w:val="28"/>
                 <w:szCs w:val="28"/>
               </w:rPr>
-              <w:t>Lê Thị Hường</w:t>
+              <w:t>Trần Thị Phương Thanh</w:t>
             </w:r>
           </w:p>
         </w:tc>
@@ -1048,71 +1048,6 @@
                 <w:szCs w:val="28"/>
               </w:rPr>
             </w:pPr>
-            <w:r>
-              <w:rPr>
-                <w:rFonts w:ascii="Times New Roman" w:hAnsi="Times New Roman" w:cs="Times New Roman"/>
-                <w:sz w:val="28"/>
-                <w:szCs w:val="28"/>
-              </w:rPr>
-              <w:t>- Dashboard (Tổng quan hệ thống)</w:t>
-            </w:r>
-          </w:p>
-          <w:p>
-            <w:pPr>
-              <w:spacing w:line="276" w:lineRule="auto"/>
-              <w:jc w:val="both"/>
-              <w:rPr>
-                <w:rFonts w:ascii="Times New Roman" w:hAnsi="Times New Roman" w:cs="Times New Roman"/>
-                <w:sz w:val="28"/>
-                <w:szCs w:val="28"/>
-              </w:rPr>
-            </w:pPr>
-            <w:r>
-              <w:rPr>
-                <w:rFonts w:ascii="Times New Roman" w:hAnsi="Times New Roman" w:cs="Times New Roman"/>
-                <w:sz w:val="28"/>
-                <w:szCs w:val="28"/>
-              </w:rPr>
-              <w:t>- Quản lý Bệnh nhân</w:t>
-            </w:r>
-          </w:p>
-          <w:p>
-            <w:pPr>
-              <w:spacing w:line="276" w:lineRule="auto"/>
-              <w:jc w:val="both"/>
-              <w:rPr>
-                <w:rFonts w:ascii="Times New Roman" w:hAnsi="Times New Roman" w:cs="Times New Roman"/>
-                <w:sz w:val="28"/>
-                <w:szCs w:val="28"/>
-              </w:rPr>
-            </w:pPr>
-            <w:r>
-              <w:rPr>
-                <w:rFonts w:ascii="Times New Roman" w:hAnsi="Times New Roman" w:cs="Times New Roman"/>
-                <w:sz w:val="28"/>
-                <w:szCs w:val="28"/>
-              </w:rPr>
-              <w:t>- Quản lý Khám chữa bệnh (bệnh án, chẩn đoán, điều trị)</w:t>
-            </w:r>
-          </w:p>
-          <w:p>
-            <w:pPr>
-              <w:spacing w:line="276" w:lineRule="auto"/>
-              <w:jc w:val="both"/>
-              <w:rPr>
-                <w:rFonts w:ascii="Times New Roman" w:hAnsi="Times New Roman" w:cs="Times New Roman"/>
-                <w:sz w:val="28"/>
-                <w:szCs w:val="28"/>
-              </w:rPr>
-            </w:pPr>
-            <w:r>
-              <w:rPr>
-                <w:rFonts w:ascii="Times New Roman" w:hAnsi="Times New Roman" w:cs="Times New Roman"/>
-                <w:sz w:val="28"/>
-                <w:szCs w:val="28"/>
-              </w:rPr>
-              <w:t>- Phân quyền và kiểm soát truy cập hệ thống</w:t>
-            </w:r>
           </w:p>
         </w:tc>
         <w:tc>
@@ -1128,14 +1063,6 @@
                 <w:szCs w:val="28"/>
               </w:rPr>
             </w:pPr>
-            <w:r>
-              <w:rPr>
-                <w:rFonts w:ascii="Times New Roman" w:hAnsi="Times New Roman" w:cs="Times New Roman"/>
-                <w:sz w:val="28"/>
-                <w:szCs w:val="28"/>
-              </w:rPr>
-              <w:t>Chịu trách nhiệm nội dung cốt lõi, kiến trúc chức năng và chất lượng tổng thể đồ án</w:t>
-            </w:r>
           </w:p>
         </w:tc>
       </w:tr>
@@ -1206,52 +1133,6 @@
                 <w:szCs w:val="28"/>
               </w:rPr>
             </w:pPr>
-            <w:r>
-              <w:rPr>
-                <w:rFonts w:ascii="Times New Roman" w:hAnsi="Times New Roman" w:cs="Times New Roman"/>
-                <w:sz w:val="28"/>
-                <w:szCs w:val="28"/>
-              </w:rPr>
-              <w:t>- Quản lý Lịch hẹn khám</w:t>
-            </w:r>
-          </w:p>
-          <w:p>
-            <w:pPr>
-              <w:spacing w:line="276" w:lineRule="auto"/>
-              <w:jc w:val="both"/>
-              <w:rPr>
-                <w:rFonts w:ascii="Times New Roman" w:hAnsi="Times New Roman" w:cs="Times New Roman"/>
-                <w:sz w:val="28"/>
-                <w:szCs w:val="28"/>
-              </w:rPr>
-            </w:pPr>
-            <w:r>
-              <w:rPr>
-                <w:rFonts w:ascii="Times New Roman" w:hAnsi="Times New Roman" w:cs="Times New Roman"/>
-                <w:sz w:val="28"/>
-                <w:szCs w:val="28"/>
-              </w:rPr>
-              <w:t>- Quản lý Bác sĩ</w:t>
-            </w:r>
-          </w:p>
-          <w:p>
-            <w:pPr>
-              <w:spacing w:line="276" w:lineRule="auto"/>
-              <w:jc w:val="both"/>
-              <w:rPr>
-                <w:rFonts w:ascii="Times New Roman" w:hAnsi="Times New Roman" w:cs="Times New Roman"/>
-                <w:sz w:val="28"/>
-                <w:szCs w:val="28"/>
-              </w:rPr>
-            </w:pPr>
-            <w:r>
-              <w:rPr>
-                <w:rFonts w:ascii="Times New Roman" w:hAnsi="Times New Roman" w:cs="Times New Roman"/>
-                <w:sz w:val="28"/>
-                <w:szCs w:val="28"/>
-              </w:rPr>
-              <w:t>- Quản lý Dịch vụ khám chữa bệnh</w:t>
-            </w:r>
           </w:p>
         </w:tc>
         <w:tc>
@@ -1267,14 +1148,6 @@
                 <w:szCs w:val="28"/>
               </w:rPr>
             </w:pPr>
-            <w:r>
-              <w:rPr>
-                <w:rFonts w:ascii="Times New Roman" w:hAnsi="Times New Roman" w:cs="Times New Roman"/>
-                <w:sz w:val="28"/>
-                <w:szCs w:val="28"/>
-              </w:rPr>
-              <w:t>Phụ trách nhóm chức năng nghiệp vụ hỗ trợ khám và điều phối</w:t>
-            </w:r>
           </w:p>
         </w:tc>
       </w:tr>
@@ -1288,19 +1161,20 @@
             <w:pPr>
               <w:jc w:val="center"/>
               <w:rPr>
-                <w:rFonts w:ascii="Times New Roman" w:hAnsi="Times New Roman" w:cs="Times New Roman"/>
-                <w:sz w:val="28"/>
-                <w:szCs w:val="28"/>
-              </w:rPr>
-            </w:pPr>
-            <w:r>
-              <w:rPr>
                 <w:rStyle w:val="Strong"/>
                 <w:rFonts w:ascii="Times New Roman" w:hAnsi="Times New Roman" w:cs="Times New Roman"/>
                 <w:sz w:val="28"/>
                 <w:szCs w:val="28"/>
               </w:rPr>
-              <w:t>Nguyễn Đức Thành</w:t>
+            </w:pPr>
+            <w:r>
+              <w:rPr>
+                <w:rStyle w:val="Strong"/>
+                <w:rFonts w:ascii="Times New Roman" w:hAnsi="Times New Roman" w:cs="Times New Roman"/>
+                <w:sz w:val="28"/>
+                <w:szCs w:val="28"/>
+              </w:rPr>
+              <w:t>Phan Anh Đức</w:t>
             </w:r>
           </w:p>
         </w:tc>
@@ -1343,52 +1217,6 @@
                 <w:szCs w:val="28"/>
               </w:rPr>
             </w:pPr>
-            <w:r>
-              <w:rPr>
-                <w:rFonts w:ascii="Times New Roman" w:hAnsi="Times New Roman" w:cs="Times New Roman"/>
-                <w:sz w:val="28"/>
-                <w:szCs w:val="28"/>
-              </w:rPr>
-              <w:t>- Quản lý Thuốc</w:t>
-            </w:r>
-          </w:p>
-          <w:p>
-            <w:pPr>
-              <w:spacing w:line="276" w:lineRule="auto"/>
-              <w:jc w:val="both"/>
-              <w:rPr>
-                <w:rFonts w:ascii="Times New Roman" w:hAnsi="Times New Roman" w:cs="Times New Roman"/>
-                <w:sz w:val="28"/>
-                <w:szCs w:val="28"/>
-              </w:rPr>
-            </w:pPr>
-            <w:r>
-              <w:rPr>
-                <w:rFonts w:ascii="Times New Roman" w:hAnsi="Times New Roman" w:cs="Times New Roman"/>
-                <w:sz w:val="28"/>
-                <w:szCs w:val="28"/>
-              </w:rPr>
-              <w:t>- Quản lý Hóa đơn, thanh toán</w:t>
-            </w:r>
-          </w:p>
-          <w:p>
-            <w:pPr>
-              <w:spacing w:line="276" w:lineRule="auto"/>
-              <w:jc w:val="both"/>
-              <w:rPr>
-                <w:rFonts w:ascii="Times New Roman" w:hAnsi="Times New Roman" w:cs="Times New Roman"/>
-                <w:sz w:val="28"/>
-                <w:szCs w:val="28"/>
-              </w:rPr>
-            </w:pPr>
-            <w:r>
-              <w:rPr>
-                <w:rFonts w:ascii="Times New Roman" w:hAnsi="Times New Roman" w:cs="Times New Roman"/>
-                <w:sz w:val="28"/>
-                <w:szCs w:val="28"/>
-              </w:rPr>
-              <w:t>- Quản lý Nhân viên</w:t>
-            </w:r>
           </w:p>
         </w:tc>
         <w:tc>
@@ -1404,308 +1232,6 @@
                 <w:szCs w:val="28"/>
               </w:rPr>
             </w:pPr>
-            <w:r>
-              <w:rPr>
-                <w:rFonts w:ascii="Times New Roman" w:hAnsi="Times New Roman" w:cs="Times New Roman"/>
-                <w:sz w:val="28"/>
-                <w:szCs w:val="28"/>
-              </w:rPr>
-              <w:t>Phụ trách nhóm chức năng tài chính và nhân sự</w:t>
-            </w:r>
-          </w:p>
-        </w:tc>
-      </w:tr>
-      <w:tr>
-        <w:tc>
-          <w:tcPr>
-            <w:tcW w:w="2265" w:type="dxa"/>
-            <w:vAlign w:val="center"/>
-          </w:tcPr>
-          <w:p>
-            <w:pPr>
-              <w:jc w:val="center"/>
-              <w:rPr>
-                <w:rFonts w:ascii="Times New Roman" w:hAnsi="Times New Roman" w:cs="Times New Roman"/>
-                <w:sz w:val="28"/>
-                <w:szCs w:val="28"/>
-              </w:rPr>
-            </w:pPr>
-            <w:r>
-              <w:rPr>
-                <w:rStyle w:val="Strong"/>
-                <w:rFonts w:ascii="Times New Roman" w:hAnsi="Times New Roman" w:cs="Times New Roman"/>
-                <w:sz w:val="28"/>
-                <w:szCs w:val="28"/>
-              </w:rPr>
-              <w:t>Nguyễn Đình Chiến</w:t>
-            </w:r>
-          </w:p>
-        </w:tc>
-        <w:tc>
-          <w:tcPr>
-            <w:tcW w:w="1274" w:type="dxa"/>
-            <w:vAlign w:val="center"/>
-          </w:tcPr>
-          <w:p>
-            <w:pPr>
-              <w:jc w:val="center"/>
-              <w:rPr>
-                <w:rFonts w:ascii="Times New Roman" w:hAnsi="Times New Roman" w:cs="Times New Roman"/>
-                <w:sz w:val="28"/>
-                <w:szCs w:val="28"/>
-              </w:rPr>
-            </w:pPr>
-            <w:r>
-              <w:rPr>
-                <w:rFonts w:ascii="Times New Roman" w:hAnsi="Times New Roman" w:cs="Times New Roman"/>
-                <w:sz w:val="28"/>
-                <w:szCs w:val="28"/>
-              </w:rPr>
-              <w:t>Thành viên</w:t>
-            </w:r>
-          </w:p>
-        </w:tc>
-        <w:tc>
-          <w:tcPr>
-            <w:tcW w:w="3877" w:type="dxa"/>
-            <w:vAlign w:val="center"/>
-          </w:tcPr>
-          <w:p>
-            <w:pPr>
-              <w:spacing w:line="276" w:lineRule="auto"/>
-              <w:jc w:val="both"/>
-              <w:rPr>
-                <w:rFonts w:ascii="Times New Roman" w:hAnsi="Times New Roman" w:cs="Times New Roman"/>
-                <w:sz w:val="28"/>
-                <w:szCs w:val="28"/>
-              </w:rPr>
-            </w:pPr>
-            <w:r>
-              <w:rPr>
-                <w:rFonts w:ascii="Times New Roman" w:hAnsi="Times New Roman" w:cs="Times New Roman"/>
-                <w:sz w:val="28"/>
-                <w:szCs w:val="28"/>
-              </w:rPr>
-              <w:t xml:space="preserve">- Quản lý Tài khoản người dùng- Báo cáo </w:t>
-            </w:r>
-          </w:p>
-          <w:p>
-            <w:pPr>
-              <w:spacing w:line="276" w:lineRule="auto"/>
-              <w:jc w:val="both"/>
-              <w:rPr>
-                <w:rFonts w:ascii="Times New Roman" w:hAnsi="Times New Roman" w:cs="Times New Roman"/>
-                <w:sz w:val="28"/>
-                <w:szCs w:val="28"/>
-              </w:rPr>
-            </w:pPr>
-            <w:r>
-              <w:rPr>
-                <w:rFonts w:ascii="Times New Roman" w:hAnsi="Times New Roman" w:cs="Times New Roman"/>
-                <w:sz w:val="28"/>
-                <w:szCs w:val="28"/>
-              </w:rPr>
-              <w:t>– Thống kê hệ thống</w:t>
-            </w:r>
-          </w:p>
-          <w:p>
-            <w:pPr>
-              <w:spacing w:line="276" w:lineRule="auto"/>
-              <w:jc w:val="both"/>
-              <w:rPr>
-                <w:rFonts w:ascii="Times New Roman" w:hAnsi="Times New Roman" w:cs="Times New Roman"/>
-                <w:sz w:val="28"/>
-                <w:szCs w:val="28"/>
-              </w:rPr>
-            </w:pPr>
-            <w:r>
-              <w:rPr>
-                <w:rFonts w:ascii="Times New Roman" w:hAnsi="Times New Roman" w:cs="Times New Roman"/>
-                <w:sz w:val="28"/>
-                <w:szCs w:val="28"/>
-              </w:rPr>
-              <w:t>- Chức năng Đăng nhập / Đăng xuất</w:t>
-            </w:r>
-          </w:p>
-        </w:tc>
-        <w:tc>
-          <w:tcPr>
-            <w:tcW w:w="1645" w:type="dxa"/>
-            <w:vAlign w:val="center"/>
-          </w:tcPr>
-          <w:p>
-            <w:pPr>
-              <w:rPr>
-                <w:rFonts w:ascii="Times New Roman" w:hAnsi="Times New Roman" w:cs="Times New Roman"/>
-                <w:sz w:val="28"/>
-                <w:szCs w:val="28"/>
-              </w:rPr>
-            </w:pPr>
-            <w:r>
-              <w:rPr>
-                <w:rFonts w:ascii="Times New Roman" w:hAnsi="Times New Roman" w:cs="Times New Roman"/>
-                <w:sz w:val="28"/>
-                <w:szCs w:val="28"/>
-              </w:rPr>
-              <w:t>Phụ trách bảo mật truy cập và tổng hợp dữ liệu báo cáo</w:t>
-            </w:r>
-          </w:p>
-        </w:tc>
-      </w:tr>
-      <w:tr>
-        <w:tc>
-          <w:tcPr>
-            <w:tcW w:w="2265" w:type="dxa"/>
-            <w:vAlign w:val="center"/>
-          </w:tcPr>
-          <w:p>
-            <w:pPr>
-              <w:jc w:val="center"/>
-              <w:rPr>
-                <w:rStyle w:val="Strong"/>
-                <w:rFonts w:ascii="Times New Roman" w:hAnsi="Times New Roman" w:cs="Times New Roman"/>
-                <w:sz w:val="28"/>
-                <w:szCs w:val="28"/>
-              </w:rPr>
-            </w:pPr>
-            <w:r>
-              <w:rPr>
-                <w:rStyle w:val="Strong"/>
-                <w:rFonts w:ascii="Times New Roman" w:hAnsi="Times New Roman" w:cs="Times New Roman"/>
-                <w:sz w:val="28"/>
-                <w:szCs w:val="28"/>
-              </w:rPr>
-              <w:t>Phạm Hoàng Kỳ</w:t>
-            </w:r>
-          </w:p>
-        </w:tc>
-        <w:tc>
-          <w:tcPr>
-            <w:tcW w:w="1274" w:type="dxa"/>
-            <w:vAlign w:val="center"/>
-          </w:tcPr>
-          <w:p>
-            <w:pPr>
-              <w:jc w:val="center"/>
-              <w:rPr>
-                <w:rFonts w:ascii="Times New Roman" w:hAnsi="Times New Roman" w:cs="Times New Roman"/>
-                <w:sz w:val="28"/>
-                <w:szCs w:val="28"/>
-              </w:rPr>
-            </w:pPr>
-            <w:r>
-              <w:rPr>
-                <w:rFonts w:ascii="Times New Roman" w:hAnsi="Times New Roman" w:cs="Times New Roman"/>
-                <w:sz w:val="28"/>
-                <w:szCs w:val="28"/>
-              </w:rPr>
-              <w:t>Thành viên</w:t>
-            </w:r>
-          </w:p>
-        </w:tc>
-        <w:tc>
-          <w:tcPr>
-            <w:tcW w:w="3877" w:type="dxa"/>
-            <w:vAlign w:val="center"/>
-          </w:tcPr>
-          <w:p>
-            <w:pPr>
-              <w:spacing w:line="276" w:lineRule="auto"/>
-              <w:jc w:val="both"/>
-              <w:rPr>
-                <w:rFonts w:ascii="Times New Roman" w:hAnsi="Times New Roman" w:cs="Times New Roman"/>
-                <w:sz w:val="28"/>
-                <w:szCs w:val="28"/>
-              </w:rPr>
-            </w:pPr>
-            <w:r>
-              <w:rPr>
-                <w:rFonts w:ascii="Times New Roman" w:hAnsi="Times New Roman" w:cs="Times New Roman"/>
-                <w:sz w:val="28"/>
-                <w:szCs w:val="28"/>
-              </w:rPr>
-              <w:t>-Trang khách hàng (Website phòng khám)</w:t>
-            </w:r>
-          </w:p>
-          <w:p>
-            <w:pPr>
-              <w:spacing w:line="276" w:lineRule="auto"/>
-              <w:jc w:val="both"/>
-              <w:rPr>
-                <w:rFonts w:ascii="Times New Roman" w:hAnsi="Times New Roman" w:cs="Times New Roman"/>
-                <w:sz w:val="28"/>
-                <w:szCs w:val="28"/>
-              </w:rPr>
-            </w:pPr>
-            <w:r>
-              <w:rPr>
-                <w:rFonts w:ascii="Times New Roman" w:hAnsi="Times New Roman" w:cs="Times New Roman"/>
-                <w:sz w:val="28"/>
-                <w:szCs w:val="28"/>
-              </w:rPr>
-              <w:t>- Giao diện người dùng (UI/UX toàn hệ thống)</w:t>
-            </w:r>
-          </w:p>
-          <w:p>
-            <w:pPr>
-              <w:spacing w:line="276" w:lineRule="auto"/>
-              <w:jc w:val="both"/>
-              <w:rPr>
-                <w:rFonts w:ascii="Times New Roman" w:hAnsi="Times New Roman" w:cs="Times New Roman"/>
-                <w:sz w:val="28"/>
-                <w:szCs w:val="28"/>
-              </w:rPr>
-            </w:pPr>
-            <w:r>
-              <w:rPr>
-                <w:rFonts w:ascii="Times New Roman" w:hAnsi="Times New Roman" w:cs="Times New Roman"/>
-                <w:sz w:val="28"/>
-                <w:szCs w:val="28"/>
-              </w:rPr>
-              <w:t>- Kiểm thử hệ thống (test case, test report)</w:t>
-            </w:r>
-          </w:p>
-          <w:p>
-            <w:pPr>
-              <w:spacing w:line="276" w:lineRule="auto"/>
-              <w:jc w:val="both"/>
-              <w:rPr>
-                <w:rFonts w:ascii="Times New Roman" w:hAnsi="Times New Roman" w:cs="Times New Roman"/>
-                <w:sz w:val="28"/>
-                <w:szCs w:val="28"/>
-              </w:rPr>
-            </w:pPr>
-            <w:r>
-              <w:rPr>
-                <w:rFonts w:ascii="Times New Roman" w:hAnsi="Times New Roman" w:cs="Times New Roman"/>
-                <w:sz w:val="28"/>
-                <w:szCs w:val="28"/>
-              </w:rPr>
-              <w:t>- Hỗ trợ viết báo cáo chương 3 &amp; 4</w:t>
-            </w:r>
-          </w:p>
-        </w:tc>
-        <w:tc>
-          <w:tcPr>
-            <w:tcW w:w="1645" w:type="dxa"/>
-            <w:vAlign w:val="center"/>
-          </w:tcPr>
-          <w:p>
-            <w:pPr>
-              <w:rPr>
-                <w:rFonts w:ascii="Times New Roman" w:hAnsi="Times New Roman" w:cs="Times New Roman"/>
-                <w:sz w:val="28"/>
-                <w:szCs w:val="28"/>
-              </w:rPr>
-            </w:pPr>
-            <w:r>
-              <w:rPr>
-                <w:rFonts w:ascii="Times New Roman" w:hAnsi="Times New Roman" w:cs="Times New Roman"/>
-                <w:sz w:val="28"/>
-                <w:szCs w:val="28"/>
-              </w:rPr>
-              <w:t>Phụ trách frontend, trải nghiệm người dùng và đảm bảo chất lượng sản phẩm</w:t>
-            </w:r>
           </w:p>
         </w:tc>
       </w:tr>
@@ -1731,6 +1257,13 @@
     <w:bookmarkStart w:id="1" w:name="_Toc227244318" w:displacedByCustomXml="next"/>
     <w:sdt>
       <w:sdtPr>
+        <w:rPr>
+          <w:rFonts w:asciiTheme="minorHAnsi" w:eastAsiaTheme="minorHAnsi" w:hAnsiTheme="minorHAnsi" w:cstheme="minorBidi"/>
+          <w:b w:val="0"/>
+          <w:color w:val="auto"/>
+          <w:sz w:val="24"/>
+          <w:szCs w:val="24"/>
+        </w:rPr>
         <w:id w:val="-1341156689"/>
         <w:docPartObj>
           <w:docPartGallery w:val="Table of Contents"/>
@@ -1739,12 +1272,8 @@
       </w:sdtPr>
       <w:sdtEndPr>
         <w:rPr>
-          <w:rFonts w:asciiTheme="minorHAnsi" w:eastAsiaTheme="minorHAnsi" w:hAnsiTheme="minorHAnsi" w:cstheme="minorBidi"/>
           <w:bCs/>
           <w:noProof/>
-          <w:color w:val="auto"/>
-          <w:sz w:val="24"/>
-          <w:szCs w:val="24"/>
         </w:rPr>
       </w:sdtEndPr>
       <w:sdtContent>
@@ -8387,345 +7916,345 @@
     <w:p>
       <w:r>
         <w:pict w14:anchorId="003D2F15">
+          <v:rect id="_x0000_i1027" style="width:0;height:1.5pt" o:hrstd="t" o:hr="t" fillcolor="#a0a0a0" stroked="f"/>
+        </w:pict>
+      </w:r>
+    </w:p>
+    <w:p>
+      <w:r>
+        <w:t>3.7 Thiết kế dữ liệu phi không gian</w:t>
+      </w:r>
+    </w:p>
+    <w:p>
+      <w:r>
+        <w:t>3.7.1 Bảng thuộc tính giao thông</w:t>
+      </w:r>
+    </w:p>
+    <w:p>
+      <w:r>
+        <w:t xml:space="preserve">Tên đường </w:t>
+      </w:r>
+    </w:p>
+    <w:p>
+      <w:r>
+        <w:t xml:space="preserve">Loại đường </w:t>
+      </w:r>
+    </w:p>
+    <w:p>
+      <w:r>
+        <w:t xml:space="preserve">Chiều rộng </w:t>
+      </w:r>
+    </w:p>
+    <w:p>
+      <w:r>
+        <w:t xml:space="preserve">Tình trạng đường </w:t>
+      </w:r>
+    </w:p>
+    <w:p>
+      <w:r>
+        <w:t>3.7.2 Bảng thuộc tính dân cư</w:t>
+      </w:r>
+    </w:p>
+    <w:p>
+      <w:r>
+        <w:t xml:space="preserve">Dân số </w:t>
+      </w:r>
+    </w:p>
+    <w:p>
+      <w:r>
+        <w:t xml:space="preserve">Mật độ dân số </w:t>
+      </w:r>
+    </w:p>
+    <w:p>
+      <w:r>
+        <w:t xml:space="preserve">Số hộ dân </w:t>
+      </w:r>
+    </w:p>
+    <w:p>
+      <w:r>
+        <w:t>3.7.3 Bảng thuộc tính công trình xã hội</w:t>
+      </w:r>
+    </w:p>
+    <w:p>
+      <w:r>
+        <w:t xml:space="preserve">Tên công trình </w:t>
+      </w:r>
+    </w:p>
+    <w:p>
+      <w:r>
+        <w:t xml:space="preserve">Loại công trình </w:t>
+      </w:r>
+    </w:p>
+    <w:p>
+      <w:r>
+        <w:t xml:space="preserve">Trạng thái hoạt động </w:t>
+      </w:r>
+    </w:p>
+    <w:p>
+      <w:r>
+        <w:pict w14:anchorId="4643E450">
           <v:rect id="_x0000_i1028" style="width:0;height:1.5pt" o:hrstd="t" o:hr="t" fillcolor="#a0a0a0" stroked="f"/>
         </w:pict>
       </w:r>
     </w:p>
     <w:p>
       <w:r>
-        <w:t>3.7 Thiết kế dữ liệu phi không gian</w:t>
-      </w:r>
-    </w:p>
-    <w:p>
-      <w:r>
-        <w:t>3.7.1 Bảng thuộc tính giao thông</w:t>
-      </w:r>
-    </w:p>
-    <w:p>
-      <w:r>
-        <w:t xml:space="preserve">Tên đường </w:t>
-      </w:r>
-    </w:p>
-    <w:p>
-      <w:r>
-        <w:t xml:space="preserve">Loại đường </w:t>
-      </w:r>
-    </w:p>
-    <w:p>
-      <w:r>
-        <w:t xml:space="preserve">Chiều rộng </w:t>
-      </w:r>
-    </w:p>
-    <w:p>
-      <w:r>
-        <w:t xml:space="preserve">Tình trạng đường </w:t>
-      </w:r>
-    </w:p>
-    <w:p>
-      <w:r>
-        <w:t>3.7.2 Bảng thuộc tính dân cư</w:t>
-      </w:r>
-    </w:p>
-    <w:p>
-      <w:r>
-        <w:t xml:space="preserve">Dân số </w:t>
-      </w:r>
-    </w:p>
-    <w:p>
-      <w:r>
-        <w:t xml:space="preserve">Mật độ dân số </w:t>
-      </w:r>
-    </w:p>
-    <w:p>
-      <w:r>
-        <w:t xml:space="preserve">Số hộ dân </w:t>
-      </w:r>
-    </w:p>
-    <w:p>
-      <w:r>
-        <w:t>3.7.3 Bảng thuộc tính công trình xã hội</w:t>
-      </w:r>
-    </w:p>
-    <w:p>
-      <w:r>
-        <w:t xml:space="preserve">Tên công trình </w:t>
-      </w:r>
-    </w:p>
-    <w:p>
-      <w:r>
-        <w:t xml:space="preserve">Loại công trình </w:t>
-      </w:r>
-    </w:p>
-    <w:p>
-      <w:r>
-        <w:t xml:space="preserve">Trạng thái hoạt động </w:t>
-      </w:r>
-    </w:p>
-    <w:p>
-      <w:r>
-        <w:pict w14:anchorId="4643E450">
+        <w:t>CHƯƠNG IV. XÂY DỰNG VÀ ỨNG DỤNG HỆ THỐNG GIS</w:t>
+      </w:r>
+    </w:p>
+    <w:p>
+      <w:r>
+        <w:t>4.1 Xây dựng cơ sở dữ liệu GIS</w:t>
+      </w:r>
+    </w:p>
+    <w:p>
+      <w:r>
+        <w:t>4.1.1 Thu thập dữ liệu</w:t>
+      </w:r>
+    </w:p>
+    <w:p>
+      <w:r>
+        <w:t>4.1.2 Chuẩn hóa dữ liệu</w:t>
+      </w:r>
+    </w:p>
+    <w:p>
+      <w:r>
+        <w:t>4.1.3 Chuyển đổi hệ tọa độ</w:t>
+      </w:r>
+    </w:p>
+    <w:p>
+      <w:r>
+        <w:t>4.1.4 Số hóa dữ liệu</w:t>
+      </w:r>
+    </w:p>
+    <w:p>
+      <w:r>
+        <w:lastRenderedPageBreak/>
+        <w:t>4.1.5 Gắn thuộc tính dữ liệu</w:t>
+      </w:r>
+    </w:p>
+    <w:p>
+      <w:r>
+        <w:pict w14:anchorId="359AA6EF">
           <v:rect id="_x0000_i1029" style="width:0;height:1.5pt" o:hrstd="t" o:hr="t" fillcolor="#a0a0a0" stroked="f"/>
         </w:pict>
       </w:r>
     </w:p>
     <w:p>
       <w:r>
-        <w:t>CHƯƠNG IV. XÂY DỰNG VÀ ỨNG DỤNG HỆ THỐNG GIS</w:t>
-      </w:r>
-    </w:p>
-    <w:p>
-      <w:r>
-        <w:t>4.1 Xây dựng cơ sở dữ liệu GIS</w:t>
-      </w:r>
-    </w:p>
-    <w:p>
-      <w:r>
-        <w:t>4.1.1 Thu thập dữ liệu</w:t>
-      </w:r>
-    </w:p>
-    <w:p>
-      <w:r>
-        <w:t>4.1.2 Chuẩn hóa dữ liệu</w:t>
-      </w:r>
-    </w:p>
-    <w:p>
-      <w:r>
-        <w:t>4.1.3 Chuyển đổi hệ tọa độ</w:t>
-      </w:r>
-    </w:p>
-    <w:p>
-      <w:r>
-        <w:t>4.1.4 Số hóa dữ liệu</w:t>
-      </w:r>
-    </w:p>
-    <w:p>
-      <w:r>
-        <w:lastRenderedPageBreak/>
-        <w:t>4.1.5 Gắn thuộc tính dữ liệu</w:t>
-      </w:r>
-    </w:p>
-    <w:p>
-      <w:r>
-        <w:pict w14:anchorId="359AA6EF">
+        <w:t>4.2 Biên tập bản đồ</w:t>
+      </w:r>
+    </w:p>
+    <w:p>
+      <w:r>
+        <w:t>4.2.1 Bản đồ giao thông</w:t>
+      </w:r>
+    </w:p>
+    <w:p>
+      <w:r>
+        <w:t>4.2.2 Bản đồ dân cư</w:t>
+      </w:r>
+    </w:p>
+    <w:p>
+      <w:r>
+        <w:t>4.2.3 Bản đồ trường học</w:t>
+      </w:r>
+    </w:p>
+    <w:p>
+      <w:r>
+        <w:t>4.2.4 Bản đồ y tế</w:t>
+      </w:r>
+    </w:p>
+    <w:p>
+      <w:r>
+        <w:t>4.2.5 Bản đồ hành chính</w:t>
+      </w:r>
+    </w:p>
+    <w:p>
+      <w:r>
+        <w:t>4.2.6 Bản đồ tổng hợp</w:t>
+      </w:r>
+    </w:p>
+    <w:p>
+      <w:r>
+        <w:pict w14:anchorId="0902E6D6">
           <v:rect id="_x0000_i1030" style="width:0;height:1.5pt" o:hrstd="t" o:hr="t" fillcolor="#a0a0a0" stroked="f"/>
         </w:pict>
       </w:r>
     </w:p>
     <w:p>
       <w:r>
-        <w:t>4.2 Biên tập bản đồ</w:t>
-      </w:r>
-    </w:p>
-    <w:p>
-      <w:r>
-        <w:t>4.2.1 Bản đồ giao thông</w:t>
-      </w:r>
-    </w:p>
-    <w:p>
-      <w:r>
-        <w:t>4.2.2 Bản đồ dân cư</w:t>
-      </w:r>
-    </w:p>
-    <w:p>
-      <w:r>
-        <w:t>4.2.3 Bản đồ trường học</w:t>
-      </w:r>
-    </w:p>
-    <w:p>
-      <w:r>
-        <w:t>4.2.4 Bản đồ y tế</w:t>
-      </w:r>
-    </w:p>
-    <w:p>
-      <w:r>
-        <w:t>4.2.5 Bản đồ hành chính</w:t>
-      </w:r>
-    </w:p>
-    <w:p>
-      <w:r>
-        <w:t>4.2.6 Bản đồ tổng hợp</w:t>
-      </w:r>
-    </w:p>
-    <w:p>
-      <w:r>
-        <w:pict w14:anchorId="0902E6D6">
+        <w:t>4.3 Phân tích và truy vấn dữ liệu</w:t>
+      </w:r>
+    </w:p>
+    <w:p>
+      <w:r>
+        <w:t>4.3.1 Truy vấn tuyến đường</w:t>
+      </w:r>
+    </w:p>
+    <w:p>
+      <w:r>
+        <w:t>4.3.2 Truy vấn khu vực đông dân cư</w:t>
+      </w:r>
+    </w:p>
+    <w:p>
+      <w:r>
+        <w:t>4.3.3 Truy vấn công trình gần nhất</w:t>
+      </w:r>
+    </w:p>
+    <w:p>
+      <w:r>
+        <w:t>4.3.4 Phân tích vùng đệm giao thông</w:t>
+      </w:r>
+    </w:p>
+    <w:p>
+      <w:r>
+        <w:t>4.3.5 Phân tích mật độ dân cư</w:t>
+      </w:r>
+    </w:p>
+    <w:p>
+      <w:r>
+        <w:t>4.3.6 Phân tích phân bố công trình xã hội</w:t>
+      </w:r>
+    </w:p>
+    <w:p>
+      <w:r>
+        <w:pict w14:anchorId="4F5E4235">
           <v:rect id="_x0000_i1031" style="width:0;height:1.5pt" o:hrstd="t" o:hr="t" fillcolor="#a0a0a0" stroked="f"/>
         </w:pict>
       </w:r>
     </w:p>
     <w:p>
       <w:r>
-        <w:t>4.3 Phân tích và truy vấn dữ liệu</w:t>
-      </w:r>
-    </w:p>
-    <w:p>
-      <w:r>
-        <w:t>4.3.1 Truy vấn tuyến đường</w:t>
-      </w:r>
-    </w:p>
-    <w:p>
-      <w:r>
-        <w:t>4.3.2 Truy vấn khu vực đông dân cư</w:t>
-      </w:r>
-    </w:p>
-    <w:p>
-      <w:r>
-        <w:t>4.3.3 Truy vấn công trình gần nhất</w:t>
-      </w:r>
-    </w:p>
-    <w:p>
-      <w:r>
-        <w:t>4.3.4 Phân tích vùng đệm giao thông</w:t>
-      </w:r>
-    </w:p>
-    <w:p>
-      <w:r>
-        <w:t>4.3.5 Phân tích mật độ dân cư</w:t>
-      </w:r>
-    </w:p>
-    <w:p>
-      <w:r>
-        <w:t>4.3.6 Phân tích phân bố công trình xã hội</w:t>
-      </w:r>
-    </w:p>
-    <w:p>
-      <w:r>
-        <w:pict w14:anchorId="4F5E4235">
+        <w:t>4.4 Một số kết quả thống kê và biểu đồ</w:t>
+      </w:r>
+    </w:p>
+    <w:p>
+      <w:r>
+        <w:t>4.4.1 Biểu đồ mật độ dân cư</w:t>
+      </w:r>
+    </w:p>
+    <w:p>
+      <w:r>
+        <w:t>4.4.2 Biểu đồ số lượng công trình xã hội</w:t>
+      </w:r>
+    </w:p>
+    <w:p>
+      <w:r>
+        <w:t>4.4.3 Biểu đồ chiều dài đường giao thông</w:t>
+      </w:r>
+    </w:p>
+    <w:p>
+      <w:r>
+        <w:t>4.4.4 Biểu đồ phân bố dân cư</w:t>
+      </w:r>
+    </w:p>
+    <w:p>
+      <w:r>
+        <w:pict w14:anchorId="6E1EDA5F">
           <v:rect id="_x0000_i1032" style="width:0;height:1.5pt" o:hrstd="t" o:hr="t" fillcolor="#a0a0a0" stroked="f"/>
         </w:pict>
       </w:r>
     </w:p>
     <w:p>
       <w:r>
-        <w:t>4.4 Một số kết quả thống kê và biểu đồ</w:t>
-      </w:r>
-    </w:p>
-    <w:p>
-      <w:r>
-        <w:t>4.4.1 Biểu đồ mật độ dân cư</w:t>
-      </w:r>
-    </w:p>
-    <w:p>
-      <w:r>
-        <w:t>4.4.2 Biểu đồ số lượng công trình xã hội</w:t>
-      </w:r>
-    </w:p>
-    <w:p>
-      <w:r>
-        <w:t>4.4.3 Biểu đồ chiều dài đường giao thông</w:t>
-      </w:r>
-    </w:p>
-    <w:p>
-      <w:r>
-        <w:t>4.4.4 Biểu đồ phân bố dân cư</w:t>
-      </w:r>
-    </w:p>
-    <w:p>
-      <w:r>
-        <w:pict w14:anchorId="6E1EDA5F">
+        <w:t>4.5 Kiểm thử và đánh giá hệ thống</w:t>
+      </w:r>
+    </w:p>
+    <w:p>
+      <w:r>
+        <w:t>4.5.1 Kiểm thử chức năng</w:t>
+      </w:r>
+    </w:p>
+    <w:p>
+      <w:r>
+        <w:t>4.5.2 Đánh giá hiệu quả hệ thống</w:t>
+      </w:r>
+    </w:p>
+    <w:p>
+      <w:r>
+        <w:t>4.5.3 Đánh giá độ chính xác dữ liệu</w:t>
+      </w:r>
+    </w:p>
+    <w:p>
+      <w:r>
+        <w:t>4.5.4 Đánh giá khả năng mở rộng</w:t>
+      </w:r>
+    </w:p>
+    <w:p>
+      <w:r>
+        <w:lastRenderedPageBreak/>
+        <w:pict w14:anchorId="30AC56AA">
           <v:rect id="_x0000_i1033" style="width:0;height:1.5pt" o:hrstd="t" o:hr="t" fillcolor="#a0a0a0" stroked="f"/>
         </w:pict>
       </w:r>
     </w:p>
     <w:p>
       <w:r>
-        <w:t>4.5 Kiểm thử và đánh giá hệ thống</w:t>
-      </w:r>
-    </w:p>
-    <w:p>
-      <w:r>
-        <w:t>4.5.1 Kiểm thử chức năng</w:t>
-      </w:r>
-    </w:p>
-    <w:p>
-      <w:r>
-        <w:t>4.5.2 Đánh giá hiệu quả hệ thống</w:t>
-      </w:r>
-    </w:p>
-    <w:p>
-      <w:r>
-        <w:t>4.5.3 Đánh giá độ chính xác dữ liệu</w:t>
-      </w:r>
-    </w:p>
-    <w:p>
-      <w:r>
-        <w:t>4.5.4 Đánh giá khả năng mở rộng</w:t>
-      </w:r>
-    </w:p>
-    <w:p>
-      <w:r>
-        <w:lastRenderedPageBreak/>
-        <w:pict w14:anchorId="30AC56AA">
+        <w:t>CHƯƠNG V. KẾT LUẬN VÀ HƯỚNG PHÁT TRIỂN</w:t>
+      </w:r>
+    </w:p>
+    <w:p>
+      <w:r>
+        <w:t>5.1 Kết luận</w:t>
+      </w:r>
+    </w:p>
+    <w:p>
+      <w:r>
+        <w:t>5.1.1 Kết quả đạt được</w:t>
+      </w:r>
+    </w:p>
+    <w:p>
+      <w:r>
+        <w:t>5.1.2 Ý nghĩa thực tiễn</w:t>
+      </w:r>
+    </w:p>
+    <w:p>
+      <w:r>
+        <w:t>5.1.3 Hạn chế của đề tài</w:t>
+      </w:r>
+    </w:p>
+    <w:p>
+      <w:r>
+        <w:pict w14:anchorId="5E857DD0">
           <v:rect id="_x0000_i1034" style="width:0;height:1.5pt" o:hrstd="t" o:hr="t" fillcolor="#a0a0a0" stroked="f"/>
         </w:pict>
       </w:r>
     </w:p>
     <w:p>
       <w:r>
-        <w:t>CHƯƠNG V. KẾT LUẬN VÀ HƯỚNG PHÁT TRIỂN</w:t>
-      </w:r>
-    </w:p>
-    <w:p>
-      <w:r>
-        <w:t>5.1 Kết luận</w:t>
-      </w:r>
-    </w:p>
-    <w:p>
-      <w:r>
-        <w:t>5.1.1 Kết quả đạt được</w:t>
-      </w:r>
-    </w:p>
-    <w:p>
-      <w:r>
-        <w:t>5.1.2 Ý nghĩa thực tiễn</w:t>
-      </w:r>
-    </w:p>
-    <w:p>
-      <w:r>
-        <w:t>5.1.3 Hạn chế của đề tài</w:t>
-      </w:r>
-    </w:p>
-    <w:p>
-      <w:r>
-        <w:pict w14:anchorId="5E857DD0">
+        <w:t>5.2 Hướng phát triển</w:t>
+      </w:r>
+    </w:p>
+    <w:p>
+      <w:r>
+        <w:t>5.2.1 Xây dựng WebGIS</w:t>
+      </w:r>
+    </w:p>
+    <w:p>
+      <w:r>
+        <w:t>5.2.2 Tích hợp dữ liệu thời gian thực</w:t>
+      </w:r>
+    </w:p>
+    <w:p>
+      <w:r>
+        <w:t>5.2.3 Phân tích giao thông thông minh</w:t>
+      </w:r>
+    </w:p>
+    <w:p>
+      <w:r>
+        <w:t>5.2.4 Ứng dụng AI trong GIS</w:t>
+      </w:r>
+    </w:p>
+    <w:p>
+      <w:r>
+        <w:t>5.2.5 Mở rộng phạm vi nghiên cứu</w:t>
+      </w:r>
+    </w:p>
+    <w:p>
+      <w:r>
+        <w:pict w14:anchorId="42388E65">
           <v:rect id="_x0000_i1035" style="width:0;height:1.5pt" o:hrstd="t" o:hr="t" fillcolor="#a0a0a0" stroked="f"/>
-        </w:pict>
-      </w:r>
-    </w:p>
-    <w:p>
-      <w:r>
-        <w:t>5.2 Hướng phát triển</w:t>
-      </w:r>
-    </w:p>
-    <w:p>
-      <w:r>
-        <w:t>5.2.1 Xây dựng WebGIS</w:t>
-      </w:r>
-    </w:p>
-    <w:p>
-      <w:r>
-        <w:t>5.2.2 Tích hợp dữ liệu thời gian thực</w:t>
-      </w:r>
-    </w:p>
-    <w:p>
-      <w:r>
-        <w:t>5.2.3 Phân tích giao thông thông minh</w:t>
-      </w:r>
-    </w:p>
-    <w:p>
-      <w:r>
-        <w:t>5.2.4 Ứng dụng AI trong GIS</w:t>
-      </w:r>
-    </w:p>
-    <w:p>
-      <w:r>
-        <w:t>5.2.5 Mở rộng phạm vi nghiên cứu</w:t>
-      </w:r>
-    </w:p>
-    <w:p>
-      <w:r>
-        <w:pict w14:anchorId="42388E65">
-          <v:rect id="_x0000_i1036" style="width:0;height:1.5pt" o:hrstd="t" o:hr="t" fillcolor="#a0a0a0" stroked="f"/>
         </w:pict>
       </w:r>
     </w:p>
@@ -13831,6 +13360,7 @@
     <w:p>
       <w:pPr>
         <w:spacing w:line="276" w:lineRule="auto"/>
+        <w:ind w:firstLine="720"/>
         <w:jc w:val="both"/>
         <w:rPr>
           <w:rFonts w:ascii="Times New Roman" w:hAnsi="Times New Roman" w:cs="Times New Roman"/>
@@ -13838,30 +13368,11 @@
           <w:szCs w:val="28"/>
         </w:rPr>
       </w:pPr>
-      <w:r>
-        <w:rPr>
-          <w:rFonts w:ascii="Segoe UI Emoji" w:hAnsi="Segoe UI Emoji" w:cs="Segoe UI Emoji"/>
-          <w:sz w:val="28"/>
-          <w:szCs w:val="28"/>
-        </w:rPr>
-        <w:t>📌</w:t>
-      </w:r>
-      <w:r>
-        <w:rPr>
-          <w:rFonts w:ascii="Times New Roman" w:hAnsi="Times New Roman" w:cs="Times New Roman"/>
-          <w:sz w:val="28"/>
-          <w:szCs w:val="28"/>
-        </w:rPr>
-        <w:t xml:space="preserve"> Chèn ảnh tại đây:</w:t>
-      </w:r>
-    </w:p>
-    <w:p>
-      <w:pPr>
-        <w:numPr>
-          <w:ilvl w:val="0"/>
-          <w:numId w:val="60"/>
-        </w:numPr>
+    </w:p>
+    <w:p>
+      <w:pPr>
         <w:spacing w:line="276" w:lineRule="auto"/>
+        <w:ind w:left="720"/>
         <w:jc w:val="both"/>
         <w:rPr>
           <w:rFonts w:ascii="Times New Roman" w:hAnsi="Times New Roman" w:cs="Times New Roman"/>
@@ -13875,25 +13386,31 @@
           <w:sz w:val="28"/>
           <w:szCs w:val="28"/>
         </w:rPr>
-        <w:t>Ảnh toàn bộ giao diện QGIS hiện tại của bạn</w:t>
-      </w:r>
-      <w:r>
-        <w:rPr>
-          <w:rFonts w:ascii="Times New Roman" w:hAnsi="Times New Roman" w:cs="Times New Roman"/>
-          <w:sz w:val="28"/>
-          <w:szCs w:val="28"/>
-        </w:rPr>
-        <w:br/>
-        <w:t>Tên hình:</w:t>
-      </w:r>
-      <w:r>
-        <w:rPr>
-          <w:rFonts w:ascii="Times New Roman" w:hAnsi="Times New Roman" w:cs="Times New Roman"/>
-          <w:sz w:val="28"/>
-          <w:szCs w:val="28"/>
-        </w:rPr>
-        <w:br/>
-        <w:t xml:space="preserve">“Hình 3.x. Hệ thống cơ sở dữ liệu GIS trong QGIS” </w:t>
+        <w:t xml:space="preserve"> </w:t>
+      </w:r>
+      <w:r>
+        <w:rPr>
+          <w:rFonts w:ascii="Times New Roman" w:hAnsi="Times New Roman" w:cs="Times New Roman"/>
+          <w:sz w:val="28"/>
+          <w:szCs w:val="28"/>
+        </w:rPr>
+        <w:t>“Hình 3.</w:t>
+      </w:r>
+      <w:r>
+        <w:rPr>
+          <w:rFonts w:ascii="Times New Roman" w:hAnsi="Times New Roman" w:cs="Times New Roman"/>
+          <w:sz w:val="28"/>
+          <w:szCs w:val="28"/>
+        </w:rPr>
+        <w:t>4.1</w:t>
+      </w:r>
+      <w:r>
+        <w:rPr>
+          <w:rFonts w:ascii="Times New Roman" w:hAnsi="Times New Roman" w:cs="Times New Roman"/>
+          <w:sz w:val="28"/>
+          <w:szCs w:val="28"/>
+        </w:rPr>
+        <w:t xml:space="preserve">. Hệ thống cơ sở dữ liệu GIS trong QGIS” </w:t>
       </w:r>
     </w:p>
     <w:p>
@@ -13926,32 +13443,21 @@
     </w:p>
     <w:tbl>
       <w:tblPr>
+        <w:tblStyle w:val="TableGrid"/>
         <w:tblW w:w="0" w:type="auto"/>
-        <w:tblCellSpacing w:w="15" w:type="dxa"/>
-        <w:tblCellMar>
-          <w:top w:w="15" w:type="dxa"/>
-          <w:left w:w="15" w:type="dxa"/>
-          <w:bottom w:w="15" w:type="dxa"/>
-          <w:right w:w="15" w:type="dxa"/>
-        </w:tblCellMar>
         <w:tblLook w:val="04A0" w:firstRow="1" w:lastRow="0" w:firstColumn="1" w:lastColumn="0" w:noHBand="0" w:noVBand="1"/>
       </w:tblPr>
       <w:tblGrid>
-        <w:gridCol w:w="605"/>
-        <w:gridCol w:w="3296"/>
-        <w:gridCol w:w="3741"/>
-        <w:gridCol w:w="1429"/>
+        <w:gridCol w:w="1793"/>
+        <w:gridCol w:w="3452"/>
+        <w:gridCol w:w="1896"/>
+        <w:gridCol w:w="1920"/>
       </w:tblGrid>
       <w:tr>
-        <w:trPr>
-          <w:tblHeader/>
-          <w:tblCellSpacing w:w="15" w:type="dxa"/>
-        </w:trPr>
         <w:tc>
           <w:tcPr>
-            <w:tcW w:w="0" w:type="auto"/>
+            <w:tcW w:w="2265" w:type="dxa"/>
             <w:vAlign w:val="center"/>
-            <w:hideMark/>
           </w:tcPr>
           <w:p>
             <w:pPr>
@@ -13959,8 +13465,6 @@
               <w:jc w:val="both"/>
               <w:rPr>
                 <w:rFonts w:ascii="Times New Roman" w:hAnsi="Times New Roman" w:cs="Times New Roman"/>
-                <w:b/>
-                <w:bCs/>
                 <w:sz w:val="28"/>
                 <w:szCs w:val="28"/>
               </w:rPr>
@@ -13973,16 +13477,14 @@
                 <w:sz w:val="28"/>
                 <w:szCs w:val="28"/>
               </w:rPr>
-              <w:lastRenderedPageBreak/>
               <w:t>STT</w:t>
             </w:r>
           </w:p>
         </w:tc>
         <w:tc>
           <w:tcPr>
-            <w:tcW w:w="0" w:type="auto"/>
+            <w:tcW w:w="2265" w:type="dxa"/>
             <w:vAlign w:val="center"/>
-            <w:hideMark/>
           </w:tcPr>
           <w:p>
             <w:pPr>
@@ -13990,8 +13492,6 @@
               <w:jc w:val="both"/>
               <w:rPr>
                 <w:rFonts w:ascii="Times New Roman" w:hAnsi="Times New Roman" w:cs="Times New Roman"/>
-                <w:b/>
-                <w:bCs/>
                 <w:sz w:val="28"/>
                 <w:szCs w:val="28"/>
               </w:rPr>
@@ -14010,9 +13510,34 @@
         </w:tc>
         <w:tc>
           <w:tcPr>
-            <w:tcW w:w="0" w:type="auto"/>
+            <w:tcW w:w="2265" w:type="dxa"/>
             <w:vAlign w:val="center"/>
-            <w:hideMark/>
+          </w:tcPr>
+          <w:p>
+            <w:pPr>
+              <w:spacing w:line="276" w:lineRule="auto"/>
+              <w:rPr>
+                <w:rFonts w:ascii="Times New Roman" w:hAnsi="Times New Roman" w:cs="Times New Roman"/>
+                <w:sz w:val="28"/>
+                <w:szCs w:val="28"/>
+              </w:rPr>
+            </w:pPr>
+            <w:r>
+              <w:rPr>
+                <w:rFonts w:ascii="Times New Roman" w:hAnsi="Times New Roman" w:cs="Times New Roman"/>
+                <w:b/>
+                <w:bCs/>
+                <w:sz w:val="28"/>
+                <w:szCs w:val="28"/>
+              </w:rPr>
+              <w:t>Mô tả</w:t>
+            </w:r>
+          </w:p>
+        </w:tc>
+        <w:tc>
+          <w:tcPr>
+            <w:tcW w:w="2266" w:type="dxa"/>
+            <w:vAlign w:val="center"/>
           </w:tcPr>
           <w:p>
             <w:pPr>
@@ -14020,8 +13545,6 @@
               <w:jc w:val="both"/>
               <w:rPr>
                 <w:rFonts w:ascii="Times New Roman" w:hAnsi="Times New Roman" w:cs="Times New Roman"/>
-                <w:b/>
-                <w:bCs/>
                 <w:sz w:val="28"/>
                 <w:szCs w:val="28"/>
               </w:rPr>
@@ -14034,15 +13557,16 @@
                 <w:sz w:val="28"/>
                 <w:szCs w:val="28"/>
               </w:rPr>
-              <w:t>Mô tả</w:t>
+              <w:t>Kiểu dữ liệu</w:t>
             </w:r>
           </w:p>
         </w:tc>
+      </w:tr>
+      <w:tr>
         <w:tc>
           <w:tcPr>
-            <w:tcW w:w="0" w:type="auto"/>
+            <w:tcW w:w="2265" w:type="dxa"/>
             <w:vAlign w:val="center"/>
-            <w:hideMark/>
           </w:tcPr>
           <w:p>
             <w:pPr>
@@ -14050,8 +13574,6 @@
               <w:jc w:val="both"/>
               <w:rPr>
                 <w:rFonts w:ascii="Times New Roman" w:hAnsi="Times New Roman" w:cs="Times New Roman"/>
-                <w:b/>
-                <w:bCs/>
                 <w:sz w:val="28"/>
                 <w:szCs w:val="28"/>
               </w:rPr>
@@ -14059,25 +13581,17 @@
             <w:r>
               <w:rPr>
                 <w:rFonts w:ascii="Times New Roman" w:hAnsi="Times New Roman" w:cs="Times New Roman"/>
-                <w:b/>
-                <w:bCs/>
                 <w:sz w:val="28"/>
                 <w:szCs w:val="28"/>
               </w:rPr>
-              <w:t>Kiểu dữ liệu</w:t>
+              <w:t>1</w:t>
             </w:r>
           </w:p>
         </w:tc>
-      </w:tr>
-      <w:tr>
-        <w:trPr>
-          <w:tblCellSpacing w:w="15" w:type="dxa"/>
-        </w:trPr>
         <w:tc>
           <w:tcPr>
-            <w:tcW w:w="0" w:type="auto"/>
+            <w:tcW w:w="2265" w:type="dxa"/>
             <w:vAlign w:val="center"/>
-            <w:hideMark/>
           </w:tcPr>
           <w:p>
             <w:pPr>
@@ -14095,15 +13609,38 @@
                 <w:sz w:val="28"/>
                 <w:szCs w:val="28"/>
               </w:rPr>
-              <w:t>1</w:t>
+              <w:t>boundary_vinhyen</w:t>
             </w:r>
           </w:p>
         </w:tc>
         <w:tc>
           <w:tcPr>
-            <w:tcW w:w="0" w:type="auto"/>
+            <w:tcW w:w="2265" w:type="dxa"/>
             <w:vAlign w:val="center"/>
-            <w:hideMark/>
+          </w:tcPr>
+          <w:p>
+            <w:pPr>
+              <w:spacing w:line="276" w:lineRule="auto"/>
+              <w:rPr>
+                <w:rFonts w:ascii="Times New Roman" w:hAnsi="Times New Roman" w:cs="Times New Roman"/>
+                <w:sz w:val="28"/>
+                <w:szCs w:val="28"/>
+              </w:rPr>
+            </w:pPr>
+            <w:r>
+              <w:rPr>
+                <w:rFonts w:ascii="Times New Roman" w:hAnsi="Times New Roman" w:cs="Times New Roman"/>
+                <w:sz w:val="28"/>
+                <w:szCs w:val="28"/>
+              </w:rPr>
+              <w:t>Ranh giới hành chính phường Vĩnh Yên</w:t>
+            </w:r>
+          </w:p>
+        </w:tc>
+        <w:tc>
+          <w:tcPr>
+            <w:tcW w:w="2266" w:type="dxa"/>
+            <w:vAlign w:val="center"/>
           </w:tcPr>
           <w:p>
             <w:pPr>
@@ -14121,15 +13658,16 @@
                 <w:sz w:val="28"/>
                 <w:szCs w:val="28"/>
               </w:rPr>
-              <w:t>boundary_vinhyen</w:t>
+              <w:t>Polygon</w:t>
             </w:r>
           </w:p>
         </w:tc>
+      </w:tr>
+      <w:tr>
         <w:tc>
           <w:tcPr>
-            <w:tcW w:w="0" w:type="auto"/>
+            <w:tcW w:w="2265" w:type="dxa"/>
             <w:vAlign w:val="center"/>
-            <w:hideMark/>
           </w:tcPr>
           <w:p>
             <w:pPr>
@@ -14147,15 +13685,15 @@
                 <w:sz w:val="28"/>
                 <w:szCs w:val="28"/>
               </w:rPr>
-              <w:t>Ranh giới hành chính phường Vĩnh Yên</w:t>
+              <w:lastRenderedPageBreak/>
+              <w:t>2</w:t>
             </w:r>
           </w:p>
         </w:tc>
         <w:tc>
           <w:tcPr>
-            <w:tcW w:w="0" w:type="auto"/>
+            <w:tcW w:w="2265" w:type="dxa"/>
             <w:vAlign w:val="center"/>
-            <w:hideMark/>
           </w:tcPr>
           <w:p>
             <w:pPr>
@@ -14173,20 +13711,38 @@
                 <w:sz w:val="28"/>
                 <w:szCs w:val="28"/>
               </w:rPr>
-              <w:t>Polygon</w:t>
+              <w:t>roads_vinhyen</w:t>
             </w:r>
           </w:p>
         </w:tc>
-      </w:tr>
-      <w:tr>
-        <w:trPr>
-          <w:tblCellSpacing w:w="15" w:type="dxa"/>
-        </w:trPr>
         <w:tc>
           <w:tcPr>
-            <w:tcW w:w="0" w:type="auto"/>
+            <w:tcW w:w="2265" w:type="dxa"/>
             <w:vAlign w:val="center"/>
-            <w:hideMark/>
+          </w:tcPr>
+          <w:p>
+            <w:pPr>
+              <w:spacing w:line="276" w:lineRule="auto"/>
+              <w:rPr>
+                <w:rFonts w:ascii="Times New Roman" w:hAnsi="Times New Roman" w:cs="Times New Roman"/>
+                <w:sz w:val="28"/>
+                <w:szCs w:val="28"/>
+              </w:rPr>
+            </w:pPr>
+            <w:r>
+              <w:rPr>
+                <w:rFonts w:ascii="Times New Roman" w:hAnsi="Times New Roman" w:cs="Times New Roman"/>
+                <w:sz w:val="28"/>
+                <w:szCs w:val="28"/>
+              </w:rPr>
+              <w:t>Hệ thống đường giao thông chính</w:t>
+            </w:r>
+          </w:p>
+        </w:tc>
+        <w:tc>
+          <w:tcPr>
+            <w:tcW w:w="2266" w:type="dxa"/>
+            <w:vAlign w:val="center"/>
           </w:tcPr>
           <w:p>
             <w:pPr>
@@ -14204,15 +13760,16 @@
                 <w:sz w:val="28"/>
                 <w:szCs w:val="28"/>
               </w:rPr>
-              <w:t>2</w:t>
+              <w:t>Polyline</w:t>
             </w:r>
           </w:p>
         </w:tc>
+      </w:tr>
+      <w:tr>
         <w:tc>
           <w:tcPr>
-            <w:tcW w:w="0" w:type="auto"/>
+            <w:tcW w:w="2265" w:type="dxa"/>
             <w:vAlign w:val="center"/>
-            <w:hideMark/>
           </w:tcPr>
           <w:p>
             <w:pPr>
@@ -14230,15 +13787,14 @@
                 <w:sz w:val="28"/>
                 <w:szCs w:val="28"/>
               </w:rPr>
-              <w:t>roads_vinhyen</w:t>
+              <w:t>3</w:t>
             </w:r>
           </w:p>
         </w:tc>
         <w:tc>
           <w:tcPr>
-            <w:tcW w:w="0" w:type="auto"/>
+            <w:tcW w:w="2265" w:type="dxa"/>
             <w:vAlign w:val="center"/>
-            <w:hideMark/>
           </w:tcPr>
           <w:p>
             <w:pPr>
@@ -14256,15 +13812,38 @@
                 <w:sz w:val="28"/>
                 <w:szCs w:val="28"/>
               </w:rPr>
-              <w:t>Hệ thống đường giao thông chính</w:t>
+              <w:t>traffic_vinhyen</w:t>
             </w:r>
           </w:p>
         </w:tc>
         <w:tc>
           <w:tcPr>
-            <w:tcW w:w="0" w:type="auto"/>
+            <w:tcW w:w="2265" w:type="dxa"/>
             <w:vAlign w:val="center"/>
-            <w:hideMark/>
+          </w:tcPr>
+          <w:p>
+            <w:pPr>
+              <w:spacing w:line="276" w:lineRule="auto"/>
+              <w:rPr>
+                <w:rFonts w:ascii="Times New Roman" w:hAnsi="Times New Roman" w:cs="Times New Roman"/>
+                <w:sz w:val="28"/>
+                <w:szCs w:val="28"/>
+              </w:rPr>
+            </w:pPr>
+            <w:r>
+              <w:rPr>
+                <w:rFonts w:ascii="Times New Roman" w:hAnsi="Times New Roman" w:cs="Times New Roman"/>
+                <w:sz w:val="28"/>
+                <w:szCs w:val="28"/>
+              </w:rPr>
+              <w:t>Dữ liệu giao thông và tuyến đường</w:t>
+            </w:r>
+          </w:p>
+        </w:tc>
+        <w:tc>
+          <w:tcPr>
+            <w:tcW w:w="2266" w:type="dxa"/>
+            <w:vAlign w:val="center"/>
           </w:tcPr>
           <w:p>
             <w:pPr>
@@ -14288,14 +13867,10 @@
         </w:tc>
       </w:tr>
       <w:tr>
-        <w:trPr>
-          <w:tblCellSpacing w:w="15" w:type="dxa"/>
-        </w:trPr>
         <w:tc>
           <w:tcPr>
-            <w:tcW w:w="0" w:type="auto"/>
+            <w:tcW w:w="2265" w:type="dxa"/>
             <w:vAlign w:val="center"/>
-            <w:hideMark/>
           </w:tcPr>
           <w:p>
             <w:pPr>
@@ -14313,15 +13888,14 @@
                 <w:sz w:val="28"/>
                 <w:szCs w:val="28"/>
               </w:rPr>
-              <w:t>3</w:t>
+              <w:t>4</w:t>
             </w:r>
           </w:p>
         </w:tc>
         <w:tc>
           <w:tcPr>
-            <w:tcW w:w="0" w:type="auto"/>
+            <w:tcW w:w="2265" w:type="dxa"/>
             <w:vAlign w:val="center"/>
-            <w:hideMark/>
           </w:tcPr>
           <w:p>
             <w:pPr>
@@ -14339,15 +13913,38 @@
                 <w:sz w:val="28"/>
                 <w:szCs w:val="28"/>
               </w:rPr>
-              <w:t>traffic_vinhyen</w:t>
+              <w:t>transport_vinhyen</w:t>
             </w:r>
           </w:p>
         </w:tc>
         <w:tc>
           <w:tcPr>
-            <w:tcW w:w="0" w:type="auto"/>
+            <w:tcW w:w="2265" w:type="dxa"/>
             <w:vAlign w:val="center"/>
-            <w:hideMark/>
+          </w:tcPr>
+          <w:p>
+            <w:pPr>
+              <w:spacing w:line="276" w:lineRule="auto"/>
+              <w:rPr>
+                <w:rFonts w:ascii="Times New Roman" w:hAnsi="Times New Roman" w:cs="Times New Roman"/>
+                <w:sz w:val="28"/>
+                <w:szCs w:val="28"/>
+              </w:rPr>
+            </w:pPr>
+            <w:r>
+              <w:rPr>
+                <w:rFonts w:ascii="Times New Roman" w:hAnsi="Times New Roman" w:cs="Times New Roman"/>
+                <w:sz w:val="28"/>
+                <w:szCs w:val="28"/>
+              </w:rPr>
+              <w:t>Hạ tầng giao thông đô thị</w:t>
+            </w:r>
+          </w:p>
+        </w:tc>
+        <w:tc>
+          <w:tcPr>
+            <w:tcW w:w="2266" w:type="dxa"/>
+            <w:vAlign w:val="center"/>
           </w:tcPr>
           <w:p>
             <w:pPr>
@@ -14365,15 +13962,16 @@
                 <w:sz w:val="28"/>
                 <w:szCs w:val="28"/>
               </w:rPr>
-              <w:t>Dữ liệu giao thông và tuyến đường</w:t>
+              <w:t>Polyline</w:t>
             </w:r>
           </w:p>
         </w:tc>
+      </w:tr>
+      <w:tr>
         <w:tc>
           <w:tcPr>
-            <w:tcW w:w="0" w:type="auto"/>
+            <w:tcW w:w="2265" w:type="dxa"/>
             <w:vAlign w:val="center"/>
-            <w:hideMark/>
           </w:tcPr>
           <w:p>
             <w:pPr>
@@ -14391,20 +13989,14 @@
                 <w:sz w:val="28"/>
                 <w:szCs w:val="28"/>
               </w:rPr>
-              <w:t>Polyline</w:t>
+              <w:t>5</w:t>
             </w:r>
           </w:p>
         </w:tc>
-      </w:tr>
-      <w:tr>
-        <w:trPr>
-          <w:tblCellSpacing w:w="15" w:type="dxa"/>
-        </w:trPr>
         <w:tc>
           <w:tcPr>
-            <w:tcW w:w="0" w:type="auto"/>
+            <w:tcW w:w="2265" w:type="dxa"/>
             <w:vAlign w:val="center"/>
-            <w:hideMark/>
           </w:tcPr>
           <w:p>
             <w:pPr>
@@ -14422,15 +14014,38 @@
                 <w:sz w:val="28"/>
                 <w:szCs w:val="28"/>
               </w:rPr>
-              <w:t>4</w:t>
+              <w:t>residentials_vinhyen</w:t>
             </w:r>
           </w:p>
         </w:tc>
         <w:tc>
           <w:tcPr>
-            <w:tcW w:w="0" w:type="auto"/>
+            <w:tcW w:w="2265" w:type="dxa"/>
             <w:vAlign w:val="center"/>
-            <w:hideMark/>
+          </w:tcPr>
+          <w:p>
+            <w:pPr>
+              <w:spacing w:line="276" w:lineRule="auto"/>
+              <w:rPr>
+                <w:rFonts w:ascii="Times New Roman" w:hAnsi="Times New Roman" w:cs="Times New Roman"/>
+                <w:sz w:val="28"/>
+                <w:szCs w:val="28"/>
+              </w:rPr>
+            </w:pPr>
+            <w:r>
+              <w:rPr>
+                <w:rFonts w:ascii="Times New Roman" w:hAnsi="Times New Roman" w:cs="Times New Roman"/>
+                <w:sz w:val="28"/>
+                <w:szCs w:val="28"/>
+              </w:rPr>
+              <w:t>Khu vực phân bố dân cư</w:t>
+            </w:r>
+          </w:p>
+        </w:tc>
+        <w:tc>
+          <w:tcPr>
+            <w:tcW w:w="2266" w:type="dxa"/>
+            <w:vAlign w:val="center"/>
           </w:tcPr>
           <w:p>
             <w:pPr>
@@ -14448,15 +14063,16 @@
                 <w:sz w:val="28"/>
                 <w:szCs w:val="28"/>
               </w:rPr>
-              <w:t>transport_vinhyen</w:t>
+              <w:t>Polygon</w:t>
             </w:r>
           </w:p>
         </w:tc>
+      </w:tr>
+      <w:tr>
         <w:tc>
           <w:tcPr>
-            <w:tcW w:w="0" w:type="auto"/>
+            <w:tcW w:w="2265" w:type="dxa"/>
             <w:vAlign w:val="center"/>
-            <w:hideMark/>
           </w:tcPr>
           <w:p>
             <w:pPr>
@@ -14474,15 +14090,14 @@
                 <w:sz w:val="28"/>
                 <w:szCs w:val="28"/>
               </w:rPr>
-              <w:t>Hạ tầng giao thông đô thị</w:t>
+              <w:t>6</w:t>
             </w:r>
           </w:p>
         </w:tc>
         <w:tc>
           <w:tcPr>
-            <w:tcW w:w="0" w:type="auto"/>
+            <w:tcW w:w="2265" w:type="dxa"/>
             <w:vAlign w:val="center"/>
-            <w:hideMark/>
           </w:tcPr>
           <w:p>
             <w:pPr>
@@ -14500,20 +14115,38 @@
                 <w:sz w:val="28"/>
                 <w:szCs w:val="28"/>
               </w:rPr>
-              <w:t>Polyline</w:t>
+              <w:t>schools_vinhyen</w:t>
             </w:r>
           </w:p>
         </w:tc>
-      </w:tr>
-      <w:tr>
-        <w:trPr>
-          <w:tblCellSpacing w:w="15" w:type="dxa"/>
-        </w:trPr>
         <w:tc>
           <w:tcPr>
-            <w:tcW w:w="0" w:type="auto"/>
+            <w:tcW w:w="2265" w:type="dxa"/>
             <w:vAlign w:val="center"/>
-            <w:hideMark/>
+          </w:tcPr>
+          <w:p>
+            <w:pPr>
+              <w:spacing w:line="276" w:lineRule="auto"/>
+              <w:rPr>
+                <w:rFonts w:ascii="Times New Roman" w:hAnsi="Times New Roman" w:cs="Times New Roman"/>
+                <w:sz w:val="28"/>
+                <w:szCs w:val="28"/>
+              </w:rPr>
+            </w:pPr>
+            <w:r>
+              <w:rPr>
+                <w:rFonts w:ascii="Times New Roman" w:hAnsi="Times New Roman" w:cs="Times New Roman"/>
+                <w:sz w:val="28"/>
+                <w:szCs w:val="28"/>
+              </w:rPr>
+              <w:t>Vị trí trường học</w:t>
+            </w:r>
+          </w:p>
+        </w:tc>
+        <w:tc>
+          <w:tcPr>
+            <w:tcW w:w="2266" w:type="dxa"/>
+            <w:vAlign w:val="center"/>
           </w:tcPr>
           <w:p>
             <w:pPr>
@@ -14531,15 +14164,16 @@
                 <w:sz w:val="28"/>
                 <w:szCs w:val="28"/>
               </w:rPr>
-              <w:t>5</w:t>
+              <w:t>Point</w:t>
             </w:r>
           </w:p>
         </w:tc>
+      </w:tr>
+      <w:tr>
         <w:tc>
           <w:tcPr>
-            <w:tcW w:w="0" w:type="auto"/>
+            <w:tcW w:w="2265" w:type="dxa"/>
             <w:vAlign w:val="center"/>
-            <w:hideMark/>
           </w:tcPr>
           <w:p>
             <w:pPr>
@@ -14557,15 +14191,14 @@
                 <w:sz w:val="28"/>
                 <w:szCs w:val="28"/>
               </w:rPr>
-              <w:t>residentials_vinhyen</w:t>
+              <w:t>7</w:t>
             </w:r>
           </w:p>
         </w:tc>
         <w:tc>
           <w:tcPr>
-            <w:tcW w:w="0" w:type="auto"/>
+            <w:tcW w:w="2265" w:type="dxa"/>
             <w:vAlign w:val="center"/>
-            <w:hideMark/>
           </w:tcPr>
           <w:p>
             <w:pPr>
@@ -14583,15 +14216,38 @@
                 <w:sz w:val="28"/>
                 <w:szCs w:val="28"/>
               </w:rPr>
-              <w:t>Khu vực phân bố dân cư</w:t>
+              <w:t>medical</w:t>
             </w:r>
           </w:p>
         </w:tc>
         <w:tc>
           <w:tcPr>
-            <w:tcW w:w="0" w:type="auto"/>
+            <w:tcW w:w="2265" w:type="dxa"/>
             <w:vAlign w:val="center"/>
-            <w:hideMark/>
+          </w:tcPr>
+          <w:p>
+            <w:pPr>
+              <w:spacing w:line="276" w:lineRule="auto"/>
+              <w:rPr>
+                <w:rFonts w:ascii="Times New Roman" w:hAnsi="Times New Roman" w:cs="Times New Roman"/>
+                <w:sz w:val="28"/>
+                <w:szCs w:val="28"/>
+              </w:rPr>
+            </w:pPr>
+            <w:r>
+              <w:rPr>
+                <w:rFonts w:ascii="Times New Roman" w:hAnsi="Times New Roman" w:cs="Times New Roman"/>
+                <w:sz w:val="28"/>
+                <w:szCs w:val="28"/>
+              </w:rPr>
+              <w:t>Vị trí cơ sở y tế</w:t>
+            </w:r>
+          </w:p>
+        </w:tc>
+        <w:tc>
+          <w:tcPr>
+            <w:tcW w:w="2266" w:type="dxa"/>
+            <w:vAlign w:val="center"/>
           </w:tcPr>
           <w:p>
             <w:pPr>
@@ -14609,20 +14265,16 @@
                 <w:sz w:val="28"/>
                 <w:szCs w:val="28"/>
               </w:rPr>
-              <w:t>Polygon</w:t>
+              <w:t>Point</w:t>
             </w:r>
           </w:p>
         </w:tc>
       </w:tr>
       <w:tr>
-        <w:trPr>
-          <w:tblCellSpacing w:w="15" w:type="dxa"/>
-        </w:trPr>
         <w:tc>
           <w:tcPr>
-            <w:tcW w:w="0" w:type="auto"/>
+            <w:tcW w:w="2265" w:type="dxa"/>
             <w:vAlign w:val="center"/>
-            <w:hideMark/>
           </w:tcPr>
           <w:p>
             <w:pPr>
@@ -14640,15 +14292,14 @@
                 <w:sz w:val="28"/>
                 <w:szCs w:val="28"/>
               </w:rPr>
-              <w:t>6</w:t>
+              <w:t>8</w:t>
             </w:r>
           </w:p>
         </w:tc>
         <w:tc>
           <w:tcPr>
-            <w:tcW w:w="0" w:type="auto"/>
+            <w:tcW w:w="2265" w:type="dxa"/>
             <w:vAlign w:val="center"/>
-            <w:hideMark/>
           </w:tcPr>
           <w:p>
             <w:pPr>
@@ -14666,15 +14317,38 @@
                 <w:sz w:val="28"/>
                 <w:szCs w:val="28"/>
               </w:rPr>
-              <w:t>schools_vinhyen</w:t>
+              <w:t>government_vinhyen</w:t>
             </w:r>
           </w:p>
         </w:tc>
         <w:tc>
           <w:tcPr>
-            <w:tcW w:w="0" w:type="auto"/>
+            <w:tcW w:w="2265" w:type="dxa"/>
             <w:vAlign w:val="center"/>
-            <w:hideMark/>
+          </w:tcPr>
+          <w:p>
+            <w:pPr>
+              <w:spacing w:line="276" w:lineRule="auto"/>
+              <w:rPr>
+                <w:rFonts w:ascii="Times New Roman" w:hAnsi="Times New Roman" w:cs="Times New Roman"/>
+                <w:sz w:val="28"/>
+                <w:szCs w:val="28"/>
+              </w:rPr>
+            </w:pPr>
+            <w:r>
+              <w:rPr>
+                <w:rFonts w:ascii="Times New Roman" w:hAnsi="Times New Roman" w:cs="Times New Roman"/>
+                <w:sz w:val="28"/>
+                <w:szCs w:val="28"/>
+              </w:rPr>
+              <w:t>Cơ quan hành chính</w:t>
+            </w:r>
+          </w:p>
+        </w:tc>
+        <w:tc>
+          <w:tcPr>
+            <w:tcW w:w="2266" w:type="dxa"/>
+            <w:vAlign w:val="center"/>
           </w:tcPr>
           <w:p>
             <w:pPr>
@@ -14692,15 +14366,16 @@
                 <w:sz w:val="28"/>
                 <w:szCs w:val="28"/>
               </w:rPr>
-              <w:t>Vị trí trường học</w:t>
+              <w:t>Point</w:t>
             </w:r>
           </w:p>
         </w:tc>
+      </w:tr>
+      <w:tr>
         <w:tc>
           <w:tcPr>
-            <w:tcW w:w="0" w:type="auto"/>
+            <w:tcW w:w="2265" w:type="dxa"/>
             <w:vAlign w:val="center"/>
-            <w:hideMark/>
           </w:tcPr>
           <w:p>
             <w:pPr>
@@ -14718,20 +14393,14 @@
                 <w:sz w:val="28"/>
                 <w:szCs w:val="28"/>
               </w:rPr>
-              <w:t>Point</w:t>
+              <w:t>9</w:t>
             </w:r>
           </w:p>
         </w:tc>
-      </w:tr>
-      <w:tr>
-        <w:trPr>
-          <w:tblCellSpacing w:w="15" w:type="dxa"/>
-        </w:trPr>
         <w:tc>
           <w:tcPr>
-            <w:tcW w:w="0" w:type="auto"/>
+            <w:tcW w:w="2265" w:type="dxa"/>
             <w:vAlign w:val="center"/>
-            <w:hideMark/>
           </w:tcPr>
           <w:p>
             <w:pPr>
@@ -14749,15 +14418,38 @@
                 <w:sz w:val="28"/>
                 <w:szCs w:val="28"/>
               </w:rPr>
-              <w:t>7</w:t>
+              <w:t>market</w:t>
             </w:r>
           </w:p>
         </w:tc>
         <w:tc>
           <w:tcPr>
-            <w:tcW w:w="0" w:type="auto"/>
+            <w:tcW w:w="2265" w:type="dxa"/>
             <w:vAlign w:val="center"/>
-            <w:hideMark/>
+          </w:tcPr>
+          <w:p>
+            <w:pPr>
+              <w:spacing w:line="276" w:lineRule="auto"/>
+              <w:rPr>
+                <w:rFonts w:ascii="Times New Roman" w:hAnsi="Times New Roman" w:cs="Times New Roman"/>
+                <w:sz w:val="28"/>
+                <w:szCs w:val="28"/>
+              </w:rPr>
+            </w:pPr>
+            <w:r>
+              <w:rPr>
+                <w:rFonts w:ascii="Times New Roman" w:hAnsi="Times New Roman" w:cs="Times New Roman"/>
+                <w:sz w:val="28"/>
+                <w:szCs w:val="28"/>
+              </w:rPr>
+              <w:t>Chợ và khu thương mại</w:t>
+            </w:r>
+          </w:p>
+        </w:tc>
+        <w:tc>
+          <w:tcPr>
+            <w:tcW w:w="2266" w:type="dxa"/>
+            <w:vAlign w:val="center"/>
           </w:tcPr>
           <w:p>
             <w:pPr>
@@ -14775,15 +14467,16 @@
                 <w:sz w:val="28"/>
                 <w:szCs w:val="28"/>
               </w:rPr>
-              <w:t>medical</w:t>
+              <w:t>Point</w:t>
             </w:r>
           </w:p>
         </w:tc>
+      </w:tr>
+      <w:tr>
         <w:tc>
           <w:tcPr>
-            <w:tcW w:w="0" w:type="auto"/>
+            <w:tcW w:w="2265" w:type="dxa"/>
             <w:vAlign w:val="center"/>
-            <w:hideMark/>
           </w:tcPr>
           <w:p>
             <w:pPr>
@@ -14801,15 +14494,14 @@
                 <w:sz w:val="28"/>
                 <w:szCs w:val="28"/>
               </w:rPr>
-              <w:t>Vị trí cơ sở y tế</w:t>
+              <w:t>10</w:t>
             </w:r>
           </w:p>
         </w:tc>
         <w:tc>
           <w:tcPr>
-            <w:tcW w:w="0" w:type="auto"/>
+            <w:tcW w:w="2265" w:type="dxa"/>
             <w:vAlign w:val="center"/>
-            <w:hideMark/>
           </w:tcPr>
           <w:p>
             <w:pPr>
@@ -14827,20 +14519,38 @@
                 <w:sz w:val="28"/>
                 <w:szCs w:val="28"/>
               </w:rPr>
-              <w:t>Point</w:t>
+              <w:t>railway_vinhyen</w:t>
             </w:r>
           </w:p>
         </w:tc>
-      </w:tr>
-      <w:tr>
-        <w:trPr>
-          <w:tblCellSpacing w:w="15" w:type="dxa"/>
-        </w:trPr>
         <w:tc>
           <w:tcPr>
-            <w:tcW w:w="0" w:type="auto"/>
+            <w:tcW w:w="2265" w:type="dxa"/>
             <w:vAlign w:val="center"/>
-            <w:hideMark/>
+          </w:tcPr>
+          <w:p>
+            <w:pPr>
+              <w:spacing w:line="276" w:lineRule="auto"/>
+              <w:rPr>
+                <w:rFonts w:ascii="Times New Roman" w:hAnsi="Times New Roman" w:cs="Times New Roman"/>
+                <w:sz w:val="28"/>
+                <w:szCs w:val="28"/>
+              </w:rPr>
+            </w:pPr>
+            <w:r>
+              <w:rPr>
+                <w:rFonts w:ascii="Times New Roman" w:hAnsi="Times New Roman" w:cs="Times New Roman"/>
+                <w:sz w:val="28"/>
+                <w:szCs w:val="28"/>
+              </w:rPr>
+              <w:t>Tuyến đường sắt</w:t>
+            </w:r>
+          </w:p>
+        </w:tc>
+        <w:tc>
+          <w:tcPr>
+            <w:tcW w:w="2266" w:type="dxa"/>
+            <w:vAlign w:val="center"/>
           </w:tcPr>
           <w:p>
             <w:pPr>
@@ -14858,15 +14568,16 @@
                 <w:sz w:val="28"/>
                 <w:szCs w:val="28"/>
               </w:rPr>
-              <w:t>8</w:t>
+              <w:t>Polyline</w:t>
             </w:r>
           </w:p>
         </w:tc>
+      </w:tr>
+      <w:tr>
         <w:tc>
           <w:tcPr>
-            <w:tcW w:w="0" w:type="auto"/>
+            <w:tcW w:w="2265" w:type="dxa"/>
             <w:vAlign w:val="center"/>
-            <w:hideMark/>
           </w:tcPr>
           <w:p>
             <w:pPr>
@@ -14884,15 +14595,14 @@
                 <w:sz w:val="28"/>
                 <w:szCs w:val="28"/>
               </w:rPr>
-              <w:t>government_vinhyen</w:t>
+              <w:t>11</w:t>
             </w:r>
           </w:p>
         </w:tc>
         <w:tc>
           <w:tcPr>
-            <w:tcW w:w="0" w:type="auto"/>
+            <w:tcW w:w="2265" w:type="dxa"/>
             <w:vAlign w:val="center"/>
-            <w:hideMark/>
           </w:tcPr>
           <w:p>
             <w:pPr>
@@ -14910,15 +14620,38 @@
                 <w:sz w:val="28"/>
                 <w:szCs w:val="28"/>
               </w:rPr>
-              <w:t>Cơ quan hành chính</w:t>
+              <w:t>waterway_vinhyen</w:t>
             </w:r>
           </w:p>
         </w:tc>
         <w:tc>
           <w:tcPr>
-            <w:tcW w:w="0" w:type="auto"/>
+            <w:tcW w:w="2265" w:type="dxa"/>
             <w:vAlign w:val="center"/>
-            <w:hideMark/>
+          </w:tcPr>
+          <w:p>
+            <w:pPr>
+              <w:spacing w:line="276" w:lineRule="auto"/>
+              <w:rPr>
+                <w:rFonts w:ascii="Times New Roman" w:hAnsi="Times New Roman" w:cs="Times New Roman"/>
+                <w:sz w:val="28"/>
+                <w:szCs w:val="28"/>
+              </w:rPr>
+            </w:pPr>
+            <w:r>
+              <w:rPr>
+                <w:rFonts w:ascii="Times New Roman" w:hAnsi="Times New Roman" w:cs="Times New Roman"/>
+                <w:sz w:val="28"/>
+                <w:szCs w:val="28"/>
+              </w:rPr>
+              <w:t>Hệ thống sông ngòi và thủy hệ</w:t>
+            </w:r>
+          </w:p>
+        </w:tc>
+        <w:tc>
+          <w:tcPr>
+            <w:tcW w:w="2266" w:type="dxa"/>
+            <w:vAlign w:val="center"/>
           </w:tcPr>
           <w:p>
             <w:pPr>
@@ -14936,20 +14669,16 @@
                 <w:sz w:val="28"/>
                 <w:szCs w:val="28"/>
               </w:rPr>
-              <w:t>Point</w:t>
+              <w:t>Polyline</w:t>
             </w:r>
           </w:p>
         </w:tc>
       </w:tr>
       <w:tr>
-        <w:trPr>
-          <w:tblCellSpacing w:w="15" w:type="dxa"/>
-        </w:trPr>
         <w:tc>
           <w:tcPr>
-            <w:tcW w:w="0" w:type="auto"/>
+            <w:tcW w:w="2265" w:type="dxa"/>
             <w:vAlign w:val="center"/>
-            <w:hideMark/>
           </w:tcPr>
           <w:p>
             <w:pPr>
@@ -14967,15 +14696,14 @@
                 <w:sz w:val="28"/>
                 <w:szCs w:val="28"/>
               </w:rPr>
-              <w:t>9</w:t>
+              <w:t>12</w:t>
             </w:r>
           </w:p>
         </w:tc>
         <w:tc>
           <w:tcPr>
-            <w:tcW w:w="0" w:type="auto"/>
+            <w:tcW w:w="2265" w:type="dxa"/>
             <w:vAlign w:val="center"/>
-            <w:hideMark/>
           </w:tcPr>
           <w:p>
             <w:pPr>
@@ -14993,15 +14721,38 @@
                 <w:sz w:val="28"/>
                 <w:szCs w:val="28"/>
               </w:rPr>
-              <w:t>market</w:t>
+              <w:t>water_vinhyen</w:t>
             </w:r>
           </w:p>
         </w:tc>
         <w:tc>
           <w:tcPr>
-            <w:tcW w:w="0" w:type="auto"/>
+            <w:tcW w:w="2265" w:type="dxa"/>
             <w:vAlign w:val="center"/>
-            <w:hideMark/>
+          </w:tcPr>
+          <w:p>
+            <w:pPr>
+              <w:spacing w:line="276" w:lineRule="auto"/>
+              <w:rPr>
+                <w:rFonts w:ascii="Times New Roman" w:hAnsi="Times New Roman" w:cs="Times New Roman"/>
+                <w:sz w:val="28"/>
+                <w:szCs w:val="28"/>
+              </w:rPr>
+            </w:pPr>
+            <w:r>
+              <w:rPr>
+                <w:rFonts w:ascii="Times New Roman" w:hAnsi="Times New Roman" w:cs="Times New Roman"/>
+                <w:sz w:val="28"/>
+                <w:szCs w:val="28"/>
+              </w:rPr>
+              <w:t>Mặt nước và hồ</w:t>
+            </w:r>
+          </w:p>
+        </w:tc>
+        <w:tc>
+          <w:tcPr>
+            <w:tcW w:w="2266" w:type="dxa"/>
+            <w:vAlign w:val="center"/>
           </w:tcPr>
           <w:p>
             <w:pPr>
@@ -15019,15 +14770,16 @@
                 <w:sz w:val="28"/>
                 <w:szCs w:val="28"/>
               </w:rPr>
-              <w:t>Chợ và khu thương mại</w:t>
+              <w:t>Polygon</w:t>
             </w:r>
           </w:p>
         </w:tc>
+      </w:tr>
+      <w:tr>
         <w:tc>
           <w:tcPr>
-            <w:tcW w:w="0" w:type="auto"/>
+            <w:tcW w:w="2265" w:type="dxa"/>
             <w:vAlign w:val="center"/>
-            <w:hideMark/>
           </w:tcPr>
           <w:p>
             <w:pPr>
@@ -15045,20 +14797,14 @@
                 <w:sz w:val="28"/>
                 <w:szCs w:val="28"/>
               </w:rPr>
-              <w:t>Point</w:t>
+              <w:t>13</w:t>
             </w:r>
           </w:p>
         </w:tc>
-      </w:tr>
-      <w:tr>
-        <w:trPr>
-          <w:tblCellSpacing w:w="15" w:type="dxa"/>
-        </w:trPr>
         <w:tc>
           <w:tcPr>
-            <w:tcW w:w="0" w:type="auto"/>
+            <w:tcW w:w="2265" w:type="dxa"/>
             <w:vAlign w:val="center"/>
-            <w:hideMark/>
           </w:tcPr>
           <w:p>
             <w:pPr>
@@ -15076,15 +14822,38 @@
                 <w:sz w:val="28"/>
                 <w:szCs w:val="28"/>
               </w:rPr>
-              <w:t>10</w:t>
+              <w:t>landuse_vinhyen</w:t>
             </w:r>
           </w:p>
         </w:tc>
         <w:tc>
           <w:tcPr>
-            <w:tcW w:w="0" w:type="auto"/>
+            <w:tcW w:w="2265" w:type="dxa"/>
             <w:vAlign w:val="center"/>
-            <w:hideMark/>
+          </w:tcPr>
+          <w:p>
+            <w:pPr>
+              <w:spacing w:line="276" w:lineRule="auto"/>
+              <w:rPr>
+                <w:rFonts w:ascii="Times New Roman" w:hAnsi="Times New Roman" w:cs="Times New Roman"/>
+                <w:sz w:val="28"/>
+                <w:szCs w:val="28"/>
+              </w:rPr>
+            </w:pPr>
+            <w:r>
+              <w:rPr>
+                <w:rFonts w:ascii="Times New Roman" w:hAnsi="Times New Roman" w:cs="Times New Roman"/>
+                <w:sz w:val="28"/>
+                <w:szCs w:val="28"/>
+              </w:rPr>
+              <w:t>Hiện trạng sử dụng đất</w:t>
+            </w:r>
+          </w:p>
+        </w:tc>
+        <w:tc>
+          <w:tcPr>
+            <w:tcW w:w="2266" w:type="dxa"/>
+            <w:vAlign w:val="center"/>
           </w:tcPr>
           <w:p>
             <w:pPr>
@@ -15102,15 +14871,16 @@
                 <w:sz w:val="28"/>
                 <w:szCs w:val="28"/>
               </w:rPr>
-              <w:t>railway_vinhyen</w:t>
+              <w:t>Polygon</w:t>
             </w:r>
           </w:p>
         </w:tc>
+      </w:tr>
+      <w:tr>
         <w:tc>
           <w:tcPr>
-            <w:tcW w:w="0" w:type="auto"/>
+            <w:tcW w:w="2265" w:type="dxa"/>
             <w:vAlign w:val="center"/>
-            <w:hideMark/>
           </w:tcPr>
           <w:p>
             <w:pPr>
@@ -15128,15 +14898,14 @@
                 <w:sz w:val="28"/>
                 <w:szCs w:val="28"/>
               </w:rPr>
-              <w:t>Tuyến đường sắt</w:t>
+              <w:t>14</w:t>
             </w:r>
           </w:p>
         </w:tc>
         <w:tc>
           <w:tcPr>
-            <w:tcW w:w="0" w:type="auto"/>
+            <w:tcW w:w="2265" w:type="dxa"/>
             <w:vAlign w:val="center"/>
-            <w:hideMark/>
           </w:tcPr>
           <w:p>
             <w:pPr>
@@ -15154,20 +14923,38 @@
                 <w:sz w:val="28"/>
                 <w:szCs w:val="28"/>
               </w:rPr>
-              <w:t>Polyline</w:t>
+              <w:t>gis_osm_buildings_a_free_1</w:t>
             </w:r>
           </w:p>
         </w:tc>
-      </w:tr>
-      <w:tr>
-        <w:trPr>
-          <w:tblCellSpacing w:w="15" w:type="dxa"/>
-        </w:trPr>
         <w:tc>
           <w:tcPr>
-            <w:tcW w:w="0" w:type="auto"/>
+            <w:tcW w:w="2265" w:type="dxa"/>
             <w:vAlign w:val="center"/>
-            <w:hideMark/>
+          </w:tcPr>
+          <w:p>
+            <w:pPr>
+              <w:spacing w:line="276" w:lineRule="auto"/>
+              <w:rPr>
+                <w:rFonts w:ascii="Times New Roman" w:hAnsi="Times New Roman" w:cs="Times New Roman"/>
+                <w:sz w:val="28"/>
+                <w:szCs w:val="28"/>
+              </w:rPr>
+            </w:pPr>
+            <w:r>
+              <w:rPr>
+                <w:rFonts w:ascii="Times New Roman" w:hAnsi="Times New Roman" w:cs="Times New Roman"/>
+                <w:sz w:val="28"/>
+                <w:szCs w:val="28"/>
+              </w:rPr>
+              <w:t>Công trình xây dựng</w:t>
+            </w:r>
+          </w:p>
+        </w:tc>
+        <w:tc>
+          <w:tcPr>
+            <w:tcW w:w="2266" w:type="dxa"/>
+            <w:vAlign w:val="center"/>
           </w:tcPr>
           <w:p>
             <w:pPr>
@@ -15185,411 +14972,6 @@
                 <w:sz w:val="28"/>
                 <w:szCs w:val="28"/>
               </w:rPr>
-              <w:t>11</w:t>
-            </w:r>
-          </w:p>
-        </w:tc>
-        <w:tc>
-          <w:tcPr>
-            <w:tcW w:w="0" w:type="auto"/>
-            <w:vAlign w:val="center"/>
-            <w:hideMark/>
-          </w:tcPr>
-          <w:p>
-            <w:pPr>
-              <w:spacing w:line="276" w:lineRule="auto"/>
-              <w:jc w:val="both"/>
-              <w:rPr>
-                <w:rFonts w:ascii="Times New Roman" w:hAnsi="Times New Roman" w:cs="Times New Roman"/>
-                <w:sz w:val="28"/>
-                <w:szCs w:val="28"/>
-              </w:rPr>
-            </w:pPr>
-            <w:r>
-              <w:rPr>
-                <w:rFonts w:ascii="Times New Roman" w:hAnsi="Times New Roman" w:cs="Times New Roman"/>
-                <w:sz w:val="28"/>
-                <w:szCs w:val="28"/>
-              </w:rPr>
-              <w:t>waterway_vinhyen</w:t>
-            </w:r>
-          </w:p>
-        </w:tc>
-        <w:tc>
-          <w:tcPr>
-            <w:tcW w:w="0" w:type="auto"/>
-            <w:vAlign w:val="center"/>
-            <w:hideMark/>
-          </w:tcPr>
-          <w:p>
-            <w:pPr>
-              <w:spacing w:line="276" w:lineRule="auto"/>
-              <w:jc w:val="both"/>
-              <w:rPr>
-                <w:rFonts w:ascii="Times New Roman" w:hAnsi="Times New Roman" w:cs="Times New Roman"/>
-                <w:sz w:val="28"/>
-                <w:szCs w:val="28"/>
-              </w:rPr>
-            </w:pPr>
-            <w:r>
-              <w:rPr>
-                <w:rFonts w:ascii="Times New Roman" w:hAnsi="Times New Roman" w:cs="Times New Roman"/>
-                <w:sz w:val="28"/>
-                <w:szCs w:val="28"/>
-              </w:rPr>
-              <w:t>Hệ thống sông ngòi và thủy hệ</w:t>
-            </w:r>
-          </w:p>
-        </w:tc>
-        <w:tc>
-          <w:tcPr>
-            <w:tcW w:w="0" w:type="auto"/>
-            <w:vAlign w:val="center"/>
-            <w:hideMark/>
-          </w:tcPr>
-          <w:p>
-            <w:pPr>
-              <w:spacing w:line="276" w:lineRule="auto"/>
-              <w:jc w:val="both"/>
-              <w:rPr>
-                <w:rFonts w:ascii="Times New Roman" w:hAnsi="Times New Roman" w:cs="Times New Roman"/>
-                <w:sz w:val="28"/>
-                <w:szCs w:val="28"/>
-              </w:rPr>
-            </w:pPr>
-            <w:r>
-              <w:rPr>
-                <w:rFonts w:ascii="Times New Roman" w:hAnsi="Times New Roman" w:cs="Times New Roman"/>
-                <w:sz w:val="28"/>
-                <w:szCs w:val="28"/>
-              </w:rPr>
-              <w:t>Polyline</w:t>
-            </w:r>
-          </w:p>
-        </w:tc>
-      </w:tr>
-      <w:tr>
-        <w:trPr>
-          <w:tblCellSpacing w:w="15" w:type="dxa"/>
-        </w:trPr>
-        <w:tc>
-          <w:tcPr>
-            <w:tcW w:w="0" w:type="auto"/>
-            <w:vAlign w:val="center"/>
-            <w:hideMark/>
-          </w:tcPr>
-          <w:p>
-            <w:pPr>
-              <w:spacing w:line="276" w:lineRule="auto"/>
-              <w:jc w:val="both"/>
-              <w:rPr>
-                <w:rFonts w:ascii="Times New Roman" w:hAnsi="Times New Roman" w:cs="Times New Roman"/>
-                <w:sz w:val="28"/>
-                <w:szCs w:val="28"/>
-              </w:rPr>
-            </w:pPr>
-            <w:r>
-              <w:rPr>
-                <w:rFonts w:ascii="Times New Roman" w:hAnsi="Times New Roman" w:cs="Times New Roman"/>
-                <w:sz w:val="28"/>
-                <w:szCs w:val="28"/>
-              </w:rPr>
-              <w:t>12</w:t>
-            </w:r>
-          </w:p>
-        </w:tc>
-        <w:tc>
-          <w:tcPr>
-            <w:tcW w:w="0" w:type="auto"/>
-            <w:vAlign w:val="center"/>
-            <w:hideMark/>
-          </w:tcPr>
-          <w:p>
-            <w:pPr>
-              <w:spacing w:line="276" w:lineRule="auto"/>
-              <w:jc w:val="both"/>
-              <w:rPr>
-                <w:rFonts w:ascii="Times New Roman" w:hAnsi="Times New Roman" w:cs="Times New Roman"/>
-                <w:sz w:val="28"/>
-                <w:szCs w:val="28"/>
-              </w:rPr>
-            </w:pPr>
-            <w:r>
-              <w:rPr>
-                <w:rFonts w:ascii="Times New Roman" w:hAnsi="Times New Roman" w:cs="Times New Roman"/>
-                <w:sz w:val="28"/>
-                <w:szCs w:val="28"/>
-              </w:rPr>
-              <w:t>water_vinhyen</w:t>
-            </w:r>
-          </w:p>
-        </w:tc>
-        <w:tc>
-          <w:tcPr>
-            <w:tcW w:w="0" w:type="auto"/>
-            <w:vAlign w:val="center"/>
-            <w:hideMark/>
-          </w:tcPr>
-          <w:p>
-            <w:pPr>
-              <w:spacing w:line="276" w:lineRule="auto"/>
-              <w:jc w:val="both"/>
-              <w:rPr>
-                <w:rFonts w:ascii="Times New Roman" w:hAnsi="Times New Roman" w:cs="Times New Roman"/>
-                <w:sz w:val="28"/>
-                <w:szCs w:val="28"/>
-              </w:rPr>
-            </w:pPr>
-            <w:r>
-              <w:rPr>
-                <w:rFonts w:ascii="Times New Roman" w:hAnsi="Times New Roman" w:cs="Times New Roman"/>
-                <w:sz w:val="28"/>
-                <w:szCs w:val="28"/>
-              </w:rPr>
-              <w:t>Mặt nước và hồ</w:t>
-            </w:r>
-          </w:p>
-        </w:tc>
-        <w:tc>
-          <w:tcPr>
-            <w:tcW w:w="0" w:type="auto"/>
-            <w:vAlign w:val="center"/>
-            <w:hideMark/>
-          </w:tcPr>
-          <w:p>
-            <w:pPr>
-              <w:spacing w:line="276" w:lineRule="auto"/>
-              <w:jc w:val="both"/>
-              <w:rPr>
-                <w:rFonts w:ascii="Times New Roman" w:hAnsi="Times New Roman" w:cs="Times New Roman"/>
-                <w:sz w:val="28"/>
-                <w:szCs w:val="28"/>
-              </w:rPr>
-            </w:pPr>
-            <w:r>
-              <w:rPr>
-                <w:rFonts w:ascii="Times New Roman" w:hAnsi="Times New Roman" w:cs="Times New Roman"/>
-                <w:sz w:val="28"/>
-                <w:szCs w:val="28"/>
-              </w:rPr>
-              <w:t>Polygon</w:t>
-            </w:r>
-          </w:p>
-        </w:tc>
-      </w:tr>
-      <w:tr>
-        <w:trPr>
-          <w:tblCellSpacing w:w="15" w:type="dxa"/>
-        </w:trPr>
-        <w:tc>
-          <w:tcPr>
-            <w:tcW w:w="0" w:type="auto"/>
-            <w:vAlign w:val="center"/>
-            <w:hideMark/>
-          </w:tcPr>
-          <w:p>
-            <w:pPr>
-              <w:spacing w:line="276" w:lineRule="auto"/>
-              <w:jc w:val="both"/>
-              <w:rPr>
-                <w:rFonts w:ascii="Times New Roman" w:hAnsi="Times New Roman" w:cs="Times New Roman"/>
-                <w:sz w:val="28"/>
-                <w:szCs w:val="28"/>
-              </w:rPr>
-            </w:pPr>
-            <w:r>
-              <w:rPr>
-                <w:rFonts w:ascii="Times New Roman" w:hAnsi="Times New Roman" w:cs="Times New Roman"/>
-                <w:sz w:val="28"/>
-                <w:szCs w:val="28"/>
-              </w:rPr>
-              <w:t>13</w:t>
-            </w:r>
-          </w:p>
-        </w:tc>
-        <w:tc>
-          <w:tcPr>
-            <w:tcW w:w="0" w:type="auto"/>
-            <w:vAlign w:val="center"/>
-            <w:hideMark/>
-          </w:tcPr>
-          <w:p>
-            <w:pPr>
-              <w:spacing w:line="276" w:lineRule="auto"/>
-              <w:jc w:val="both"/>
-              <w:rPr>
-                <w:rFonts w:ascii="Times New Roman" w:hAnsi="Times New Roman" w:cs="Times New Roman"/>
-                <w:sz w:val="28"/>
-                <w:szCs w:val="28"/>
-              </w:rPr>
-            </w:pPr>
-            <w:r>
-              <w:rPr>
-                <w:rFonts w:ascii="Times New Roman" w:hAnsi="Times New Roman" w:cs="Times New Roman"/>
-                <w:sz w:val="28"/>
-                <w:szCs w:val="28"/>
-              </w:rPr>
-              <w:t>landuse_vinhyen</w:t>
-            </w:r>
-          </w:p>
-        </w:tc>
-        <w:tc>
-          <w:tcPr>
-            <w:tcW w:w="0" w:type="auto"/>
-            <w:vAlign w:val="center"/>
-            <w:hideMark/>
-          </w:tcPr>
-          <w:p>
-            <w:pPr>
-              <w:spacing w:line="276" w:lineRule="auto"/>
-              <w:jc w:val="both"/>
-              <w:rPr>
-                <w:rFonts w:ascii="Times New Roman" w:hAnsi="Times New Roman" w:cs="Times New Roman"/>
-                <w:sz w:val="28"/>
-                <w:szCs w:val="28"/>
-              </w:rPr>
-            </w:pPr>
-            <w:r>
-              <w:rPr>
-                <w:rFonts w:ascii="Times New Roman" w:hAnsi="Times New Roman" w:cs="Times New Roman"/>
-                <w:sz w:val="28"/>
-                <w:szCs w:val="28"/>
-              </w:rPr>
-              <w:t>Hiện trạng sử dụng đất</w:t>
-            </w:r>
-          </w:p>
-        </w:tc>
-        <w:tc>
-          <w:tcPr>
-            <w:tcW w:w="0" w:type="auto"/>
-            <w:vAlign w:val="center"/>
-            <w:hideMark/>
-          </w:tcPr>
-          <w:p>
-            <w:pPr>
-              <w:spacing w:line="276" w:lineRule="auto"/>
-              <w:jc w:val="both"/>
-              <w:rPr>
-                <w:rFonts w:ascii="Times New Roman" w:hAnsi="Times New Roman" w:cs="Times New Roman"/>
-                <w:sz w:val="28"/>
-                <w:szCs w:val="28"/>
-              </w:rPr>
-            </w:pPr>
-            <w:r>
-              <w:rPr>
-                <w:rFonts w:ascii="Times New Roman" w:hAnsi="Times New Roman" w:cs="Times New Roman"/>
-                <w:sz w:val="28"/>
-                <w:szCs w:val="28"/>
-              </w:rPr>
-              <w:t>Polygon</w:t>
-            </w:r>
-          </w:p>
-        </w:tc>
-      </w:tr>
-      <w:tr>
-        <w:trPr>
-          <w:tblCellSpacing w:w="15" w:type="dxa"/>
-        </w:trPr>
-        <w:tc>
-          <w:tcPr>
-            <w:tcW w:w="0" w:type="auto"/>
-            <w:vAlign w:val="center"/>
-            <w:hideMark/>
-          </w:tcPr>
-          <w:p>
-            <w:pPr>
-              <w:spacing w:line="276" w:lineRule="auto"/>
-              <w:jc w:val="both"/>
-              <w:rPr>
-                <w:rFonts w:ascii="Times New Roman" w:hAnsi="Times New Roman" w:cs="Times New Roman"/>
-                <w:sz w:val="28"/>
-                <w:szCs w:val="28"/>
-              </w:rPr>
-            </w:pPr>
-            <w:r>
-              <w:rPr>
-                <w:rFonts w:ascii="Times New Roman" w:hAnsi="Times New Roman" w:cs="Times New Roman"/>
-                <w:sz w:val="28"/>
-                <w:szCs w:val="28"/>
-              </w:rPr>
-              <w:t>14</w:t>
-            </w:r>
-          </w:p>
-        </w:tc>
-        <w:tc>
-          <w:tcPr>
-            <w:tcW w:w="0" w:type="auto"/>
-            <w:vAlign w:val="center"/>
-            <w:hideMark/>
-          </w:tcPr>
-          <w:p>
-            <w:pPr>
-              <w:spacing w:line="276" w:lineRule="auto"/>
-              <w:jc w:val="both"/>
-              <w:rPr>
-                <w:rFonts w:ascii="Times New Roman" w:hAnsi="Times New Roman" w:cs="Times New Roman"/>
-                <w:sz w:val="28"/>
-                <w:szCs w:val="28"/>
-              </w:rPr>
-            </w:pPr>
-            <w:r>
-              <w:rPr>
-                <w:rFonts w:ascii="Times New Roman" w:hAnsi="Times New Roman" w:cs="Times New Roman"/>
-                <w:sz w:val="28"/>
-                <w:szCs w:val="28"/>
-              </w:rPr>
-              <w:t>gis_osm_buildings_a_free_1</w:t>
-            </w:r>
-          </w:p>
-        </w:tc>
-        <w:tc>
-          <w:tcPr>
-            <w:tcW w:w="0" w:type="auto"/>
-            <w:vAlign w:val="center"/>
-            <w:hideMark/>
-          </w:tcPr>
-          <w:p>
-            <w:pPr>
-              <w:spacing w:line="276" w:lineRule="auto"/>
-              <w:jc w:val="both"/>
-              <w:rPr>
-                <w:rFonts w:ascii="Times New Roman" w:hAnsi="Times New Roman" w:cs="Times New Roman"/>
-                <w:sz w:val="28"/>
-                <w:szCs w:val="28"/>
-              </w:rPr>
-            </w:pPr>
-            <w:r>
-              <w:rPr>
-                <w:rFonts w:ascii="Times New Roman" w:hAnsi="Times New Roman" w:cs="Times New Roman"/>
-                <w:sz w:val="28"/>
-                <w:szCs w:val="28"/>
-              </w:rPr>
-              <w:t>Công trình xây dựng</w:t>
-            </w:r>
-          </w:p>
-        </w:tc>
-        <w:tc>
-          <w:tcPr>
-            <w:tcW w:w="0" w:type="auto"/>
-            <w:vAlign w:val="center"/>
-            <w:hideMark/>
-          </w:tcPr>
-          <w:p>
-            <w:pPr>
-              <w:spacing w:line="276" w:lineRule="auto"/>
-              <w:jc w:val="both"/>
-              <w:rPr>
-                <w:rFonts w:ascii="Times New Roman" w:hAnsi="Times New Roman" w:cs="Times New Roman"/>
-                <w:sz w:val="28"/>
-                <w:szCs w:val="28"/>
-              </w:rPr>
-            </w:pPr>
-            <w:r>
-              <w:rPr>
-                <w:rFonts w:ascii="Times New Roman" w:hAnsi="Times New Roman" w:cs="Times New Roman"/>
-                <w:sz w:val="28"/>
-                <w:szCs w:val="28"/>
-              </w:rPr>
               <w:t>Polygon</w:t>
             </w:r>
           </w:p>
@@ -15599,6 +14981,7 @@
     <w:p>
       <w:pPr>
         <w:spacing w:line="276" w:lineRule="auto"/>
+        <w:ind w:firstLine="720"/>
         <w:jc w:val="both"/>
         <w:rPr>
           <w:rFonts w:ascii="Times New Roman" w:hAnsi="Times New Roman" w:cs="Times New Roman"/>
@@ -15606,70 +14989,64 @@
           <w:szCs w:val="28"/>
         </w:rPr>
       </w:pPr>
-      <w:r>
-        <w:rPr>
-          <w:rFonts w:ascii="Segoe UI Emoji" w:hAnsi="Segoe UI Emoji" w:cs="Segoe UI Emoji"/>
-          <w:sz w:val="28"/>
-          <w:szCs w:val="28"/>
-        </w:rPr>
-        <w:t>📌</w:t>
-      </w:r>
-      <w:r>
-        <w:rPr>
-          <w:rFonts w:ascii="Times New Roman" w:hAnsi="Times New Roman" w:cs="Times New Roman"/>
-          <w:sz w:val="28"/>
-          <w:szCs w:val="28"/>
-        </w:rPr>
-        <w:t xml:space="preserve"> Chèn ảnh tại đây:</w:t>
-      </w:r>
-    </w:p>
-    <w:p>
-      <w:pPr>
-        <w:numPr>
-          <w:ilvl w:val="0"/>
-          <w:numId w:val="61"/>
-        </w:numPr>
+    </w:p>
+    <w:p>
+      <w:pPr>
+        <w:spacing w:line="276" w:lineRule="auto"/>
+        <w:ind w:left="720"/>
+        <w:jc w:val="both"/>
+        <w:rPr>
+          <w:rFonts w:ascii="Times New Roman" w:hAnsi="Times New Roman" w:cs="Times New Roman"/>
+          <w:sz w:val="28"/>
+          <w:szCs w:val="28"/>
+        </w:rPr>
+      </w:pPr>
+      <w:r>
+        <w:rPr>
+          <w:rFonts w:ascii="Times New Roman" w:hAnsi="Times New Roman" w:cs="Times New Roman"/>
+          <w:sz w:val="28"/>
+          <w:szCs w:val="28"/>
+        </w:rPr>
+        <w:t xml:space="preserve"> </w:t>
+      </w:r>
+      <w:r>
+        <w:rPr>
+          <w:rFonts w:ascii="Times New Roman" w:hAnsi="Times New Roman" w:cs="Times New Roman"/>
+          <w:sz w:val="28"/>
+          <w:szCs w:val="28"/>
+        </w:rPr>
+        <w:t xml:space="preserve">“Hình 3.x. Danh sách các lớp dữ liệu GIS” </w:t>
+      </w:r>
+    </w:p>
+    <w:p>
+      <w:pPr>
+        <w:pStyle w:val="Heading3"/>
+      </w:pPr>
+      <w:r>
+        <w:t>3.4.3 Thiết kế dữ liệu không gian</w:t>
+      </w:r>
+    </w:p>
+    <w:p>
+      <w:pPr>
         <w:spacing w:line="276" w:lineRule="auto"/>
         <w:jc w:val="both"/>
         <w:rPr>
           <w:rFonts w:ascii="Times New Roman" w:hAnsi="Times New Roman" w:cs="Times New Roman"/>
-          <w:sz w:val="28"/>
-          <w:szCs w:val="28"/>
-        </w:rPr>
-      </w:pPr>
-      <w:r>
-        <w:rPr>
-          <w:rFonts w:ascii="Times New Roman" w:hAnsi="Times New Roman" w:cs="Times New Roman"/>
-          <w:sz w:val="28"/>
-          <w:szCs w:val="28"/>
-        </w:rPr>
-        <w:t>Ảnh danh sách layer trong QGIS</w:t>
-      </w:r>
-      <w:r>
-        <w:rPr>
-          <w:rFonts w:ascii="Times New Roman" w:hAnsi="Times New Roman" w:cs="Times New Roman"/>
-          <w:sz w:val="28"/>
-          <w:szCs w:val="28"/>
-        </w:rPr>
-        <w:br/>
-        <w:t>Tên hình:</w:t>
-      </w:r>
-      <w:r>
-        <w:rPr>
-          <w:rFonts w:ascii="Times New Roman" w:hAnsi="Times New Roman" w:cs="Times New Roman"/>
-          <w:sz w:val="28"/>
-          <w:szCs w:val="28"/>
-        </w:rPr>
-        <w:br/>
-        <w:t xml:space="preserve">“Hình 3.x. Danh sách các lớp dữ liệu GIS” </w:t>
-      </w:r>
-    </w:p>
-    <w:p>
-      <w:pPr>
-        <w:pStyle w:val="Heading3"/>
-      </w:pPr>
-      <w:r>
-        <w:t>3.4.3 Thiết kế dữ liệu không gian</w:t>
+          <w:b/>
+          <w:bCs/>
+          <w:sz w:val="28"/>
+          <w:szCs w:val="28"/>
+        </w:rPr>
+      </w:pPr>
+      <w:r>
+        <w:rPr>
+          <w:rFonts w:ascii="Times New Roman" w:hAnsi="Times New Roman" w:cs="Times New Roman"/>
+          <w:b/>
+          <w:bCs/>
+          <w:sz w:val="28"/>
+          <w:szCs w:val="28"/>
+        </w:rPr>
+        <w:t>Layer ranh giới hành chính</w:t>
       </w:r>
     </w:p>
     <w:p>
@@ -15678,6 +15055,53 @@
         <w:jc w:val="both"/>
         <w:rPr>
           <w:rFonts w:ascii="Times New Roman" w:hAnsi="Times New Roman" w:cs="Times New Roman"/>
+          <w:sz w:val="28"/>
+          <w:szCs w:val="28"/>
+        </w:rPr>
+      </w:pPr>
+      <w:r>
+        <w:rPr>
+          <w:rFonts w:ascii="Times New Roman" w:hAnsi="Times New Roman" w:cs="Times New Roman"/>
+          <w:sz w:val="28"/>
+          <w:szCs w:val="28"/>
+        </w:rPr>
+        <w:t>Layer boundary_vinhyen được sử dụng để xác định phạm vi nghiên cứu của đề tài. Dữ liệu được xây dựng dưới dạng Polygon nhằm mô tả chính xác ranh giới hành chính của phường Vĩnh Yên trên bản đồ số.</w:t>
+      </w:r>
+    </w:p>
+    <w:p>
+      <w:pPr>
+        <w:spacing w:line="276" w:lineRule="auto"/>
+        <w:jc w:val="both"/>
+        <w:rPr>
+          <w:rFonts w:ascii="Times New Roman" w:hAnsi="Times New Roman" w:cs="Times New Roman"/>
+          <w:sz w:val="28"/>
+          <w:szCs w:val="28"/>
+        </w:rPr>
+      </w:pPr>
+      <w:r>
+        <w:rPr>
+          <w:rFonts w:ascii="Segoe UI Emoji" w:hAnsi="Segoe UI Emoji" w:cs="Segoe UI Emoji"/>
+          <w:sz w:val="28"/>
+          <w:szCs w:val="28"/>
+        </w:rPr>
+        <w:lastRenderedPageBreak/>
+        <w:t>📌</w:t>
+      </w:r>
+      <w:r>
+        <w:rPr>
+          <w:rFonts w:ascii="Times New Roman" w:hAnsi="Times New Roman" w:cs="Times New Roman"/>
+          <w:sz w:val="28"/>
+          <w:szCs w:val="28"/>
+        </w:rPr>
+        <w:t xml:space="preserve"> Chèn ảnh layer boundary_vinhyen</w:t>
+      </w:r>
+    </w:p>
+    <w:p>
+      <w:pPr>
+        <w:spacing w:line="276" w:lineRule="auto"/>
+        <w:jc w:val="both"/>
+        <w:rPr>
+          <w:rFonts w:ascii="Times New Roman" w:hAnsi="Times New Roman" w:cs="Times New Roman"/>
           <w:b/>
           <w:bCs/>
           <w:sz w:val="28"/>
@@ -15692,7 +15116,7 @@
           <w:sz w:val="28"/>
           <w:szCs w:val="28"/>
         </w:rPr>
-        <w:t>Layer ranh giới hành chính</w:t>
+        <w:t>Layer giao thông</w:t>
       </w:r>
     </w:p>
     <w:p>
@@ -15711,7 +15135,7 @@
           <w:sz w:val="28"/>
           <w:szCs w:val="28"/>
         </w:rPr>
-        <w:t>Layer boundary_vinhyen được sử dụng để xác định phạm vi nghiên cứu của đề tài. Dữ liệu được xây dựng dưới dạng Polygon nhằm mô tả chính xác ranh giới hành chính của phường Vĩnh Yên trên bản đồ số.</w:t>
+        <w:t>Các layer roads_vinhyen, traffic_vinhyen và transport_vinhyen được sử dụng để quản lý hệ thống giao thông trong khu vực nghiên cứu. Dữ liệu được biểu diễn dưới dạng Polyline nhằm mô tả các tuyến đường chính và mạng lưới giao thông đô thị.</w:t>
       </w:r>
     </w:p>
     <w:p>
@@ -15730,7 +15154,6 @@
           <w:sz w:val="28"/>
           <w:szCs w:val="28"/>
         </w:rPr>
-        <w:lastRenderedPageBreak/>
         <w:t>📌</w:t>
       </w:r>
       <w:r>
@@ -15739,7 +15162,7 @@
           <w:sz w:val="28"/>
           <w:szCs w:val="28"/>
         </w:rPr>
-        <w:t xml:space="preserve"> Chèn ảnh layer boundary_vinhyen</w:t>
+        <w:t xml:space="preserve"> Chèn ảnh layer roads_vinhyen</w:t>
       </w:r>
     </w:p>
     <w:p>
@@ -15762,7 +15185,7 @@
           <w:sz w:val="28"/>
           <w:szCs w:val="28"/>
         </w:rPr>
-        <w:t>Layer giao thông</w:t>
+        <w:t>Layer dân cư</w:t>
       </w:r>
     </w:p>
     <w:p>
@@ -15781,7 +15204,7 @@
           <w:sz w:val="28"/>
           <w:szCs w:val="28"/>
         </w:rPr>
-        <w:t>Các layer roads_vinhyen, traffic_vinhyen và transport_vinhyen được sử dụng để quản lý hệ thống giao thông trong khu vực nghiên cứu. Dữ liệu được biểu diễn dưới dạng Polyline nhằm mô tả các tuyến đường chính và mạng lưới giao thông đô thị.</w:t>
+        <w:t>Layer residentials_vinhyen được xây dựng nhằm quản lý khu vực phân bố dân cư tại phường Vĩnh Yên. Dữ liệu được biểu diễn dưới dạng Polygon nhằm phục vụ cho việc phân tích mật độ dân cư và hiện trạng sử dụng đất ở.</w:t>
       </w:r>
     </w:p>
     <w:p>
@@ -15808,7 +15231,7 @@
           <w:sz w:val="28"/>
           <w:szCs w:val="28"/>
         </w:rPr>
-        <w:t xml:space="preserve"> Chèn ảnh layer roads_vinhyen</w:t>
+        <w:t xml:space="preserve"> Chèn ảnh layer residentials_vinhyen</w:t>
       </w:r>
     </w:p>
     <w:p>
@@ -15831,7 +15254,7 @@
           <w:sz w:val="28"/>
           <w:szCs w:val="28"/>
         </w:rPr>
-        <w:t>Layer dân cư</w:t>
+        <w:t>Layer trường học</w:t>
       </w:r>
     </w:p>
     <w:p>
@@ -15850,7 +15273,7 @@
           <w:sz w:val="28"/>
           <w:szCs w:val="28"/>
         </w:rPr>
-        <w:t>Layer residentials_vinhyen được xây dựng nhằm quản lý khu vực phân bố dân cư tại phường Vĩnh Yên. Dữ liệu được biểu diễn dưới dạng Polygon nhằm phục vụ cho việc phân tích mật độ dân cư và hiện trạng sử dụng đất ở.</w:t>
+        <w:t>Layer schools_vinhyen được sử dụng để quản lý vị trí các cơ sở giáo dục trong khu vực nghiên cứu. Dữ liệu được biểu diễn dưới dạng Point nhằm xác định vị trí chính xác của từng trường học trên bản đồ.</w:t>
       </w:r>
     </w:p>
     <w:p>
@@ -15877,7 +15300,7 @@
           <w:sz w:val="28"/>
           <w:szCs w:val="28"/>
         </w:rPr>
-        <w:t xml:space="preserve"> Chèn ảnh layer residentials_vinhyen</w:t>
+        <w:t xml:space="preserve"> Chèn ảnh layer schools_vinhyen</w:t>
       </w:r>
     </w:p>
     <w:p>
@@ -15886,6 +15309,27 @@
         <w:jc w:val="both"/>
         <w:rPr>
           <w:rFonts w:ascii="Times New Roman" w:hAnsi="Times New Roman" w:cs="Times New Roman"/>
+          <w:sz w:val="28"/>
+          <w:szCs w:val="28"/>
+        </w:rPr>
+      </w:pPr>
+      <w:r>
+        <w:rPr>
+          <w:rFonts w:ascii="Times New Roman" w:hAnsi="Times New Roman" w:cs="Times New Roman"/>
+          <w:sz w:val="28"/>
+          <w:szCs w:val="28"/>
+        </w:rPr>
+        <w:pict w14:anchorId="3E6A56F3">
+          <v:rect id="_x0000_i1036" style="width:0;height:1.5pt" o:hralign="center" o:hrstd="t" o:hr="t" fillcolor="#a0a0a0" stroked="f"/>
+        </w:pict>
+      </w:r>
+    </w:p>
+    <w:p>
+      <w:pPr>
+        <w:spacing w:line="276" w:lineRule="auto"/>
+        <w:jc w:val="both"/>
+        <w:rPr>
+          <w:rFonts w:ascii="Times New Roman" w:hAnsi="Times New Roman" w:cs="Times New Roman"/>
           <w:b/>
           <w:bCs/>
           <w:sz w:val="28"/>
@@ -15900,7 +15344,7 @@
           <w:sz w:val="28"/>
           <w:szCs w:val="28"/>
         </w:rPr>
-        <w:t>Layer trường học</w:t>
+        <w:t>Layer bệnh viện</w:t>
       </w:r>
     </w:p>
     <w:p>
@@ -15919,7 +15363,7 @@
           <w:sz w:val="28"/>
           <w:szCs w:val="28"/>
         </w:rPr>
-        <w:t>Layer schools_vinhyen được sử dụng để quản lý vị trí các cơ sở giáo dục trong khu vực nghiên cứu. Dữ liệu được biểu diễn dưới dạng Point nhằm xác định vị trí chính xác của từng trường học trên bản đồ.</w:t>
+        <w:t>Layer medical được xây dựng nhằm quản lý các cơ sở y tế và công trình chăm sóc sức khỏe trên địa bàn nghiên cứu. Dữ liệu được biểu diễn dưới dạng Point nhằm hỗ trợ đánh giá khả năng tiếp cận dịch vụ y tế của người dân.</w:t>
       </w:r>
     </w:p>
     <w:p>
@@ -15946,7 +15390,7 @@
           <w:sz w:val="28"/>
           <w:szCs w:val="28"/>
         </w:rPr>
-        <w:t xml:space="preserve"> Chèn ảnh layer schools_vinhyen</w:t>
+        <w:t xml:space="preserve"> Chèn ảnh layer medical</w:t>
       </w:r>
     </w:p>
     <w:p>
@@ -15965,8 +15409,8 @@
           <w:sz w:val="28"/>
           <w:szCs w:val="28"/>
         </w:rPr>
-        <w:pict w14:anchorId="3E6A56F3">
-          <v:rect id="_x0000_i1499" style="width:0;height:1.5pt" o:hralign="center" o:hrstd="t" o:hr="t" fillcolor="#a0a0a0" stroked="f"/>
+        <w:pict w14:anchorId="10968292">
+          <v:rect id="_x0000_i1037" style="width:0;height:1.5pt" o:hralign="center" o:hrstd="t" o:hr="t" fillcolor="#a0a0a0" stroked="f"/>
         </w:pict>
       </w:r>
     </w:p>
@@ -15990,7 +15434,7 @@
           <w:sz w:val="28"/>
           <w:szCs w:val="28"/>
         </w:rPr>
-        <w:t>Layer bệnh viện</w:t>
+        <w:t>Layer UBND</w:t>
       </w:r>
     </w:p>
     <w:p>
@@ -16009,7 +15453,7 @@
           <w:sz w:val="28"/>
           <w:szCs w:val="28"/>
         </w:rPr>
-        <w:t>Layer medical được xây dựng nhằm quản lý các cơ sở y tế và công trình chăm sóc sức khỏe trên địa bàn nghiên cứu. Dữ liệu được biểu diễn dưới dạng Point nhằm hỗ trợ đánh giá khả năng tiếp cận dịch vụ y tế của người dân.</w:t>
+        <w:t>Layer government_vinhyen được sử dụng để quản lý vị trí các cơ quan hành chính trong khu vực nghiên cứu. Dữ liệu được tổ chức dưới dạng Point và phục vụ công tác quản lý hành chính đô thị.</w:t>
       </w:r>
     </w:p>
     <w:p>
@@ -16036,7 +15480,7 @@
           <w:sz w:val="28"/>
           <w:szCs w:val="28"/>
         </w:rPr>
-        <w:t xml:space="preserve"> Chèn ảnh layer medical</w:t>
+        <w:t xml:space="preserve"> Chèn ảnh layer government_vinhyen</w:t>
       </w:r>
     </w:p>
     <w:p>
@@ -16055,8 +15499,8 @@
           <w:sz w:val="28"/>
           <w:szCs w:val="28"/>
         </w:rPr>
-        <w:pict w14:anchorId="10968292">
-          <v:rect id="_x0000_i1500" style="width:0;height:1.5pt" o:hralign="center" o:hrstd="t" o:hr="t" fillcolor="#a0a0a0" stroked="f"/>
+        <w:pict w14:anchorId="791BC9CB">
+          <v:rect id="_x0000_i1038" style="width:0;height:1.5pt" o:hralign="center" o:hrstd="t" o:hr="t" fillcolor="#a0a0a0" stroked="f"/>
         </w:pict>
       </w:r>
     </w:p>
@@ -16080,7 +15524,8 @@
           <w:sz w:val="28"/>
           <w:szCs w:val="28"/>
         </w:rPr>
-        <w:t>Layer UBND</w:t>
+        <w:lastRenderedPageBreak/>
+        <w:t>Layer chợ và siêu thị</w:t>
       </w:r>
     </w:p>
     <w:p>
@@ -16099,7 +15544,7 @@
           <w:sz w:val="28"/>
           <w:szCs w:val="28"/>
         </w:rPr>
-        <w:t>Layer government_vinhyen được sử dụng để quản lý vị trí các cơ quan hành chính trong khu vực nghiên cứu. Dữ liệu được tổ chức dưới dạng Point và phục vụ công tác quản lý hành chính đô thị.</w:t>
+        <w:t>Layer market được sử dụng để quản lý các khu chợ và công trình thương mại phục vụ nhu cầu sinh hoạt của người dân trong khu vực nghiên cứu.</w:t>
       </w:r>
     </w:p>
     <w:p>
@@ -16126,7 +15571,7 @@
           <w:sz w:val="28"/>
           <w:szCs w:val="28"/>
         </w:rPr>
-        <w:t xml:space="preserve"> Chèn ảnh layer government_vinhyen</w:t>
+        <w:t xml:space="preserve"> Chèn ảnh layer market</w:t>
       </w:r>
     </w:p>
     <w:p>
@@ -16145,8 +15590,8 @@
           <w:sz w:val="28"/>
           <w:szCs w:val="28"/>
         </w:rPr>
-        <w:pict w14:anchorId="791BC9CB">
-          <v:rect id="_x0000_i1501" style="width:0;height:1.5pt" o:hralign="center" o:hrstd="t" o:hr="t" fillcolor="#a0a0a0" stroked="f"/>
+        <w:pict w14:anchorId="3A1957C6">
+          <v:rect id="_x0000_i1039" style="width:0;height:1.5pt" o:hralign="center" o:hrstd="t" o:hr="t" fillcolor="#a0a0a0" stroked="f"/>
         </w:pict>
       </w:r>
     </w:p>
@@ -16170,8 +15615,7 @@
           <w:sz w:val="28"/>
           <w:szCs w:val="28"/>
         </w:rPr>
-        <w:lastRenderedPageBreak/>
-        <w:t>Layer chợ và siêu thị</w:t>
+        <w:t>Layer công trình công cộng</w:t>
       </w:r>
     </w:p>
     <w:p>
@@ -16190,7 +15634,7 @@
           <w:sz w:val="28"/>
           <w:szCs w:val="28"/>
         </w:rPr>
-        <w:t>Layer market được sử dụng để quản lý các khu chợ và công trình thương mại phục vụ nhu cầu sinh hoạt của người dân trong khu vực nghiên cứu.</w:t>
+        <w:t>Layer gis_osm_buildings_a_free_1 được sử dụng để quản lý các công trình xây dựng và công trình công cộng trong khu vực nghiên cứu. Dữ liệu được biểu diễn dưới dạng Polygon nhằm hỗ trợ trực quan hóa hệ thống hạ tầng đô thị trên bản đồ GIS.</w:t>
       </w:r>
     </w:p>
     <w:p>
@@ -16217,7 +15661,7 @@
           <w:sz w:val="28"/>
           <w:szCs w:val="28"/>
         </w:rPr>
-        <w:t xml:space="preserve"> Chèn ảnh layer market</w:t>
+        <w:t xml:space="preserve"> Chèn ảnh layer gis_osm_buildings_a_free_1</w:t>
       </w:r>
     </w:p>
     <w:p>
@@ -16236,98 +15680,8 @@
           <w:sz w:val="28"/>
           <w:szCs w:val="28"/>
         </w:rPr>
-        <w:pict w14:anchorId="3A1957C6">
-          <v:rect id="_x0000_i1502" style="width:0;height:1.5pt" o:hralign="center" o:hrstd="t" o:hr="t" fillcolor="#a0a0a0" stroked="f"/>
-        </w:pict>
-      </w:r>
-    </w:p>
-    <w:p>
-      <w:pPr>
-        <w:spacing w:line="276" w:lineRule="auto"/>
-        <w:jc w:val="both"/>
-        <w:rPr>
-          <w:rFonts w:ascii="Times New Roman" w:hAnsi="Times New Roman" w:cs="Times New Roman"/>
-          <w:b/>
-          <w:bCs/>
-          <w:sz w:val="28"/>
-          <w:szCs w:val="28"/>
-        </w:rPr>
-      </w:pPr>
-      <w:r>
-        <w:rPr>
-          <w:rFonts w:ascii="Times New Roman" w:hAnsi="Times New Roman" w:cs="Times New Roman"/>
-          <w:b/>
-          <w:bCs/>
-          <w:sz w:val="28"/>
-          <w:szCs w:val="28"/>
-        </w:rPr>
-        <w:t>Layer công trình công cộng</w:t>
-      </w:r>
-    </w:p>
-    <w:p>
-      <w:pPr>
-        <w:spacing w:line="276" w:lineRule="auto"/>
-        <w:jc w:val="both"/>
-        <w:rPr>
-          <w:rFonts w:ascii="Times New Roman" w:hAnsi="Times New Roman" w:cs="Times New Roman"/>
-          <w:sz w:val="28"/>
-          <w:szCs w:val="28"/>
-        </w:rPr>
-      </w:pPr>
-      <w:r>
-        <w:rPr>
-          <w:rFonts w:ascii="Times New Roman" w:hAnsi="Times New Roman" w:cs="Times New Roman"/>
-          <w:sz w:val="28"/>
-          <w:szCs w:val="28"/>
-        </w:rPr>
-        <w:t>Layer gis_osm_buildings_a_free_1 được sử dụng để quản lý các công trình xây dựng và công trình công cộng trong khu vực nghiên cứu. Dữ liệu được biểu diễn dưới dạng Polygon nhằm hỗ trợ trực quan hóa hệ thống hạ tầng đô thị trên bản đồ GIS.</w:t>
-      </w:r>
-    </w:p>
-    <w:p>
-      <w:pPr>
-        <w:spacing w:line="276" w:lineRule="auto"/>
-        <w:jc w:val="both"/>
-        <w:rPr>
-          <w:rFonts w:ascii="Times New Roman" w:hAnsi="Times New Roman" w:cs="Times New Roman"/>
-          <w:sz w:val="28"/>
-          <w:szCs w:val="28"/>
-        </w:rPr>
-      </w:pPr>
-      <w:r>
-        <w:rPr>
-          <w:rFonts w:ascii="Segoe UI Emoji" w:hAnsi="Segoe UI Emoji" w:cs="Segoe UI Emoji"/>
-          <w:sz w:val="28"/>
-          <w:szCs w:val="28"/>
-        </w:rPr>
-        <w:t>📌</w:t>
-      </w:r>
-      <w:r>
-        <w:rPr>
-          <w:rFonts w:ascii="Times New Roman" w:hAnsi="Times New Roman" w:cs="Times New Roman"/>
-          <w:sz w:val="28"/>
-          <w:szCs w:val="28"/>
-        </w:rPr>
-        <w:t xml:space="preserve"> Chèn ảnh layer gis_osm_buildings_a_free_1</w:t>
-      </w:r>
-    </w:p>
-    <w:p>
-      <w:pPr>
-        <w:spacing w:line="276" w:lineRule="auto"/>
-        <w:jc w:val="both"/>
-        <w:rPr>
-          <w:rFonts w:ascii="Times New Roman" w:hAnsi="Times New Roman" w:cs="Times New Roman"/>
-          <w:sz w:val="28"/>
-          <w:szCs w:val="28"/>
-        </w:rPr>
-      </w:pPr>
-      <w:r>
-        <w:rPr>
-          <w:rFonts w:ascii="Times New Roman" w:hAnsi="Times New Roman" w:cs="Times New Roman"/>
-          <w:sz w:val="28"/>
-          <w:szCs w:val="28"/>
-        </w:rPr>
         <w:pict w14:anchorId="79491779">
-          <v:rect id="_x0000_i1503" style="width:0;height:1.5pt" o:hralign="center" o:hrstd="t" o:hr="t" fillcolor="#a0a0a0" stroked="f"/>
+          <v:rect id="_x0000_i1040" style="width:0;height:1.5pt" o:hralign="center" o:hrstd="t" o:hr="t" fillcolor="#a0a0a0" stroked="f"/>
         </w:pict>
       </w:r>
     </w:p>
@@ -16886,7 +16240,7 @@
           <w:szCs w:val="28"/>
         </w:rPr>
         <w:pict w14:anchorId="04168747">
-          <v:rect id="_x0000_i1504" style="width:0;height:1.5pt" o:hralign="center" o:hrstd="t" o:hr="t" fillcolor="#a0a0a0" stroked="f"/>
+          <v:rect id="_x0000_i1041" style="width:0;height:1.5pt" o:hralign="center" o:hrstd="t" o:hr="t" fillcolor="#a0a0a0" stroked="f"/>
         </w:pict>
       </w:r>
     </w:p>
@@ -17340,7 +16694,7 @@
           <w:szCs w:val="28"/>
         </w:rPr>
         <w:pict w14:anchorId="6F506E41">
-          <v:rect id="_x0000_i1505" style="width:0;height:1.5pt" o:hralign="center" o:hrstd="t" o:hr="t" fillcolor="#a0a0a0" stroked="f"/>
+          <v:rect id="_x0000_i1042" style="width:0;height:1.5pt" o:hralign="center" o:hrstd="t" o:hr="t" fillcolor="#a0a0a0" stroked="f"/>
         </w:pict>
       </w:r>
     </w:p>
@@ -17793,7 +17147,7 @@
           <w:szCs w:val="28"/>
         </w:rPr>
         <w:pict w14:anchorId="7BA2AE0B">
-          <v:rect id="_x0000_i1506" style="width:0;height:1.5pt" o:hralign="center" o:hrstd="t" o:hr="t" fillcolor="#a0a0a0" stroked="f"/>
+          <v:rect id="_x0000_i1043" style="width:0;height:1.5pt" o:hralign="center" o:hrstd="t" o:hr="t" fillcolor="#a0a0a0" stroked="f"/>
         </w:pict>
       </w:r>
     </w:p>
@@ -30830,6 +30184,7 @@
   <w:style w:type="character" w:default="1" w:styleId="DefaultParagraphFont">
     <w:name w:val="Default Paragraph Font"/>
     <w:uiPriority w:val="1"/>
+    <w:semiHidden/>
     <w:unhideWhenUsed/>
   </w:style>
   <w:style w:type="table" w:default="1" w:styleId="TableNormal">
